--- a/magicmaus_AppNote.docx
+++ b/magicmaus_AppNote.docx
@@ -208,31 +208,43 @@
         <w:t xml:space="preserve"> </w:t>
       </w:r>
       <w:r>
-        <w:t xml:space="preserve">carrying a per-peak confidence tier. On maltose-binding protein (192 methyls),</w:t>
-      </w:r>
-      <w:r>
-        <w:t xml:space="preserve"> </w:t>
-      </w:r>
-      <w:r>
-        <w:t xml:space="preserve">scored on an identical intensity NOESY, magicmaus assigns 72.9% of methyls</w:t>
-      </w:r>
-      <w:r>
-        <w:t xml:space="preserve"> </w:t>
-      </w:r>
-      <w:r>
-        <w:t xml:space="preserve">correctly (79.7% with ambiguous-NOE evidence) versus 5.7% for the scoring method</w:t>
-      </w:r>
-      <w:r>
-        <w:t xml:space="preserve"> </w:t>
-      </w:r>
-      <w:r>
-        <w:t xml:space="preserve">alone, while retaining the constraint method’s 100% never-exclude guarantee as an</w:t>
-      </w:r>
-      <w:r>
-        <w:t xml:space="preserve"> </w:t>
-      </w:r>
-      <w:r>
-        <w:t xml:space="preserve">explicit ambiguity envelope.</w:t>
+        <w:t xml:space="preserve">carrying a per-peak confidence tier. Across five benchmark targets (57–192</w:t>
+      </w:r>
+      <w:r>
+        <w:t xml:space="preserve"> </w:t>
+      </w:r>
+      <w:r>
+        <w:t xml:space="preserve">methyls) built from real BMRB shifts and structures, magicmaus commits a single</w:t>
+      </w:r>
+      <w:r>
+        <w:t xml:space="preserve"> </w:t>
+      </w:r>
+      <w:r>
+        <w:t xml:space="preserve">answer for every peak at 33–90% methyl-level accuracy — up to an order of</w:t>
+      </w:r>
+      <w:r>
+        <w:t xml:space="preserve"> </w:t>
+      </w:r>
+      <w:r>
+        <w:t xml:space="preserve">magnitude above the scoring method — while retaining the constraint method’s</w:t>
+      </w:r>
+      <w:r>
+        <w:t xml:space="preserve"> </w:t>
+      </w:r>
+      <w:r>
+        <w:t xml:space="preserve">100% never-exclude guarantee as an explicit ambiguity envelope. On</w:t>
+      </w:r>
+      <w:r>
+        <w:t xml:space="preserve"> </w:t>
+      </w:r>
+      <w:r>
+        <w:t xml:space="preserve">maltose-binding protein (192 methyls) it assigns 72.9% of methyls correctly</w:t>
+      </w:r>
+      <w:r>
+        <w:t xml:space="preserve"> </w:t>
+      </w:r>
+      <w:r>
+        <w:t xml:space="preserve">(79.7% with ambiguous-NOE evidence) versus 5.7% for scoring alone.</w:t>
       </w:r>
     </w:p>
     <w:p>
@@ -319,13 +331,49 @@
         <w:t xml:space="preserve"> </w:t>
       </w:r>
       <w:r>
-        <w:t xml:space="preserve">molecular machines: methyl-TROSY spectroscopy yields sharp signals well beyond</w:t>
-      </w:r>
-      <w:r>
-        <w:t xml:space="preserve"> </w:t>
-      </w:r>
-      <w:r>
-        <w:t xml:space="preserve">100 kDa (Tugarinov</w:t>
+        <w:t xml:space="preserve">molecular machines. Selective</w:t>
+      </w:r>
+      <w:r>
+        <w:t xml:space="preserve"> </w:t>
+      </w:r>
+      <w:r>
+        <w:rPr>
+          <w:vertAlign w:val="superscript"/>
+        </w:rPr>
+        <w:t xml:space="preserve">13</w:t>
+      </w:r>
+      <w:r>
+        <w:t xml:space="preserve">CH</w:t>
+      </w:r>
+      <w:r>
+        <w:rPr>
+          <w:vertAlign w:val="subscript"/>
+        </w:rPr>
+        <w:t xml:space="preserve">3</w:t>
+      </w:r>
+      <w:r>
+        <w:t xml:space="preserve"> </w:t>
+      </w:r>
+      <w:r>
+        <w:t xml:space="preserve">labelling of Ile/Leu/Val (and Ala, Met,</w:t>
+      </w:r>
+      <w:r>
+        <w:t xml:space="preserve"> </w:t>
+      </w:r>
+      <w:r>
+        <w:t xml:space="preserve">Thr) methyls on a perdeuterated background (Tugarinov and Kay, 2004), combined</w:t>
+      </w:r>
+      <w:r>
+        <w:t xml:space="preserve"> </w:t>
+      </w:r>
+      <w:r>
+        <w:t xml:space="preserve">with methyl-TROSY spectroscopy, yields sharp signals well beyond 100 kDa and up</w:t>
+      </w:r>
+      <w:r>
+        <w:t xml:space="preserve"> </w:t>
+      </w:r>
+      <w:r>
+        <w:t xml:space="preserve">to the ~1 MDa regime (Tugarinov</w:t>
       </w:r>
       <w:r>
         <w:t xml:space="preserve"> </w:t>
@@ -338,13 +386,13 @@
         <w:t xml:space="preserve">et al.</w:t>
       </w:r>
       <w:r>
-        <w:t xml:space="preserve">, 2003). Exploiting them requires assigning each</w:t>
-      </w:r>
-      <w:r>
-        <w:t xml:space="preserve"> </w:t>
-      </w:r>
-      <w:r>
-        <w:t xml:space="preserve">observed methyl</w:t>
+        <w:t xml:space="preserve">, 2003; Rosenzweig and Kay, 2014).</w:t>
+      </w:r>
+      <w:r>
+        <w:t xml:space="preserve"> </w:t>
+      </w:r>
+      <w:r>
+        <w:t xml:space="preserve">Exploiting these probes requires assigning each observed methyl</w:t>
       </w:r>
       <w:r>
         <w:t xml:space="preserve"> </w:t>
@@ -365,19 +413,50 @@
         <w:t xml:space="preserve">13</w:t>
       </w:r>
       <w:r>
-        <w:t xml:space="preserve">C HMQC cross peak to a specific methyl in the protein</w:t>
-      </w:r>
-      <w:r>
-        <w:t xml:space="preserve"> </w:t>
-      </w:r>
-      <w:r>
-        <w:t xml:space="preserve">structure, a laborious step that has motivated several automated,</w:t>
-      </w:r>
-      <w:r>
-        <w:t xml:space="preserve"> </w:t>
-      </w:r>
-      <w:r>
-        <w:t xml:space="preserve">structure-based methods driven by methyl–methyl NOEs.</w:t>
+        <w:t xml:space="preserve">C HMQC</w:t>
+      </w:r>
+      <w:r>
+        <w:t xml:space="preserve"> </w:t>
+      </w:r>
+      <w:r>
+        <w:t xml:space="preserve">cross peak to a specific methyl in the protein structure — a laborious,</w:t>
+      </w:r>
+      <w:r>
+        <w:t xml:space="preserve"> </w:t>
+      </w:r>
+      <w:r>
+        <w:t xml:space="preserve">error-prone step widely regarded as the principal bottleneck of methyl NMR, which</w:t>
+      </w:r>
+      <w:r>
+        <w:t xml:space="preserve"> </w:t>
+      </w:r>
+      <w:r>
+        <w:t xml:space="preserve">has motivated a family of automated, structure-based methods that match an</w:t>
+      </w:r>
+      <w:r>
+        <w:t xml:space="preserve"> </w:t>
+      </w:r>
+      <w:r>
+        <w:t xml:space="preserve">experimental methyl–methyl NOE network onto the contact graph of a known</w:t>
+      </w:r>
+      <w:r>
+        <w:t xml:space="preserve"> </w:t>
+      </w:r>
+      <w:r>
+        <w:t xml:space="preserve">structure (reviewed in Pritišanac</w:t>
+      </w:r>
+      <w:r>
+        <w:t xml:space="preserve"> </w:t>
+      </w:r>
+      <w:r>
+        <w:rPr>
+          <w:i/>
+          <w:iCs/>
+        </w:rPr>
+        <w:t xml:space="preserve">et al.</w:t>
+      </w:r>
+      <w:r>
+        <w:t xml:space="preserve">, 2020).</w:t>
       </w:r>
     </w:p>
     <w:p>
@@ -385,7 +464,13 @@
         <w:pStyle w:val="BodyText"/>
       </w:pPr>
       <w:r>
-        <w:t xml:space="preserve">Two paradigms dominate.</w:t>
+        <w:t xml:space="preserve">These methods differ chiefly in how they treat residual ambiguity, and magicmaus</w:t>
+      </w:r>
+      <w:r>
+        <w:t xml:space="preserve"> </w:t>
+      </w:r>
+      <w:r>
+        <w:t xml:space="preserve">builds on one representative of each of two paradigms.</w:t>
       </w:r>
       <w:r>
         <w:t xml:space="preserve"> </w:t>
@@ -411,22 +496,30 @@
           <w:i/>
           <w:iCs/>
         </w:rPr>
-        <w:t xml:space="preserve">et al.</w:t>
-      </w:r>
-      <w:r>
-        <w:t xml:space="preserve">, 2017) scores a global</w:t>
-      </w:r>
-      <w:r>
-        <w:t xml:space="preserve"> </w:t>
-      </w:r>
-      <w:r>
-        <w:t xml:space="preserve">peak→methyl map with a confidence-weighted NOE objective and returns the highest</w:t>
-      </w:r>
-      <w:r>
-        <w:t xml:space="preserve"> </w:t>
-      </w:r>
-      <w:r>
-        <w:t xml:space="preserve">scorer — a single answer per peak.</w:t>
+        <w:t xml:space="preserve">et</w:t>
+      </w:r>
+      <w:r>
+        <w:rPr>
+          <w:i/>
+          <w:iCs/>
+        </w:rPr>
+        <w:t xml:space="preserve"> </w:t>
+      </w:r>
+      <w:r>
+        <w:rPr>
+          <w:i/>
+          <w:iCs/>
+        </w:rPr>
+        <w:t xml:space="preserve">al.</w:t>
+      </w:r>
+      <w:r>
+        <w:t xml:space="preserve">, 2017) scores a global peak→methyl map with a confidence-weighted NOE</w:t>
+      </w:r>
+      <w:r>
+        <w:t xml:space="preserve"> </w:t>
+      </w:r>
+      <w:r>
+        <w:t xml:space="preserve">objective and returns the highest scorer — a single answer per peak.</w:t>
       </w:r>
       <w:r>
         <w:t xml:space="preserve"> </w:t>
@@ -455,19 +548,13 @@
         <w:t xml:space="preserve">et al.</w:t>
       </w:r>
       <w:r>
-        <w:t xml:space="preserve">, 2021) casts the same</w:t>
-      </w:r>
-      <w:r>
-        <w:t xml:space="preserve"> </w:t>
-      </w:r>
-      <w:r>
-        <w:t xml:space="preserve">problem as subgraph isomorphism and solves it with a SAT solver, returning for</w:t>
-      </w:r>
-      <w:r>
-        <w:t xml:space="preserve"> </w:t>
-      </w:r>
-      <w:r>
-        <w:t xml:space="preserve">each peak the</w:t>
+        <w:t xml:space="preserve">, 2021) — following the graph-matching formulation of MAGMA</w:t>
+      </w:r>
+      <w:r>
+        <w:t xml:space="preserve"> </w:t>
+      </w:r>
+      <w:r>
+        <w:t xml:space="preserve">(Pritišanac</w:t>
       </w:r>
       <w:r>
         <w:t xml:space="preserve"> </w:t>
@@ -477,57 +564,16 @@
           <w:i/>
           <w:iCs/>
         </w:rPr>
-        <w:t xml:space="preserve">set</w:t>
-      </w:r>
-      <w:r>
-        <w:t xml:space="preserve"> </w:t>
-      </w:r>
-      <w:r>
-        <w:t xml:space="preserve">of methyls consistent with every hard constraint, and</w:t>
-      </w:r>
-      <w:r>
-        <w:t xml:space="preserve"> </w:t>
-      </w:r>
-      <w:r>
-        <w:t xml:space="preserve">provably never excluding the correct assignment.</w:t>
-      </w:r>
-    </w:p>
-    <w:p>
-      <w:pPr>
-        <w:pStyle w:val="BodyText"/>
-      </w:pPr>
-      <w:r>
-        <w:t xml:space="preserve">The two have complementary failure modes. MAUS is safe but indecisive: where the</w:t>
-      </w:r>
-      <w:r>
-        <w:t xml:space="preserve"> </w:t>
-      </w:r>
-      <w:r>
-        <w:t xml:space="preserve">data do not force a unique answer — geminal methyl pairs, shift-degenerate peaks</w:t>
-      </w:r>
-      <w:r>
-        <w:t xml:space="preserve"> </w:t>
-      </w:r>
-      <w:r>
-        <w:t xml:space="preserve">— it reports the full option set and commits to nothing. MAGIC is decisive but,</w:t>
-      </w:r>
-      <w:r>
-        <w:t xml:space="preserve"> </w:t>
-      </w:r>
-      <w:r>
-        <w:t xml:space="preserve">searching the entire type-matched candidate space, sits on an objective whose</w:t>
-      </w:r>
-      <w:r>
-        <w:t xml:space="preserve"> </w:t>
-      </w:r>
-      <w:r>
-        <w:t xml:space="preserve">runner-up assignments lie within ~1–2% of the true optimum on structure-derived</w:t>
-      </w:r>
-      <w:r>
-        <w:t xml:space="preserve"> </w:t>
-      </w:r>
-      <w:r>
-        <w:t xml:space="preserve">NOE data (Monneau</w:t>
+        <w:t xml:space="preserve">et al.</w:t>
+      </w:r>
+      <w:r>
+        <w:t xml:space="preserve">, 2017) but recast as Boolean satisfiability and solved with</w:t>
+      </w:r>
+      <w:r>
+        <w:t xml:space="preserve"> </w:t>
+      </w:r>
+      <w:r>
+        <w:t xml:space="preserve">a SAT solver — returns for each peak the</w:t>
       </w:r>
       <w:r>
         <w:t xml:space="preserve"> </w:t>
@@ -537,6 +583,97 @@
           <w:i/>
           <w:iCs/>
         </w:rPr>
+        <w:t xml:space="preserve">set</w:t>
+      </w:r>
+      <w:r>
+        <w:t xml:space="preserve"> </w:t>
+      </w:r>
+      <w:r>
+        <w:t xml:space="preserve">of methyls consistent with every</w:t>
+      </w:r>
+      <w:r>
+        <w:t xml:space="preserve"> </w:t>
+      </w:r>
+      <w:r>
+        <w:t xml:space="preserve">hard constraint, provably never excluding the correct assignment. Other tools</w:t>
+      </w:r>
+      <w:r>
+        <w:t xml:space="preserve"> </w:t>
+      </w:r>
+      <w:r>
+        <w:t xml:space="preserve">occupy intermediate points but demand richer experimental input; MethylFLYA</w:t>
+      </w:r>
+      <w:r>
+        <w:t xml:space="preserve"> </w:t>
+      </w:r>
+      <w:r>
+        <w:t xml:space="preserve">(Pritišanac</w:t>
+      </w:r>
+      <w:r>
+        <w:t xml:space="preserve"> </w:t>
+      </w:r>
+      <w:r>
+        <w:rPr>
+          <w:i/>
+          <w:iCs/>
+        </w:rPr>
+        <w:t xml:space="preserve">et al.</w:t>
+      </w:r>
+      <w:r>
+        <w:t xml:space="preserve">, 2019), for instance, reaches ~1% error by consensus over</w:t>
+      </w:r>
+      <w:r>
+        <w:t xml:space="preserve"> </w:t>
+      </w:r>
+      <w:r>
+        <w:t xml:space="preserve">many statistical runs on multi-spectrum data.</w:t>
+      </w:r>
+    </w:p>
+    <w:p>
+      <w:pPr>
+        <w:pStyle w:val="BodyText"/>
+      </w:pPr>
+      <w:r>
+        <w:t xml:space="preserve">The two have complementary failure modes. MAUS is safe but indecisive: where the</w:t>
+      </w:r>
+      <w:r>
+        <w:t xml:space="preserve"> </w:t>
+      </w:r>
+      <w:r>
+        <w:t xml:space="preserve">data do not force a unique answer — geminal methyl pairs, shift-degenerate peaks</w:t>
+      </w:r>
+      <w:r>
+        <w:t xml:space="preserve"> </w:t>
+      </w:r>
+      <w:r>
+        <w:t xml:space="preserve">— it reports the full option set and commits to nothing. MAGIC is decisive but,</w:t>
+      </w:r>
+      <w:r>
+        <w:t xml:space="preserve"> </w:t>
+      </w:r>
+      <w:r>
+        <w:t xml:space="preserve">searching the entire type-matched candidate space, sits on an objective whose</w:t>
+      </w:r>
+      <w:r>
+        <w:t xml:space="preserve"> </w:t>
+      </w:r>
+      <w:r>
+        <w:t xml:space="preserve">runner-up assignments lie within ~1–2% of the true optimum on structure-derived</w:t>
+      </w:r>
+      <w:r>
+        <w:t xml:space="preserve"> </w:t>
+      </w:r>
+      <w:r>
+        <w:t xml:space="preserve">NOE data (Monneau</w:t>
+      </w:r>
+      <w:r>
+        <w:t xml:space="preserve"> </w:t>
+      </w:r>
+      <w:r>
+        <w:rPr>
+          <w:i/>
+          <w:iCs/>
+        </w:rPr>
         <w:t xml:space="preserve">et al.</w:t>
       </w:r>
       <w:r>
@@ -624,19 +761,13 @@
         <w:t xml:space="preserve"> </w:t>
       </w:r>
       <w:r>
-        <w:t xml:space="preserve">enumerated with the solver’s assumption interface (Glucose; Audemard and Simon,</w:t>
-      </w:r>
-      <w:r>
-        <w:t xml:space="preserve"> </w:t>
-      </w:r>
-      <w:r>
-        <w:t xml:space="preserve">2009). Because the correct global assignment is itself a model, the true methyl</w:t>
-      </w:r>
-      <w:r>
-        <w:t xml:space="preserve"> </w:t>
-      </w:r>
-      <w:r>
-        <w:t xml:space="preserve">is present in every peak’s option set — the</w:t>
+        <w:t xml:space="preserve">enumerated with the solver’s assumption interface (Glucose, Audemard and Simon,</w:t>
+      </w:r>
+      <w:r>
+        <w:t xml:space="preserve"> </w:t>
+      </w:r>
+      <w:r>
+        <w:t xml:space="preserve">2009, via PySAT, Ignatiev</w:t>
       </w:r>
       <w:r>
         <w:t xml:space="preserve"> </w:t>
@@ -646,6 +777,25 @@
           <w:i/>
           <w:iCs/>
         </w:rPr>
+        <w:t xml:space="preserve">et al.</w:t>
+      </w:r>
+      <w:r>
+        <w:t xml:space="preserve">, 2018). Because the correct global assignment is itself a model, the true methyl</w:t>
+      </w:r>
+      <w:r>
+        <w:t xml:space="preserve"> </w:t>
+      </w:r>
+      <w:r>
+        <w:t xml:space="preserve">is present in every peak’s option set — the</w:t>
+      </w:r>
+      <w:r>
+        <w:t xml:space="preserve"> </w:t>
+      </w:r>
+      <w:r>
+        <w:rPr>
+          <w:i/>
+          <w:iCs/>
+        </w:rPr>
         <w:t xml:space="preserve">never-exclude</w:t>
       </w:r>
       <w:r>
@@ -868,7 +1018,92 @@
         <w:pStyle w:val="FirstParagraph"/>
       </w:pPr>
       <w:r>
-        <w:t xml:space="preserve">We benchmarked on</w:t>
+        <w:rPr>
+          <w:b/>
+          <w:bCs/>
+        </w:rPr>
+        <w:t xml:space="preserve">Benchmark construction.</w:t>
+      </w:r>
+      <w:r>
+        <w:t xml:space="preserve"> </w:t>
+      </w:r>
+      <w:r>
+        <w:t xml:space="preserve">All inputs are built by</w:t>
+      </w:r>
+      <w:r>
+        <w:t xml:space="preserve"> </w:t>
+      </w:r>
+      <w:r>
+        <w:rPr>
+          <w:rStyle w:val="VerbatimChar"/>
+        </w:rPr>
+        <w:t xml:space="preserve">make_peaklists.py</w:t>
+      </w:r>
+      <w:r>
+        <w:t xml:space="preserve"> </w:t>
+      </w:r>
+      <w:r>
+        <w:t xml:space="preserve">from a</w:t>
+      </w:r>
+      <w:r>
+        <w:t xml:space="preserve"> </w:t>
+      </w:r>
+      <w:r>
+        <w:t xml:space="preserve">PDB structure and the matching BMRB chemical-shift deposition: methyl carbon</w:t>
+      </w:r>
+      <w:r>
+        <w:t xml:space="preserve"> </w:t>
+      </w:r>
+      <w:r>
+        <w:t xml:space="preserve">shifts are the deposited carbon values, methyl proton shifts the mean of the</w:t>
+      </w:r>
+      <w:r>
+        <w:t xml:space="preserve"> </w:t>
+      </w:r>
+      <w:r>
+        <w:t xml:space="preserve">three methyl protons, and each observed methyl becomes an anonymous HMQC peak</w:t>
+      </w:r>
+      <w:r>
+        <w:t xml:space="preserve"> </w:t>
+      </w:r>
+      <w:r>
+        <w:t xml:space="preserve">(P1…Pn) whose structural identity is written only to a separate truth key.</w:t>
+      </w:r>
+      <w:r>
+        <w:t xml:space="preserve"> </w:t>
+      </w:r>
+      <w:r>
+        <w:t xml:space="preserve">Because BMRB deposits no NOESY peak list, a 3D (H)CCH network is simulated from</w:t>
+      </w:r>
+      <w:r>
+        <w:t xml:space="preserve"> </w:t>
+      </w:r>
+      <w:r>
+        <w:t xml:space="preserve">the structure (a cross peak for every methyl pair within 7.9 Å, both directions)</w:t>
+      </w:r>
+      <w:r>
+        <w:t xml:space="preserve"> </w:t>
+      </w:r>
+      <w:r>
+        <w:t xml:space="preserve">with 1/r</w:t>
+      </w:r>
+      <w:r>
+        <w:rPr>
+          <w:vertAlign w:val="superscript"/>
+        </w:rPr>
+        <w:t xml:space="preserve">6</w:t>
+      </w:r>
+      <w:r>
+        <w:t xml:space="preserve"> </w:t>
+      </w:r>
+      <w:r>
+        <w:t xml:space="preserve">intensities; the identical network is supplied to all three engines.</w:t>
+      </w:r>
+      <w:r>
+        <w:t xml:space="preserve"> </w:t>
+      </w:r>
+      <w:r>
+        <w:t xml:space="preserve">We benchmark five targets:</w:t>
       </w:r>
       <w:r>
         <w:t xml:space="preserve"> </w:t>
@@ -884,149 +1119,168 @@
         <w:t xml:space="preserve"> </w:t>
       </w:r>
       <w:r>
-        <w:t xml:space="preserve">maltose-binding protein (MBP) using experimental</w:t>
-      </w:r>
-      <w:r>
-        <w:t xml:space="preserve"> </w:t>
-      </w:r>
-      <w:r>
-        <w:t xml:space="preserve">methyl</w:t>
-      </w:r>
-      <w:r>
-        <w:t xml:space="preserve"> </w:t>
-      </w:r>
-      <w:r>
-        <w:rPr>
-          <w:vertAlign w:val="superscript"/>
-        </w:rPr>
-        <w:t xml:space="preserve">13</w:t>
-      </w:r>
-      <w:r>
-        <w:t xml:space="preserve">C/</w:t>
-      </w:r>
-      <w:r>
-        <w:rPr>
-          <w:vertAlign w:val="superscript"/>
-        </w:rPr>
-        <w:t xml:space="preserve">1</w:t>
-      </w:r>
-      <w:r>
-        <w:t xml:space="preserve">H shifts from BMRB entry 7114 and structure PDB 1ANF (192</w:t>
-      </w:r>
-      <w:r>
-        <w:t xml:space="preserve"> </w:t>
-      </w:r>
-      <w:r>
-        <w:t xml:space="preserve">methyls: 44 Ala, 22 Ile, 60 Leu, 6 Met, 20 Thr, 40 Val). As BMRB deposits no</w:t>
-      </w:r>
-      <w:r>
-        <w:t xml:space="preserve"> </w:t>
-      </w:r>
-      <w:r>
-        <w:t xml:space="preserve">NOESY peak list, a 3D (H)CCH network was simulated from 1ANF geometry with</w:t>
-      </w:r>
-      <w:r>
-        <w:t xml:space="preserve"> </w:t>
-      </w:r>
-      <w:r>
-        <w:t xml:space="preserve">1/r</w:t>
-      </w:r>
-      <w:r>
-        <w:rPr>
-          <w:vertAlign w:val="superscript"/>
-        </w:rPr>
-        <w:t xml:space="preserve">6</w:t>
-      </w:r>
-      <w:r>
-        <w:t xml:space="preserve"> </w:t>
-      </w:r>
-      <w:r>
-        <w:t xml:space="preserve">intensities; the identical network was supplied to all three engines</w:t>
-      </w:r>
-      <w:r>
-        <w:t xml:space="preserve"> </w:t>
-      </w:r>
-      <w:r>
-        <w:t xml:space="preserve">(Fig. 1B).</w:t>
+        <w:t xml:space="preserve">maltose-binding protein (MBP; BMRB 7114, PDB</w:t>
+      </w:r>
+      <w:r>
+        <w:t xml:space="preserve"> </w:t>
+      </w:r>
+      <w:r>
+        <w:t xml:space="preserve">1ANF; Ulrich</w:t>
+      </w:r>
+      <w:r>
+        <w:t xml:space="preserve"> </w:t>
+      </w:r>
+      <w:r>
+        <w:rPr>
+          <w:i/>
+          <w:iCs/>
+        </w:rPr>
+        <w:t xml:space="preserve">et al.</w:t>
+      </w:r>
+      <w:r>
+        <w:t xml:space="preserve">, 2008; Spurlino</w:t>
+      </w:r>
+      <w:r>
+        <w:t xml:space="preserve"> </w:t>
+      </w:r>
+      <w:r>
+        <w:rPr>
+          <w:i/>
+          <w:iCs/>
+        </w:rPr>
+        <w:t xml:space="preserve">et al.</w:t>
+      </w:r>
+      <w:r>
+        <w:t xml:space="preserve">, 1991; 192 methyls) and the four</w:t>
+      </w:r>
+      <w:r>
+        <w:t xml:space="preserve"> </w:t>
+      </w:r>
+      <w:r>
+        <w:t xml:space="preserve">de-novo blind targets of the MAUS study (Nerli</w:t>
+      </w:r>
+      <w:r>
+        <w:t xml:space="preserve"> </w:t>
+      </w:r>
+      <w:r>
+        <w:rPr>
+          <w:i/>
+          <w:iCs/>
+        </w:rPr>
+        <w:t xml:space="preserve">et al.</w:t>
+      </w:r>
+      <w:r>
+        <w:t xml:space="preserve">, 2021) — interleukin-2</w:t>
+      </w:r>
+      <w:r>
+        <w:t xml:space="preserve"> </w:t>
+      </w:r>
+      <w:r>
+        <w:t xml:space="preserve">and the HNH, REC2 and REC3 domains of</w:t>
+      </w:r>
+      <w:r>
+        <w:t xml:space="preserve"> </w:t>
+      </w:r>
+      <w:r>
+        <w:rPr>
+          <w:i/>
+          <w:iCs/>
+        </w:rPr>
+        <w:t xml:space="preserve">S. pyogenes</w:t>
+      </w:r>
+      <w:r>
+        <w:t xml:space="preserve"> </w:t>
+      </w:r>
+      <w:r>
+        <w:t xml:space="preserve">Cas9 — spanning 57–192</w:t>
+      </w:r>
+      <w:r>
+        <w:t xml:space="preserve"> </w:t>
+      </w:r>
+      <w:r>
+        <w:t xml:space="preserve">observed methyls (Table 1).</w:t>
       </w:r>
     </w:p>
     <w:p>
       <w:pPr>
         <w:pStyle w:val="BodyText"/>
       </w:pPr>
-      <w:r>
-        <w:t xml:space="preserve">The scoring method (MAGIC) assigned 5.7% of methyls correctly (10.4% at</w:t>
-      </w:r>
-      <w:r>
-        <w:t xml:space="preserve"> </w:t>
-      </w:r>
-      <w:r>
-        <w:t xml:space="preserve">residue level), consistent with its reported 4–10% on structure-simulated NOESY</w:t>
-      </w:r>
-      <w:r>
-        <w:t xml:space="preserve"> </w:t>
-      </w:r>
-      <w:r>
-        <w:t xml:space="preserve">and with the near-flat-landscape limitation of full-space scoring. The</w:t>
-      </w:r>
-      <w:r>
-        <w:t xml:space="preserve"> </w:t>
-      </w:r>
-      <w:r>
-        <w:t xml:space="preserve">constraint method (MAUS) resolved 26.6% of peaks uniquely — all correct — and</w:t>
-      </w:r>
-      <w:r>
-        <w:t xml:space="preserve"> </w:t>
-      </w:r>
-      <w:r>
-        <w:t xml:space="preserve">abstained on the remaining 73%, with the truth in the option set for 100% of</w:t>
-      </w:r>
-      <w:r>
-        <w:t xml:space="preserve"> </w:t>
-      </w:r>
-      <w:r>
-        <w:t xml:space="preserve">peaks; its result was unchanged by the intensity column, as its boolean</w:t>
-      </w:r>
-      <w:r>
-        <w:t xml:space="preserve"> </w:t>
-      </w:r>
-      <w:r>
-        <w:t xml:space="preserve">constraints cannot use it. magicmaus committed a single answer for all 192 peaks</w:t>
-      </w:r>
-      <w:r>
-        <w:t xml:space="preserve"> </w:t>
-      </w:r>
-      <w:r>
-        <w:t xml:space="preserve">at</w:t>
-      </w:r>
-      <w:r>
-        <w:t xml:space="preserve"> </w:t>
-      </w:r>
       <w:r>
         <w:rPr>
           <w:b/>
           <w:bCs/>
         </w:rPr>
-        <w:t xml:space="preserve">72.9%</w:t>
-      </w:r>
-      <w:r>
-        <w:t xml:space="preserve"> </w:t>
-      </w:r>
-      <w:r>
-        <w:t xml:space="preserve">correct (</w:t>
+        <w:t xml:space="preserve">Results.</w:t>
+      </w:r>
+      <w:r>
+        <w:t xml:space="preserve"> </w:t>
+      </w:r>
+      <w:r>
+        <w:t xml:space="preserve">MAGIC, scoring over the full type-matched space, assigned 6–12% of</w:t>
+      </w:r>
+      <w:r>
+        <w:t xml:space="preserve"> </w:t>
+      </w:r>
+      <w:r>
+        <w:t xml:space="preserve">methyls correctly where it converged (Table 1) — consistent with its reported</w:t>
+      </w:r>
+      <w:r>
+        <w:t xml:space="preserve"> </w:t>
+      </w:r>
+      <w:r>
+        <w:t xml:space="preserve">4–10% on structure-simulated NOESY and with the near-flat-landscape limitation of</w:t>
+      </w:r>
+      <w:r>
+        <w:t xml:space="preserve"> </w:t>
+      </w:r>
+      <w:r>
+        <w:t xml:space="preserve">full-space scoring; on the two Leu-dense Cas9 domains it did not return within a</w:t>
+      </w:r>
+      <w:r>
+        <w:t xml:space="preserve"> </w:t>
+      </w:r>
+      <w:r>
+        <w:t xml:space="preserve">15-min budget, itself illustrating the cost of unbounded scoring. MAUS resolved</w:t>
+      </w:r>
+      <w:r>
+        <w:t xml:space="preserve"> </w:t>
+      </w:r>
+      <w:r>
+        <w:t xml:space="preserve">8–27% of peaks uniquely (all correct) and abstained on the rest, with the truth</w:t>
+      </w:r>
+      <w:r>
+        <w:t xml:space="preserve"> </w:t>
+      </w:r>
+      <w:r>
+        <w:t xml:space="preserve">in the option set for 100% of peaks on every target; its result was unchanged by</w:t>
+      </w:r>
+      <w:r>
+        <w:t xml:space="preserve"> </w:t>
+      </w:r>
+      <w:r>
+        <w:t xml:space="preserve">the intensity column, as its boolean constraints cannot use it. magicmaus</w:t>
+      </w:r>
+      <w:r>
+        <w:t xml:space="preserve"> </w:t>
+      </w:r>
+      <w:r>
+        <w:t xml:space="preserve">committed a single answer for every peak while preserving that</w:t>
+      </w:r>
+      <w:r>
+        <w:t xml:space="preserve"> </w:t>
       </w:r>
       <w:r>
         <w:rPr>
           <w:b/>
           <w:bCs/>
         </w:rPr>
-        <w:t xml:space="preserve">79.2%</w:t>
-      </w:r>
-      <w:r>
-        <w:t xml:space="preserve"> </w:t>
-      </w:r>
-      <w:r>
-        <w:t xml:space="preserve">at residue level), rising to</w:t>
+        <w:t xml:space="preserve">100%</w:t>
+      </w:r>
+      <w:r>
+        <w:t xml:space="preserve"> </w:t>
+      </w:r>
+      <w:r>
+        <w:t xml:space="preserve">never-exclude envelope throughout, at</w:t>
       </w:r>
       <w:r>
         <w:t xml:space="preserve"> </w:t>
@@ -1036,19 +1290,19 @@
           <w:b/>
           <w:bCs/>
         </w:rPr>
-        <w:t xml:space="preserve">79.7%</w:t>
-      </w:r>
-      <w:r>
-        <w:t xml:space="preserve"> </w:t>
-      </w:r>
-      <w:r>
-        <w:t xml:space="preserve">(85.4%)</w:t>
-      </w:r>
-      <w:r>
-        <w:t xml:space="preserve"> </w:t>
-      </w:r>
-      <w:r>
-        <w:t xml:space="preserve">when the discarded ambiguous NOEs were included, while preserving the</w:t>
+        <w:t xml:space="preserve">73–90%</w:t>
+      </w:r>
+      <w:r>
+        <w:t xml:space="preserve"> </w:t>
+      </w:r>
+      <w:r>
+        <w:t xml:space="preserve">methyl-level accuracy on the four</w:t>
+      </w:r>
+      <w:r>
+        <w:t xml:space="preserve"> </w:t>
+      </w:r>
+      <w:r>
+        <w:t xml:space="preserve">smaller targets and</w:t>
       </w:r>
       <w:r>
         <w:t xml:space="preserve"> </w:t>
@@ -1058,25 +1312,31 @@
           <w:b/>
           <w:bCs/>
         </w:rPr>
-        <w:t xml:space="preserve">100%</w:t>
-      </w:r>
-      <w:r>
-        <w:t xml:space="preserve"> </w:t>
-      </w:r>
-      <w:r>
-        <w:t xml:space="preserve">never-exclude envelope throughout. The residual errors are dominated by geminal</w:t>
-      </w:r>
-      <w:r>
-        <w:t xml:space="preserve"> </w:t>
-      </w:r>
-      <w:r>
-        <w:t xml:space="preserve">methyl pairs and shift-degenerate peaks — genuine symmetries an achiral NOE</w:t>
-      </w:r>
-      <w:r>
-        <w:t xml:space="preserve"> </w:t>
-      </w:r>
-      <w:r>
-        <w:t xml:space="preserve">network cannot resolve — which magicmaus flags as</w:t>
+        <w:t xml:space="preserve">72.9%</w:t>
+      </w:r>
+      <w:r>
+        <w:t xml:space="preserve"> </w:t>
+      </w:r>
+      <w:r>
+        <w:t xml:space="preserve">on MBP — up to an order of magnitude above scoring</w:t>
+      </w:r>
+      <w:r>
+        <w:t xml:space="preserve"> </w:t>
+      </w:r>
+      <w:r>
+        <w:t xml:space="preserve">over the full space. The one hard case is REC3, the largest and most degenerate</w:t>
+      </w:r>
+      <w:r>
+        <w:t xml:space="preserve"> </w:t>
+      </w:r>
+      <w:r>
+        <w:t xml:space="preserve">(50 of 85 methyls are Leu), at 32.9%: an achiral NOE network leaves many geminal</w:t>
+      </w:r>
+      <w:r>
+        <w:t xml:space="preserve"> </w:t>
+      </w:r>
+      <w:r>
+        <w:t xml:space="preserve">pairs and shift-degenerate peaks genuinely unresolvable, which magicmaus flags as</w:t>
       </w:r>
       <w:r>
         <w:t xml:space="preserve"> </w:t>
@@ -1091,19 +1351,46 @@
         <w:t xml:space="preserve"> </w:t>
       </w:r>
       <w:r>
-        <w:t xml:space="preserve">and reports as full</w:t>
-      </w:r>
-      <w:r>
-        <w:t xml:space="preserve"> </w:t>
-      </w:r>
-      <w:r>
-        <w:t xml:space="preserve">option sets rather than guessing. Running the same scoring inside the MAUS bounds</w:t>
-      </w:r>
-      <w:r>
-        <w:t xml:space="preserve"> </w:t>
-      </w:r>
-      <w:r>
-        <w:t xml:space="preserve">thus yields ~13× the single-answer accuracy of scoring over the full space, at no</w:t>
+        <w:t xml:space="preserve">and reports as full option sets rather than guessing. Folding the</w:t>
+      </w:r>
+      <w:r>
+        <w:t xml:space="preserve"> </w:t>
+      </w:r>
+      <w:r>
+        <w:t xml:space="preserve">discarded ambiguous NOEs back in as soft evidence (</w:t>
+      </w:r>
+      <w:r>
+        <w:rPr>
+          <w:rStyle w:val="VerbatimChar"/>
+        </w:rPr>
+        <w:t xml:space="preserve">--soft-ambiguous</w:t>
+      </w:r>
+      <w:r>
+        <w:t xml:space="preserve">) helped on</w:t>
+      </w:r>
+      <w:r>
+        <w:t xml:space="preserve"> </w:t>
+      </w:r>
+      <w:r>
+        <w:t xml:space="preserve">the sparser targets (IL-2, REC2, MBP: +1–7 points) but not on the densely</w:t>
+      </w:r>
+      <w:r>
+        <w:t xml:space="preserve"> </w:t>
+      </w:r>
+      <w:r>
+        <w:t xml:space="preserve">degenerate ones (HNH, REC3), so it is offered as an option, not a default.</w:t>
+      </w:r>
+      <w:r>
+        <w:t xml:space="preserve"> </w:t>
+      </w:r>
+      <w:r>
+        <w:t xml:space="preserve">Running the same scoring inside the MAUS bounds thus yields roughly an order of</w:t>
+      </w:r>
+      <w:r>
+        <w:t xml:space="preserve"> </w:t>
+      </w:r>
+      <w:r>
+        <w:t xml:space="preserve">magnitude more single-answer accuracy than scoring over the full space, at no</w:t>
       </w:r>
       <w:r>
         <w:t xml:space="preserve"> </w:t>
@@ -1112,6 +1399,577 @@
         <w:t xml:space="preserve">cost to the certainty guarantee.</w:t>
       </w:r>
     </w:p>
+    <w:p>
+      <w:pPr>
+        <w:pStyle w:val="BodyText"/>
+      </w:pPr>
+      <w:r>
+        <w:rPr>
+          <w:b/>
+          <w:bCs/>
+        </w:rPr>
+        <w:t xml:space="preserve">Table 1.</w:t>
+      </w:r>
+      <w:r>
+        <w:t xml:space="preserve"> </w:t>
+      </w:r>
+      <w:r>
+        <w:t xml:space="preserve">Methyl-level accuracy on five targets, all engines scored on the</w:t>
+      </w:r>
+      <w:r>
+        <w:t xml:space="preserve"> </w:t>
+      </w:r>
+      <w:r>
+        <w:t xml:space="preserve">same 1/r</w:t>
+      </w:r>
+      <w:r>
+        <w:rPr>
+          <w:vertAlign w:val="superscript"/>
+        </w:rPr>
+        <w:t xml:space="preserve">6</w:t>
+      </w:r>
+      <w:r>
+        <w:t xml:space="preserve"> </w:t>
+      </w:r>
+      <w:r>
+        <w:t xml:space="preserve">intensity NOESY. Envelope = fraction of peaks whose MAUS option set</w:t>
+      </w:r>
+      <w:r>
+        <w:t xml:space="preserve"> </w:t>
+      </w:r>
+      <w:r>
+        <w:t xml:space="preserve">contains the truth (never-exclude guarantee). n.c. = did not converge within a</w:t>
+      </w:r>
+      <w:r>
+        <w:t xml:space="preserve"> </w:t>
+      </w:r>
+      <w:r>
+        <w:t xml:space="preserve">15-min budget.</w:t>
+      </w:r>
+    </w:p>
+    <w:tbl>
+      <w:tblPr>
+        <w:tblStyle w:val="Table"/>
+        <w:tblW w:type="auto" w:w="0"/>
+        <w:tblLook w:firstRow="1" w:lastRow="0" w:firstColumn="0" w:lastColumn="0" w:noHBand="0" w:noVBand="0" w:val="0020"/>
+      </w:tblPr>
+      <w:tblGrid>
+        <w:gridCol w:w="1131"/>
+        <w:gridCol w:w="1131"/>
+        <w:gridCol w:w="1131"/>
+        <w:gridCol w:w="1131"/>
+        <w:gridCol w:w="1131"/>
+        <w:gridCol w:w="1131"/>
+        <w:gridCol w:w="1131"/>
+      </w:tblGrid>
+      <w:tr>
+        <w:trPr>
+          <w:tblHeader w:val="on"/>
+        </w:trPr>
+        <w:tc>
+          <w:tcPr/>
+          <w:p>
+            <w:pPr>
+              <w:pStyle w:val="Compact"/>
+            </w:pPr>
+            <w:r>
+              <w:t xml:space="preserve">Target</w:t>
+            </w:r>
+          </w:p>
+        </w:tc>
+        <w:tc>
+          <w:tcPr/>
+          <w:p>
+            <w:pPr>
+              <w:pStyle w:val="Compact"/>
+            </w:pPr>
+            <w:r>
+              <w:t xml:space="preserve">BMRB / PDB</w:t>
+            </w:r>
+          </w:p>
+        </w:tc>
+        <w:tc>
+          <w:tcPr/>
+          <w:p>
+            <w:pPr>
+              <w:pStyle w:val="Compact"/>
+              <w:jc w:val="right"/>
+            </w:pPr>
+            <w:r>
+              <w:t xml:space="preserve">Methyls</w:t>
+            </w:r>
+          </w:p>
+        </w:tc>
+        <w:tc>
+          <w:tcPr/>
+          <w:p>
+            <w:pPr>
+              <w:pStyle w:val="Compact"/>
+              <w:jc w:val="right"/>
+            </w:pPr>
+            <w:r>
+              <w:t xml:space="preserve">MAGIC</w:t>
+            </w:r>
+          </w:p>
+        </w:tc>
+        <w:tc>
+          <w:tcPr/>
+          <w:p>
+            <w:pPr>
+              <w:pStyle w:val="Compact"/>
+              <w:jc w:val="right"/>
+            </w:pPr>
+            <w:r>
+              <w:t xml:space="preserve">magicmaus</w:t>
+            </w:r>
+          </w:p>
+        </w:tc>
+        <w:tc>
+          <w:tcPr/>
+          <w:p>
+            <w:pPr>
+              <w:pStyle w:val="Compact"/>
+              <w:jc w:val="right"/>
+            </w:pPr>
+            <w:r>
+              <w:t xml:space="preserve">+soft</w:t>
+            </w:r>
+          </w:p>
+        </w:tc>
+        <w:tc>
+          <w:tcPr/>
+          <w:p>
+            <w:pPr>
+              <w:pStyle w:val="Compact"/>
+              <w:jc w:val="right"/>
+            </w:pPr>
+            <w:r>
+              <w:t xml:space="preserve">Envelope</w:t>
+            </w:r>
+          </w:p>
+        </w:tc>
+      </w:tr>
+      <w:tr>
+        <w:tc>
+          <w:tcPr/>
+          <w:p>
+            <w:pPr>
+              <w:pStyle w:val="Compact"/>
+            </w:pPr>
+            <w:r>
+              <w:t xml:space="preserve">IL-2</w:t>
+            </w:r>
+          </w:p>
+        </w:tc>
+        <w:tc>
+          <w:tcPr/>
+          <w:p>
+            <w:pPr>
+              <w:pStyle w:val="Compact"/>
+            </w:pPr>
+            <w:r>
+              <w:t xml:space="preserve">28104 / 1M47</w:t>
+            </w:r>
+          </w:p>
+        </w:tc>
+        <w:tc>
+          <w:tcPr/>
+          <w:p>
+            <w:pPr>
+              <w:pStyle w:val="Compact"/>
+              <w:jc w:val="right"/>
+            </w:pPr>
+            <w:r>
+              <w:t xml:space="preserve">59</w:t>
+            </w:r>
+          </w:p>
+        </w:tc>
+        <w:tc>
+          <w:tcPr/>
+          <w:p>
+            <w:pPr>
+              <w:pStyle w:val="Compact"/>
+              <w:jc w:val="right"/>
+            </w:pPr>
+            <w:r>
+              <w:t xml:space="preserve">8.5%</w:t>
+            </w:r>
+          </w:p>
+        </w:tc>
+        <w:tc>
+          <w:tcPr/>
+          <w:p>
+            <w:pPr>
+              <w:pStyle w:val="Compact"/>
+              <w:jc w:val="right"/>
+            </w:pPr>
+            <w:r>
+              <w:t xml:space="preserve">88.1%</w:t>
+            </w:r>
+          </w:p>
+        </w:tc>
+        <w:tc>
+          <w:tcPr/>
+          <w:p>
+            <w:pPr>
+              <w:pStyle w:val="Compact"/>
+              <w:jc w:val="right"/>
+            </w:pPr>
+            <w:r>
+              <w:t xml:space="preserve">89.8%</w:t>
+            </w:r>
+          </w:p>
+        </w:tc>
+        <w:tc>
+          <w:tcPr/>
+          <w:p>
+            <w:pPr>
+              <w:pStyle w:val="Compact"/>
+              <w:jc w:val="right"/>
+            </w:pPr>
+            <w:r>
+              <w:t xml:space="preserve">100%</w:t>
+            </w:r>
+          </w:p>
+        </w:tc>
+      </w:tr>
+      <w:tr>
+        <w:tc>
+          <w:tcPr/>
+          <w:p>
+            <w:pPr>
+              <w:pStyle w:val="Compact"/>
+            </w:pPr>
+            <w:r>
+              <w:t xml:space="preserve">HNH (Cas9)</w:t>
+            </w:r>
+          </w:p>
+        </w:tc>
+        <w:tc>
+          <w:tcPr/>
+          <w:p>
+            <w:pPr>
+              <w:pStyle w:val="Compact"/>
+            </w:pPr>
+            <w:r>
+              <w:t xml:space="preserve">27949 / 6O56</w:t>
+            </w:r>
+          </w:p>
+        </w:tc>
+        <w:tc>
+          <w:tcPr/>
+          <w:p>
+            <w:pPr>
+              <w:pStyle w:val="Compact"/>
+              <w:jc w:val="right"/>
+            </w:pPr>
+            <w:r>
+              <w:t xml:space="preserve">57</w:t>
+            </w:r>
+          </w:p>
+        </w:tc>
+        <w:tc>
+          <w:tcPr/>
+          <w:p>
+            <w:pPr>
+              <w:pStyle w:val="Compact"/>
+              <w:jc w:val="right"/>
+            </w:pPr>
+            <w:r>
+              <w:t xml:space="preserve">12.3%</w:t>
+            </w:r>
+          </w:p>
+        </w:tc>
+        <w:tc>
+          <w:tcPr/>
+          <w:p>
+            <w:pPr>
+              <w:pStyle w:val="Compact"/>
+              <w:jc w:val="right"/>
+            </w:pPr>
+            <w:r>
+              <w:t xml:space="preserve">73.7%</w:t>
+            </w:r>
+          </w:p>
+        </w:tc>
+        <w:tc>
+          <w:tcPr/>
+          <w:p>
+            <w:pPr>
+              <w:pStyle w:val="Compact"/>
+              <w:jc w:val="right"/>
+            </w:pPr>
+            <w:r>
+              <w:t xml:space="preserve">57.9%</w:t>
+            </w:r>
+          </w:p>
+        </w:tc>
+        <w:tc>
+          <w:tcPr/>
+          <w:p>
+            <w:pPr>
+              <w:pStyle w:val="Compact"/>
+              <w:jc w:val="right"/>
+            </w:pPr>
+            <w:r>
+              <w:t xml:space="preserve">100%</w:t>
+            </w:r>
+          </w:p>
+        </w:tc>
+      </w:tr>
+      <w:tr>
+        <w:tc>
+          <w:tcPr/>
+          <w:p>
+            <w:pPr>
+              <w:pStyle w:val="Compact"/>
+            </w:pPr>
+            <w:r>
+              <w:t xml:space="preserve">REC2 (Cas9)</w:t>
+            </w:r>
+          </w:p>
+        </w:tc>
+        <w:tc>
+          <w:tcPr/>
+          <w:p>
+            <w:pPr>
+              <w:pStyle w:val="Compact"/>
+            </w:pPr>
+            <w:r>
+              <w:t xml:space="preserve">28105 / 4CMP</w:t>
+            </w:r>
+          </w:p>
+        </w:tc>
+        <w:tc>
+          <w:tcPr/>
+          <w:p>
+            <w:pPr>
+              <w:pStyle w:val="Compact"/>
+              <w:jc w:val="right"/>
+            </w:pPr>
+            <w:r>
+              <w:t xml:space="preserve">63</w:t>
+            </w:r>
+          </w:p>
+        </w:tc>
+        <w:tc>
+          <w:tcPr/>
+          <w:p>
+            <w:pPr>
+              <w:pStyle w:val="Compact"/>
+              <w:jc w:val="right"/>
+            </w:pPr>
+            <w:r>
+              <w:t xml:space="preserve">n.c.</w:t>
+            </w:r>
+          </w:p>
+        </w:tc>
+        <w:tc>
+          <w:tcPr/>
+          <w:p>
+            <w:pPr>
+              <w:pStyle w:val="Compact"/>
+              <w:jc w:val="right"/>
+            </w:pPr>
+            <w:r>
+              <w:t xml:space="preserve">74.6%</w:t>
+            </w:r>
+          </w:p>
+        </w:tc>
+        <w:tc>
+          <w:tcPr/>
+          <w:p>
+            <w:pPr>
+              <w:pStyle w:val="Compact"/>
+              <w:jc w:val="right"/>
+            </w:pPr>
+            <w:r>
+              <w:t xml:space="preserve">76.2%</w:t>
+            </w:r>
+          </w:p>
+        </w:tc>
+        <w:tc>
+          <w:tcPr/>
+          <w:p>
+            <w:pPr>
+              <w:pStyle w:val="Compact"/>
+              <w:jc w:val="right"/>
+            </w:pPr>
+            <w:r>
+              <w:t xml:space="preserve">100%</w:t>
+            </w:r>
+          </w:p>
+        </w:tc>
+      </w:tr>
+      <w:tr>
+        <w:tc>
+          <w:tcPr/>
+          <w:p>
+            <w:pPr>
+              <w:pStyle w:val="Compact"/>
+            </w:pPr>
+            <w:r>
+              <w:t xml:space="preserve">REC3 (Cas9)</w:t>
+            </w:r>
+          </w:p>
+        </w:tc>
+        <w:tc>
+          <w:tcPr/>
+          <w:p>
+            <w:pPr>
+              <w:pStyle w:val="Compact"/>
+            </w:pPr>
+            <w:r>
+              <w:t xml:space="preserve">28110 / 4ZT0</w:t>
+            </w:r>
+          </w:p>
+        </w:tc>
+        <w:tc>
+          <w:tcPr/>
+          <w:p>
+            <w:pPr>
+              <w:pStyle w:val="Compact"/>
+              <w:jc w:val="right"/>
+            </w:pPr>
+            <w:r>
+              <w:t xml:space="preserve">85</w:t>
+            </w:r>
+          </w:p>
+        </w:tc>
+        <w:tc>
+          <w:tcPr/>
+          <w:p>
+            <w:pPr>
+              <w:pStyle w:val="Compact"/>
+              <w:jc w:val="right"/>
+            </w:pPr>
+            <w:r>
+              <w:t xml:space="preserve">n.c.</w:t>
+            </w:r>
+          </w:p>
+        </w:tc>
+        <w:tc>
+          <w:tcPr/>
+          <w:p>
+            <w:pPr>
+              <w:pStyle w:val="Compact"/>
+              <w:jc w:val="right"/>
+            </w:pPr>
+            <w:r>
+              <w:t xml:space="preserve">32.9%</w:t>
+            </w:r>
+          </w:p>
+        </w:tc>
+        <w:tc>
+          <w:tcPr/>
+          <w:p>
+            <w:pPr>
+              <w:pStyle w:val="Compact"/>
+              <w:jc w:val="right"/>
+            </w:pPr>
+            <w:r>
+              <w:t xml:space="preserve">28.2%</w:t>
+            </w:r>
+          </w:p>
+        </w:tc>
+        <w:tc>
+          <w:tcPr/>
+          <w:p>
+            <w:pPr>
+              <w:pStyle w:val="Compact"/>
+              <w:jc w:val="right"/>
+            </w:pPr>
+            <w:r>
+              <w:t xml:space="preserve">100%</w:t>
+            </w:r>
+          </w:p>
+        </w:tc>
+      </w:tr>
+      <w:tr>
+        <w:tc>
+          <w:tcPr/>
+          <w:p>
+            <w:pPr>
+              <w:pStyle w:val="Compact"/>
+            </w:pPr>
+            <w:r>
+              <w:t xml:space="preserve">MBP</w:t>
+            </w:r>
+          </w:p>
+        </w:tc>
+        <w:tc>
+          <w:tcPr/>
+          <w:p>
+            <w:pPr>
+              <w:pStyle w:val="Compact"/>
+            </w:pPr>
+            <w:r>
+              <w:t xml:space="preserve">7114 / 1ANF</w:t>
+            </w:r>
+          </w:p>
+        </w:tc>
+        <w:tc>
+          <w:tcPr/>
+          <w:p>
+            <w:pPr>
+              <w:pStyle w:val="Compact"/>
+              <w:jc w:val="right"/>
+            </w:pPr>
+            <w:r>
+              <w:t xml:space="preserve">192</w:t>
+            </w:r>
+          </w:p>
+        </w:tc>
+        <w:tc>
+          <w:tcPr/>
+          <w:p>
+            <w:pPr>
+              <w:pStyle w:val="Compact"/>
+              <w:jc w:val="right"/>
+            </w:pPr>
+            <w:r>
+              <w:t xml:space="preserve">5.7%</w:t>
+            </w:r>
+          </w:p>
+        </w:tc>
+        <w:tc>
+          <w:tcPr/>
+          <w:p>
+            <w:pPr>
+              <w:pStyle w:val="Compact"/>
+              <w:jc w:val="right"/>
+            </w:pPr>
+            <w:r>
+              <w:t xml:space="preserve">72.9%</w:t>
+            </w:r>
+          </w:p>
+        </w:tc>
+        <w:tc>
+          <w:tcPr/>
+          <w:p>
+            <w:pPr>
+              <w:pStyle w:val="Compact"/>
+              <w:jc w:val="right"/>
+            </w:pPr>
+            <w:r>
+              <w:t xml:space="preserve">79.7%</w:t>
+            </w:r>
+          </w:p>
+        </w:tc>
+        <w:tc>
+          <w:tcPr/>
+          <w:p>
+            <w:pPr>
+              <w:pStyle w:val="Compact"/>
+              <w:jc w:val="right"/>
+            </w:pPr>
+            <w:r>
+              <w:t xml:space="preserve">100%</w:t>
+            </w:r>
+          </w:p>
+        </w:tc>
+      </w:tr>
+    </w:tbl>
     <w:bookmarkEnd w:id="13"/>
     <w:bookmarkStart w:id="14" w:name="conclusion"/>
     <w:p>
@@ -1269,10 +2127,16 @@
           <w:i/>
           <w:iCs/>
         </w:rPr>
-        <w:t xml:space="preserve">Proc. IJCAI</w:t>
-      </w:r>
-      <w:r>
-        <w:t xml:space="preserve">, pp. 399–404.</w:t>
+        <w:t xml:space="preserve">Proc. 21st Int. Joint Conf. on Artificial Intelligence (IJCAI)</w:t>
+      </w:r>
+      <w:r>
+        <w:t xml:space="preserve">,</w:t>
+      </w:r>
+      <w:r>
+        <w:t xml:space="preserve"> </w:t>
+      </w:r>
+      <w:r>
+        <w:t xml:space="preserve">pp. 399–404.</w:t>
       </w:r>
     </w:p>
     <w:p>
@@ -1296,42 +2160,13 @@
           <w:i/>
           <w:iCs/>
         </w:rPr>
-        <w:t xml:space="preserve">Proc. SAT</w:t>
-      </w:r>
-      <w:r>
-        <w:t xml:space="preserve">, pp. 428–437.</w:t>
-      </w:r>
-    </w:p>
-    <w:p>
-      <w:pPr>
-        <w:pStyle w:val="BodyText"/>
-      </w:pPr>
-      <w:r>
-        <w:t xml:space="preserve">Monneau,Y.R.</w:t>
-      </w:r>
-      <w:r>
-        <w:t xml:space="preserve"> </w:t>
+        <w:t xml:space="preserve">Theory and Applications of Satisfiability</w:t>
       </w:r>
       <w:r>
         <w:rPr>
           <w:i/>
           <w:iCs/>
         </w:rPr>
-        <w:t xml:space="preserve">et al.</w:t>
-      </w:r>
-      <w:r>
-        <w:t xml:space="preserve"> </w:t>
-      </w:r>
-      <w:r>
-        <w:t xml:space="preserve">(2017) Automatic methyl assignment in large proteins by the</w:t>
-      </w:r>
-      <w:r>
-        <w:t xml:space="preserve"> </w:t>
-      </w:r>
-      <w:r>
-        <w:t xml:space="preserve">MAGIC algorithm.</w:t>
-      </w:r>
-      <w:r>
         <w:t xml:space="preserve"> </w:t>
       </w:r>
       <w:r>
@@ -1339,6 +2174,49 @@
           <w:i/>
           <w:iCs/>
         </w:rPr>
+        <w:t xml:space="preserve">Testing (SAT 2018)</w:t>
+      </w:r>
+      <w:r>
+        <w:t xml:space="preserve">, LNCS 10929, pp. 428–437.</w:t>
+      </w:r>
+    </w:p>
+    <w:p>
+      <w:pPr>
+        <w:pStyle w:val="BodyText"/>
+      </w:pPr>
+      <w:r>
+        <w:t xml:space="preserve">Monneau,Y.R.</w:t>
+      </w:r>
+      <w:r>
+        <w:t xml:space="preserve"> </w:t>
+      </w:r>
+      <w:r>
+        <w:rPr>
+          <w:i/>
+          <w:iCs/>
+        </w:rPr>
+        <w:t xml:space="preserve">et al.</w:t>
+      </w:r>
+      <w:r>
+        <w:t xml:space="preserve"> </w:t>
+      </w:r>
+      <w:r>
+        <w:t xml:space="preserve">(2017) Automatic methyl assignment in large proteins by the</w:t>
+      </w:r>
+      <w:r>
+        <w:t xml:space="preserve"> </w:t>
+      </w:r>
+      <w:r>
+        <w:t xml:space="preserve">MAGIC algorithm.</w:t>
+      </w:r>
+      <w:r>
+        <w:t xml:space="preserve"> </w:t>
+      </w:r>
+      <w:r>
+        <w:rPr>
+          <w:i/>
+          <w:iCs/>
+        </w:rPr>
         <w:t xml:space="preserve">J. Biomol. NMR</w:t>
       </w:r>
       <w:r>
@@ -1409,40 +2287,7 @@
         <w:pStyle w:val="BodyText"/>
       </w:pPr>
       <w:r>
-        <w:t xml:space="preserve">Tugarinov,V., Hwang,P.M., Ollerenshaw,J.E. and Kay,L.E. (2003) Cross-correlated</w:t>
-      </w:r>
-      <w:r>
-        <w:t xml:space="preserve"> </w:t>
-      </w:r>
-      <w:r>
-        <w:t xml:space="preserve">relaxation enhanced</w:t>
-      </w:r>
-      <w:r>
-        <w:t xml:space="preserve"> </w:t>
-      </w:r>
-      <w:r>
-        <w:rPr>
-          <w:vertAlign w:val="superscript"/>
-        </w:rPr>
-        <w:t xml:space="preserve">1</w:t>
-      </w:r>
-      <w:r>
-        <w:t xml:space="preserve">H–</w:t>
-      </w:r>
-      <w:r>
-        <w:rPr>
-          <w:vertAlign w:val="superscript"/>
-        </w:rPr>
-        <w:t xml:space="preserve">13</w:t>
-      </w:r>
-      <w:r>
-        <w:t xml:space="preserve">C NMR spectroscopy of methyl groups in very high</w:t>
-      </w:r>
-      <w:r>
-        <w:t xml:space="preserve"> </w:t>
-      </w:r>
-      <w:r>
-        <w:t xml:space="preserve">molecular weight proteins and protein complexes.</w:t>
+        <w:t xml:space="preserve">Pritišanac,I.</w:t>
       </w:r>
       <w:r>
         <w:t xml:space="preserve"> </w:t>
@@ -1452,6 +2297,28 @@
           <w:i/>
           <w:iCs/>
         </w:rPr>
+        <w:t xml:space="preserve">et al.</w:t>
+      </w:r>
+      <w:r>
+        <w:t xml:space="preserve"> </w:t>
+      </w:r>
+      <w:r>
+        <w:t xml:space="preserve">(2017) Automatic assignment of methyl-NMR spectra of</w:t>
+      </w:r>
+      <w:r>
+        <w:t xml:space="preserve"> </w:t>
+      </w:r>
+      <w:r>
+        <w:t xml:space="preserve">supramolecular machines using graph theory.</w:t>
+      </w:r>
+      <w:r>
+        <w:t xml:space="preserve"> </w:t>
+      </w:r>
+      <w:r>
+        <w:rPr>
+          <w:i/>
+          <w:iCs/>
+        </w:rPr>
         <w:t xml:space="preserve">J. Am. Chem. Soc.</w:t>
       </w:r>
       <w:r>
@@ -1465,6 +2332,299 @@
           <w:b/>
           <w:bCs/>
         </w:rPr>
+        <w:t xml:space="preserve">139</w:t>
+      </w:r>
+      <w:r>
+        <w:t xml:space="preserve">,</w:t>
+      </w:r>
+      <w:r>
+        <w:t xml:space="preserve"> </w:t>
+      </w:r>
+      <w:r>
+        <w:t xml:space="preserve">9523–9533.</w:t>
+      </w:r>
+    </w:p>
+    <w:p>
+      <w:pPr>
+        <w:pStyle w:val="BodyText"/>
+      </w:pPr>
+      <w:r>
+        <w:t xml:space="preserve">Pritišanac,I., Würz,J.M., Alderson,T.R. and Güntert,P. (2019) Automatic</w:t>
+      </w:r>
+      <w:r>
+        <w:t xml:space="preserve"> </w:t>
+      </w:r>
+      <w:r>
+        <w:t xml:space="preserve">structure-based NMR methyl resonance assignment in large proteins.</w:t>
+      </w:r>
+      <w:r>
+        <w:t xml:space="preserve"> </w:t>
+      </w:r>
+      <w:r>
+        <w:rPr>
+          <w:i/>
+          <w:iCs/>
+        </w:rPr>
+        <w:t xml:space="preserve">Nat.</w:t>
+      </w:r>
+      <w:r>
+        <w:rPr>
+          <w:i/>
+          <w:iCs/>
+        </w:rPr>
+        <w:t xml:space="preserve"> </w:t>
+      </w:r>
+      <w:r>
+        <w:rPr>
+          <w:i/>
+          <w:iCs/>
+        </w:rPr>
+        <w:t xml:space="preserve">Commun.</w:t>
+      </w:r>
+      <w:r>
+        <w:t xml:space="preserve">,</w:t>
+      </w:r>
+      <w:r>
+        <w:t xml:space="preserve"> </w:t>
+      </w:r>
+      <w:r>
+        <w:rPr>
+          <w:b/>
+          <w:bCs/>
+        </w:rPr>
+        <w:t xml:space="preserve">10</w:t>
+      </w:r>
+      <w:r>
+        <w:t xml:space="preserve">, 4922.</w:t>
+      </w:r>
+    </w:p>
+    <w:p>
+      <w:pPr>
+        <w:pStyle w:val="BodyText"/>
+      </w:pPr>
+      <w:r>
+        <w:t xml:space="preserve">Pritišanac,I., Alderson,T.R. and Güntert,P. (2020) Automated assignment of methyl</w:t>
+      </w:r>
+      <w:r>
+        <w:t xml:space="preserve"> </w:t>
+      </w:r>
+      <w:r>
+        <w:t xml:space="preserve">NMR spectra from large proteins.</w:t>
+      </w:r>
+      <w:r>
+        <w:t xml:space="preserve"> </w:t>
+      </w:r>
+      <w:r>
+        <w:rPr>
+          <w:i/>
+          <w:iCs/>
+        </w:rPr>
+        <w:t xml:space="preserve">Prog. Nucl. Magn. Reson. Spectrosc.</w:t>
+      </w:r>
+      <w:r>
+        <w:t xml:space="preserve">,</w:t>
+      </w:r>
+      <w:r>
+        <w:t xml:space="preserve"> </w:t>
+      </w:r>
+      <w:r>
+        <w:rPr>
+          <w:b/>
+          <w:bCs/>
+        </w:rPr>
+        <w:t xml:space="preserve">118–119</w:t>
+      </w:r>
+      <w:r>
+        <w:t xml:space="preserve">, 54–73.</w:t>
+      </w:r>
+    </w:p>
+    <w:p>
+      <w:pPr>
+        <w:pStyle w:val="BodyText"/>
+      </w:pPr>
+      <w:r>
+        <w:t xml:space="preserve">Rosenzweig,R. and Kay,L.E. (2014) Bringing dynamic molecular machines into focus</w:t>
+      </w:r>
+      <w:r>
+        <w:t xml:space="preserve"> </w:t>
+      </w:r>
+      <w:r>
+        <w:t xml:space="preserve">by methyl-TROSY NMR.</w:t>
+      </w:r>
+      <w:r>
+        <w:t xml:space="preserve"> </w:t>
+      </w:r>
+      <w:r>
+        <w:rPr>
+          <w:i/>
+          <w:iCs/>
+        </w:rPr>
+        <w:t xml:space="preserve">Annu. Rev. Biochem.</w:t>
+      </w:r>
+      <w:r>
+        <w:t xml:space="preserve">,</w:t>
+      </w:r>
+      <w:r>
+        <w:t xml:space="preserve"> </w:t>
+      </w:r>
+      <w:r>
+        <w:rPr>
+          <w:b/>
+          <w:bCs/>
+        </w:rPr>
+        <w:t xml:space="preserve">83</w:t>
+      </w:r>
+      <w:r>
+        <w:t xml:space="preserve">, 291–315.</w:t>
+      </w:r>
+    </w:p>
+    <w:p>
+      <w:pPr>
+        <w:pStyle w:val="BodyText"/>
+      </w:pPr>
+      <w:r>
+        <w:t xml:space="preserve">Spurlino,J.C., Lu,G.-Y. and Quiocho,F.A. (1991) The 2.3-Å resolution structure of</w:t>
+      </w:r>
+      <w:r>
+        <w:t xml:space="preserve"> </w:t>
+      </w:r>
+      <w:r>
+        <w:t xml:space="preserve">the maltose- or maltodextrin-binding protein, a primary receptor of bacterial</w:t>
+      </w:r>
+      <w:r>
+        <w:t xml:space="preserve"> </w:t>
+      </w:r>
+      <w:r>
+        <w:t xml:space="preserve">active transport and chemotaxis.</w:t>
+      </w:r>
+      <w:r>
+        <w:t xml:space="preserve"> </w:t>
+      </w:r>
+      <w:r>
+        <w:rPr>
+          <w:i/>
+          <w:iCs/>
+        </w:rPr>
+        <w:t xml:space="preserve">J. Biol. Chem.</w:t>
+      </w:r>
+      <w:r>
+        <w:t xml:space="preserve">,</w:t>
+      </w:r>
+      <w:r>
+        <w:t xml:space="preserve"> </w:t>
+      </w:r>
+      <w:r>
+        <w:rPr>
+          <w:b/>
+          <w:bCs/>
+        </w:rPr>
+        <w:t xml:space="preserve">266</w:t>
+      </w:r>
+      <w:r>
+        <w:t xml:space="preserve">, 5202–5219.</w:t>
+      </w:r>
+    </w:p>
+    <w:p>
+      <w:pPr>
+        <w:pStyle w:val="BodyText"/>
+      </w:pPr>
+      <w:r>
+        <w:t xml:space="preserve">Tugarinov,V. and Kay,L.E. (2004) An isotope labeling strategy for methyl TROSY</w:t>
+      </w:r>
+      <w:r>
+        <w:t xml:space="preserve"> </w:t>
+      </w:r>
+      <w:r>
+        <w:t xml:space="preserve">spectroscopy.</w:t>
+      </w:r>
+      <w:r>
+        <w:t xml:space="preserve"> </w:t>
+      </w:r>
+      <w:r>
+        <w:rPr>
+          <w:i/>
+          <w:iCs/>
+        </w:rPr>
+        <w:t xml:space="preserve">J. Biomol. NMR</w:t>
+      </w:r>
+      <w:r>
+        <w:t xml:space="preserve">,</w:t>
+      </w:r>
+      <w:r>
+        <w:t xml:space="preserve"> </w:t>
+      </w:r>
+      <w:r>
+        <w:rPr>
+          <w:b/>
+          <w:bCs/>
+        </w:rPr>
+        <w:t xml:space="preserve">28</w:t>
+      </w:r>
+      <w:r>
+        <w:t xml:space="preserve">, 165–172.</w:t>
+      </w:r>
+    </w:p>
+    <w:p>
+      <w:pPr>
+        <w:pStyle w:val="BodyText"/>
+      </w:pPr>
+      <w:r>
+        <w:t xml:space="preserve">Tugarinov,V., Hwang,P.M., Ollerenshaw,J.E. and Kay,L.E. (2003) Cross-correlated</w:t>
+      </w:r>
+      <w:r>
+        <w:t xml:space="preserve"> </w:t>
+      </w:r>
+      <w:r>
+        <w:t xml:space="preserve">relaxation enhanced</w:t>
+      </w:r>
+      <w:r>
+        <w:t xml:space="preserve"> </w:t>
+      </w:r>
+      <w:r>
+        <w:rPr>
+          <w:vertAlign w:val="superscript"/>
+        </w:rPr>
+        <w:t xml:space="preserve">1</w:t>
+      </w:r>
+      <w:r>
+        <w:t xml:space="preserve">H–</w:t>
+      </w:r>
+      <w:r>
+        <w:rPr>
+          <w:vertAlign w:val="superscript"/>
+        </w:rPr>
+        <w:t xml:space="preserve">13</w:t>
+      </w:r>
+      <w:r>
+        <w:t xml:space="preserve">C NMR spectroscopy of methyl groups in very high</w:t>
+      </w:r>
+      <w:r>
+        <w:t xml:space="preserve"> </w:t>
+      </w:r>
+      <w:r>
+        <w:t xml:space="preserve">molecular weight proteins and protein complexes.</w:t>
+      </w:r>
+      <w:r>
+        <w:t xml:space="preserve"> </w:t>
+      </w:r>
+      <w:r>
+        <w:rPr>
+          <w:i/>
+          <w:iCs/>
+        </w:rPr>
+        <w:t xml:space="preserve">J. Am. Chem. Soc.</w:t>
+      </w:r>
+      <w:r>
+        <w:t xml:space="preserve">,</w:t>
+      </w:r>
+      <w:r>
+        <w:t xml:space="preserve"> </w:t>
+      </w:r>
+      <w:r>
+        <w:rPr>
+          <w:b/>
+          <w:bCs/>
+        </w:rPr>
         <w:t xml:space="preserve">125</w:t>
       </w:r>
       <w:r>
@@ -1475,6 +2635,62 @@
       </w:r>
       <w:r>
         <w:t xml:space="preserve">10420–10428.</w:t>
+      </w:r>
+    </w:p>
+    <w:p>
+      <w:pPr>
+        <w:pStyle w:val="BodyText"/>
+      </w:pPr>
+      <w:r>
+        <w:t xml:space="preserve">Ulrich,E.L.</w:t>
+      </w:r>
+      <w:r>
+        <w:t xml:space="preserve"> </w:t>
+      </w:r>
+      <w:r>
+        <w:rPr>
+          <w:i/>
+          <w:iCs/>
+        </w:rPr>
+        <w:t xml:space="preserve">et al.</w:t>
+      </w:r>
+      <w:r>
+        <w:t xml:space="preserve"> </w:t>
+      </w:r>
+      <w:r>
+        <w:t xml:space="preserve">(2008) BioMagResBank.</w:t>
+      </w:r>
+      <w:r>
+        <w:t xml:space="preserve"> </w:t>
+      </w:r>
+      <w:r>
+        <w:rPr>
+          <w:i/>
+          <w:iCs/>
+        </w:rPr>
+        <w:t xml:space="preserve">Nucleic Acids Res.</w:t>
+      </w:r>
+      <w:r>
+        <w:t xml:space="preserve">,</w:t>
+      </w:r>
+      <w:r>
+        <w:t xml:space="preserve"> </w:t>
+      </w:r>
+      <w:r>
+        <w:rPr>
+          <w:b/>
+          <w:bCs/>
+        </w:rPr>
+        <w:t xml:space="preserve">36</w:t>
+      </w:r>
+      <w:r>
+        <w:t xml:space="preserve">,</w:t>
+      </w:r>
+      <w:r>
+        <w:t xml:space="preserve"> </w:t>
+      </w:r>
+      <w:r>
+        <w:t xml:space="preserve">D402–D408.</w:t>
       </w:r>
     </w:p>
     <w:p>

--- a/magicmaus_AppNote.docx
+++ b/magicmaus_AppNote.docx
@@ -1378,25 +1378,58 @@
         <w:t xml:space="preserve"> </w:t>
       </w:r>
       <w:r>
-        <w:t xml:space="preserve">degenerate ones (HNH, REC3), so it is offered as an option, not a default.</w:t>
-      </w:r>
-      <w:r>
-        <w:t xml:space="preserve"> </w:t>
-      </w:r>
-      <w:r>
-        <w:t xml:space="preserve">Running the same scoring inside the MAUS bounds thus yields roughly an order of</w:t>
-      </w:r>
-      <w:r>
-        <w:t xml:space="preserve"> </w:t>
-      </w:r>
-      <w:r>
-        <w:t xml:space="preserve">magnitude more single-answer accuracy than scoring over the full space, at no</w:t>
-      </w:r>
-      <w:r>
-        <w:t xml:space="preserve"> </w:t>
-      </w:r>
-      <w:r>
-        <w:t xml:space="preserve">cost to the certainty guarantee.</w:t>
+        <w:t xml:space="preserve">degenerate ones (HNH, REC3), so it is offered as an option, not a default. Adding</w:t>
+      </w:r>
+      <w:r>
+        <w:t xml:space="preserve"> </w:t>
+      </w:r>
+      <w:r>
+        <w:t xml:space="preserve">one further optional input — an HMBC-HMQC experiment (</w:t>
+      </w:r>
+      <w:r>
+        <w:rPr>
+          <w:rStyle w:val="VerbatimChar"/>
+        </w:rPr>
+        <w:t xml:space="preserve">--hmbc</w:t>
+      </w:r>
+      <w:r>
+        <w:t xml:space="preserve">) that links each</w:t>
+      </w:r>
+      <w:r>
+        <w:t xml:space="preserve"> </w:t>
+      </w:r>
+      <w:r>
+        <w:t xml:space="preserve">Leu/Val geminal pair — lifts accuracy on every target (Table 1, +HMBC), most where</w:t>
+      </w:r>
+      <w:r>
+        <w:t xml:space="preserve"> </w:t>
+      </w:r>
+      <w:r>
+        <w:t xml:space="preserve">degeneracy is worst: REC3 rises 28.2% → 45.9% and MBP 79.7% → 89.1%, since geminal</w:t>
+      </w:r>
+      <w:r>
+        <w:t xml:space="preserve"> </w:t>
+      </w:r>
+      <w:r>
+        <w:t xml:space="preserve">ambiguity is precisely what an achiral NOE network cannot break. Running the same</w:t>
+      </w:r>
+      <w:r>
+        <w:t xml:space="preserve"> </w:t>
+      </w:r>
+      <w:r>
+        <w:t xml:space="preserve">scoring inside the MAUS bounds thus yields roughly an order of magnitude more</w:t>
+      </w:r>
+      <w:r>
+        <w:t xml:space="preserve"> </w:t>
+      </w:r>
+      <w:r>
+        <w:t xml:space="preserve">single-answer accuracy than scoring over the full space, at no cost to the</w:t>
+      </w:r>
+      <w:r>
+        <w:t xml:space="preserve"> </w:t>
+      </w:r>
+      <w:r>
+        <w:t xml:space="preserve">certainty guarantee, and improves monotonically as experimental input is added.</w:t>
       </w:r>
     </w:p>
     <w:p>
@@ -1450,17 +1483,19 @@
     <w:tbl>
       <w:tblPr>
         <w:tblStyle w:val="Table"/>
-        <w:tblW w:type="auto" w:w="0"/>
+        <w:tblW w:type="pct" w:w="5000"/>
+        <w:tblLayout w:type="fixed"/>
         <w:tblLook w:firstRow="1" w:lastRow="0" w:firstColumn="0" w:lastColumn="0" w:noHBand="0" w:noVBand="0" w:val="0020"/>
       </w:tblPr>
       <w:tblGrid>
-        <w:gridCol w:w="1131"/>
-        <w:gridCol w:w="1131"/>
-        <w:gridCol w:w="1131"/>
-        <w:gridCol w:w="1131"/>
-        <w:gridCol w:w="1131"/>
-        <w:gridCol w:w="1131"/>
-        <w:gridCol w:w="1131"/>
+        <w:gridCol w:w="792"/>
+        <w:gridCol w:w="792"/>
+        <w:gridCol w:w="1056"/>
+        <w:gridCol w:w="1056"/>
+        <w:gridCol w:w="1056"/>
+        <w:gridCol w:w="1056"/>
+        <w:gridCol w:w="1056"/>
+        <w:gridCol w:w="1056"/>
       </w:tblGrid>
       <w:tr>
         <w:trPr>
@@ -1544,6 +1579,18 @@
               <w:jc w:val="right"/>
             </w:pPr>
             <w:r>
+              <w:t xml:space="preserve">+HMBC</w:t>
+            </w:r>
+          </w:p>
+        </w:tc>
+        <w:tc>
+          <w:tcPr/>
+          <w:p>
+            <w:pPr>
+              <w:pStyle w:val="Compact"/>
+              <w:jc w:val="right"/>
+            </w:pPr>
+            <w:r>
               <w:t xml:space="preserve">Envelope</w:t>
             </w:r>
           </w:p>
@@ -1628,6 +1675,18 @@
               <w:jc w:val="right"/>
             </w:pPr>
             <w:r>
+              <w:t xml:space="preserve">89.8%</w:t>
+            </w:r>
+          </w:p>
+        </w:tc>
+        <w:tc>
+          <w:tcPr/>
+          <w:p>
+            <w:pPr>
+              <w:pStyle w:val="Compact"/>
+              <w:jc w:val="right"/>
+            </w:pPr>
+            <w:r>
               <w:t xml:space="preserve">100%</w:t>
             </w:r>
           </w:p>
@@ -1712,6 +1771,18 @@
               <w:jc w:val="right"/>
             </w:pPr>
             <w:r>
+              <w:t xml:space="preserve">64.9%</w:t>
+            </w:r>
+          </w:p>
+        </w:tc>
+        <w:tc>
+          <w:tcPr/>
+          <w:p>
+            <w:pPr>
+              <w:pStyle w:val="Compact"/>
+              <w:jc w:val="right"/>
+            </w:pPr>
+            <w:r>
               <w:t xml:space="preserve">100%</w:t>
             </w:r>
           </w:p>
@@ -1796,6 +1867,18 @@
               <w:jc w:val="right"/>
             </w:pPr>
             <w:r>
+              <w:t xml:space="preserve">82.5%</w:t>
+            </w:r>
+          </w:p>
+        </w:tc>
+        <w:tc>
+          <w:tcPr/>
+          <w:p>
+            <w:pPr>
+              <w:pStyle w:val="Compact"/>
+              <w:jc w:val="right"/>
+            </w:pPr>
+            <w:r>
               <w:t xml:space="preserve">100%</w:t>
             </w:r>
           </w:p>
@@ -1880,6 +1963,18 @@
               <w:jc w:val="right"/>
             </w:pPr>
             <w:r>
+              <w:t xml:space="preserve">45.9%</w:t>
+            </w:r>
+          </w:p>
+        </w:tc>
+        <w:tc>
+          <w:tcPr/>
+          <w:p>
+            <w:pPr>
+              <w:pStyle w:val="Compact"/>
+              <w:jc w:val="right"/>
+            </w:pPr>
+            <w:r>
               <w:t xml:space="preserve">100%</w:t>
             </w:r>
           </w:p>
@@ -1964,12 +2059,47 @@
               <w:jc w:val="right"/>
             </w:pPr>
             <w:r>
+              <w:t xml:space="preserve">89.1%</w:t>
+            </w:r>
+          </w:p>
+        </w:tc>
+        <w:tc>
+          <w:tcPr/>
+          <w:p>
+            <w:pPr>
+              <w:pStyle w:val="Compact"/>
+              <w:jc w:val="right"/>
+            </w:pPr>
+            <w:r>
               <w:t xml:space="preserve">100%</w:t>
             </w:r>
           </w:p>
         </w:tc>
       </w:tr>
     </w:tbl>
+    <w:p>
+      <w:pPr>
+        <w:pStyle w:val="BodyText"/>
+      </w:pPr>
+      <w:r>
+        <w:t xml:space="preserve">The +HMBC column adds an optional HMBC-HMQC geminal-link experiment (</w:t>
+      </w:r>
+      <w:r>
+        <w:rPr>
+          <w:rStyle w:val="VerbatimChar"/>
+        </w:rPr>
+        <w:t xml:space="preserve">--hmbc</w:t>
+      </w:r>
+      <w:r>
+        <w:t xml:space="preserve">) on</w:t>
+      </w:r>
+      <w:r>
+        <w:t xml:space="preserve"> </w:t>
+      </w:r>
+      <w:r>
+        <w:t xml:space="preserve">top of +soft, forcing each Leu/Val geminal pair onto its two structural methyls.</w:t>
+      </w:r>
+    </w:p>
     <w:bookmarkEnd w:id="13"/>
     <w:bookmarkStart w:id="14" w:name="conclusion"/>
     <w:p>

--- a/magicmaus_AppNote.docx
+++ b/magicmaus_AppNote.docx
@@ -1488,14 +1488,15 @@
         <w:tblLook w:firstRow="1" w:lastRow="0" w:firstColumn="0" w:lastColumn="0" w:noHBand="0" w:noVBand="0" w:val="0020"/>
       </w:tblPr>
       <w:tblGrid>
-        <w:gridCol w:w="792"/>
-        <w:gridCol w:w="792"/>
-        <w:gridCol w:w="1056"/>
-        <w:gridCol w:w="1056"/>
-        <w:gridCol w:w="1056"/>
-        <w:gridCol w:w="1056"/>
-        <w:gridCol w:w="1056"/>
-        <w:gridCol w:w="1056"/>
+        <w:gridCol w:w="698"/>
+        <w:gridCol w:w="698"/>
+        <w:gridCol w:w="931"/>
+        <w:gridCol w:w="931"/>
+        <w:gridCol w:w="931"/>
+        <w:gridCol w:w="931"/>
+        <w:gridCol w:w="931"/>
+        <w:gridCol w:w="931"/>
+        <w:gridCol w:w="931"/>
       </w:tblGrid>
       <w:tr>
         <w:trPr>
@@ -1555,6 +1556,18 @@
               <w:jc w:val="right"/>
             </w:pPr>
             <w:r>
+              <w:t xml:space="preserve">MAUS</w:t>
+            </w:r>
+          </w:p>
+        </w:tc>
+        <w:tc>
+          <w:tcPr/>
+          <w:p>
+            <w:pPr>
+              <w:pStyle w:val="Compact"/>
+              <w:jc w:val="right"/>
+            </w:pPr>
+            <w:r>
               <w:t xml:space="preserve">magicmaus</w:t>
             </w:r>
           </w:p>
@@ -1651,6 +1664,18 @@
               <w:jc w:val="right"/>
             </w:pPr>
             <w:r>
+              <w:t xml:space="preserve">8.5%</w:t>
+            </w:r>
+          </w:p>
+        </w:tc>
+        <w:tc>
+          <w:tcPr/>
+          <w:p>
+            <w:pPr>
+              <w:pStyle w:val="Compact"/>
+              <w:jc w:val="right"/>
+            </w:pPr>
+            <w:r>
               <w:t xml:space="preserve">88.1%</w:t>
             </w:r>
           </w:p>
@@ -1747,6 +1772,18 @@
               <w:jc w:val="right"/>
             </w:pPr>
             <w:r>
+              <w:t xml:space="preserve">26.3%</w:t>
+            </w:r>
+          </w:p>
+        </w:tc>
+        <w:tc>
+          <w:tcPr/>
+          <w:p>
+            <w:pPr>
+              <w:pStyle w:val="Compact"/>
+              <w:jc w:val="right"/>
+            </w:pPr>
+            <w:r>
               <w:t xml:space="preserve">73.7%</w:t>
             </w:r>
           </w:p>
@@ -1843,6 +1880,18 @@
               <w:jc w:val="right"/>
             </w:pPr>
             <w:r>
+              <w:t xml:space="preserve">12.7%</w:t>
+            </w:r>
+          </w:p>
+        </w:tc>
+        <w:tc>
+          <w:tcPr/>
+          <w:p>
+            <w:pPr>
+              <w:pStyle w:val="Compact"/>
+              <w:jc w:val="right"/>
+            </w:pPr>
+            <w:r>
               <w:t xml:space="preserve">74.6%</w:t>
             </w:r>
           </w:p>
@@ -1939,6 +1988,18 @@
               <w:jc w:val="right"/>
             </w:pPr>
             <w:r>
+              <w:t xml:space="preserve">8.2%</w:t>
+            </w:r>
+          </w:p>
+        </w:tc>
+        <w:tc>
+          <w:tcPr/>
+          <w:p>
+            <w:pPr>
+              <w:pStyle w:val="Compact"/>
+              <w:jc w:val="right"/>
+            </w:pPr>
+            <w:r>
               <w:t xml:space="preserve">32.9%</w:t>
             </w:r>
           </w:p>
@@ -2035,6 +2096,18 @@
               <w:jc w:val="right"/>
             </w:pPr>
             <w:r>
+              <w:t xml:space="preserve">26.6%</w:t>
+            </w:r>
+          </w:p>
+        </w:tc>
+        <w:tc>
+          <w:tcPr/>
+          <w:p>
+            <w:pPr>
+              <w:pStyle w:val="Compact"/>
+              <w:jc w:val="right"/>
+            </w:pPr>
+            <w:r>
               <w:t xml:space="preserve">72.9%</w:t>
             </w:r>
           </w:p>
@@ -2082,7 +2155,19 @@
         <w:pStyle w:val="BodyText"/>
       </w:pPr>
       <w:r>
-        <w:t xml:space="preserve">The +HMBC column adds an optional HMBC-HMQC geminal-link experiment (</w:t>
+        <w:t xml:space="preserve">The MAUS column is the fraction of peaks it commits uniquely (all correct); on the</w:t>
+      </w:r>
+      <w:r>
+        <w:t xml:space="preserve"> </w:t>
+      </w:r>
+      <w:r>
+        <w:t xml:space="preserve">rest it abstains, so its coverage is the Envelope column (100%). The +HMBC column</w:t>
+      </w:r>
+      <w:r>
+        <w:t xml:space="preserve"> </w:t>
+      </w:r>
+      <w:r>
+        <w:t xml:space="preserve">adds an optional HMBC-HMQC geminal-link experiment (</w:t>
       </w:r>
       <w:r>
         <w:rPr>
@@ -2091,13 +2176,13 @@
         <w:t xml:space="preserve">--hmbc</w:t>
       </w:r>
       <w:r>
-        <w:t xml:space="preserve">) on</w:t>
-      </w:r>
-      <w:r>
-        <w:t xml:space="preserve"> </w:t>
-      </w:r>
-      <w:r>
-        <w:t xml:space="preserve">top of +soft, forcing each Leu/Val geminal pair onto its two structural methyls.</w:t>
+        <w:t xml:space="preserve">) on top of +soft,</w:t>
+      </w:r>
+      <w:r>
+        <w:t xml:space="preserve"> </w:t>
+      </w:r>
+      <w:r>
+        <w:t xml:space="preserve">forcing each Leu/Val geminal pair onto its two structural methyls.</w:t>
       </w:r>
     </w:p>
     <w:bookmarkEnd w:id="13"/>

--- a/magicmaus_AppNote.docx
+++ b/magicmaus_AppNote.docx
@@ -208,7 +208,7 @@
         <w:t xml:space="preserve"> </w:t>
       </w:r>
       <w:r>
-        <w:t xml:space="preserve">carrying a per-peak confidence tier. Across five benchmark targets (57–192</w:t>
+        <w:t xml:space="preserve">carrying a per-peak confidence tier. Across six benchmark targets (43–192</w:t>
       </w:r>
       <w:r>
         <w:t xml:space="preserve"> </w:t>
@@ -220,7 +220,7 @@
         <w:t xml:space="preserve"> </w:t>
       </w:r>
       <w:r>
-        <w:t xml:space="preserve">answer for every peak at 33–90% methyl-level accuracy — up to an order of</w:t>
+        <w:t xml:space="preserve">answer for every peak at 33–100% methyl-level accuracy — up to an order of</w:t>
       </w:r>
       <w:r>
         <w:t xml:space="preserve"> </w:t>
@@ -1103,7 +1103,13 @@
         <w:t xml:space="preserve"> </w:t>
       </w:r>
       <w:r>
-        <w:t xml:space="preserve">We benchmark five targets:</w:t>
+        <w:t xml:space="preserve">We benchmark six targets: ubiquitin (BMRB 6457, PDB 1UBQ; the reference protein</w:t>
+      </w:r>
+      <w:r>
+        <w:t xml:space="preserve"> </w:t>
+      </w:r>
+      <w:r>
+        <w:t xml:space="preserve">of biomolecular NMR),</w:t>
       </w:r>
       <w:r>
         <w:t xml:space="preserve"> </w:t>
@@ -1192,7 +1198,7 @@
         <w:t xml:space="preserve"> </w:t>
       </w:r>
       <w:r>
-        <w:t xml:space="preserve">Cas9 — spanning 57–192</w:t>
+        <w:t xml:space="preserve">Cas9 — spanning 43–192</w:t>
       </w:r>
       <w:r>
         <w:t xml:space="preserve"> </w:t>
@@ -1290,19 +1296,19 @@
           <w:b/>
           <w:bCs/>
         </w:rPr>
-        <w:t xml:space="preserve">73–90%</w:t>
-      </w:r>
-      <w:r>
-        <w:t xml:space="preserve"> </w:t>
-      </w:r>
-      <w:r>
-        <w:t xml:space="preserve">methyl-level accuracy on the four</w:t>
-      </w:r>
-      <w:r>
-        <w:t xml:space="preserve"> </w:t>
-      </w:r>
-      <w:r>
-        <w:t xml:space="preserve">smaller targets and</w:t>
+        <w:t xml:space="preserve">73–100%</w:t>
+      </w:r>
+      <w:r>
+        <w:t xml:space="preserve"> </w:t>
+      </w:r>
+      <w:r>
+        <w:t xml:space="preserve">methyl-level accuracy on the</w:t>
+      </w:r>
+      <w:r>
+        <w:t xml:space="preserve"> </w:t>
+      </w:r>
+      <w:r>
+        <w:t xml:space="preserve">smaller targets (a perfect 43/43 on ubiquitin) and</w:t>
       </w:r>
       <w:r>
         <w:t xml:space="preserve"> </w:t>
@@ -1318,13 +1324,13 @@
         <w:t xml:space="preserve"> </w:t>
       </w:r>
       <w:r>
-        <w:t xml:space="preserve">on MBP — up to an order of magnitude above scoring</w:t>
-      </w:r>
-      <w:r>
-        <w:t xml:space="preserve"> </w:t>
-      </w:r>
-      <w:r>
-        <w:t xml:space="preserve">over the full space. The one hard case is REC3, the largest and most degenerate</w:t>
+        <w:t xml:space="preserve">on MBP — up to an</w:t>
+      </w:r>
+      <w:r>
+        <w:t xml:space="preserve"> </w:t>
+      </w:r>
+      <w:r>
+        <w:t xml:space="preserve">order of magnitude above scoring over the full space. The one hard case is REC3, the largest and most degenerate</w:t>
       </w:r>
       <w:r>
         <w:t xml:space="preserve"> </w:t>
@@ -1605,6 +1611,114 @@
             </w:pPr>
             <w:r>
               <w:t xml:space="preserve">Envelope</w:t>
+            </w:r>
+          </w:p>
+        </w:tc>
+      </w:tr>
+      <w:tr>
+        <w:tc>
+          <w:tcPr/>
+          <w:p>
+            <w:pPr>
+              <w:pStyle w:val="Compact"/>
+            </w:pPr>
+            <w:r>
+              <w:t xml:space="preserve">Ubiquitin</w:t>
+            </w:r>
+          </w:p>
+        </w:tc>
+        <w:tc>
+          <w:tcPr/>
+          <w:p>
+            <w:pPr>
+              <w:pStyle w:val="Compact"/>
+            </w:pPr>
+            <w:r>
+              <w:t xml:space="preserve">6457 / 1UBQ</w:t>
+            </w:r>
+          </w:p>
+        </w:tc>
+        <w:tc>
+          <w:tcPr/>
+          <w:p>
+            <w:pPr>
+              <w:pStyle w:val="Compact"/>
+              <w:jc w:val="right"/>
+            </w:pPr>
+            <w:r>
+              <w:t xml:space="preserve">43</w:t>
+            </w:r>
+          </w:p>
+        </w:tc>
+        <w:tc>
+          <w:tcPr/>
+          <w:p>
+            <w:pPr>
+              <w:pStyle w:val="Compact"/>
+              <w:jc w:val="right"/>
+            </w:pPr>
+            <w:r>
+              <w:t xml:space="preserve">9.3%</w:t>
+            </w:r>
+          </w:p>
+        </w:tc>
+        <w:tc>
+          <w:tcPr/>
+          <w:p>
+            <w:pPr>
+              <w:pStyle w:val="Compact"/>
+              <w:jc w:val="right"/>
+            </w:pPr>
+            <w:r>
+              <w:t xml:space="preserve">34.9%</w:t>
+            </w:r>
+          </w:p>
+        </w:tc>
+        <w:tc>
+          <w:tcPr/>
+          <w:p>
+            <w:pPr>
+              <w:pStyle w:val="Compact"/>
+              <w:jc w:val="right"/>
+            </w:pPr>
+            <w:r>
+              <w:t xml:space="preserve">100%</w:t>
+            </w:r>
+          </w:p>
+        </w:tc>
+        <w:tc>
+          <w:tcPr/>
+          <w:p>
+            <w:pPr>
+              <w:pStyle w:val="Compact"/>
+              <w:jc w:val="right"/>
+            </w:pPr>
+            <w:r>
+              <w:t xml:space="preserve">90.7%</w:t>
+            </w:r>
+          </w:p>
+        </w:tc>
+        <w:tc>
+          <w:tcPr/>
+          <w:p>
+            <w:pPr>
+              <w:pStyle w:val="Compact"/>
+              <w:jc w:val="right"/>
+            </w:pPr>
+            <w:r>
+              <w:t xml:space="preserve">90.7%</w:t>
+            </w:r>
+          </w:p>
+        </w:tc>
+        <w:tc>
+          <w:tcPr/>
+          <w:p>
+            <w:pPr>
+              <w:pStyle w:val="Compact"/>
+              <w:jc w:val="right"/>
+            </w:pPr>
+            <w:r>
+              <w:t xml:space="preserve">100%</w:t>
             </w:r>
           </w:p>
         </w:tc>

--- a/magicmaus_AppNote.docx
+++ b/magicmaus_AppNote.docx
@@ -1000,7 +1000,7 @@
         <w:t xml:space="preserve"> </w:t>
       </w:r>
       <w:r>
-        <w:t xml:space="preserve">tiny pruned domains, the whole pipeline completes in ~1 s for 192 methyls.</w:t>
+        <w:t xml:space="preserve">tiny pruned domains, the whole pipeline completes in ~0.3 s for 192 methyls.</w:t>
       </w:r>
     </w:p>
     <w:bookmarkEnd w:id="12"/>

--- a/magicmaus_AppNote.docx
+++ b/magicmaus_AppNote.docx
@@ -208,19 +208,19 @@
         <w:t xml:space="preserve"> </w:t>
       </w:r>
       <w:r>
-        <w:t xml:space="preserve">carrying a per-peak confidence tier. Across six benchmark targets (43–192</w:t>
-      </w:r>
-      <w:r>
-        <w:t xml:space="preserve"> </w:t>
-      </w:r>
-      <w:r>
-        <w:t xml:space="preserve">methyls) built from real BMRB shifts and structures, magicmaus commits a single</w:t>
-      </w:r>
-      <w:r>
-        <w:t xml:space="preserve"> </w:t>
-      </w:r>
-      <w:r>
-        <w:t xml:space="preserve">answer for every peak at 33–100% methyl-level accuracy — up to an order of</w:t>
+        <w:t xml:space="preserve">carrying a per-peak confidence tier. Across seven benchmark targets (43–257</w:t>
+      </w:r>
+      <w:r>
+        <w:t xml:space="preserve"> </w:t>
+      </w:r>
+      <w:r>
+        <w:t xml:space="preserve">methyls) built from real shifts and structures, magicmaus commits a single</w:t>
+      </w:r>
+      <w:r>
+        <w:t xml:space="preserve"> </w:t>
+      </w:r>
+      <w:r>
+        <w:t xml:space="preserve">answer for every peak at 30–100% methyl-level accuracy — up to an order of</w:t>
       </w:r>
       <w:r>
         <w:t xml:space="preserve"> </w:t>
@@ -1103,7 +1103,7 @@
         <w:t xml:space="preserve"> </w:t>
       </w:r>
       <w:r>
-        <w:t xml:space="preserve">We benchmark six targets: ubiquitin (BMRB 6457, PDB 1UBQ; the reference protein</w:t>
+        <w:t xml:space="preserve">We benchmark seven targets: ubiquitin (BMRB 6457, PDB 1UBQ; the reference protein</w:t>
       </w:r>
       <w:r>
         <w:t xml:space="preserve"> </w:t>
@@ -1157,7 +1157,7 @@
         <w:t xml:space="preserve">et al.</w:t>
       </w:r>
       <w:r>
-        <w:t xml:space="preserve">, 1991; 192 methyls) and the four</w:t>
+        <w:t xml:space="preserve">, 1991; 192 methyls), the four</w:t>
       </w:r>
       <w:r>
         <w:t xml:space="preserve"> </w:t>
@@ -1198,13 +1198,25 @@
         <w:t xml:space="preserve"> </w:t>
       </w:r>
       <w:r>
-        <w:t xml:space="preserve">Cas9 — spanning 43–192</w:t>
-      </w:r>
-      <w:r>
-        <w:t xml:space="preserve"> </w:t>
-      </w:r>
-      <w:r>
-        <w:t xml:space="preserve">observed methyls (Table 1).</w:t>
+        <w:t xml:space="preserve">Cas9 — and malate synthase G</w:t>
+      </w:r>
+      <w:r>
+        <w:t xml:space="preserve"> </w:t>
+      </w:r>
+      <w:r>
+        <w:t xml:space="preserve">(MSG; PDB 1D8C), at 257 methyls the largest single-chain protein whose Ile/Leu/Val</w:t>
+      </w:r>
+      <w:r>
+        <w:t xml:space="preserve"> </w:t>
+      </w:r>
+      <w:r>
+        <w:t xml:space="preserve">methyls have been assigned by solution NMR and the classic large-protein methyl</w:t>
+      </w:r>
+      <w:r>
+        <w:t xml:space="preserve"> </w:t>
+      </w:r>
+      <w:r>
+        <w:t xml:space="preserve">benchmark, spanning 43–257 observed methyls (Table 1).</w:t>
       </w:r>
     </w:p>
     <w:p>
@@ -1240,25 +1252,25 @@
         <w:t xml:space="preserve"> </w:t>
       </w:r>
       <w:r>
-        <w:t xml:space="preserve">full-space scoring; on the two Leu-dense Cas9 domains it did not return within a</w:t>
-      </w:r>
-      <w:r>
-        <w:t xml:space="preserve"> </w:t>
-      </w:r>
-      <w:r>
-        <w:t xml:space="preserve">15-min budget, itself illustrating the cost of unbounded scoring. MAUS resolved</w:t>
-      </w:r>
-      <w:r>
-        <w:t xml:space="preserve"> </w:t>
-      </w:r>
-      <w:r>
-        <w:t xml:space="preserve">8–27% of peaks uniquely (all correct) and abstained on the rest, with the truth</w:t>
-      </w:r>
-      <w:r>
-        <w:t xml:space="preserve"> </w:t>
-      </w:r>
-      <w:r>
-        <w:t xml:space="preserve">in the option set for 100% of peaks on every target; its result was unchanged by</w:t>
+        <w:t xml:space="preserve">full-space scoring; on the two Leu-dense Cas9 domains and on MSG it did not return</w:t>
+      </w:r>
+      <w:r>
+        <w:t xml:space="preserve"> </w:t>
+      </w:r>
+      <w:r>
+        <w:t xml:space="preserve">within a 15-min budget, itself illustrating the cost of unbounded scoring. MAUS</w:t>
+      </w:r>
+      <w:r>
+        <w:t xml:space="preserve"> </w:t>
+      </w:r>
+      <w:r>
+        <w:t xml:space="preserve">resolved 2–35% of peaks uniquely (all correct) and abstained on the rest, with the</w:t>
+      </w:r>
+      <w:r>
+        <w:t xml:space="preserve"> </w:t>
+      </w:r>
+      <w:r>
+        <w:t xml:space="preserve">truth in the option set for 100% of peaks on every target; its result was unchanged by</w:t>
       </w:r>
       <w:r>
         <w:t xml:space="preserve"> </w:t>
@@ -1330,19 +1342,49 @@
         <w:t xml:space="preserve"> </w:t>
       </w:r>
       <w:r>
-        <w:t xml:space="preserve">order of magnitude above scoring over the full space. The one hard case is REC3, the largest and most degenerate</w:t>
-      </w:r>
-      <w:r>
-        <w:t xml:space="preserve"> </w:t>
-      </w:r>
-      <w:r>
-        <w:t xml:space="preserve">(50 of 85 methyls are Leu), at 32.9%: an achiral NOE network leaves many geminal</w:t>
-      </w:r>
-      <w:r>
-        <w:t xml:space="preserve"> </w:t>
-      </w:r>
-      <w:r>
-        <w:t xml:space="preserve">pairs and shift-degenerate peaks genuinely unresolvable, which magicmaus flags as</w:t>
+        <w:t xml:space="preserve">order of magnitude above scoring over the full space. The hard cases are the</w:t>
+      </w:r>
+      <w:r>
+        <w:t xml:space="preserve"> </w:t>
+      </w:r>
+      <w:r>
+        <w:t xml:space="preserve">targets whose 3D (H)CCH network yields few firm NOEs: REC3 (32.9%; 50 of 85</w:t>
+      </w:r>
+      <w:r>
+        <w:t xml:space="preserve"> </w:t>
+      </w:r>
+      <w:r>
+        <w:t xml:space="preserve">methyls Leu) and above all MSG, where only 262 cross peaks resolve to a firm</w:t>
+      </w:r>
+      <w:r>
+        <w:t xml:space="preserve"> </w:t>
+      </w:r>
+      <w:r>
+        <w:t xml:space="preserve">constraint so 95 of 257 peaks carry none and the true option sets are large —</w:t>
+      </w:r>
+      <w:r>
+        <w:t xml:space="preserve"> </w:t>
+      </w:r>
+      <w:r>
+        <w:t xml:space="preserve">magicmaus commits 29.6% (38.5% with HMBC) where MAGIC does not converge at all,</w:t>
+      </w:r>
+      <w:r>
+        <w:t xml:space="preserve"> </w:t>
+      </w:r>
+      <w:r>
+        <w:t xml:space="preserve">still under the 100% envelope. On these, an achiral NOE network leaves many</w:t>
+      </w:r>
+      <w:r>
+        <w:t xml:space="preserve"> </w:t>
+      </w:r>
+      <w:r>
+        <w:t xml:space="preserve">geminal pairs and shift-degenerate peaks genuinely unresolvable, which magicmaus</w:t>
+      </w:r>
+      <w:r>
+        <w:t xml:space="preserve"> </w:t>
+      </w:r>
+      <w:r>
+        <w:t xml:space="preserve">flags as</w:t>
       </w:r>
       <w:r>
         <w:t xml:space="preserve"> </w:t>
@@ -1453,7 +1495,7 @@
         <w:t xml:space="preserve"> </w:t>
       </w:r>
       <w:r>
-        <w:t xml:space="preserve">Methyl-level accuracy on five targets, all engines scored on the</w:t>
+        <w:t xml:space="preserve">Methyl-level accuracy on seven targets, all engines scored on the</w:t>
       </w:r>
       <w:r>
         <w:t xml:space="preserve"> </w:t>
@@ -2263,13 +2305,157 @@
           </w:p>
         </w:tc>
       </w:tr>
+      <w:tr>
+        <w:tc>
+          <w:tcPr/>
+          <w:p>
+            <w:pPr>
+              <w:pStyle w:val="Compact"/>
+            </w:pPr>
+            <w:r>
+              <w:t xml:space="preserve">MSG</w:t>
+            </w:r>
+          </w:p>
+        </w:tc>
+        <w:tc>
+          <w:tcPr/>
+          <w:p>
+            <w:pPr>
+              <w:pStyle w:val="Compact"/>
+            </w:pPr>
+            <w:r>
+              <w:t xml:space="preserve">SI† / 1D8C</w:t>
+            </w:r>
+          </w:p>
+        </w:tc>
+        <w:tc>
+          <w:tcPr/>
+          <w:p>
+            <w:pPr>
+              <w:pStyle w:val="Compact"/>
+              <w:jc w:val="right"/>
+            </w:pPr>
+            <w:r>
+              <w:t xml:space="preserve">257</w:t>
+            </w:r>
+          </w:p>
+        </w:tc>
+        <w:tc>
+          <w:tcPr/>
+          <w:p>
+            <w:pPr>
+              <w:pStyle w:val="Compact"/>
+              <w:jc w:val="right"/>
+            </w:pPr>
+            <w:r>
+              <w:t xml:space="preserve">n.c.</w:t>
+            </w:r>
+          </w:p>
+        </w:tc>
+        <w:tc>
+          <w:tcPr/>
+          <w:p>
+            <w:pPr>
+              <w:pStyle w:val="Compact"/>
+              <w:jc w:val="right"/>
+            </w:pPr>
+            <w:r>
+              <w:t xml:space="preserve">1.6%</w:t>
+            </w:r>
+          </w:p>
+        </w:tc>
+        <w:tc>
+          <w:tcPr/>
+          <w:p>
+            <w:pPr>
+              <w:pStyle w:val="Compact"/>
+              <w:jc w:val="right"/>
+            </w:pPr>
+            <w:r>
+              <w:t xml:space="preserve">29.6%</w:t>
+            </w:r>
+          </w:p>
+        </w:tc>
+        <w:tc>
+          <w:tcPr/>
+          <w:p>
+            <w:pPr>
+              <w:pStyle w:val="Compact"/>
+              <w:jc w:val="right"/>
+            </w:pPr>
+            <w:r>
+              <w:t xml:space="preserve">33.5%</w:t>
+            </w:r>
+          </w:p>
+        </w:tc>
+        <w:tc>
+          <w:tcPr/>
+          <w:p>
+            <w:pPr>
+              <w:pStyle w:val="Compact"/>
+              <w:jc w:val="right"/>
+            </w:pPr>
+            <w:r>
+              <w:t xml:space="preserve">38.5%</w:t>
+            </w:r>
+          </w:p>
+        </w:tc>
+        <w:tc>
+          <w:tcPr/>
+          <w:p>
+            <w:pPr>
+              <w:pStyle w:val="Compact"/>
+              <w:jc w:val="right"/>
+            </w:pPr>
+            <w:r>
+              <w:t xml:space="preserve">100%</w:t>
+            </w:r>
+          </w:p>
+        </w:tc>
+      </w:tr>
     </w:tbl>
     <w:p>
       <w:pPr>
         <w:pStyle w:val="BodyText"/>
       </w:pPr>
       <w:r>
-        <w:t xml:space="preserve">The MAUS column is the fraction of peaks it commits uniquely (all correct); on the</w:t>
+        <w:t xml:space="preserve">†MSG methyl shifts have no BMRB deposit; they are digitised from the reference</w:t>
+      </w:r>
+      <w:r>
+        <w:t xml:space="preserve"> </w:t>
+      </w:r>
+      <w:r>
+        <w:t xml:space="preserve">assignment table in the open-access Supplementary Information of Pritišanac</w:t>
+      </w:r>
+      <w:r>
+        <w:t xml:space="preserve"> </w:t>
+      </w:r>
+      <w:r>
+        <w:rPr>
+          <w:i/>
+          <w:iCs/>
+        </w:rPr>
+        <w:t xml:space="preserve">et</w:t>
+      </w:r>
+      <w:r>
+        <w:rPr>
+          <w:i/>
+          <w:iCs/>
+        </w:rPr>
+        <w:t xml:space="preserve"> </w:t>
+      </w:r>
+      <w:r>
+        <w:rPr>
+          <w:i/>
+          <w:iCs/>
+        </w:rPr>
+        <w:t xml:space="preserve">al.</w:t>
+      </w:r>
+      <w:r>
+        <w:t xml:space="preserve"> </w:t>
+      </w:r>
+      <w:r>
+        <w:t xml:space="preserve">(2019). The MAUS column is the fraction of peaks it commits uniquely (all correct); on the</w:t>
       </w:r>
       <w:r>
         <w:t xml:space="preserve"> </w:t>

--- a/magicmaus_AppNote.docx
+++ b/magicmaus_AppNote.docx
@@ -3222,9 +3222,9 @@
       <w:r>
         <w:drawing>
           <wp:inline>
-            <wp:extent cx="5334000" cy="2140750"/>
+            <wp:extent cx="5334000" cy="2359174"/>
             <wp:effectExtent b="0" l="0" r="0" t="0"/>
-            <wp:docPr descr="Fig. 1. (A) The magicmaus pipeline. A SAT layer (MAUS) bounds each peak to a per-peak option set that provably contains the truth (100% envelope) and prunes candidates from up to ~60 to 1–3; an intensity-weighted NOE score (MAGIC-style), applied only within those bounds via a SAT-feasible seed and feasibility-preserving coordinate ascent, commits to a single coherent map with a per-peak confidence tier (unique / scored / ambiguous). (B) Methyl-level accuracy on maltose-binding protein (192 methyls), all engines scored on the same 1/r6 intensity NOESY. MAUS is decisive on 26.6% of peaks (rest abstain); MAGIC and magicmaus commit on all 192. Green markers denote the 100% truth-in-envelope guarantee, preserved by MAUS and magicmaus." title="" id="18" name="Picture"/>
+            <wp:docPr descr="Fig. 1. (A) The magicmaus pipeline. A SAT layer (MAUS) bounds each peak to a per-peak option set that provably contains the truth (100% envelope) and prunes candidates from up to ~60 to 1–3; an intensity-weighted NOE score (MAGIC-style), applied only within those bounds via a SAT-feasible seed and feasibility-preserving coordinate ascent, commits to a single coherent map with a per-peak confidence tier (unique / scored / ambiguous). (B) Methyl-level accuracy across the seven benchmark targets (43–257 methyls, ordered by size), all engines scored on the same 1/r6 intensity NOESY: magicmaus (+soft, blue) versus full-space MAGIC (red; hatched n.c. where scoring did not converge within a 15-min budget). Green markers denote the 100% truth-in-envelope guarantee, preserved on every target." title="" id="18" name="Picture"/>
             <a:graphic>
               <a:graphicData uri="http://schemas.openxmlformats.org/drawingml/2006/picture">
                 <pic:pic>
@@ -3243,7 +3243,7 @@
                   <pic:spPr bwMode="auto">
                     <a:xfrm>
                       <a:off x="0" y="0"/>
-                      <a:ext cx="5334000" cy="2140750"/>
+                      <a:ext cx="5334000" cy="2359174"/>
                     </a:xfrm>
                     <a:prstGeom prst="rect">
                       <a:avLst/>
@@ -3333,13 +3333,13 @@
         <w:t xml:space="preserve"> </w:t>
       </w:r>
       <w:r>
-        <w:t xml:space="preserve">accuracy on maltose-binding protein (192 methyls), all engines scored on the same</w:t>
-      </w:r>
-      <w:r>
-        <w:t xml:space="preserve"> </w:t>
-      </w:r>
-      <w:r>
-        <w:t xml:space="preserve">1/r</w:t>
+        <w:t xml:space="preserve">accuracy across the seven benchmark targets (43–257 methyls, ordered by size),</w:t>
+      </w:r>
+      <w:r>
+        <w:t xml:space="preserve"> </w:t>
+      </w:r>
+      <w:r>
+        <w:t xml:space="preserve">all engines scored on the same 1/r</w:t>
       </w:r>
       <w:r>
         <w:rPr>
@@ -3351,19 +3351,41 @@
         <w:t xml:space="preserve"> </w:t>
       </w:r>
       <w:r>
-        <w:t xml:space="preserve">intensity NOESY. MAUS is decisive on 26.6% of peaks (rest abstain); MAGIC</w:t>
-      </w:r>
-      <w:r>
-        <w:t xml:space="preserve"> </w:t>
-      </w:r>
-      <w:r>
-        <w:t xml:space="preserve">and magicmaus commit on all 192. Green markers denote the 100% truth-in-envelope</w:t>
-      </w:r>
-      <w:r>
-        <w:t xml:space="preserve"> </w:t>
-      </w:r>
-      <w:r>
-        <w:t xml:space="preserve">guarantee, preserved by MAUS and magicmaus.</w:t>
+        <w:t xml:space="preserve">intensity NOESY: magicmaus (+soft, blue)</w:t>
+      </w:r>
+      <w:r>
+        <w:t xml:space="preserve"> </w:t>
+      </w:r>
+      <w:r>
+        <w:t xml:space="preserve">versus full-space MAGIC (red; hatched</w:t>
+      </w:r>
+      <w:r>
+        <w:t xml:space="preserve"> </w:t>
+      </w:r>
+      <w:r>
+        <w:rPr>
+          <w:i/>
+          <w:iCs/>
+        </w:rPr>
+        <w:t xml:space="preserve">n.c.</w:t>
+      </w:r>
+      <w:r>
+        <w:t xml:space="preserve"> </w:t>
+      </w:r>
+      <w:r>
+        <w:t xml:space="preserve">where scoring did not converge within</w:t>
+      </w:r>
+      <w:r>
+        <w:t xml:space="preserve"> </w:t>
+      </w:r>
+      <w:r>
+        <w:t xml:space="preserve">a 15-min budget). Green markers denote the 100% truth-in-envelope guarantee,</w:t>
+      </w:r>
+      <w:r>
+        <w:t xml:space="preserve"> </w:t>
+      </w:r>
+      <w:r>
+        <w:t xml:space="preserve">preserved on every target.</w:t>
       </w:r>
     </w:p>
     <w:bookmarkEnd w:id="20"/>

--- a/magicmaus_AppNote.docx
+++ b/magicmaus_AppNote.docx
@@ -3222,7 +3222,7 @@
       <w:r>
         <w:drawing>
           <wp:inline>
-            <wp:extent cx="5334000" cy="2359174"/>
+            <wp:extent cx="5334000" cy="2344023"/>
             <wp:effectExtent b="0" l="0" r="0" t="0"/>
             <wp:docPr descr="Fig. 1. (A) The magicmaus pipeline. A SAT layer (MAUS) bounds each peak to a per-peak option set that provably contains the truth (100% envelope) and prunes candidates from up to ~60 to 1–3; an intensity-weighted NOE score (MAGIC-style), applied only within those bounds via a SAT-feasible seed and feasibility-preserving coordinate ascent, commits to a single coherent map with a per-peak confidence tier (unique / scored / ambiguous). (B) Methyl-level accuracy across the seven benchmark targets (43–257 methyls, ordered by size), all engines scored on the same 1/r6 intensity NOESY: magicmaus (+soft, blue) versus full-space MAGIC (red; hatched n.c. where scoring did not converge within a 15-min budget). Green markers denote the 100% truth-in-envelope guarantee, preserved on every target." title="" id="18" name="Picture"/>
             <a:graphic>
@@ -3243,7 +3243,7 @@
                   <pic:spPr bwMode="auto">
                     <a:xfrm>
                       <a:off x="0" y="0"/>
-                      <a:ext cx="5334000" cy="2359174"/>
+                      <a:ext cx="5334000" cy="2344023"/>
                     </a:xfrm>
                     <a:prstGeom prst="rect">
                       <a:avLst/>

--- a/magicmaus_AppNote.docx
+++ b/magicmaus_AppNote.docx
@@ -1441,13 +1441,26 @@
         <w:t xml:space="preserve">--hmbc</w:t>
       </w:r>
       <w:r>
-        <w:t xml:space="preserve">) that links each</w:t>
-      </w:r>
-      <w:r>
-        <w:t xml:space="preserve"> </w:t>
-      </w:r>
-      <w:r>
-        <w:t xml:space="preserve">Leu/Val geminal pair — lifts accuracy on every target (Table 1, +HMBC), most where</w:t>
+        <w:t xml:space="preserve">; Siemons</w:t>
+      </w:r>
+      <w:r>
+        <w:t xml:space="preserve"> </w:t>
+      </w:r>
+      <w:r>
+        <w:rPr>
+          <w:i/>
+          <w:iCs/>
+        </w:rPr>
+        <w:t xml:space="preserve">et al.</w:t>
+      </w:r>
+      <w:r>
+        <w:t xml:space="preserve">,</w:t>
+      </w:r>
+      <w:r>
+        <w:t xml:space="preserve"> </w:t>
+      </w:r>
+      <w:r>
+        <w:t xml:space="preserve">2019) that links each Leu/Val geminal pair — lifts accuracy on every target (Table 1, +HMBC), most where</w:t>
       </w:r>
       <w:r>
         <w:t xml:space="preserve"> </w:t>
@@ -2991,6 +3004,52 @@
       </w:r>
       <w:r>
         <w:t xml:space="preserve">, 291–315.</w:t>
+      </w:r>
+    </w:p>
+    <w:p>
+      <w:pPr>
+        <w:pStyle w:val="BodyText"/>
+      </w:pPr>
+      <w:r>
+        <w:t xml:space="preserve">Siemons,L., Mackenzie,H.W., Shukla,V.K. and Hansen,D.F. (2019) Intra-residue</w:t>
+      </w:r>
+      <w:r>
+        <w:t xml:space="preserve"> </w:t>
+      </w:r>
+      <w:r>
+        <w:t xml:space="preserve">methyl–methyl correlations for valine and leucine residues in large proteins from</w:t>
+      </w:r>
+      <w:r>
+        <w:t xml:space="preserve"> </w:t>
+      </w:r>
+      <w:r>
+        <w:t xml:space="preserve">a 3D-HMBC-HMQC experiment.</w:t>
+      </w:r>
+      <w:r>
+        <w:t xml:space="preserve"> </w:t>
+      </w:r>
+      <w:r>
+        <w:rPr>
+          <w:i/>
+          <w:iCs/>
+        </w:rPr>
+        <w:t xml:space="preserve">J. Biomol. NMR</w:t>
+      </w:r>
+      <w:r>
+        <w:t xml:space="preserve">,</w:t>
+      </w:r>
+      <w:r>
+        <w:t xml:space="preserve"> </w:t>
+      </w:r>
+      <w:r>
+        <w:rPr>
+          <w:b/>
+          <w:bCs/>
+        </w:rPr>
+        <w:t xml:space="preserve">73</w:t>
+      </w:r>
+      <w:r>
+        <w:t xml:space="preserve">, 749–757.</w:t>
       </w:r>
     </w:p>
     <w:p>

--- a/magicmaus_AppNote.docx
+++ b/magicmaus_AppNote.docx
@@ -1073,13 +1073,32 @@
         <w:t xml:space="preserve"> </w:t>
       </w:r>
       <w:r>
-        <w:t xml:space="preserve">Because BMRB deposits no NOESY peak list, a 3D (H)CCH network is simulated from</w:t>
-      </w:r>
-      <w:r>
-        <w:t xml:space="preserve"> </w:t>
-      </w:r>
-      <w:r>
-        <w:t xml:space="preserve">the structure (a cross peak for every methyl pair within 7.9 Å, both directions)</w:t>
+        <w:t xml:space="preserve">Because BMRB deposits no NOESY peak list, a methyl–methyl (H)CCH NOESY network</w:t>
+      </w:r>
+      <w:r>
+        <w:t xml:space="preserve"> </w:t>
+      </w:r>
+      <w:r>
+        <w:t xml:space="preserve">(Wen</w:t>
+      </w:r>
+      <w:r>
+        <w:t xml:space="preserve"> </w:t>
+      </w:r>
+      <w:r>
+        <w:rPr>
+          <w:i/>
+          <w:iCs/>
+        </w:rPr>
+        <w:t xml:space="preserve">et al.</w:t>
+      </w:r>
+      <w:r>
+        <w:t xml:space="preserve">, 2012) is simulated from the structure (a cross peak for every methyl</w:t>
+      </w:r>
+      <w:r>
+        <w:t xml:space="preserve"> </w:t>
+      </w:r>
+      <w:r>
+        <w:t xml:space="preserve">pair within 7.9 Å, both directions)</w:t>
       </w:r>
       <w:r>
         <w:t xml:space="preserve"> </w:t>
@@ -3265,6 +3284,46 @@
       </w:r>
       <w:r>
         <w:t xml:space="preserve">D402–D408.</w:t>
+      </w:r>
+    </w:p>
+    <w:p>
+      <w:pPr>
+        <w:pStyle w:val="BodyText"/>
+      </w:pPr>
+      <w:r>
+        <w:t xml:space="preserve">Wen,J., Zhou,P. and Wu,J. (2012) Efficient acquisition of high-resolution 4-D</w:t>
+      </w:r>
+      <w:r>
+        <w:t xml:space="preserve"> </w:t>
+      </w:r>
+      <w:r>
+        <w:t xml:space="preserve">diagonal-suppressed methyl–methyl NOESY for large proteins.</w:t>
+      </w:r>
+      <w:r>
+        <w:t xml:space="preserve"> </w:t>
+      </w:r>
+      <w:r>
+        <w:rPr>
+          <w:i/>
+          <w:iCs/>
+        </w:rPr>
+        <w:t xml:space="preserve">J. Magn. Reson.</w:t>
+      </w:r>
+      <w:r>
+        <w:t xml:space="preserve">,</w:t>
+      </w:r>
+      <w:r>
+        <w:t xml:space="preserve"> </w:t>
+      </w:r>
+      <w:r>
+        <w:rPr>
+          <w:b/>
+          <w:bCs/>
+        </w:rPr>
+        <w:t xml:space="preserve">218</w:t>
+      </w:r>
+      <w:r>
+        <w:t xml:space="preserve">, 128–132.</w:t>
       </w:r>
     </w:p>
     <w:p>

--- a/magicmaus_AppNote.docx
+++ b/magicmaus_AppNote.docx
@@ -1079,7 +1079,20 @@
         <w:t xml:space="preserve"> </w:t>
       </w:r>
       <w:r>
-        <w:t xml:space="preserve">(Wen</w:t>
+        <w:t xml:space="preserve">(Rossi</w:t>
+      </w:r>
+      <w:r>
+        <w:t xml:space="preserve"> </w:t>
+      </w:r>
+      <w:r>
+        <w:rPr>
+          <w:i/>
+          <w:iCs/>
+        </w:rPr>
+        <w:t xml:space="preserve">et al.</w:t>
+      </w:r>
+      <w:r>
+        <w:t xml:space="preserve">, 2016; Wen</w:t>
       </w:r>
       <w:r>
         <w:t xml:space="preserve"> </w:t>
@@ -3023,6 +3036,88 @@
       </w:r>
       <w:r>
         <w:t xml:space="preserve">, 291–315.</w:t>
+      </w:r>
+    </w:p>
+    <w:p>
+      <w:pPr>
+        <w:pStyle w:val="BodyText"/>
+      </w:pPr>
+      <w:r>
+        <w:t xml:space="preserve">Rossi,P., Xia,Y., Khanra,N., Veglia,G. and Kalodimos,C.G. (2016)</w:t>
+      </w:r>
+      <w:r>
+        <w:t xml:space="preserve"> </w:t>
+      </w:r>
+      <w:r>
+        <w:rPr>
+          <w:vertAlign w:val="superscript"/>
+        </w:rPr>
+        <w:t xml:space="preserve">15</w:t>
+      </w:r>
+      <w:r>
+        <w:t xml:space="preserve">N and</w:t>
+      </w:r>
+      <w:r>
+        <w:t xml:space="preserve"> </w:t>
+      </w:r>
+      <w:r>
+        <w:rPr>
+          <w:vertAlign w:val="superscript"/>
+        </w:rPr>
+        <w:t xml:space="preserve">13</w:t>
+      </w:r>
+      <w:r>
+        <w:t xml:space="preserve">C-SOFAST-HMQC editing enhances 3D-NOESY sensitivity in highly deuterated,</w:t>
+      </w:r>
+      <w:r>
+        <w:t xml:space="preserve"> </w:t>
+      </w:r>
+      <w:r>
+        <w:t xml:space="preserve">selectively [</w:t>
+      </w:r>
+      <w:r>
+        <w:rPr>
+          <w:vertAlign w:val="superscript"/>
+        </w:rPr>
+        <w:t xml:space="preserve">1</w:t>
+      </w:r>
+      <w:r>
+        <w:t xml:space="preserve">H,</w:t>
+      </w:r>
+      <w:r>
+        <w:rPr>
+          <w:vertAlign w:val="superscript"/>
+        </w:rPr>
+        <w:t xml:space="preserve">13</w:t>
+      </w:r>
+      <w:r>
+        <w:t xml:space="preserve">C]-labeled proteins.</w:t>
+      </w:r>
+      <w:r>
+        <w:t xml:space="preserve"> </w:t>
+      </w:r>
+      <w:r>
+        <w:rPr>
+          <w:i/>
+          <w:iCs/>
+        </w:rPr>
+        <w:t xml:space="preserve">J. Biomol. NMR</w:t>
+      </w:r>
+      <w:r>
+        <w:t xml:space="preserve">,</w:t>
+      </w:r>
+      <w:r>
+        <w:t xml:space="preserve"> </w:t>
+      </w:r>
+      <w:r>
+        <w:rPr>
+          <w:b/>
+          <w:bCs/>
+        </w:rPr>
+        <w:t xml:space="preserve">66</w:t>
+      </w:r>
+      <w:r>
+        <w:t xml:space="preserve">, 259–271.</w:t>
       </w:r>
     </w:p>
     <w:p>

--- a/magicmaus_AppNote.docx
+++ b/magicmaus_AppNote.docx
@@ -22,7 +22,7 @@
         <w:t xml:space="preserve">Structural bioinformatics</w:t>
       </w:r>
     </w:p>
-    <w:bookmarkStart w:id="21" w:name="X32f9384308fffd6da93cfa87d2db732cab9912d"/>
+    <w:bookmarkStart w:id="25" w:name="X32f9384308fffd6da93cfa87d2db732cab9912d"/>
     <w:p>
       <w:pPr>
         <w:pStyle w:val="Heading1"/>
@@ -36,11 +36,7 @@
         <w:pStyle w:val="FirstParagraph"/>
       </w:pPr>
       <w:r>
-        <w:rPr>
-          <w:b/>
-          <w:bCs/>
-        </w:rPr>
-        <w:t xml:space="preserve">Donghan Lee</w:t>
+        <w:t xml:space="preserve">Joonhyeok Choi</w:t>
       </w:r>
       <w:r>
         <w:t xml:space="preserve"> </w:t>
@@ -49,7 +45,67 @@
         <w:rPr>
           <w:vertAlign w:val="superscript"/>
         </w:rPr>
-        <w:t xml:space="preserve">1,*</w:t>
+        <w:t xml:space="preserve">1,2,†</w:t>
+      </w:r>
+      <w:r>
+        <w:t xml:space="preserve">, Sang-Yeop Lee</w:t>
+      </w:r>
+      <w:r>
+        <w:t xml:space="preserve"> </w:t>
+      </w:r>
+      <w:r>
+        <w:rPr>
+          <w:vertAlign w:val="superscript"/>
+        </w:rPr>
+        <w:t xml:space="preserve">3,4,†</w:t>
+      </w:r>
+      <w:r>
+        <w:t xml:space="preserve">, Sooho Koh</w:t>
+      </w:r>
+      <w:r>
+        <w:t xml:space="preserve"> </w:t>
+      </w:r>
+      <w:r>
+        <w:rPr>
+          <w:vertAlign w:val="superscript"/>
+        </w:rPr>
+        <w:t xml:space="preserve">1</w:t>
+      </w:r>
+      <w:r>
+        <w:t xml:space="preserve">, Minjune Yang</w:t>
+      </w:r>
+      <w:r>
+        <w:t xml:space="preserve"> </w:t>
+      </w:r>
+      <w:r>
+        <w:rPr>
+          <w:vertAlign w:val="superscript"/>
+        </w:rPr>
+        <w:t xml:space="preserve">1</w:t>
+      </w:r>
+      <w:r>
+        <w:t xml:space="preserve">, Kyoung-Seok Ryu</w:t>
+      </w:r>
+      <w:r>
+        <w:t xml:space="preserve"> </w:t>
+      </w:r>
+      <w:r>
+        <w:rPr>
+          <w:vertAlign w:val="superscript"/>
+        </w:rPr>
+        <w:t xml:space="preserve">1,4</w:t>
+      </w:r>
+      <w:r>
+        <w:t xml:space="preserve">, Donghan Lee</w:t>
+      </w:r>
+      <w:r>
+        <w:t xml:space="preserve"> </w:t>
+      </w:r>
+      <w:r>
+        <w:rPr>
+          <w:vertAlign w:val="superscript"/>
+        </w:rPr>
+        <w:t xml:space="preserve">1,4,*</w:t>
       </w:r>
     </w:p>
     <w:p>
@@ -66,7 +122,7 @@
         <w:t xml:space="preserve"> </w:t>
       </w:r>
       <w:r>
-        <w:t xml:space="preserve">Korea Basic Science Institute, Ochang, Republic of Korea.</w:t>
+        <w:t xml:space="preserve">Center for Protein Structure and Drug Mechanism Research, Korea Basic Science Institute, Cheongju, 28119, Republic of Korea</w:t>
       </w:r>
     </w:p>
     <w:p>
@@ -77,13 +133,81 @@
         <w:rPr>
           <w:vertAlign w:val="superscript"/>
         </w:rPr>
+        <w:t xml:space="preserve">2</w:t>
+      </w:r>
+      <w:r>
+        <w:t xml:space="preserve"> </w:t>
+      </w:r>
+      <w:r>
+        <w:t xml:space="preserve">Department of Applied Pharmacy, College of Pharmacy, Chungbuk National University, Cheongju, 28160, Republic of Korea</w:t>
+      </w:r>
+    </w:p>
+    <w:p>
+      <w:pPr>
+        <w:pStyle w:val="BodyText"/>
+      </w:pPr>
+      <w:r>
+        <w:rPr>
+          <w:vertAlign w:val="superscript"/>
+        </w:rPr>
+        <w:t xml:space="preserve">3</w:t>
+      </w:r>
+      <w:r>
+        <w:t xml:space="preserve"> </w:t>
+      </w:r>
+      <w:r>
+        <w:t xml:space="preserve">Center for Target-to-Therapeutics Research, Korea Basic Science Institute, Cheongju, 28119, Republic of Korea</w:t>
+      </w:r>
+    </w:p>
+    <w:p>
+      <w:pPr>
+        <w:pStyle w:val="BodyText"/>
+      </w:pPr>
+      <w:r>
+        <w:rPr>
+          <w:vertAlign w:val="superscript"/>
+        </w:rPr>
+        <w:t xml:space="preserve">4</w:t>
+      </w:r>
+      <w:r>
+        <w:t xml:space="preserve"> </w:t>
+      </w:r>
+      <w:r>
+        <w:t xml:space="preserve">Department of Convergent Analytical Science, University of Science and Technology, Daejeon, 34113, Republic of Korea</w:t>
+      </w:r>
+    </w:p>
+    <w:p>
+      <w:pPr>
+        <w:pStyle w:val="BodyText"/>
+      </w:pPr>
+      <w:r>
+        <w:rPr>
+          <w:vertAlign w:val="superscript"/>
+        </w:rPr>
         <w:t xml:space="preserve">*</w:t>
       </w:r>
       <w:r>
         <w:t xml:space="preserve"> </w:t>
       </w:r>
       <w:r>
-        <w:t xml:space="preserve">To whom correspondence should be addressed.</w:t>
+        <w:t xml:space="preserve">Corresponding author. Donghan Lee, Center for Protein Structure and Drug Mechanism Research, Korea Basic Science Institute, Cheongju, 28119, Republic of Korea; Department of Convergent Analytical Science, University of Science and Technology, Daejeon, 34113, Republic of Korea (dlee04@kbsi.re.kr)</w:t>
+      </w:r>
+    </w:p>
+    <w:p>
+      <w:pPr>
+        <w:pStyle w:val="BodyText"/>
+      </w:pPr>
+      <w:r>
+        <w:rPr>
+          <w:vertAlign w:val="superscript"/>
+        </w:rPr>
+        <w:t xml:space="preserve">†</w:t>
+      </w:r>
+      <w:r>
+        <w:t xml:space="preserve"> </w:t>
+      </w:r>
+      <w:r>
+        <w:t xml:space="preserve">These authors contributed equally.</w:t>
       </w:r>
     </w:p>
     <w:p>
@@ -300,7 +424,7 @@
         <w:t xml:space="preserve"> </w:t>
       </w:r>
       <w:r>
-        <w:t xml:space="preserve">kbsi.bionmr@gmail.com</w:t>
+        <w:t xml:space="preserve">dlee04@kbsi.re.kr</w:t>
       </w:r>
     </w:p>
     <w:p>
@@ -2657,7 +2781,105 @@
       </w:r>
     </w:p>
     <w:bookmarkEnd w:id="16"/>
-    <w:bookmarkStart w:id="20" w:name="references"/>
+    <w:bookmarkStart w:id="17" w:name="acknowledgements-1"/>
+    <w:p>
+      <w:pPr>
+        <w:pStyle w:val="Heading2"/>
+      </w:pPr>
+      <w:r>
+        <w:t xml:space="preserve">Acknowledgements</w:t>
+      </w:r>
+    </w:p>
+    <w:p>
+      <w:pPr>
+        <w:pStyle w:val="FirstParagraph"/>
+      </w:pPr>
+      <w:r>
+        <w:t xml:space="preserve">The authors gratefully acknowledge Eun-Hee Kim and Dr. Hae-Kap Cheong from the</w:t>
+      </w:r>
+      <w:r>
+        <w:t xml:space="preserve"> </w:t>
+      </w:r>
+      <w:r>
+        <w:t xml:space="preserve">Korea Basic Science Institute (KBSI) for their valuable support and discussions.</w:t>
+      </w:r>
+    </w:p>
+    <w:bookmarkEnd w:id="17"/>
+    <w:bookmarkStart w:id="18" w:name="conflict-of-interest"/>
+    <w:p>
+      <w:pPr>
+        <w:pStyle w:val="Heading2"/>
+      </w:pPr>
+      <w:r>
+        <w:t xml:space="preserve">Conflict of interest</w:t>
+      </w:r>
+    </w:p>
+    <w:p>
+      <w:pPr>
+        <w:pStyle w:val="FirstParagraph"/>
+      </w:pPr>
+      <w:r>
+        <w:t xml:space="preserve">None declared.</w:t>
+      </w:r>
+    </w:p>
+    <w:bookmarkEnd w:id="18"/>
+    <w:bookmarkStart w:id="19" w:name="funding-1"/>
+    <w:p>
+      <w:pPr>
+        <w:pStyle w:val="Heading2"/>
+      </w:pPr>
+      <w:r>
+        <w:t xml:space="preserve">Funding</w:t>
+      </w:r>
+    </w:p>
+    <w:p>
+      <w:pPr>
+        <w:pStyle w:val="FirstParagraph"/>
+      </w:pPr>
+      <w:r>
+        <w:t xml:space="preserve">This work was supported by the Korea Basic Science Institute (KBSI) internal</w:t>
+      </w:r>
+      <w:r>
+        <w:t xml:space="preserve"> </w:t>
+      </w:r>
+      <w:r>
+        <w:t xml:space="preserve">research programs [C612120, C623200, C623300, C625130, and C539110].</w:t>
+      </w:r>
+    </w:p>
+    <w:bookmarkEnd w:id="19"/>
+    <w:bookmarkStart w:id="20" w:name="data-availability"/>
+    <w:p>
+      <w:pPr>
+        <w:pStyle w:val="Heading2"/>
+      </w:pPr>
+      <w:r>
+        <w:t xml:space="preserve">Data availability</w:t>
+      </w:r>
+    </w:p>
+    <w:p>
+      <w:pPr>
+        <w:pStyle w:val="FirstParagraph"/>
+      </w:pPr>
+      <w:r>
+        <w:t xml:space="preserve">The program underlying this article is available on the project website at</w:t>
+      </w:r>
+      <w:r>
+        <w:t xml:space="preserve"> </w:t>
+      </w:r>
+      <w:hyperlink r:id="rId9">
+        <w:r>
+          <w:rPr>
+            <w:rStyle w:val="Hyperlink"/>
+          </w:rPr>
+          <w:t xml:space="preserve">https://github.com/deepnmr/magicmaus</w:t>
+        </w:r>
+      </w:hyperlink>
+      <w:r>
+        <w:t xml:space="preserve">.</w:t>
+      </w:r>
+    </w:p>
+    <w:bookmarkEnd w:id="20"/>
+    <w:bookmarkStart w:id="24" w:name="references"/>
     <w:p>
       <w:pPr>
         <w:pStyle w:val="Heading2"/>
@@ -3437,18 +3659,18 @@
           <wp:inline>
             <wp:extent cx="5334000" cy="2344023"/>
             <wp:effectExtent b="0" l="0" r="0" t="0"/>
-            <wp:docPr descr="Fig. 1. (A) The magicmaus pipeline. A SAT layer (MAUS) bounds each peak to a per-peak option set that provably contains the truth (100% envelope) and prunes candidates from up to ~60 to 1–3; an intensity-weighted NOE score (MAGIC-style), applied only within those bounds via a SAT-feasible seed and feasibility-preserving coordinate ascent, commits to a single coherent map with a per-peak confidence tier (unique / scored / ambiguous). (B) Methyl-level accuracy across the seven benchmark targets (43–257 methyls, ordered by size), all engines scored on the same 1/r6 intensity NOESY: magicmaus (+soft, blue) versus full-space MAGIC (red; hatched n.c. where scoring did not converge within a 15-min budget). Green markers denote the 100% truth-in-envelope guarantee, preserved on every target." title="" id="18" name="Picture"/>
+            <wp:docPr descr="Fig. 1. (A) The magicmaus pipeline. A SAT layer (MAUS) bounds each peak to a per-peak option set that provably contains the truth (100% envelope) and prunes candidates from up to ~60 to 1–3; an intensity-weighted NOE score (MAGIC-style), applied only within those bounds via a SAT-feasible seed and feasibility-preserving coordinate ascent, commits to a single coherent map with a per-peak confidence tier (unique / scored / ambiguous). (B) Methyl-level accuracy across the seven benchmark targets (43–257 methyls, ordered by size), all engines scored on the same 1/r6 intensity NOESY: magicmaus (+soft, blue) versus full-space MAGIC (red; hatched n.c. where scoring did not converge within a 15-min budget). Green markers denote the 100% truth-in-envelope guarantee, preserved on every target." title="" id="22" name="Picture"/>
             <a:graphic>
               <a:graphicData uri="http://schemas.openxmlformats.org/drawingml/2006/picture">
                 <pic:pic>
                   <pic:nvPicPr>
-                    <pic:cNvPr descr="figure1.png" id="19" name="Picture"/>
+                    <pic:cNvPr descr="figure1.png" id="23" name="Picture"/>
                     <pic:cNvPicPr>
                       <a:picLocks noChangeArrowheads="1" noChangeAspect="1"/>
                     </pic:cNvPicPr>
                   </pic:nvPicPr>
                   <pic:blipFill>
-                    <a:blip r:embed="rId17"/>
+                    <a:blip r:embed="rId21"/>
                     <a:stretch>
                       <a:fillRect/>
                     </a:stretch>
@@ -3601,8 +3823,8 @@
         <w:t xml:space="preserve">preserved on every target.</w:t>
       </w:r>
     </w:p>
-    <w:bookmarkEnd w:id="20"/>
-    <w:bookmarkEnd w:id="21"/>
+    <w:bookmarkEnd w:id="24"/>
+    <w:bookmarkEnd w:id="25"/>
     <w:sectPr>
       <w:footnotePr>
         <w:numRestart w:val="eachSect"/>

--- a/magicmaus_AppNote.docx
+++ b/magicmaus_AppNote.docx
@@ -3657,9 +3657,9 @@
       <w:r>
         <w:drawing>
           <wp:inline>
-            <wp:extent cx="5334000" cy="2344023"/>
+            <wp:extent cx="5334000" cy="2336521"/>
             <wp:effectExtent b="0" l="0" r="0" t="0"/>
-            <wp:docPr descr="Fig. 1. (A) The magicmaus pipeline. A SAT layer (MAUS) bounds each peak to a per-peak option set that provably contains the truth (100% envelope) and prunes candidates from up to ~60 to 1–3; an intensity-weighted NOE score (MAGIC-style), applied only within those bounds via a SAT-feasible seed and feasibility-preserving coordinate ascent, commits to a single coherent map with a per-peak confidence tier (unique / scored / ambiguous). (B) Methyl-level accuracy across the seven benchmark targets (43–257 methyls, ordered by size), all engines scored on the same 1/r6 intensity NOESY: magicmaus (+soft, blue) versus full-space MAGIC (red; hatched n.c. where scoring did not converge within a 15-min budget). Green markers denote the 100% truth-in-envelope guarantee, preserved on every target." title="" id="22" name="Picture"/>
+            <wp:docPr descr="Fig. 1. (A) The magicmaus pipeline. A SAT layer (MAUS) bounds each peak to a per-peak option set that provably contains the truth (100% envelope) and prunes candidates from up to ~60 to 1–3; an intensity-weighted NOE score (MAGIC-style), applied only within those bounds via a SAT-feasible seed and feasibility-preserving coordinate ascent, commits to a single coherent map with a per-peak confidence tier (unique / scored / ambiguous). (B) Methyl-level accuracy across the seven benchmark targets (43–257 methyls, ordered by size), all engines scored on the same 1/r6 intensity NOESY: magicmaus (+soft, blue) versus MAUS unique-only calls (purple; the constraint layer’s decisive fraction, abstaining elsewhere) and full-space MAGIC (red; hatched n.c. where scoring did not converge within a 15-min budget). Green markers denote the 100% truth-in-envelope guarantee, preserved on every target." title="" id="22" name="Picture"/>
             <a:graphic>
               <a:graphicData uri="http://schemas.openxmlformats.org/drawingml/2006/picture">
                 <pic:pic>
@@ -3678,7 +3678,7 @@
                   <pic:spPr bwMode="auto">
                     <a:xfrm>
                       <a:off x="0" y="0"/>
-                      <a:ext cx="5334000" cy="2344023"/>
+                      <a:ext cx="5334000" cy="2336521"/>
                     </a:xfrm>
                     <a:prstGeom prst="rect">
                       <a:avLst/>
@@ -3792,7 +3792,13 @@
         <w:t xml:space="preserve"> </w:t>
       </w:r>
       <w:r>
-        <w:t xml:space="preserve">versus full-space MAGIC (red; hatched</w:t>
+        <w:t xml:space="preserve">versus MAUS unique-only calls (purple; the constraint layer’s decisive fraction,</w:t>
+      </w:r>
+      <w:r>
+        <w:t xml:space="preserve"> </w:t>
+      </w:r>
+      <w:r>
+        <w:t xml:space="preserve">abstaining elsewhere) and full-space MAGIC (red; hatched</w:t>
       </w:r>
       <w:r>
         <w:t xml:space="preserve"> </w:t>
@@ -3808,13 +3814,13 @@
         <w:t xml:space="preserve"> </w:t>
       </w:r>
       <w:r>
-        <w:t xml:space="preserve">where scoring did not converge within</w:t>
-      </w:r>
-      <w:r>
-        <w:t xml:space="preserve"> </w:t>
-      </w:r>
-      <w:r>
-        <w:t xml:space="preserve">a 15-min budget). Green markers denote the 100% truth-in-envelope guarantee,</w:t>
+        <w:t xml:space="preserve">where scoring did</w:t>
+      </w:r>
+      <w:r>
+        <w:t xml:space="preserve"> </w:t>
+      </w:r>
+      <w:r>
+        <w:t xml:space="preserve">not converge within a 15-min budget). Green markers denote the 100% truth-in-envelope guarantee,</w:t>
       </w:r>
       <w:r>
         <w:t xml:space="preserve"> </w:t>

--- a/magicmaus_AppNote.docx
+++ b/magicmaus_AppNote.docx
@@ -4486,6 +4486,10 @@
     <w:semiHidden/>
     <w:unhideWhenUsed/>
     <w:qFormat/>
+    <w:rPr>
+      <w:sz w:val="18"/>
+      <w:szCs w:val="18"/>
+    </w:rPr>
     <w:tblPr>
       <w:tblInd w:type="dxa" w:w="0"/>
       <w:tblCellMar>

--- a/magicmaus_AppNote.docx
+++ b/magicmaus_AppNote.docx
@@ -344,7 +344,7 @@
         <w:t xml:space="preserve"> </w:t>
       </w:r>
       <w:r>
-        <w:t xml:space="preserve">answer for every peak at 30–100% methyl-level accuracy — up to an order of</w:t>
+        <w:t xml:space="preserve">answer for every peak at 27–100% methyl-level accuracy — up to an order of</w:t>
       </w:r>
       <w:r>
         <w:t xml:space="preserve"> </w:t>
@@ -362,13 +362,13 @@
         <w:t xml:space="preserve"> </w:t>
       </w:r>
       <w:r>
-        <w:t xml:space="preserve">maltose-binding protein (192 methyls) it assigns 72.9% of methyls correctly</w:t>
-      </w:r>
-      <w:r>
-        <w:t xml:space="preserve"> </w:t>
-      </w:r>
-      <w:r>
-        <w:t xml:space="preserve">(79.7% with ambiguous-NOE evidence) versus 5.7% for scoring alone.</w:t>
+        <w:t xml:space="preserve">maltose-binding protein (192 methyls) it assigns 87.0% of methyls correctly</w:t>
+      </w:r>
+      <w:r>
+        <w:t xml:space="preserve"> </w:t>
+      </w:r>
+      <w:r>
+        <w:t xml:space="preserve">(87.5% with ambiguous-NOE evidence) versus 5.7% for scoring alone.</w:t>
       </w:r>
     </w:p>
     <w:p>
@@ -999,13 +999,13 @@
         <w:t xml:space="preserve"> </w:t>
       </w:r>
       <w:r>
-        <w:t xml:space="preserve">feasibility-preserving coordinate ascent on a MAGIC-style objective: each firm</w:t>
-      </w:r>
-      <w:r>
-        <w:t xml:space="preserve"> </w:t>
-      </w:r>
-      <w:r>
-        <w:t xml:space="preserve">NOE contributes intensity·(1/r</w:t>
+        <w:t xml:space="preserve">feasibility-preserving search on a MAGIC-style objective: each firm NOE</w:t>
+      </w:r>
+      <w:r>
+        <w:t xml:space="preserve"> </w:t>
+      </w:r>
+      <w:r>
+        <w:t xml:space="preserve">contributes intensity·(1/r</w:t>
       </w:r>
       <w:r>
         <w:rPr>
@@ -1014,37 +1014,91 @@
         <w:t xml:space="preserve">6</w:t>
       </w:r>
       <w:r>
-        <w:t xml:space="preserve">) for the structural contact it is placed on, so</w:t>
-      </w:r>
-      <w:r>
-        <w:t xml:space="preserve"> </w:t>
-      </w:r>
-      <w:r>
-        <w:t xml:space="preserve">a strong NOE is driven onto a close contact. Every move stays injective and</w:t>
-      </w:r>
-      <w:r>
-        <w:t xml:space="preserve"> </w:t>
-      </w:r>
-      <w:r>
-        <w:t xml:space="preserve">NOE-consistent, so the output is always a valid bijection — a property a naïve</w:t>
-      </w:r>
-      <w:r>
-        <w:t xml:space="preserve"> </w:t>
-      </w:r>
-      <w:r>
-        <w:t xml:space="preserve">per-cluster search cannot guarantee on the single 138-peak degeneracy cluster of</w:t>
-      </w:r>
-      <w:r>
-        <w:t xml:space="preserve"> </w:t>
-      </w:r>
-      <w:r>
-        <w:t xml:space="preserve">the benchmark below. Optionally, the ambiguous NOE cross peaks MAUS discards are</w:t>
-      </w:r>
-      <w:r>
-        <w:t xml:space="preserve"> </w:t>
-      </w:r>
-      <w:r>
-        <w:t xml:space="preserve">folded back in as diluted, intensity-weighted soft evidence.</w:t>
+        <w:t xml:space="preserve">) for the structural contact it is placed on, so a</w:t>
+      </w:r>
+      <w:r>
+        <w:t xml:space="preserve"> </w:t>
+      </w:r>
+      <w:r>
+        <w:t xml:space="preserve">strong NOE is driven onto a close contact. A plain greedy ascent settles into the</w:t>
+      </w:r>
+      <w:r>
+        <w:t xml:space="preserve"> </w:t>
+      </w:r>
+      <w:r>
+        <w:t xml:space="preserve">nearest local optimum, which on the near-flat MAGIC landscape lies 10–20% below</w:t>
+      </w:r>
+      <w:r>
+        <w:t xml:space="preserve"> </w:t>
+      </w:r>
+      <w:r>
+        <w:t xml:space="preserve">the truth’s objective; magicmaus instead runs simulated annealing over three</w:t>
+      </w:r>
+      <w:r>
+        <w:t xml:space="preserve"> </w:t>
+      </w:r>
+      <w:r>
+        <w:t xml:space="preserve">feasibility-preserving move classes — relocate, pairwise swap, and three-cycle</w:t>
+      </w:r>
+      <w:r>
+        <w:t xml:space="preserve"> </w:t>
+      </w:r>
+      <w:r>
+        <w:t xml:space="preserve">rotation — the last being essential, since a swap requires the displaced methyl to</w:t>
+      </w:r>
+      <w:r>
+        <w:t xml:space="preserve"> </w:t>
+      </w:r>
+      <w:r>
+        <w:t xml:space="preserve">lie in its partner’s option set and stalls in the tightly coupled Leu/Val graphs</w:t>
+      </w:r>
+      <w:r>
+        <w:t xml:space="preserve"> </w:t>
+      </w:r>
+      <w:r>
+        <w:t xml:space="preserve">that rotations traverse. The best annealed state is polished by a final greedy</w:t>
+      </w:r>
+      <w:r>
+        <w:t xml:space="preserve"> </w:t>
+      </w:r>
+      <w:r>
+        <w:t xml:space="preserve">ascent. Every move stays injective and NOE-consistent, so the output is always a</w:t>
+      </w:r>
+      <w:r>
+        <w:t xml:space="preserve"> </w:t>
+      </w:r>
+      <w:r>
+        <w:t xml:space="preserve">valid bijection — a property a naïve per-cluster search cannot guarantee on the</w:t>
+      </w:r>
+      <w:r>
+        <w:t xml:space="preserve"> </w:t>
+      </w:r>
+      <w:r>
+        <w:t xml:space="preserve">single 138-peak degeneracy cluster of the benchmark below. Because this objective</w:t>
+      </w:r>
+      <w:r>
+        <w:t xml:space="preserve"> </w:t>
+      </w:r>
+      <w:r>
+        <w:t xml:space="preserve">only tracks the truth once real intensities are present, the annealer is gated on</w:t>
+      </w:r>
+      <w:r>
+        <w:t xml:space="preserve"> </w:t>
+      </w:r>
+      <w:r>
+        <w:t xml:space="preserve">intensity signal and reduces to the plain ascent on a boolean network. Optionally,</w:t>
+      </w:r>
+      <w:r>
+        <w:t xml:space="preserve"> </w:t>
+      </w:r>
+      <w:r>
+        <w:t xml:space="preserve">the ambiguous NOE cross peaks MAUS discards are folded back in as diluted,</w:t>
+      </w:r>
+      <w:r>
+        <w:t xml:space="preserve"> </w:t>
+      </w:r>
+      <w:r>
+        <w:t xml:space="preserve">intensity-weighted soft evidence.</w:t>
       </w:r>
     </w:p>
     <w:p>
@@ -1464,7 +1518,7 @@
           <w:b/>
           <w:bCs/>
         </w:rPr>
-        <w:t xml:space="preserve">73–100%</w:t>
+        <w:t xml:space="preserve">82–100%</w:t>
       </w:r>
       <w:r>
         <w:t xml:space="preserve"> </w:t>
@@ -1486,7 +1540,7 @@
           <w:b/>
           <w:bCs/>
         </w:rPr>
-        <w:t xml:space="preserve">72.9%</w:t>
+        <w:t xml:space="preserve">87.0%</w:t>
       </w:r>
       <w:r>
         <w:t xml:space="preserve"> </w:t>
@@ -1498,49 +1552,91 @@
         <w:t xml:space="preserve"> </w:t>
       </w:r>
       <w:r>
-        <w:t xml:space="preserve">order of magnitude above scoring over the full space. The hard cases are the</w:t>
-      </w:r>
-      <w:r>
-        <w:t xml:space="preserve"> </w:t>
-      </w:r>
-      <w:r>
-        <w:t xml:space="preserve">targets whose 3D (H)CCH network yields few firm NOEs: REC3 (32.9%; 50 of 85</w:t>
-      </w:r>
-      <w:r>
-        <w:t xml:space="preserve"> </w:t>
-      </w:r>
-      <w:r>
-        <w:t xml:space="preserve">methyls Leu) and above all MSG, where only 262 cross peaks resolve to a firm</w:t>
-      </w:r>
-      <w:r>
-        <w:t xml:space="preserve"> </w:t>
-      </w:r>
-      <w:r>
-        <w:t xml:space="preserve">constraint so 95 of 257 peaks carry none and the true option sets are large —</w:t>
-      </w:r>
-      <w:r>
-        <w:t xml:space="preserve"> </w:t>
-      </w:r>
-      <w:r>
-        <w:t xml:space="preserve">magicmaus commits 29.6% (38.5% with HMBC) where MAGIC does not converge at all,</w:t>
-      </w:r>
-      <w:r>
-        <w:t xml:space="preserve"> </w:t>
-      </w:r>
-      <w:r>
-        <w:t xml:space="preserve">still under the 100% envelope. On these, an achiral NOE network leaves many</w:t>
-      </w:r>
-      <w:r>
-        <w:t xml:space="preserve"> </w:t>
-      </w:r>
-      <w:r>
-        <w:t xml:space="preserve">geminal pairs and shift-degenerate peaks genuinely unresolvable, which magicmaus</w:t>
-      </w:r>
-      <w:r>
-        <w:t xml:space="preserve"> </w:t>
-      </w:r>
-      <w:r>
-        <w:t xml:space="preserve">flags as</w:t>
+        <w:t xml:space="preserve">order of magnitude above scoring over the full space. This accuracy comes from the</w:t>
+      </w:r>
+      <w:r>
+        <w:t xml:space="preserve"> </w:t>
+      </w:r>
+      <w:r>
+        <w:t xml:space="preserve">scoring layer’s 3-cycle simulated-annealing search: on an intensity network the</w:t>
+      </w:r>
+      <w:r>
+        <w:t xml:space="preserve"> </w:t>
+      </w:r>
+      <w:r>
+        <w:t xml:space="preserve">NOE objective’s global optimum is the truth (a truth-seeded search scores ~96%),</w:t>
+      </w:r>
+      <w:r>
+        <w:t xml:space="preserve"> </w:t>
+      </w:r>
+      <w:r>
+        <w:t xml:space="preserve">and annealing reaches it where a plain greedy ascent stalls 10–20% short — the</w:t>
+      </w:r>
+      <w:r>
+        <w:t xml:space="preserve"> </w:t>
+      </w:r>
+      <w:r>
+        <w:t xml:space="preserve">rotational moves cross the tightly coupled Leu/Val option graphs that pairwise</w:t>
+      </w:r>
+      <w:r>
+        <w:t xml:space="preserve"> </w:t>
+      </w:r>
+      <w:r>
+        <w:t xml:space="preserve">swaps cannot. Because that objective only tracks the truth once NOESY intensities</w:t>
+      </w:r>
+      <w:r>
+        <w:t xml:space="preserve"> </w:t>
+      </w:r>
+      <w:r>
+        <w:t xml:space="preserve">pin each contact to its distance, magicmaus withholds the annealer on a boolean</w:t>
+      </w:r>
+      <w:r>
+        <w:t xml:space="preserve"> </w:t>
+      </w:r>
+      <w:r>
+        <w:t xml:space="preserve">network (where it would merely overfit to structural-contact density) and applies</w:t>
+      </w:r>
+      <w:r>
+        <w:t xml:space="preserve"> </w:t>
+      </w:r>
+      <w:r>
+        <w:t xml:space="preserve">it only when the intensity column carries signal. The hard cases are the targets</w:t>
+      </w:r>
+      <w:r>
+        <w:t xml:space="preserve"> </w:t>
+      </w:r>
+      <w:r>
+        <w:t xml:space="preserve">whose 3D (H)CCH network yields few firm NOEs: REC3 (60.0%; 50 of 85 methyls Leu)</w:t>
+      </w:r>
+      <w:r>
+        <w:t xml:space="preserve"> </w:t>
+      </w:r>
+      <w:r>
+        <w:t xml:space="preserve">and above all MSG, where only 262 cross peaks resolve to a firm constraint so 95 of</w:t>
+      </w:r>
+      <w:r>
+        <w:t xml:space="preserve"> </w:t>
+      </w:r>
+      <w:r>
+        <w:t xml:space="preserve">257 peaks carry none and the true option sets are large — magicmaus commits 26.5%</w:t>
+      </w:r>
+      <w:r>
+        <w:t xml:space="preserve"> </w:t>
+      </w:r>
+      <w:r>
+        <w:t xml:space="preserve">(41.6% with HMBC) where MAGIC does not converge at all, still under the 100%</w:t>
+      </w:r>
+      <w:r>
+        <w:t xml:space="preserve"> </w:t>
+      </w:r>
+      <w:r>
+        <w:t xml:space="preserve">envelope. On these, an achiral NOE network leaves many geminal pairs and</w:t>
+      </w:r>
+      <w:r>
+        <w:t xml:space="preserve"> </w:t>
+      </w:r>
+      <w:r>
+        <w:t xml:space="preserve">shift-degenerate peaks genuinely unresolvable, which magicmaus flags as</w:t>
       </w:r>
       <w:r>
         <w:t xml:space="preserve"> </w:t>
@@ -1555,13 +1651,13 @@
         <w:t xml:space="preserve"> </w:t>
       </w:r>
       <w:r>
-        <w:t xml:space="preserve">and reports as full option sets rather than guessing. Folding the</w:t>
-      </w:r>
-      <w:r>
-        <w:t xml:space="preserve"> </w:t>
-      </w:r>
-      <w:r>
-        <w:t xml:space="preserve">discarded ambiguous NOEs back in as soft evidence (</w:t>
+        <w:t xml:space="preserve">and reports as full option sets rather than guessing. Folding the discarded</w:t>
+      </w:r>
+      <w:r>
+        <w:t xml:space="preserve"> </w:t>
+      </w:r>
+      <w:r>
+        <w:t xml:space="preserve">ambiguous NOEs back in as soft evidence (</w:t>
       </w:r>
       <w:r>
         <w:rPr>
@@ -1570,25 +1666,25 @@
         <w:t xml:space="preserve">--soft-ambiguous</w:t>
       </w:r>
       <w:r>
-        <w:t xml:space="preserve">) helped on</w:t>
-      </w:r>
-      <w:r>
-        <w:t xml:space="preserve"> </w:t>
-      </w:r>
-      <w:r>
-        <w:t xml:space="preserve">the sparser targets (IL-2, REC2, MBP: +1–7 points) but not on the densely</w:t>
-      </w:r>
-      <w:r>
-        <w:t xml:space="preserve"> </w:t>
-      </w:r>
-      <w:r>
-        <w:t xml:space="preserve">degenerate ones (HNH, REC3), so it is offered as an option, not a default. Adding</w:t>
-      </w:r>
-      <w:r>
-        <w:t xml:space="preserve"> </w:t>
-      </w:r>
-      <w:r>
-        <w:t xml:space="preserve">one further optional input — an HMBC-HMQC experiment (</w:t>
+        <w:t xml:space="preserve">) helped on most targets</w:t>
+      </w:r>
+      <w:r>
+        <w:t xml:space="preserve"> </w:t>
+      </w:r>
+      <w:r>
+        <w:t xml:space="preserve">(IL-2 +8.5, HNH +3.5, REC2 +1.6 points) but was a wash on the densely degenerate</w:t>
+      </w:r>
+      <w:r>
+        <w:t xml:space="preserve"> </w:t>
+      </w:r>
+      <w:r>
+        <w:t xml:space="preserve">REC3, so it is offered as an option, not a default. Adding one further optional</w:t>
+      </w:r>
+      <w:r>
+        <w:t xml:space="preserve"> </w:t>
+      </w:r>
+      <w:r>
+        <w:t xml:space="preserve">input — an HMBC-HMQC experiment (</w:t>
       </w:r>
       <w:r>
         <w:rPr>
@@ -1610,25 +1706,31 @@
         <w:t xml:space="preserve">et al.</w:t>
       </w:r>
       <w:r>
-        <w:t xml:space="preserve">,</w:t>
-      </w:r>
-      <w:r>
-        <w:t xml:space="preserve"> </w:t>
-      </w:r>
-      <w:r>
-        <w:t xml:space="preserve">2019) that links each Leu/Val geminal pair — lifts accuracy on every target (Table 1, +HMBC), most where</w:t>
-      </w:r>
-      <w:r>
-        <w:t xml:space="preserve"> </w:t>
-      </w:r>
-      <w:r>
-        <w:t xml:space="preserve">degeneracy is worst: REC3 rises 28.2% → 45.9% and MBP 79.7% → 89.1%, since geminal</w:t>
-      </w:r>
-      <w:r>
-        <w:t xml:space="preserve"> </w:t>
-      </w:r>
-      <w:r>
-        <w:t xml:space="preserve">ambiguity is precisely what an achiral NOE network cannot break. Running the same</w:t>
+        <w:t xml:space="preserve">, 2019) that links each</w:t>
+      </w:r>
+      <w:r>
+        <w:t xml:space="preserve"> </w:t>
+      </w:r>
+      <w:r>
+        <w:t xml:space="preserve">Leu/Val geminal pair — lifts accuracy where geminal pairs dominate the residual</w:t>
+      </w:r>
+      <w:r>
+        <w:t xml:space="preserve"> </w:t>
+      </w:r>
+      <w:r>
+        <w:t xml:space="preserve">(MBP 87.5% → 93.2%; Table 1, +HMBC) but reshapes the constrained landscape into a</w:t>
+      </w:r>
+      <w:r>
+        <w:t xml:space="preserve"> </w:t>
+      </w:r>
+      <w:r>
+        <w:t xml:space="preserve">different equal-scoring optimum where the degeneracy is symmetric rather than</w:t>
+      </w:r>
+      <w:r>
+        <w:t xml:space="preserve"> </w:t>
+      </w:r>
+      <w:r>
+        <w:t xml:space="preserve">geminal (REC2, REC3), so it too is opt-in. Running the same</w:t>
       </w:r>
       <w:r>
         <w:t xml:space="preserve"> </w:t>
@@ -1905,19 +2007,19 @@
               <w:jc w:val="right"/>
             </w:pPr>
             <w:r>
-              <w:t xml:space="preserve">90.7%</w:t>
-            </w:r>
-          </w:p>
-        </w:tc>
-        <w:tc>
-          <w:tcPr/>
-          <w:p>
-            <w:pPr>
-              <w:pStyle w:val="Compact"/>
-              <w:jc w:val="right"/>
-            </w:pPr>
-            <w:r>
-              <w:t xml:space="preserve">90.7%</w:t>
+              <w:t xml:space="preserve">100.0%</w:t>
+            </w:r>
+          </w:p>
+        </w:tc>
+        <w:tc>
+          <w:tcPr/>
+          <w:p>
+            <w:pPr>
+              <w:pStyle w:val="Compact"/>
+              <w:jc w:val="right"/>
+            </w:pPr>
+            <w:r>
+              <w:t xml:space="preserve">100.0%</w:t>
             </w:r>
           </w:p>
         </w:tc>
@@ -2013,19 +2115,19 @@
               <w:jc w:val="right"/>
             </w:pPr>
             <w:r>
-              <w:t xml:space="preserve">89.8%</w:t>
-            </w:r>
-          </w:p>
-        </w:tc>
-        <w:tc>
-          <w:tcPr/>
-          <w:p>
-            <w:pPr>
-              <w:pStyle w:val="Compact"/>
-              <w:jc w:val="right"/>
-            </w:pPr>
-            <w:r>
-              <w:t xml:space="preserve">89.8%</w:t>
+              <w:t xml:space="preserve">96.6%</w:t>
+            </w:r>
+          </w:p>
+        </w:tc>
+        <w:tc>
+          <w:tcPr/>
+          <w:p>
+            <w:pPr>
+              <w:pStyle w:val="Compact"/>
+              <w:jc w:val="right"/>
+            </w:pPr>
+            <w:r>
+              <w:t xml:space="preserve">96.6%</w:t>
             </w:r>
           </w:p>
         </w:tc>
@@ -2109,31 +2211,31 @@
               <w:jc w:val="right"/>
             </w:pPr>
             <w:r>
-              <w:t xml:space="preserve">73.7%</w:t>
-            </w:r>
-          </w:p>
-        </w:tc>
-        <w:tc>
-          <w:tcPr/>
-          <w:p>
-            <w:pPr>
-              <w:pStyle w:val="Compact"/>
-              <w:jc w:val="right"/>
-            </w:pPr>
-            <w:r>
-              <w:t xml:space="preserve">57.9%</w:t>
-            </w:r>
-          </w:p>
-        </w:tc>
-        <w:tc>
-          <w:tcPr/>
-          <w:p>
-            <w:pPr>
-              <w:pStyle w:val="Compact"/>
-              <w:jc w:val="right"/>
-            </w:pPr>
-            <w:r>
-              <w:t xml:space="preserve">64.9%</w:t>
+              <w:t xml:space="preserve">82.5%</w:t>
+            </w:r>
+          </w:p>
+        </w:tc>
+        <w:tc>
+          <w:tcPr/>
+          <w:p>
+            <w:pPr>
+              <w:pStyle w:val="Compact"/>
+              <w:jc w:val="right"/>
+            </w:pPr>
+            <w:r>
+              <w:t xml:space="preserve">86.0%</w:t>
+            </w:r>
+          </w:p>
+        </w:tc>
+        <w:tc>
+          <w:tcPr/>
+          <w:p>
+            <w:pPr>
+              <w:pStyle w:val="Compact"/>
+              <w:jc w:val="right"/>
+            </w:pPr>
+            <w:r>
+              <w:t xml:space="preserve">86.0%</w:t>
             </w:r>
           </w:p>
         </w:tc>
@@ -2217,7 +2319,19 @@
               <w:jc w:val="right"/>
             </w:pPr>
             <w:r>
-              <w:t xml:space="preserve">74.6%</w:t>
+              <w:t xml:space="preserve">88.9%</w:t>
+            </w:r>
+          </w:p>
+        </w:tc>
+        <w:tc>
+          <w:tcPr/>
+          <w:p>
+            <w:pPr>
+              <w:pStyle w:val="Compact"/>
+              <w:jc w:val="right"/>
+            </w:pPr>
+            <w:r>
+              <w:t xml:space="preserve">90.5%</w:t>
             </w:r>
           </w:p>
         </w:tc>
@@ -2230,18 +2344,6 @@
             </w:pPr>
             <w:r>
               <w:t xml:space="preserve">76.2%</w:t>
-            </w:r>
-          </w:p>
-        </w:tc>
-        <w:tc>
-          <w:tcPr/>
-          <w:p>
-            <w:pPr>
-              <w:pStyle w:val="Compact"/>
-              <w:jc w:val="right"/>
-            </w:pPr>
-            <w:r>
-              <w:t xml:space="preserve">82.5%</w:t>
             </w:r>
           </w:p>
         </w:tc>
@@ -2325,31 +2427,31 @@
               <w:jc w:val="right"/>
             </w:pPr>
             <w:r>
-              <w:t xml:space="preserve">32.9%</w:t>
-            </w:r>
-          </w:p>
-        </w:tc>
-        <w:tc>
-          <w:tcPr/>
-          <w:p>
-            <w:pPr>
-              <w:pStyle w:val="Compact"/>
-              <w:jc w:val="right"/>
-            </w:pPr>
-            <w:r>
-              <w:t xml:space="preserve">28.2%</w:t>
-            </w:r>
-          </w:p>
-        </w:tc>
-        <w:tc>
-          <w:tcPr/>
-          <w:p>
-            <w:pPr>
-              <w:pStyle w:val="Compact"/>
-              <w:jc w:val="right"/>
-            </w:pPr>
-            <w:r>
-              <w:t xml:space="preserve">45.9%</w:t>
+              <w:t xml:space="preserve">60.0%</w:t>
+            </w:r>
+          </w:p>
+        </w:tc>
+        <w:tc>
+          <w:tcPr/>
+          <w:p>
+            <w:pPr>
+              <w:pStyle w:val="Compact"/>
+              <w:jc w:val="right"/>
+            </w:pPr>
+            <w:r>
+              <w:t xml:space="preserve">57.6%</w:t>
+            </w:r>
+          </w:p>
+        </w:tc>
+        <w:tc>
+          <w:tcPr/>
+          <w:p>
+            <w:pPr>
+              <w:pStyle w:val="Compact"/>
+              <w:jc w:val="right"/>
+            </w:pPr>
+            <w:r>
+              <w:t xml:space="preserve">52.9%</w:t>
             </w:r>
           </w:p>
         </w:tc>
@@ -2433,31 +2535,31 @@
               <w:jc w:val="right"/>
             </w:pPr>
             <w:r>
-              <w:t xml:space="preserve">72.9%</w:t>
-            </w:r>
-          </w:p>
-        </w:tc>
-        <w:tc>
-          <w:tcPr/>
-          <w:p>
-            <w:pPr>
-              <w:pStyle w:val="Compact"/>
-              <w:jc w:val="right"/>
-            </w:pPr>
-            <w:r>
-              <w:t xml:space="preserve">79.7%</w:t>
-            </w:r>
-          </w:p>
-        </w:tc>
-        <w:tc>
-          <w:tcPr/>
-          <w:p>
-            <w:pPr>
-              <w:pStyle w:val="Compact"/>
-              <w:jc w:val="right"/>
-            </w:pPr>
-            <w:r>
-              <w:t xml:space="preserve">89.1%</w:t>
+              <w:t xml:space="preserve">87.0%</w:t>
+            </w:r>
+          </w:p>
+        </w:tc>
+        <w:tc>
+          <w:tcPr/>
+          <w:p>
+            <w:pPr>
+              <w:pStyle w:val="Compact"/>
+              <w:jc w:val="right"/>
+            </w:pPr>
+            <w:r>
+              <w:t xml:space="preserve">87.5%</w:t>
+            </w:r>
+          </w:p>
+        </w:tc>
+        <w:tc>
+          <w:tcPr/>
+          <w:p>
+            <w:pPr>
+              <w:pStyle w:val="Compact"/>
+              <w:jc w:val="right"/>
+            </w:pPr>
+            <w:r>
+              <w:t xml:space="preserve">93.2%</w:t>
             </w:r>
           </w:p>
         </w:tc>
@@ -2541,31 +2643,31 @@
               <w:jc w:val="right"/>
             </w:pPr>
             <w:r>
-              <w:t xml:space="preserve">29.6%</w:t>
-            </w:r>
-          </w:p>
-        </w:tc>
-        <w:tc>
-          <w:tcPr/>
-          <w:p>
-            <w:pPr>
-              <w:pStyle w:val="Compact"/>
-              <w:jc w:val="right"/>
-            </w:pPr>
-            <w:r>
-              <w:t xml:space="preserve">33.5%</w:t>
-            </w:r>
-          </w:p>
-        </w:tc>
-        <w:tc>
-          <w:tcPr/>
-          <w:p>
-            <w:pPr>
-              <w:pStyle w:val="Compact"/>
-              <w:jc w:val="right"/>
-            </w:pPr>
-            <w:r>
-              <w:t xml:space="preserve">38.5%</w:t>
+              <w:t xml:space="preserve">26.5%</w:t>
+            </w:r>
+          </w:p>
+        </w:tc>
+        <w:tc>
+          <w:tcPr/>
+          <w:p>
+            <w:pPr>
+              <w:pStyle w:val="Compact"/>
+              <w:jc w:val="right"/>
+            </w:pPr>
+            <w:r>
+              <w:t xml:space="preserve">31.1%</w:t>
+            </w:r>
+          </w:p>
+        </w:tc>
+        <w:tc>
+          <w:tcPr/>
+          <w:p>
+            <w:pPr>
+              <w:pStyle w:val="Compact"/>
+              <w:jc w:val="right"/>
+            </w:pPr>
+            <w:r>
+              <w:t xml:space="preserve">41.6%</w:t>
             </w:r>
           </w:p>
         </w:tc>
@@ -3659,7 +3761,7 @@
           <wp:inline>
             <wp:extent cx="5334000" cy="2336521"/>
             <wp:effectExtent b="0" l="0" r="0" t="0"/>
-            <wp:docPr descr="Fig. 1. (A) The magicmaus pipeline. A SAT layer (MAUS) bounds each peak to a per-peak option set that provably contains the truth (100% envelope) and prunes candidates from up to ~60 to 1–3; an intensity-weighted NOE score (MAGIC-style), applied only within those bounds via a SAT-feasible seed and feasibility-preserving coordinate ascent, commits to a single coherent map with a per-peak confidence tier (unique / scored / ambiguous). (B) Methyl-level accuracy across the seven benchmark targets (43–257 methyls, ordered by size), all engines scored on the same 1/r6 intensity NOESY: magicmaus (+soft, blue) versus MAUS unique-only calls (purple; the constraint layer’s decisive fraction, abstaining elsewhere) and full-space MAGIC (red; hatched n.c. where scoring did not converge within a 15-min budget). Green markers denote the 100% truth-in-envelope guarantee, preserved on every target." title="" id="22" name="Picture"/>
+            <wp:docPr descr="Fig. 1. (A) The magicmaus pipeline. A SAT layer (MAUS) bounds each peak to a per-peak option set that provably contains the truth (100% envelope) and prunes candidates from up to ~60 to 1–3; an intensity-weighted NOE score (MAGIC-style), applied only within those bounds via a SAT-feasible seed and feasibility-preserving 3-cycle simulated annealing, commits to a single coherent map with a per-peak confidence tier (unique / scored / ambiguous). (B) Methyl-level accuracy across the seven benchmark targets (43–257 methyls, ordered by size), all engines scored on the same 1/r6 intensity NOESY: magicmaus (+soft, blue) versus MAUS unique-only calls (purple; the constraint layer’s decisive fraction, abstaining elsewhere) and full-space MAGIC (red; hatched n.c. where scoring did not converge within a 15-min budget). Green markers denote the 100% truth-in-envelope guarantee, preserved on every target." title="" id="22" name="Picture"/>
             <a:graphic>
               <a:graphicData uri="http://schemas.openxmlformats.org/drawingml/2006/picture">
                 <pic:pic>
@@ -3746,7 +3848,7 @@
         <w:t xml:space="preserve"> </w:t>
       </w:r>
       <w:r>
-        <w:t xml:space="preserve">feasibility-preserving coordinate ascent, commits to a single coherent map with a</w:t>
+        <w:t xml:space="preserve">feasibility-preserving 3-cycle simulated annealing, commits to a single coherent map with a</w:t>
       </w:r>
       <w:r>
         <w:t xml:space="preserve"> </w:t>

--- a/magicmaus_AppNote.docx
+++ b/magicmaus_AppNote.docx
@@ -344,7 +344,7 @@
         <w:t xml:space="preserve"> </w:t>
       </w:r>
       <w:r>
-        <w:t xml:space="preserve">answer for every peak at 27–100% methyl-level accuracy — up to an order of</w:t>
+        <w:t xml:space="preserve">answer for every peak at 29–100% methyl-level accuracy — up to an order of</w:t>
       </w:r>
       <w:r>
         <w:t xml:space="preserve"> </w:t>
@@ -1080,13 +1080,19 @@
         <w:t xml:space="preserve"> </w:t>
       </w:r>
       <w:r>
-        <w:t xml:space="preserve">only tracks the truth once real intensities are present, the annealer is gated on</w:t>
-      </w:r>
-      <w:r>
-        <w:t xml:space="preserve"> </w:t>
-      </w:r>
-      <w:r>
-        <w:t xml:space="preserve">intensity signal and reduces to the plain ascent on a boolean network. Optionally,</w:t>
+        <w:t xml:space="preserve">is well-determined only when the NOESY carries real intensities and most optimised</w:t>
+      </w:r>
+      <w:r>
+        <w:t xml:space="preserve"> </w:t>
+      </w:r>
+      <w:r>
+        <w:t xml:space="preserve">peaks bear a firm NOE, the annealer is gated on both and reduces to the plain ascent</w:t>
+      </w:r>
+      <w:r>
+        <w:t xml:space="preserve"> </w:t>
+      </w:r>
+      <w:r>
+        <w:t xml:space="preserve">otherwise (a boolean network, or under 75% firm-NOE coverage). Optionally,</w:t>
       </w:r>
       <w:r>
         <w:t xml:space="preserve"> </w:t>
@@ -1582,55 +1588,73 @@
         <w:t xml:space="preserve"> </w:t>
       </w:r>
       <w:r>
-        <w:t xml:space="preserve">swaps cannot. Because that objective only tracks the truth once NOESY intensities</w:t>
-      </w:r>
-      <w:r>
-        <w:t xml:space="preserve"> </w:t>
-      </w:r>
-      <w:r>
-        <w:t xml:space="preserve">pin each contact to its distance, magicmaus withholds the annealer on a boolean</w:t>
-      </w:r>
-      <w:r>
-        <w:t xml:space="preserve"> </w:t>
-      </w:r>
-      <w:r>
-        <w:t xml:space="preserve">network (where it would merely overfit to structural-contact density) and applies</w:t>
-      </w:r>
-      <w:r>
-        <w:t xml:space="preserve"> </w:t>
-      </w:r>
-      <w:r>
-        <w:t xml:space="preserve">it only when the intensity column carries signal. The hard cases are the targets</w:t>
-      </w:r>
-      <w:r>
-        <w:t xml:space="preserve"> </w:t>
-      </w:r>
-      <w:r>
-        <w:t xml:space="preserve">whose 3D (H)CCH network yields few firm NOEs: REC3 (60.0%; 50 of 85 methyls Leu)</w:t>
-      </w:r>
-      <w:r>
-        <w:t xml:space="preserve"> </w:t>
-      </w:r>
-      <w:r>
-        <w:t xml:space="preserve">and above all MSG, where only 262 cross peaks resolve to a firm constraint so 95 of</w:t>
-      </w:r>
-      <w:r>
-        <w:t xml:space="preserve"> </w:t>
-      </w:r>
-      <w:r>
-        <w:t xml:space="preserve">257 peaks carry none and the true option sets are large — magicmaus commits 26.5%</w:t>
-      </w:r>
-      <w:r>
-        <w:t xml:space="preserve"> </w:t>
-      </w:r>
-      <w:r>
-        <w:t xml:space="preserve">(41.6% with HMBC) where MAGIC does not converge at all, still under the 100%</w:t>
-      </w:r>
-      <w:r>
-        <w:t xml:space="preserve"> </w:t>
-      </w:r>
-      <w:r>
-        <w:t xml:space="preserve">envelope. On these, an achiral NOE network leaves many geminal pairs and</w:t>
+        <w:t xml:space="preserve">swaps cannot. That objective is trustworthy only when it is well-determined, which</w:t>
+      </w:r>
+      <w:r>
+        <w:t xml:space="preserve"> </w:t>
+      </w:r>
+      <w:r>
+        <w:t xml:space="preserve">requires two conditions, and magicmaus withholds the annealer — falling back to the</w:t>
+      </w:r>
+      <w:r>
+        <w:t xml:space="preserve"> </w:t>
+      </w:r>
+      <w:r>
+        <w:t xml:space="preserve">plain greedy ascent — when either fails: (i) the NOESY must carry real intensities</w:t>
+      </w:r>
+      <w:r>
+        <w:t xml:space="preserve"> </w:t>
+      </w:r>
+      <w:r>
+        <w:t xml:space="preserve">that pin each contact to its distance (on a boolean network the annealer would</w:t>
+      </w:r>
+      <w:r>
+        <w:t xml:space="preserve"> </w:t>
+      </w:r>
+      <w:r>
+        <w:t xml:space="preserve">merely overfit to structural-contact density), and (ii) most of the peaks being</w:t>
+      </w:r>
+      <w:r>
+        <w:t xml:space="preserve"> </w:t>
+      </w:r>
+      <w:r>
+        <w:t xml:space="preserve">optimised must actually carry a firm NOE. The hard cases are the targets whose 3D</w:t>
+      </w:r>
+      <w:r>
+        <w:t xml:space="preserve"> </w:t>
+      </w:r>
+      <w:r>
+        <w:t xml:space="preserve">(H)CCH network yields few firm NOEs: REC3 (60.0%; 50 of 85 methyls Leu) and above</w:t>
+      </w:r>
+      <w:r>
+        <w:t xml:space="preserve"> </w:t>
+      </w:r>
+      <w:r>
+        <w:t xml:space="preserve">all MSG, where only 262 cross peaks resolve to a firm constraint so 95 of 257 peaks</w:t>
+      </w:r>
+      <w:r>
+        <w:t xml:space="preserve"> </w:t>
+      </w:r>
+      <w:r>
+        <w:t xml:space="preserve">carry none — below magicmaus’s 75% firm-NOE coverage cut, so the annealer is</w:t>
+      </w:r>
+      <w:r>
+        <w:t xml:space="preserve"> </w:t>
+      </w:r>
+      <w:r>
+        <w:t xml:space="preserve">withheld and the greedy ascent commits 29.6% (38.5% with HMBC) where MAGIC does not</w:t>
+      </w:r>
+      <w:r>
+        <w:t xml:space="preserve"> </w:t>
+      </w:r>
+      <w:r>
+        <w:t xml:space="preserve">converge at all, still under the 100% envelope. On these, an achiral NOE network</w:t>
+      </w:r>
+      <w:r>
+        <w:t xml:space="preserve"> </w:t>
+      </w:r>
+      <w:r>
+        <w:t xml:space="preserve">leaves many geminal pairs and</w:t>
       </w:r>
       <w:r>
         <w:t xml:space="preserve"> </w:t>
@@ -2643,31 +2667,31 @@
               <w:jc w:val="right"/>
             </w:pPr>
             <w:r>
-              <w:t xml:space="preserve">26.5%</w:t>
-            </w:r>
-          </w:p>
-        </w:tc>
-        <w:tc>
-          <w:tcPr/>
-          <w:p>
-            <w:pPr>
-              <w:pStyle w:val="Compact"/>
-              <w:jc w:val="right"/>
-            </w:pPr>
-            <w:r>
-              <w:t xml:space="preserve">31.1%</w:t>
-            </w:r>
-          </w:p>
-        </w:tc>
-        <w:tc>
-          <w:tcPr/>
-          <w:p>
-            <w:pPr>
-              <w:pStyle w:val="Compact"/>
-              <w:jc w:val="right"/>
-            </w:pPr>
-            <w:r>
-              <w:t xml:space="preserve">41.6%</w:t>
+              <w:t xml:space="preserve">29.6%</w:t>
+            </w:r>
+          </w:p>
+        </w:tc>
+        <w:tc>
+          <w:tcPr/>
+          <w:p>
+            <w:pPr>
+              <w:pStyle w:val="Compact"/>
+              <w:jc w:val="right"/>
+            </w:pPr>
+            <w:r>
+              <w:t xml:space="preserve">33.5%</w:t>
+            </w:r>
+          </w:p>
+        </w:tc>
+        <w:tc>
+          <w:tcPr/>
+          <w:p>
+            <w:pPr>
+              <w:pStyle w:val="Compact"/>
+              <w:jc w:val="right"/>
+            </w:pPr>
+            <w:r>
+              <w:t xml:space="preserve">38.5%</w:t>
             </w:r>
           </w:p>
         </w:tc>

--- a/magicmaus_AppNote.docx
+++ b/magicmaus_AppNote.docx
@@ -1831,15 +1831,16 @@
         <w:tblLook w:firstRow="1" w:lastRow="0" w:firstColumn="0" w:lastColumn="0" w:noHBand="0" w:noVBand="0" w:val="0020"/>
       </w:tblPr>
       <w:tblGrid>
-        <w:gridCol w:w="698"/>
-        <w:gridCol w:w="698"/>
-        <w:gridCol w:w="931"/>
-        <w:gridCol w:w="931"/>
-        <w:gridCol w:w="931"/>
-        <w:gridCol w:w="931"/>
-        <w:gridCol w:w="931"/>
-        <w:gridCol w:w="931"/>
-        <w:gridCol w:w="931"/>
+        <w:gridCol w:w="642"/>
+        <w:gridCol w:w="642"/>
+        <w:gridCol w:w="642"/>
+        <w:gridCol w:w="856"/>
+        <w:gridCol w:w="856"/>
+        <w:gridCol w:w="856"/>
+        <w:gridCol w:w="856"/>
+        <w:gridCol w:w="856"/>
+        <w:gridCol w:w="856"/>
+        <w:gridCol w:w="856"/>
       </w:tblGrid>
       <w:tr>
         <w:trPr>
@@ -1872,6 +1873,17 @@
           <w:p>
             <w:pPr>
               <w:pStyle w:val="Compact"/>
+            </w:pPr>
+            <w:r>
+              <w:t xml:space="preserve">Labeling</w:t>
+            </w:r>
+          </w:p>
+        </w:tc>
+        <w:tc>
+          <w:tcPr/>
+          <w:p>
+            <w:pPr>
+              <w:pStyle w:val="Compact"/>
               <w:jc w:val="right"/>
             </w:pPr>
             <w:r>
@@ -1980,6 +1992,17 @@
           <w:p>
             <w:pPr>
               <w:pStyle w:val="Compact"/>
+            </w:pPr>
+            <w:r>
+              <w:t xml:space="preserve">AILMTV</w:t>
+            </w:r>
+          </w:p>
+        </w:tc>
+        <w:tc>
+          <w:tcPr/>
+          <w:p>
+            <w:pPr>
+              <w:pStyle w:val="Compact"/>
               <w:jc w:val="right"/>
             </w:pPr>
             <w:r>
@@ -2088,6 +2111,17 @@
           <w:p>
             <w:pPr>
               <w:pStyle w:val="Compact"/>
+            </w:pPr>
+            <w:r>
+              <w:t xml:space="preserve">ILV</w:t>
+            </w:r>
+          </w:p>
+        </w:tc>
+        <w:tc>
+          <w:tcPr/>
+          <w:p>
+            <w:pPr>
+              <w:pStyle w:val="Compact"/>
               <w:jc w:val="right"/>
             </w:pPr>
             <w:r>
@@ -2196,6 +2230,17 @@
           <w:p>
             <w:pPr>
               <w:pStyle w:val="Compact"/>
+            </w:pPr>
+            <w:r>
+              <w:t xml:space="preserve">AILTV</w:t>
+            </w:r>
+          </w:p>
+        </w:tc>
+        <w:tc>
+          <w:tcPr/>
+          <w:p>
+            <w:pPr>
+              <w:pStyle w:val="Compact"/>
               <w:jc w:val="right"/>
             </w:pPr>
             <w:r>
@@ -2304,6 +2349,17 @@
           <w:p>
             <w:pPr>
               <w:pStyle w:val="Compact"/>
+            </w:pPr>
+            <w:r>
+              <w:t xml:space="preserve">ILV</w:t>
+            </w:r>
+          </w:p>
+        </w:tc>
+        <w:tc>
+          <w:tcPr/>
+          <w:p>
+            <w:pPr>
+              <w:pStyle w:val="Compact"/>
               <w:jc w:val="right"/>
             </w:pPr>
             <w:r>
@@ -2412,6 +2468,17 @@
           <w:p>
             <w:pPr>
               <w:pStyle w:val="Compact"/>
+            </w:pPr>
+            <w:r>
+              <w:t xml:space="preserve">ILV</w:t>
+            </w:r>
+          </w:p>
+        </w:tc>
+        <w:tc>
+          <w:tcPr/>
+          <w:p>
+            <w:pPr>
+              <w:pStyle w:val="Compact"/>
               <w:jc w:val="right"/>
             </w:pPr>
             <w:r>
@@ -2520,6 +2587,17 @@
           <w:p>
             <w:pPr>
               <w:pStyle w:val="Compact"/>
+            </w:pPr>
+            <w:r>
+              <w:t xml:space="preserve">AILMTV</w:t>
+            </w:r>
+          </w:p>
+        </w:tc>
+        <w:tc>
+          <w:tcPr/>
+          <w:p>
+            <w:pPr>
+              <w:pStyle w:val="Compact"/>
               <w:jc w:val="right"/>
             </w:pPr>
             <w:r>
@@ -2620,6 +2698,17 @@
             </w:pPr>
             <w:r>
               <w:t xml:space="preserve">SI† / 1D8C</w:t>
+            </w:r>
+          </w:p>
+        </w:tc>
+        <w:tc>
+          <w:tcPr/>
+          <w:p>
+            <w:pPr>
+              <w:pStyle w:val="Compact"/>
+            </w:pPr>
+            <w:r>
+              <w:t xml:space="preserve">ILV</w:t>
             </w:r>
           </w:p>
         </w:tc>

--- a/magicmaus_AppNote.docx
+++ b/magicmaus_AppNote.docx
@@ -2867,6 +2867,155 @@
       </w:r>
       <w:r>
         <w:t xml:space="preserve">forcing each Leu/Val geminal pair onto its two structural methyls.</w:t>
+      </w:r>
+    </w:p>
+    <w:p>
+      <w:pPr>
+        <w:pStyle w:val="BodyText"/>
+      </w:pPr>
+      <w:r>
+        <w:t xml:space="preserve">The labeling scheme (Table 1) shapes the assignment problem in two ways that the</w:t>
+      </w:r>
+      <w:r>
+        <w:t xml:space="preserve"> </w:t>
+      </w:r>
+      <w:r>
+        <w:t xml:space="preserve">hybrid makes explicit. First, because a peak competes only with methyls of its own</w:t>
+      </w:r>
+      <w:r>
+        <w:t xml:space="preserve"> </w:t>
+      </w:r>
+      <w:r>
+        <w:t xml:space="preserve">residue type, the number of labeled types sets the granularity of the candidate</w:t>
+      </w:r>
+      <w:r>
+        <w:t xml:space="preserve"> </w:t>
+      </w:r>
+      <w:r>
+        <w:t xml:space="preserve">partition: the two AILMTV targets (ubiquitin, MBP) spread their peaks over six</w:t>
+      </w:r>
+      <w:r>
+        <w:t xml:space="preserve"> </w:t>
+      </w:r>
+      <w:r>
+        <w:t xml:space="preserve">types, and the added Ala/Thr/Met probes both shrink each peak’s candidate domain</w:t>
+      </w:r>
+      <w:r>
+        <w:t xml:space="preserve"> </w:t>
+      </w:r>
+      <w:r>
+        <w:t xml:space="preserve">and act as isolated anchors — Ala Cβ and Thr Cγ2 are single, non-prochiral methyls</w:t>
+      </w:r>
+      <w:r>
+        <w:t xml:space="preserve"> </w:t>
+      </w:r>
+      <w:r>
+        <w:t xml:space="preserve">whose assignments, once fixed, propagate through the NOE network. The four ILV</w:t>
+      </w:r>
+      <w:r>
+        <w:t xml:space="preserve"> </w:t>
+      </w:r>
+      <w:r>
+        <w:t xml:space="preserve">targets instead concentrate every peak into three types, so the domains are larger</w:t>
+      </w:r>
+      <w:r>
+        <w:t xml:space="preserve"> </w:t>
+      </w:r>
+      <w:r>
+        <w:t xml:space="preserve">and the search rests entirely on the Ile/Leu/Val network. Second, labeling sets the</w:t>
+      </w:r>
+      <w:r>
+        <w:t xml:space="preserve"> </w:t>
+      </w:r>
+      <w:r>
+        <w:t xml:space="preserve">irreducible geminal load: Leu (δ1/δ2) and Val (γ1/γ2) carry prochiral methyl pairs</w:t>
+      </w:r>
+      <w:r>
+        <w:t xml:space="preserve"> </w:t>
+      </w:r>
+      <w:r>
+        <w:t xml:space="preserve">that an achiral NOE network cannot orient, whereas Ile contributes a single δ1</w:t>
+      </w:r>
+      <w:r>
+        <w:t xml:space="preserve"> </w:t>
+      </w:r>
+      <w:r>
+        <w:t xml:space="preserve">methyl and so is an unambiguous anchor. This is why the residual</w:t>
+      </w:r>
+      <w:r>
+        <w:t xml:space="preserve"> </w:t>
+      </w:r>
+      <w:r>
+        <w:rPr>
+          <w:rStyle w:val="VerbatimChar"/>
+        </w:rPr>
+        <w:t xml:space="preserve">ambiguous</w:t>
+      </w:r>
+      <w:r>
+        <w:t xml:space="preserve"> </w:t>
+      </w:r>
+      <w:r>
+        <w:t xml:space="preserve">tier is</w:t>
+      </w:r>
+      <w:r>
+        <w:t xml:space="preserve"> </w:t>
+      </w:r>
+      <w:r>
+        <w:t xml:space="preserve">dominated by Leu/Val pairs and why the geminal-resolving HMBC lever, not more NOEs,</w:t>
+      </w:r>
+      <w:r>
+        <w:t xml:space="preserve"> </w:t>
+      </w:r>
+      <w:r>
+        <w:t xml:space="preserve">is what lifts the Leu-dense targets. Labeling is not the sole determinant of</w:t>
+      </w:r>
+      <w:r>
+        <w:t xml:space="preserve"> </w:t>
+      </w:r>
+      <w:r>
+        <w:t xml:space="preserve">difficulty, however: it interacts with NOE information content. IL-2 and REC2 are</w:t>
+      </w:r>
+      <w:r>
+        <w:t xml:space="preserve"> </w:t>
+      </w:r>
+      <w:r>
+        <w:t xml:space="preserve">Leu-rich (71% and 76% Leu) yet reach ~88–90% because their NOE networks are dense,</w:t>
+      </w:r>
+      <w:r>
+        <w:t xml:space="preserve"> </w:t>
+      </w:r>
+      <w:r>
+        <w:t xml:space="preserve">while REC3 and MSG fall to 60% and 30% not from their labeling alone but because</w:t>
+      </w:r>
+      <w:r>
+        <w:t xml:space="preserve"> </w:t>
+      </w:r>
+      <w:r>
+        <w:t xml:space="preserve">sparse carbon-only matching leaves too few firm NOEs to pin the enlarged ILV</w:t>
+      </w:r>
+      <w:r>
+        <w:t xml:space="preserve"> </w:t>
+      </w:r>
+      <w:r>
+        <w:t xml:space="preserve">domains (Section 3, coverage gate). In practice the two levers of the experiment map</w:t>
+      </w:r>
+      <w:r>
+        <w:t xml:space="preserve"> </w:t>
+      </w:r>
+      <w:r>
+        <w:t xml:space="preserve">onto the two bottlenecks: extending the labeling beyond ILV partitions the problem</w:t>
+      </w:r>
+      <w:r>
+        <w:t xml:space="preserve"> </w:t>
+      </w:r>
+      <w:r>
+        <w:t xml:space="preserve">and supplies anchors, while an HMBC geminal-link experiment removes the Leu/Val</w:t>
+      </w:r>
+      <w:r>
+        <w:t xml:space="preserve"> </w:t>
+      </w:r>
+      <w:r>
+        <w:t xml:space="preserve">symmetry that no methyl–methyl NOE network can break.</w:t>
       </w:r>
     </w:p>
     <w:bookmarkEnd w:id="13"/>

--- a/magicmaus_AppNote.docx
+++ b/magicmaus_AppNote.docx
@@ -932,7 +932,49 @@
         <w:t xml:space="preserve"> </w:t>
       </w:r>
       <w:r>
-        <w:t xml:space="preserve">option sets prune each peak’s candidates from up to ~60 to typically 1–3.</w:t>
+        <w:t xml:space="preserve">option sets prune each peak’s candidates from up to ~60 to typically 1–3. This is</w:t>
+      </w:r>
+      <w:r>
+        <w:t xml:space="preserve"> </w:t>
+      </w:r>
+      <w:r>
+        <w:t xml:space="preserve">also why the tempting shortcut of assigning a peak to the last unclaimed methyl of</w:t>
+      </w:r>
+      <w:r>
+        <w:t xml:space="preserve"> </w:t>
+      </w:r>
+      <w:r>
+        <w:t xml:space="preserve">its type is unsound: the structure routinely carries many more methyls of a type</w:t>
+      </w:r>
+      <w:r>
+        <w:t xml:space="preserve"> </w:t>
+      </w:r>
+      <w:r>
+        <w:t xml:space="preserve">than are observed (REC3, for instance, has 292 Leu methyls but only 50 Leu peaks),</w:t>
+      </w:r>
+      <w:r>
+        <w:t xml:space="preserve"> </w:t>
+      </w:r>
+      <w:r>
+        <w:t xml:space="preserve">so an unclaimed methyl may simply be unobserved rather than the peak’s answer.</w:t>
+      </w:r>
+      <w:r>
+        <w:t xml:space="preserve"> </w:t>
+      </w:r>
+      <w:r>
+        <w:t xml:space="preserve">Because MAUS models a methyl as free to go unassigned, its enumeration already</w:t>
+      </w:r>
+      <w:r>
+        <w:t xml:space="preserve"> </w:t>
+      </w:r>
+      <w:r>
+        <w:t xml:space="preserve">performs every elimination that injectivity licenses — but no more — and thereby</w:t>
+      </w:r>
+      <w:r>
+        <w:t xml:space="preserve"> </w:t>
+      </w:r>
+      <w:r>
+        <w:t xml:space="preserve">keeps the truth in the set instead of forcing a wrong pin.</w:t>
       </w:r>
     </w:p>
     <w:p>
@@ -1730,49 +1772,83 @@
         <w:t xml:space="preserve">et al.</w:t>
       </w:r>
       <w:r>
-        <w:t xml:space="preserve">, 2019) that links each</w:t>
-      </w:r>
-      <w:r>
-        <w:t xml:space="preserve"> </w:t>
-      </w:r>
-      <w:r>
-        <w:t xml:space="preserve">Leu/Val geminal pair — lifts accuracy where geminal pairs dominate the residual</w:t>
-      </w:r>
-      <w:r>
-        <w:t xml:space="preserve"> </w:t>
-      </w:r>
-      <w:r>
-        <w:t xml:space="preserve">(MBP 87.5% → 93.2%; Table 1, +HMBC) but reshapes the constrained landscape into a</w:t>
-      </w:r>
-      <w:r>
-        <w:t xml:space="preserve"> </w:t>
-      </w:r>
-      <w:r>
-        <w:t xml:space="preserve">different equal-scoring optimum where the degeneracy is symmetric rather than</w:t>
-      </w:r>
-      <w:r>
-        <w:t xml:space="preserve"> </w:t>
-      </w:r>
-      <w:r>
-        <w:t xml:space="preserve">geminal (REC2, REC3), so it too is opt-in. Running the same</w:t>
-      </w:r>
-      <w:r>
-        <w:t xml:space="preserve"> </w:t>
-      </w:r>
-      <w:r>
-        <w:t xml:space="preserve">scoring inside the MAUS bounds thus yields roughly an order of magnitude more</w:t>
-      </w:r>
-      <w:r>
-        <w:t xml:space="preserve"> </w:t>
-      </w:r>
-      <w:r>
-        <w:t xml:space="preserve">single-answer accuracy than scoring over the full space, at no cost to the</w:t>
-      </w:r>
-      <w:r>
-        <w:t xml:space="preserve"> </w:t>
-      </w:r>
-      <w:r>
-        <w:t xml:space="preserve">certainty guarantee, and improves monotonically as experimental input is added.</w:t>
+        <w:t xml:space="preserve">, 2019) that identifies</w:t>
+      </w:r>
+      <w:r>
+        <w:t xml:space="preserve"> </w:t>
+      </w:r>
+      <w:r>
+        <w:t xml:space="preserve">which two HMQC peaks are the geminal pair of one residue — enters as a hard</w:t>
+      </w:r>
+      <w:r>
+        <w:t xml:space="preserve"> </w:t>
+      </w:r>
+      <w:r>
+        <w:t xml:space="preserve">constraint tying that pair to a single structural residue. It does not by itself</w:t>
+      </w:r>
+      <w:r>
+        <w:t xml:space="preserve"> </w:t>
+      </w:r>
+      <w:r>
+        <w:t xml:space="preserve">orient δ1 versus δ2 (the constraint admits both orderings); it collapses</w:t>
+      </w:r>
+      <w:r>
+        <w:t xml:space="preserve"> </w:t>
+      </w:r>
+      <w:r>
+        <w:rPr>
+          <w:i/>
+          <w:iCs/>
+        </w:rPr>
+        <w:t xml:space="preserve">cross-residue</w:t>
+      </w:r>
+      <w:r>
+        <w:t xml:space="preserve"> </w:t>
+      </w:r>
+      <w:r>
+        <w:t xml:space="preserve">ambiguity by coupling the pair’s NOE evidence, and hands the</w:t>
+      </w:r>
+      <w:r>
+        <w:t xml:space="preserve"> </w:t>
+      </w:r>
+      <w:r>
+        <w:t xml:space="preserve">orientation to the score. Its net effect on accuracy is target-dependent: it helps</w:t>
+      </w:r>
+      <w:r>
+        <w:t xml:space="preserve"> </w:t>
+      </w:r>
+      <w:r>
+        <w:t xml:space="preserve">MBP (87.5% → 93.2%; Table 1, +HMBC) but on the crowded REC2/REC3 domains the extra</w:t>
+      </w:r>
+      <w:r>
+        <w:t xml:space="preserve"> </w:t>
+      </w:r>
+      <w:r>
+        <w:t xml:space="preserve">hard links reshape the constrained landscape into a different equal-scoring optimum</w:t>
+      </w:r>
+      <w:r>
+        <w:t xml:space="preserve"> </w:t>
+      </w:r>
+      <w:r>
+        <w:t xml:space="preserve">that scores lower, so it too is opt-in. Running the same scoring inside the MAUS</w:t>
+      </w:r>
+      <w:r>
+        <w:t xml:space="preserve"> </w:t>
+      </w:r>
+      <w:r>
+        <w:t xml:space="preserve">bounds thus yields roughly an order of magnitude more single-answer accuracy than</w:t>
+      </w:r>
+      <w:r>
+        <w:t xml:space="preserve"> </w:t>
+      </w:r>
+      <w:r>
+        <w:t xml:space="preserve">scoring over the full space, at no cost to the certainty guarantee, and improves</w:t>
+      </w:r>
+      <w:r>
+        <w:t xml:space="preserve"> </w:t>
+      </w:r>
+      <w:r>
+        <w:t xml:space="preserve">with added experimental input where that input is informative.</w:t>
       </w:r>
     </w:p>
     <w:p>
@@ -2880,67 +2956,67 @@
         <w:t xml:space="preserve"> </w:t>
       </w:r>
       <w:r>
-        <w:t xml:space="preserve">hybrid makes explicit. First, because a peak competes only with methyls of its own</w:t>
-      </w:r>
-      <w:r>
-        <w:t xml:space="preserve"> </w:t>
-      </w:r>
-      <w:r>
-        <w:t xml:space="preserve">residue type, the number of labeled types sets the granularity of the candidate</w:t>
-      </w:r>
-      <w:r>
-        <w:t xml:space="preserve"> </w:t>
-      </w:r>
-      <w:r>
-        <w:t xml:space="preserve">partition: the two AILMTV targets (ubiquitin, MBP) spread their peaks over six</w:t>
-      </w:r>
-      <w:r>
-        <w:t xml:space="preserve"> </w:t>
-      </w:r>
-      <w:r>
-        <w:t xml:space="preserve">types, and the added Ala/Thr/Met probes both shrink each peak’s candidate domain</w:t>
-      </w:r>
-      <w:r>
-        <w:t xml:space="preserve"> </w:t>
-      </w:r>
-      <w:r>
-        <w:t xml:space="preserve">and act as isolated anchors — Ala Cβ and Thr Cγ2 are single, non-prochiral methyls</w:t>
-      </w:r>
-      <w:r>
-        <w:t xml:space="preserve"> </w:t>
-      </w:r>
-      <w:r>
-        <w:t xml:space="preserve">whose assignments, once fixed, propagate through the NOE network. The four ILV</w:t>
-      </w:r>
-      <w:r>
-        <w:t xml:space="preserve"> </w:t>
-      </w:r>
-      <w:r>
-        <w:t xml:space="preserve">targets instead concentrate every peak into three types, so the domains are larger</w:t>
-      </w:r>
-      <w:r>
-        <w:t xml:space="preserve"> </w:t>
-      </w:r>
-      <w:r>
-        <w:t xml:space="preserve">and the search rests entirely on the Ile/Leu/Val network. Second, labeling sets the</w:t>
-      </w:r>
-      <w:r>
-        <w:t xml:space="preserve"> </w:t>
-      </w:r>
-      <w:r>
-        <w:t xml:space="preserve">irreducible geminal load: Leu (δ1/δ2) and Val (γ1/γ2) carry prochiral methyl pairs</w:t>
-      </w:r>
-      <w:r>
-        <w:t xml:space="preserve"> </w:t>
-      </w:r>
-      <w:r>
-        <w:t xml:space="preserve">that an achiral NOE network cannot orient, whereas Ile contributes a single δ1</w:t>
-      </w:r>
-      <w:r>
-        <w:t xml:space="preserve"> </w:t>
-      </w:r>
-      <w:r>
-        <w:t xml:space="preserve">methyl and so is an unambiguous anchor. This is why the residual</w:t>
+        <w:t xml:space="preserve">residue-resolved accuracy of Table 2 makes explicit. First, because a peak competes</w:t>
+      </w:r>
+      <w:r>
+        <w:t xml:space="preserve"> </w:t>
+      </w:r>
+      <w:r>
+        <w:t xml:space="preserve">only with methyls of its own residue type, the number of labeled types sets the</w:t>
+      </w:r>
+      <w:r>
+        <w:t xml:space="preserve"> </w:t>
+      </w:r>
+      <w:r>
+        <w:t xml:space="preserve">granularity of the candidate partition: the two AILMTV targets (ubiquitin, MBP)</w:t>
+      </w:r>
+      <w:r>
+        <w:t xml:space="preserve"> </w:t>
+      </w:r>
+      <w:r>
+        <w:t xml:space="preserve">spread their peaks over six types, so each peak competes against fewer same-type</w:t>
+      </w:r>
+      <w:r>
+        <w:t xml:space="preserve"> </w:t>
+      </w:r>
+      <w:r>
+        <w:t xml:space="preserve">methyls than in a three-type ILV set. Second, labeling sets the irreducible geminal</w:t>
+      </w:r>
+      <w:r>
+        <w:t xml:space="preserve"> </w:t>
+      </w:r>
+      <w:r>
+        <w:t xml:space="preserve">load: Leu (δ1/δ2) and Val (γ1/γ2) carry prochiral methyl pairs that an achiral NOE</w:t>
+      </w:r>
+      <w:r>
+        <w:t xml:space="preserve"> </w:t>
+      </w:r>
+      <w:r>
+        <w:t xml:space="preserve">network cannot orient, whereas Ile contributes a single δ1 methyl. Table 2 shows the</w:t>
+      </w:r>
+      <w:r>
+        <w:t xml:space="preserve"> </w:t>
+      </w:r>
+      <w:r>
+        <w:t xml:space="preserve">two effects: Ile is the most reliably assigned type — 100% on five of seven targets</w:t>
+      </w:r>
+      <w:r>
+        <w:t xml:space="preserve"> </w:t>
+      </w:r>
+      <w:r>
+        <w:t xml:space="preserve">— because it is single-methyl and, being typically buried, NOE-rich; Leu and Val</w:t>
+      </w:r>
+      <w:r>
+        <w:t xml:space="preserve"> </w:t>
+      </w:r>
+      <w:r>
+        <w:t xml:space="preserve">are the bottleneck, at 100% only where the network is dense (ubiquitin, IL-2) and</w:t>
+      </w:r>
+      <w:r>
+        <w:t xml:space="preserve"> </w:t>
+      </w:r>
+      <w:r>
+        <w:t xml:space="preserve">falling to ~30–50% on the sparse REC3/MSG networks. This is why the residual</w:t>
       </w:r>
       <w:r>
         <w:t xml:space="preserve"> </w:t>
@@ -2955,67 +3031,2081 @@
         <w:t xml:space="preserve"> </w:t>
       </w:r>
       <w:r>
-        <w:t xml:space="preserve">tier is</w:t>
-      </w:r>
-      <w:r>
-        <w:t xml:space="preserve"> </w:t>
-      </w:r>
-      <w:r>
-        <w:t xml:space="preserve">dominated by Leu/Val pairs and why the geminal-resolving HMBC lever, not more NOEs,</w:t>
-      </w:r>
-      <w:r>
-        <w:t xml:space="preserve"> </w:t>
-      </w:r>
-      <w:r>
-        <w:t xml:space="preserve">is what lifts the Leu-dense targets. Labeling is not the sole determinant of</w:t>
-      </w:r>
-      <w:r>
-        <w:t xml:space="preserve"> </w:t>
-      </w:r>
-      <w:r>
-        <w:t xml:space="preserve">difficulty, however: it interacts with NOE information content. IL-2 and REC2 are</w:t>
-      </w:r>
-      <w:r>
-        <w:t xml:space="preserve"> </w:t>
-      </w:r>
-      <w:r>
-        <w:t xml:space="preserve">Leu-rich (71% and 76% Leu) yet reach ~88–90% because their NOE networks are dense,</w:t>
-      </w:r>
-      <w:r>
-        <w:t xml:space="preserve"> </w:t>
-      </w:r>
-      <w:r>
-        <w:t xml:space="preserve">while REC3 and MSG fall to 60% and 30% not from their labeling alone but because</w:t>
-      </w:r>
-      <w:r>
-        <w:t xml:space="preserve"> </w:t>
-      </w:r>
-      <w:r>
-        <w:t xml:space="preserve">sparse carbon-only matching leaves too few firm NOEs to pin the enlarged ILV</w:t>
-      </w:r>
-      <w:r>
-        <w:t xml:space="preserve"> </w:t>
-      </w:r>
-      <w:r>
-        <w:t xml:space="preserve">domains (Section 3, coverage gate). In practice the two levers of the experiment map</w:t>
-      </w:r>
-      <w:r>
-        <w:t xml:space="preserve"> </w:t>
-      </w:r>
-      <w:r>
-        <w:t xml:space="preserve">onto the two bottlenecks: extending the labeling beyond ILV partitions the problem</w:t>
-      </w:r>
-      <w:r>
-        <w:t xml:space="preserve"> </w:t>
-      </w:r>
-      <w:r>
-        <w:t xml:space="preserve">and supplies anchors, while an HMBC geminal-link experiment removes the Leu/Val</w:t>
-      </w:r>
-      <w:r>
-        <w:t xml:space="preserve"> </w:t>
-      </w:r>
-      <w:r>
-        <w:t xml:space="preserve">symmetry that no methyl–methyl NOE network can break.</w:t>
+        <w:t xml:space="preserve">tier is dominated by Leu/Val pairs — an orientation the intensity score</w:t>
+      </w:r>
+      <w:r>
+        <w:t xml:space="preserve"> </w:t>
+      </w:r>
+      <w:r>
+        <w:t xml:space="preserve">resolves only when the two methyls make sufficiently different structural contacts,</w:t>
+      </w:r>
+      <w:r>
+        <w:t xml:space="preserve"> </w:t>
+      </w:r>
+      <w:r>
+        <w:t xml:space="preserve">and reports as a coin flip when they do not.</w:t>
+      </w:r>
+    </w:p>
+    <w:p>
+      <w:pPr>
+        <w:pStyle w:val="BodyText"/>
+      </w:pPr>
+      <w:r>
+        <w:t xml:space="preserve">Being single-methyl, however, is necessary but not sufficient: removing geminal</w:t>
+      </w:r>
+      <w:r>
+        <w:t xml:space="preserve"> </w:t>
+      </w:r>
+      <w:r>
+        <w:t xml:space="preserve">ambiguity and carrying NOE information are independent. On MBP, Ala Cβ (68%) and Thr</w:t>
+      </w:r>
+      <w:r>
+        <w:t xml:space="preserve"> </w:t>
+      </w:r>
+      <w:r>
+        <w:t xml:space="preserve">Cγ2 (70%) are the</w:t>
+      </w:r>
+      <w:r>
+        <w:t xml:space="preserve"> </w:t>
+      </w:r>
+      <w:r>
+        <w:rPr>
+          <w:i/>
+          <w:iCs/>
+        </w:rPr>
+        <w:t xml:space="preserve">least</w:t>
+      </w:r>
+      <w:r>
+        <w:t xml:space="preserve"> </w:t>
+      </w:r>
+      <w:r>
+        <w:t xml:space="preserve">accurately assigned types (Table 2) despite no prochiral</w:t>
+      </w:r>
+      <w:r>
+        <w:t xml:space="preserve"> </w:t>
+      </w:r>
+      <w:r>
+        <w:t xml:space="preserve">degeneracy, because these often surface-exposed, shift-clustered methyls simply make</w:t>
+      </w:r>
+      <w:r>
+        <w:t xml:space="preserve"> </w:t>
+      </w:r>
+      <w:r>
+        <w:t xml:space="preserve">too few methyl–methyl NOEs to be pinned — whereas Ile on the same protein is 100%.</w:t>
+      </w:r>
+      <w:r>
+        <w:t xml:space="preserve"> </w:t>
+      </w:r>
+      <w:r>
+        <w:t xml:space="preserve">Labeling is therefore not the sole determinant of difficulty; it interacts with NOE</w:t>
+      </w:r>
+      <w:r>
+        <w:t xml:space="preserve"> </w:t>
+      </w:r>
+      <w:r>
+        <w:t xml:space="preserve">information content. IL-2 and REC2 are Leu-rich (71% and 76% Leu) yet reach ~88–90%</w:t>
+      </w:r>
+      <w:r>
+        <w:t xml:space="preserve"> </w:t>
+      </w:r>
+      <w:r>
+        <w:t xml:space="preserve">because their networks are dense, while REC3 and MSG fall to 60% and 30% not from</w:t>
+      </w:r>
+      <w:r>
+        <w:t xml:space="preserve"> </w:t>
+      </w:r>
+      <w:r>
+        <w:t xml:space="preserve">their labeling alone but because sparse carbon-only matching leaves too few firm NOEs</w:t>
+      </w:r>
+      <w:r>
+        <w:t xml:space="preserve"> </w:t>
+      </w:r>
+      <w:r>
+        <w:t xml:space="preserve">to pin the enlarged ILV domains (Section 3, coverage gate). In practice the levers</w:t>
+      </w:r>
+      <w:r>
+        <w:t xml:space="preserve"> </w:t>
+      </w:r>
+      <w:r>
+        <w:t xml:space="preserve">attack different bottlenecks: extending the labeling beyond ILV partitions the</w:t>
+      </w:r>
+      <w:r>
+        <w:t xml:space="preserve"> </w:t>
+      </w:r>
+      <w:r>
+        <w:t xml:space="preserve">problem into finer type classes, an HMBC geminal-link experiment collapses the</w:t>
+      </w:r>
+      <w:r>
+        <w:t xml:space="preserve"> </w:t>
+      </w:r>
+      <w:r>
+        <w:t xml:space="preserve">cross-residue ambiguity by tying each geminal pair to one residue, and the</w:t>
+      </w:r>
+      <w:r>
+        <w:t xml:space="preserve"> </w:t>
+      </w:r>
+      <w:r>
+        <w:t xml:space="preserve">intensity-weighted score is what finally orients δ1/δ2 within the pair — none is a</w:t>
+      </w:r>
+      <w:r>
+        <w:t xml:space="preserve"> </w:t>
+      </w:r>
+      <w:r>
+        <w:t xml:space="preserve">universal fix, and the last two are opt-in.</w:t>
+      </w:r>
+    </w:p>
+    <w:p>
+      <w:pPr>
+        <w:pStyle w:val="BodyText"/>
+      </w:pPr>
+      <w:r>
+        <w:rPr>
+          <w:b/>
+          <w:bCs/>
+        </w:rPr>
+        <w:t xml:space="preserve">Table 2.</w:t>
+      </w:r>
+      <w:r>
+        <w:t xml:space="preserve"> </w:t>
+      </w:r>
+      <w:r>
+        <w:t xml:space="preserve">Methyl-level accuracy of the committed magicmaus call (+soft) resolved</w:t>
+      </w:r>
+      <w:r>
+        <w:t xml:space="preserve"> </w:t>
+      </w:r>
+      <w:r>
+        <w:t xml:space="preserve">by residue type. Each cell is correct/observed for that type; a dash marks a type</w:t>
+      </w:r>
+      <w:r>
+        <w:t xml:space="preserve"> </w:t>
+      </w:r>
+      <w:r>
+        <w:t xml:space="preserve">absent from the target’s labeling. Ile is near-perfect except on the sparse</w:t>
+      </w:r>
+      <w:r>
+        <w:t xml:space="preserve"> </w:t>
+      </w:r>
+      <w:r>
+        <w:t xml:space="preserve">REC3/MSG networks; Leu/Val carry the geminal degeneracy; Ala/Thr, though</w:t>
+      </w:r>
+      <w:r>
+        <w:t xml:space="preserve"> </w:t>
+      </w:r>
+      <w:r>
+        <w:t xml:space="preserve">single-methyl, are NOE-poor on MBP.</w:t>
+      </w:r>
+    </w:p>
+    <w:tbl>
+      <w:tblPr>
+        <w:tblStyle w:val="Table"/>
+        <w:tblW w:type="pct" w:w="5000"/>
+        <w:tblLayout w:type="fixed"/>
+        <w:tblLook w:firstRow="1" w:lastRow="0" w:firstColumn="0" w:lastColumn="0" w:noHBand="0" w:noVBand="0" w:val="0020"/>
+      </w:tblPr>
+      <w:tblGrid>
+        <w:gridCol w:w="990"/>
+        <w:gridCol w:w="990"/>
+        <w:gridCol w:w="990"/>
+        <w:gridCol w:w="990"/>
+        <w:gridCol w:w="990"/>
+        <w:gridCol w:w="990"/>
+        <w:gridCol w:w="990"/>
+        <w:gridCol w:w="990"/>
+      </w:tblGrid>
+      <w:tr>
+        <w:trPr>
+          <w:tblHeader w:val="on"/>
+        </w:trPr>
+        <w:tc>
+          <w:tcPr/>
+          <w:p>
+            <w:pPr>
+              <w:pStyle w:val="Compact"/>
+            </w:pPr>
+            <w:r>
+              <w:t xml:space="preserve">Target</w:t>
+            </w:r>
+          </w:p>
+        </w:tc>
+        <w:tc>
+          <w:tcPr/>
+          <w:p>
+            <w:pPr>
+              <w:pStyle w:val="Compact"/>
+            </w:pPr>
+            <w:r>
+              <w:t xml:space="preserve">Ile</w:t>
+            </w:r>
+          </w:p>
+        </w:tc>
+        <w:tc>
+          <w:tcPr/>
+          <w:p>
+            <w:pPr>
+              <w:pStyle w:val="Compact"/>
+            </w:pPr>
+            <w:r>
+              <w:t xml:space="preserve">Leu</w:t>
+            </w:r>
+          </w:p>
+        </w:tc>
+        <w:tc>
+          <w:tcPr/>
+          <w:p>
+            <w:pPr>
+              <w:pStyle w:val="Compact"/>
+            </w:pPr>
+            <w:r>
+              <w:t xml:space="preserve">Val</w:t>
+            </w:r>
+          </w:p>
+        </w:tc>
+        <w:tc>
+          <w:tcPr/>
+          <w:p>
+            <w:pPr>
+              <w:pStyle w:val="Compact"/>
+            </w:pPr>
+            <w:r>
+              <w:t xml:space="preserve">Ala</w:t>
+            </w:r>
+          </w:p>
+        </w:tc>
+        <w:tc>
+          <w:tcPr/>
+          <w:p>
+            <w:pPr>
+              <w:pStyle w:val="Compact"/>
+            </w:pPr>
+            <w:r>
+              <w:t xml:space="preserve">Thr</w:t>
+            </w:r>
+          </w:p>
+        </w:tc>
+        <w:tc>
+          <w:tcPr/>
+          <w:p>
+            <w:pPr>
+              <w:pStyle w:val="Compact"/>
+            </w:pPr>
+            <w:r>
+              <w:t xml:space="preserve">Met</w:t>
+            </w:r>
+          </w:p>
+        </w:tc>
+        <w:tc>
+          <w:tcPr/>
+          <w:p>
+            <w:pPr>
+              <w:pStyle w:val="Compact"/>
+            </w:pPr>
+            <w:r>
+              <w:t xml:space="preserve">Total</w:t>
+            </w:r>
+          </w:p>
+        </w:tc>
+      </w:tr>
+      <w:tr>
+        <w:tc>
+          <w:tcPr/>
+          <w:p>
+            <w:pPr>
+              <w:pStyle w:val="Compact"/>
+            </w:pPr>
+            <w:r>
+              <w:t xml:space="preserve">Ubiquitin</w:t>
+            </w:r>
+          </w:p>
+        </w:tc>
+        <w:tc>
+          <w:tcPr/>
+          <w:p>
+            <w:pPr>
+              <w:pStyle w:val="Compact"/>
+            </w:pPr>
+            <w:r>
+              <w:t xml:space="preserve">100% (7/7)</w:t>
+            </w:r>
+          </w:p>
+        </w:tc>
+        <w:tc>
+          <w:tcPr/>
+          <w:p>
+            <w:pPr>
+              <w:pStyle w:val="Compact"/>
+            </w:pPr>
+            <w:r>
+              <w:t xml:space="preserve">100% (18/18)</w:t>
+            </w:r>
+          </w:p>
+        </w:tc>
+        <w:tc>
+          <w:tcPr/>
+          <w:p>
+            <w:pPr>
+              <w:pStyle w:val="Compact"/>
+            </w:pPr>
+            <w:r>
+              <w:t xml:space="preserve">100% (8/8)</w:t>
+            </w:r>
+          </w:p>
+        </w:tc>
+        <w:tc>
+          <w:tcPr/>
+          <w:p>
+            <w:pPr>
+              <w:pStyle w:val="Compact"/>
+            </w:pPr>
+            <w:r>
+              <w:t xml:space="preserve">100% (2/2)</w:t>
+            </w:r>
+          </w:p>
+        </w:tc>
+        <w:tc>
+          <w:tcPr/>
+          <w:p>
+            <w:pPr>
+              <w:pStyle w:val="Compact"/>
+            </w:pPr>
+            <w:r>
+              <w:t xml:space="preserve">100% (7/7)</w:t>
+            </w:r>
+          </w:p>
+        </w:tc>
+        <w:tc>
+          <w:tcPr/>
+          <w:p>
+            <w:pPr>
+              <w:pStyle w:val="Compact"/>
+            </w:pPr>
+            <w:r>
+              <w:t xml:space="preserve">100% (1/1)</w:t>
+            </w:r>
+          </w:p>
+        </w:tc>
+        <w:tc>
+          <w:tcPr/>
+          <w:p>
+            <w:pPr>
+              <w:pStyle w:val="Compact"/>
+            </w:pPr>
+            <w:r>
+              <w:t xml:space="preserve">100% (43/43)</w:t>
+            </w:r>
+          </w:p>
+        </w:tc>
+      </w:tr>
+      <w:tr>
+        <w:tc>
+          <w:tcPr/>
+          <w:p>
+            <w:pPr>
+              <w:pStyle w:val="Compact"/>
+            </w:pPr>
+            <w:r>
+              <w:t xml:space="preserve">IL-2</w:t>
+            </w:r>
+          </w:p>
+        </w:tc>
+        <w:tc>
+          <w:tcPr/>
+          <w:p>
+            <w:pPr>
+              <w:pStyle w:val="Compact"/>
+            </w:pPr>
+            <w:r>
+              <w:t xml:space="preserve">100% (9/9)</w:t>
+            </w:r>
+          </w:p>
+        </w:tc>
+        <w:tc>
+          <w:tcPr/>
+          <w:p>
+            <w:pPr>
+              <w:pStyle w:val="Compact"/>
+            </w:pPr>
+            <w:r>
+              <w:t xml:space="preserve">100% (42/42)</w:t>
+            </w:r>
+          </w:p>
+        </w:tc>
+        <w:tc>
+          <w:tcPr/>
+          <w:p>
+            <w:pPr>
+              <w:pStyle w:val="Compact"/>
+            </w:pPr>
+            <w:r>
+              <w:t xml:space="preserve">75% (6/8)</w:t>
+            </w:r>
+          </w:p>
+        </w:tc>
+        <w:tc>
+          <w:tcPr/>
+          <w:p>
+            <w:pPr>
+              <w:pStyle w:val="Compact"/>
+            </w:pPr>
+            <w:r>
+              <w:t xml:space="preserve">—</w:t>
+            </w:r>
+          </w:p>
+        </w:tc>
+        <w:tc>
+          <w:tcPr/>
+          <w:p>
+            <w:pPr>
+              <w:pStyle w:val="Compact"/>
+            </w:pPr>
+            <w:r>
+              <w:t xml:space="preserve">—</w:t>
+            </w:r>
+          </w:p>
+        </w:tc>
+        <w:tc>
+          <w:tcPr/>
+          <w:p>
+            <w:pPr>
+              <w:pStyle w:val="Compact"/>
+            </w:pPr>
+            <w:r>
+              <w:t xml:space="preserve">—</w:t>
+            </w:r>
+          </w:p>
+        </w:tc>
+        <w:tc>
+          <w:tcPr/>
+          <w:p>
+            <w:pPr>
+              <w:pStyle w:val="Compact"/>
+            </w:pPr>
+            <w:r>
+              <w:t xml:space="preserve">97% (57/59)</w:t>
+            </w:r>
+          </w:p>
+        </w:tc>
+      </w:tr>
+      <w:tr>
+        <w:tc>
+          <w:tcPr/>
+          <w:p>
+            <w:pPr>
+              <w:pStyle w:val="Compact"/>
+            </w:pPr>
+            <w:r>
+              <w:t xml:space="preserve">HNH</w:t>
+            </w:r>
+          </w:p>
+        </w:tc>
+        <w:tc>
+          <w:tcPr/>
+          <w:p>
+            <w:pPr>
+              <w:pStyle w:val="Compact"/>
+            </w:pPr>
+            <w:r>
+              <w:t xml:space="preserve">100% (7/7)</w:t>
+            </w:r>
+          </w:p>
+        </w:tc>
+        <w:tc>
+          <w:tcPr/>
+          <w:p>
+            <w:pPr>
+              <w:pStyle w:val="Compact"/>
+            </w:pPr>
+            <w:r>
+              <w:t xml:space="preserve">86% (24/28)</w:t>
+            </w:r>
+          </w:p>
+        </w:tc>
+        <w:tc>
+          <w:tcPr/>
+          <w:p>
+            <w:pPr>
+              <w:pStyle w:val="Compact"/>
+            </w:pPr>
+            <w:r>
+              <w:t xml:space="preserve">75% (12/16)</w:t>
+            </w:r>
+          </w:p>
+        </w:tc>
+        <w:tc>
+          <w:tcPr/>
+          <w:p>
+            <w:pPr>
+              <w:pStyle w:val="Compact"/>
+            </w:pPr>
+            <w:r>
+              <w:t xml:space="preserve">100% (2/2)</w:t>
+            </w:r>
+          </w:p>
+        </w:tc>
+        <w:tc>
+          <w:tcPr/>
+          <w:p>
+            <w:pPr>
+              <w:pStyle w:val="Compact"/>
+            </w:pPr>
+            <w:r>
+              <w:t xml:space="preserve">100% (4/4)</w:t>
+            </w:r>
+          </w:p>
+        </w:tc>
+        <w:tc>
+          <w:tcPr/>
+          <w:p>
+            <w:pPr>
+              <w:pStyle w:val="Compact"/>
+            </w:pPr>
+            <w:r>
+              <w:t xml:space="preserve">—</w:t>
+            </w:r>
+          </w:p>
+        </w:tc>
+        <w:tc>
+          <w:tcPr/>
+          <w:p>
+            <w:pPr>
+              <w:pStyle w:val="Compact"/>
+            </w:pPr>
+            <w:r>
+              <w:t xml:space="preserve">86% (49/57)</w:t>
+            </w:r>
+          </w:p>
+        </w:tc>
+      </w:tr>
+      <w:tr>
+        <w:tc>
+          <w:tcPr/>
+          <w:p>
+            <w:pPr>
+              <w:pStyle w:val="Compact"/>
+            </w:pPr>
+            <w:r>
+              <w:t xml:space="preserve">REC2</w:t>
+            </w:r>
+          </w:p>
+        </w:tc>
+        <w:tc>
+          <w:tcPr/>
+          <w:p>
+            <w:pPr>
+              <w:pStyle w:val="Compact"/>
+            </w:pPr>
+            <w:r>
+              <w:t xml:space="preserve">100% (9/9)</w:t>
+            </w:r>
+          </w:p>
+        </w:tc>
+        <w:tc>
+          <w:tcPr/>
+          <w:p>
+            <w:pPr>
+              <w:pStyle w:val="Compact"/>
+            </w:pPr>
+            <w:r>
+              <w:t xml:space="preserve">88% (42/48)</w:t>
+            </w:r>
+          </w:p>
+        </w:tc>
+        <w:tc>
+          <w:tcPr/>
+          <w:p>
+            <w:pPr>
+              <w:pStyle w:val="Compact"/>
+            </w:pPr>
+            <w:r>
+              <w:t xml:space="preserve">100% (6/6)</w:t>
+            </w:r>
+          </w:p>
+        </w:tc>
+        <w:tc>
+          <w:tcPr/>
+          <w:p>
+            <w:pPr>
+              <w:pStyle w:val="Compact"/>
+            </w:pPr>
+            <w:r>
+              <w:t xml:space="preserve">—</w:t>
+            </w:r>
+          </w:p>
+        </w:tc>
+        <w:tc>
+          <w:tcPr/>
+          <w:p>
+            <w:pPr>
+              <w:pStyle w:val="Compact"/>
+            </w:pPr>
+            <w:r>
+              <w:t xml:space="preserve">—</w:t>
+            </w:r>
+          </w:p>
+        </w:tc>
+        <w:tc>
+          <w:tcPr/>
+          <w:p>
+            <w:pPr>
+              <w:pStyle w:val="Compact"/>
+            </w:pPr>
+            <w:r>
+              <w:t xml:space="preserve">—</w:t>
+            </w:r>
+          </w:p>
+        </w:tc>
+        <w:tc>
+          <w:tcPr/>
+          <w:p>
+            <w:pPr>
+              <w:pStyle w:val="Compact"/>
+            </w:pPr>
+            <w:r>
+              <w:t xml:space="preserve">90% (57/63)</w:t>
+            </w:r>
+          </w:p>
+        </w:tc>
+      </w:tr>
+      <w:tr>
+        <w:tc>
+          <w:tcPr/>
+          <w:p>
+            <w:pPr>
+              <w:pStyle w:val="Compact"/>
+            </w:pPr>
+            <w:r>
+              <w:t xml:space="preserve">REC3</w:t>
+            </w:r>
+          </w:p>
+        </w:tc>
+        <w:tc>
+          <w:tcPr/>
+          <w:p>
+            <w:pPr>
+              <w:pStyle w:val="Compact"/>
+            </w:pPr>
+            <w:r>
+              <w:t xml:space="preserve">54% (7/13)</w:t>
+            </w:r>
+          </w:p>
+        </w:tc>
+        <w:tc>
+          <w:tcPr/>
+          <w:p>
+            <w:pPr>
+              <w:pStyle w:val="Compact"/>
+            </w:pPr>
+            <w:r>
+              <w:t xml:space="preserve">52% (26/50)</w:t>
+            </w:r>
+          </w:p>
+        </w:tc>
+        <w:tc>
+          <w:tcPr/>
+          <w:p>
+            <w:pPr>
+              <w:pStyle w:val="Compact"/>
+            </w:pPr>
+            <w:r>
+              <w:t xml:space="preserve">73% (16/22)</w:t>
+            </w:r>
+          </w:p>
+        </w:tc>
+        <w:tc>
+          <w:tcPr/>
+          <w:p>
+            <w:pPr>
+              <w:pStyle w:val="Compact"/>
+            </w:pPr>
+            <w:r>
+              <w:t xml:space="preserve">—</w:t>
+            </w:r>
+          </w:p>
+        </w:tc>
+        <w:tc>
+          <w:tcPr/>
+          <w:p>
+            <w:pPr>
+              <w:pStyle w:val="Compact"/>
+            </w:pPr>
+            <w:r>
+              <w:t xml:space="preserve">—</w:t>
+            </w:r>
+          </w:p>
+        </w:tc>
+        <w:tc>
+          <w:tcPr/>
+          <w:p>
+            <w:pPr>
+              <w:pStyle w:val="Compact"/>
+            </w:pPr>
+            <w:r>
+              <w:t xml:space="preserve">—</w:t>
+            </w:r>
+          </w:p>
+        </w:tc>
+        <w:tc>
+          <w:tcPr/>
+          <w:p>
+            <w:pPr>
+              <w:pStyle w:val="Compact"/>
+            </w:pPr>
+            <w:r>
+              <w:t xml:space="preserve">58% (49/85)</w:t>
+            </w:r>
+          </w:p>
+        </w:tc>
+      </w:tr>
+      <w:tr>
+        <w:tc>
+          <w:tcPr/>
+          <w:p>
+            <w:pPr>
+              <w:pStyle w:val="Compact"/>
+            </w:pPr>
+            <w:r>
+              <w:t xml:space="preserve">MBP</w:t>
+            </w:r>
+          </w:p>
+        </w:tc>
+        <w:tc>
+          <w:tcPr/>
+          <w:p>
+            <w:pPr>
+              <w:pStyle w:val="Compact"/>
+            </w:pPr>
+            <w:r>
+              <w:t xml:space="preserve">100% (22/22)</w:t>
+            </w:r>
+          </w:p>
+        </w:tc>
+        <w:tc>
+          <w:tcPr/>
+          <w:p>
+            <w:pPr>
+              <w:pStyle w:val="Compact"/>
+            </w:pPr>
+            <w:r>
+              <w:t xml:space="preserve">97% (58/60)</w:t>
+            </w:r>
+          </w:p>
+        </w:tc>
+        <w:tc>
+          <w:tcPr/>
+          <w:p>
+            <w:pPr>
+              <w:pStyle w:val="Compact"/>
+            </w:pPr>
+            <w:r>
+              <w:t xml:space="preserve">95% (38/40)</w:t>
+            </w:r>
+          </w:p>
+        </w:tc>
+        <w:tc>
+          <w:tcPr/>
+          <w:p>
+            <w:pPr>
+              <w:pStyle w:val="Compact"/>
+            </w:pPr>
+            <w:r>
+              <w:t xml:space="preserve">68% (30/44)</w:t>
+            </w:r>
+          </w:p>
+        </w:tc>
+        <w:tc>
+          <w:tcPr/>
+          <w:p>
+            <w:pPr>
+              <w:pStyle w:val="Compact"/>
+            </w:pPr>
+            <w:r>
+              <w:t xml:space="preserve">70% (14/20)</w:t>
+            </w:r>
+          </w:p>
+        </w:tc>
+        <w:tc>
+          <w:tcPr/>
+          <w:p>
+            <w:pPr>
+              <w:pStyle w:val="Compact"/>
+            </w:pPr>
+            <w:r>
+              <w:t xml:space="preserve">100% (6/6)</w:t>
+            </w:r>
+          </w:p>
+        </w:tc>
+        <w:tc>
+          <w:tcPr/>
+          <w:p>
+            <w:pPr>
+              <w:pStyle w:val="Compact"/>
+            </w:pPr>
+            <w:r>
+              <w:t xml:space="preserve">88% (168/192)</w:t>
+            </w:r>
+          </w:p>
+        </w:tc>
+      </w:tr>
+      <w:tr>
+        <w:tc>
+          <w:tcPr/>
+          <w:p>
+            <w:pPr>
+              <w:pStyle w:val="Compact"/>
+            </w:pPr>
+            <w:r>
+              <w:t xml:space="preserve">MSG</w:t>
+            </w:r>
+          </w:p>
+        </w:tc>
+        <w:tc>
+          <w:tcPr/>
+          <w:p>
+            <w:pPr>
+              <w:pStyle w:val="Compact"/>
+            </w:pPr>
+            <w:r>
+              <w:t xml:space="preserve">44% (18/41)</w:t>
+            </w:r>
+          </w:p>
+        </w:tc>
+        <w:tc>
+          <w:tcPr/>
+          <w:p>
+            <w:pPr>
+              <w:pStyle w:val="Compact"/>
+            </w:pPr>
+            <w:r>
+              <w:t xml:space="preserve">32% (42/133)</w:t>
+            </w:r>
+          </w:p>
+        </w:tc>
+        <w:tc>
+          <w:tcPr/>
+          <w:p>
+            <w:pPr>
+              <w:pStyle w:val="Compact"/>
+            </w:pPr>
+            <w:r>
+              <w:t xml:space="preserve">31% (26/83)</w:t>
+            </w:r>
+          </w:p>
+        </w:tc>
+        <w:tc>
+          <w:tcPr/>
+          <w:p>
+            <w:pPr>
+              <w:pStyle w:val="Compact"/>
+            </w:pPr>
+            <w:r>
+              <w:t xml:space="preserve">—</w:t>
+            </w:r>
+          </w:p>
+        </w:tc>
+        <w:tc>
+          <w:tcPr/>
+          <w:p>
+            <w:pPr>
+              <w:pStyle w:val="Compact"/>
+            </w:pPr>
+            <w:r>
+              <w:t xml:space="preserve">—</w:t>
+            </w:r>
+          </w:p>
+        </w:tc>
+        <w:tc>
+          <w:tcPr/>
+          <w:p>
+            <w:pPr>
+              <w:pStyle w:val="Compact"/>
+            </w:pPr>
+            <w:r>
+              <w:t xml:space="preserve">—</w:t>
+            </w:r>
+          </w:p>
+        </w:tc>
+        <w:tc>
+          <w:tcPr/>
+          <w:p>
+            <w:pPr>
+              <w:pStyle w:val="Compact"/>
+            </w:pPr>
+            <w:r>
+              <w:t xml:space="preserve">33% (86/257)</w:t>
+            </w:r>
+          </w:p>
+        </w:tc>
+      </w:tr>
+    </w:tbl>
+    <w:p>
+      <w:pPr>
+        <w:pStyle w:val="BodyText"/>
+      </w:pPr>
+      <w:r>
+        <w:t xml:space="preserve">Resolving the accuracy to the individual prochiral methyl (Table 3) confirms that</w:t>
+      </w:r>
+      <w:r>
+        <w:t xml:space="preserve"> </w:t>
+      </w:r>
+      <w:r>
+        <w:t xml:space="preserve">the residual Leu/Val error is a geminal swap rather than random misassignment: on</w:t>
+      </w:r>
+      <w:r>
+        <w:t xml:space="preserve"> </w:t>
+      </w:r>
+      <w:r>
+        <w:t xml:space="preserve">every target the two members of each pair degrade in near-lockstep — HNH Leu δ1 and</w:t>
+      </w:r>
+      <w:r>
+        <w:t xml:space="preserve"> </w:t>
+      </w:r>
+      <w:r>
+        <w:t xml:space="preserve">δ2 are both 86%, its Val γ1 and γ2 both 75%, REC2 Leu δ1/δ2 both 88% — the exact</w:t>
+      </w:r>
+      <w:r>
+        <w:t xml:space="preserve"> </w:t>
+      </w:r>
+      <w:r>
+        <w:t xml:space="preserve">signature of the achiral network placing the pair on the right</w:t>
+      </w:r>
+      <w:r>
+        <w:t xml:space="preserve"> </w:t>
+      </w:r>
+      <w:r>
+        <w:rPr>
+          <w:i/>
+          <w:iCs/>
+        </w:rPr>
+        <w:t xml:space="preserve">residue</w:t>
+      </w:r>
+      <w:r>
+        <w:t xml:space="preserve"> </w:t>
+      </w:r>
+      <w:r>
+        <w:t xml:space="preserve">but the</w:t>
+      </w:r>
+      <w:r>
+        <w:t xml:space="preserve"> </w:t>
+      </w:r>
+      <w:r>
+        <w:t xml:space="preserve">wrong</w:t>
+      </w:r>
+      <w:r>
+        <w:t xml:space="preserve"> </w:t>
+      </w:r>
+      <w:r>
+        <w:rPr>
+          <w:i/>
+          <w:iCs/>
+        </w:rPr>
+        <w:t xml:space="preserve">methyl</w:t>
+      </w:r>
+      <w:r>
+        <w:t xml:space="preserve">. Both members stay inside the MAUS envelope (the truth is never</w:t>
+      </w:r>
+      <w:r>
+        <w:t xml:space="preserve"> </w:t>
+      </w:r>
+      <w:r>
+        <w:t xml:space="preserve">excluded), so the swap is a calibrated coin flip that the confidence tier flags as</w:t>
+      </w:r>
+      <w:r>
+        <w:t xml:space="preserve"> </w:t>
+      </w:r>
+      <w:r>
+        <w:rPr>
+          <w:rStyle w:val="VerbatimChar"/>
+        </w:rPr>
+        <w:t xml:space="preserve">ambiguous</w:t>
+      </w:r>
+      <w:r>
+        <w:t xml:space="preserve"> </w:t>
+      </w:r>
+      <w:r>
+        <w:t xml:space="preserve">and that only a signal able to tell δ1 from δ2 can break — the intensity</w:t>
+      </w:r>
+      <w:r>
+        <w:t xml:space="preserve"> </w:t>
+      </w:r>
+      <w:r>
+        <w:t xml:space="preserve">score where their structural contacts differ, or an independent stereospecific</w:t>
+      </w:r>
+      <w:r>
+        <w:t xml:space="preserve"> </w:t>
+      </w:r>
+      <w:r>
+        <w:t xml:space="preserve">assignment where they do not. An HMBC geminal-link experiment does</w:t>
+      </w:r>
+      <w:r>
+        <w:t xml:space="preserve"> </w:t>
+      </w:r>
+      <w:r>
+        <w:rPr>
+          <w:i/>
+          <w:iCs/>
+        </w:rPr>
+        <w:t xml:space="preserve">not</w:t>
+      </w:r>
+      <w:r>
+        <w:t xml:space="preserve"> </w:t>
+      </w:r>
+      <w:r>
+        <w:t xml:space="preserve">break it:</w:t>
+      </w:r>
+      <w:r>
+        <w:t xml:space="preserve"> </w:t>
+      </w:r>
+      <w:r>
+        <w:t xml:space="preserve">by construction its constraint admits both orderings of the pair (Section 3), so it</w:t>
+      </w:r>
+      <w:r>
+        <w:t xml:space="preserve"> </w:t>
+      </w:r>
+      <w:r>
+        <w:t xml:space="preserve">resolves which residue, not which methyl. Ile δ1, having no geminal partner, carries</w:t>
+      </w:r>
+      <w:r>
+        <w:t xml:space="preserve"> </w:t>
+      </w:r>
+      <w:r>
+        <w:t xml:space="preserve">no such symmetry and is assigned outright wherever the network is dense.</w:t>
+      </w:r>
+    </w:p>
+    <w:p>
+      <w:pPr>
+        <w:pStyle w:val="BodyText"/>
+      </w:pPr>
+      <w:r>
+        <w:rPr>
+          <w:b/>
+          <w:bCs/>
+        </w:rPr>
+        <w:t xml:space="preserve">Table 3.</w:t>
+      </w:r>
+      <w:r>
+        <w:t xml:space="preserve"> </w:t>
+      </w:r>
+      <w:r>
+        <w:t xml:space="preserve">Accuracy resolved to the individual methyl carbon (magicmaus +soft).</w:t>
+      </w:r>
+      <w:r>
+        <w:t xml:space="preserve"> </w:t>
+      </w:r>
+      <w:r>
+        <w:t xml:space="preserve">Geminal partners (Leu δ1/δ2, Val γ1/γ2) are listed separately; their near-equal</w:t>
+      </w:r>
+      <w:r>
+        <w:t xml:space="preserve"> </w:t>
+      </w:r>
+      <w:r>
+        <w:t xml:space="preserve">columns are the geminal-swap signature. A dash marks a methyl absent from the</w:t>
+      </w:r>
+      <w:r>
+        <w:t xml:space="preserve"> </w:t>
+      </w:r>
+      <w:r>
+        <w:t xml:space="preserve">target’s labeling.</w:t>
+      </w:r>
+    </w:p>
+    <w:tbl>
+      <w:tblPr>
+        <w:tblStyle w:val="Table"/>
+        <w:tblW w:type="pct" w:w="5000"/>
+        <w:tblLayout w:type="fixed"/>
+        <w:tblLook w:firstRow="1" w:lastRow="0" w:firstColumn="0" w:lastColumn="0" w:noHBand="0" w:noVBand="0" w:val="0020"/>
+      </w:tblPr>
+      <w:tblGrid>
+        <w:gridCol w:w="879"/>
+        <w:gridCol w:w="879"/>
+        <w:gridCol w:w="879"/>
+        <w:gridCol w:w="879"/>
+        <w:gridCol w:w="879"/>
+        <w:gridCol w:w="879"/>
+        <w:gridCol w:w="879"/>
+        <w:gridCol w:w="879"/>
+        <w:gridCol w:w="879"/>
+      </w:tblGrid>
+      <w:tr>
+        <w:trPr>
+          <w:tblHeader w:val="on"/>
+        </w:trPr>
+        <w:tc>
+          <w:tcPr/>
+          <w:p>
+            <w:pPr>
+              <w:pStyle w:val="Compact"/>
+            </w:pPr>
+            <w:r>
+              <w:t xml:space="preserve">Target</w:t>
+            </w:r>
+          </w:p>
+        </w:tc>
+        <w:tc>
+          <w:tcPr/>
+          <w:p>
+            <w:pPr>
+              <w:pStyle w:val="Compact"/>
+            </w:pPr>
+            <w:r>
+              <w:t xml:space="preserve">Ile δ1</w:t>
+            </w:r>
+          </w:p>
+        </w:tc>
+        <w:tc>
+          <w:tcPr/>
+          <w:p>
+            <w:pPr>
+              <w:pStyle w:val="Compact"/>
+            </w:pPr>
+            <w:r>
+              <w:t xml:space="preserve">Leu δ1</w:t>
+            </w:r>
+          </w:p>
+        </w:tc>
+        <w:tc>
+          <w:tcPr/>
+          <w:p>
+            <w:pPr>
+              <w:pStyle w:val="Compact"/>
+            </w:pPr>
+            <w:r>
+              <w:t xml:space="preserve">Leu δ2</w:t>
+            </w:r>
+          </w:p>
+        </w:tc>
+        <w:tc>
+          <w:tcPr/>
+          <w:p>
+            <w:pPr>
+              <w:pStyle w:val="Compact"/>
+            </w:pPr>
+            <w:r>
+              <w:t xml:space="preserve">Val γ1</w:t>
+            </w:r>
+          </w:p>
+        </w:tc>
+        <w:tc>
+          <w:tcPr/>
+          <w:p>
+            <w:pPr>
+              <w:pStyle w:val="Compact"/>
+            </w:pPr>
+            <w:r>
+              <w:t xml:space="preserve">Val γ2</w:t>
+            </w:r>
+          </w:p>
+        </w:tc>
+        <w:tc>
+          <w:tcPr/>
+          <w:p>
+            <w:pPr>
+              <w:pStyle w:val="Compact"/>
+            </w:pPr>
+            <w:r>
+              <w:t xml:space="preserve">Ala β</w:t>
+            </w:r>
+          </w:p>
+        </w:tc>
+        <w:tc>
+          <w:tcPr/>
+          <w:p>
+            <w:pPr>
+              <w:pStyle w:val="Compact"/>
+            </w:pPr>
+            <w:r>
+              <w:t xml:space="preserve">Thr γ2</w:t>
+            </w:r>
+          </w:p>
+        </w:tc>
+        <w:tc>
+          <w:tcPr/>
+          <w:p>
+            <w:pPr>
+              <w:pStyle w:val="Compact"/>
+            </w:pPr>
+            <w:r>
+              <w:t xml:space="preserve">Met ε</w:t>
+            </w:r>
+          </w:p>
+        </w:tc>
+      </w:tr>
+      <w:tr>
+        <w:tc>
+          <w:tcPr/>
+          <w:p>
+            <w:pPr>
+              <w:pStyle w:val="Compact"/>
+            </w:pPr>
+            <w:r>
+              <w:t xml:space="preserve">Ubiquitin</w:t>
+            </w:r>
+          </w:p>
+        </w:tc>
+        <w:tc>
+          <w:tcPr/>
+          <w:p>
+            <w:pPr>
+              <w:pStyle w:val="Compact"/>
+            </w:pPr>
+            <w:r>
+              <w:t xml:space="preserve">100% (7/7)</w:t>
+            </w:r>
+          </w:p>
+        </w:tc>
+        <w:tc>
+          <w:tcPr/>
+          <w:p>
+            <w:pPr>
+              <w:pStyle w:val="Compact"/>
+            </w:pPr>
+            <w:r>
+              <w:t xml:space="preserve">100% (9/9)</w:t>
+            </w:r>
+          </w:p>
+        </w:tc>
+        <w:tc>
+          <w:tcPr/>
+          <w:p>
+            <w:pPr>
+              <w:pStyle w:val="Compact"/>
+            </w:pPr>
+            <w:r>
+              <w:t xml:space="preserve">100% (9/9)</w:t>
+            </w:r>
+          </w:p>
+        </w:tc>
+        <w:tc>
+          <w:tcPr/>
+          <w:p>
+            <w:pPr>
+              <w:pStyle w:val="Compact"/>
+            </w:pPr>
+            <w:r>
+              <w:t xml:space="preserve">100% (4/4)</w:t>
+            </w:r>
+          </w:p>
+        </w:tc>
+        <w:tc>
+          <w:tcPr/>
+          <w:p>
+            <w:pPr>
+              <w:pStyle w:val="Compact"/>
+            </w:pPr>
+            <w:r>
+              <w:t xml:space="preserve">100% (4/4)</w:t>
+            </w:r>
+          </w:p>
+        </w:tc>
+        <w:tc>
+          <w:tcPr/>
+          <w:p>
+            <w:pPr>
+              <w:pStyle w:val="Compact"/>
+            </w:pPr>
+            <w:r>
+              <w:t xml:space="preserve">100% (2/2)</w:t>
+            </w:r>
+          </w:p>
+        </w:tc>
+        <w:tc>
+          <w:tcPr/>
+          <w:p>
+            <w:pPr>
+              <w:pStyle w:val="Compact"/>
+            </w:pPr>
+            <w:r>
+              <w:t xml:space="preserve">100% (7/7)</w:t>
+            </w:r>
+          </w:p>
+        </w:tc>
+        <w:tc>
+          <w:tcPr/>
+          <w:p>
+            <w:pPr>
+              <w:pStyle w:val="Compact"/>
+            </w:pPr>
+            <w:r>
+              <w:t xml:space="preserve">100% (1/1)</w:t>
+            </w:r>
+          </w:p>
+        </w:tc>
+      </w:tr>
+      <w:tr>
+        <w:tc>
+          <w:tcPr/>
+          <w:p>
+            <w:pPr>
+              <w:pStyle w:val="Compact"/>
+            </w:pPr>
+            <w:r>
+              <w:t xml:space="preserve">IL-2</w:t>
+            </w:r>
+          </w:p>
+        </w:tc>
+        <w:tc>
+          <w:tcPr/>
+          <w:p>
+            <w:pPr>
+              <w:pStyle w:val="Compact"/>
+            </w:pPr>
+            <w:r>
+              <w:t xml:space="preserve">100% (9/9)</w:t>
+            </w:r>
+          </w:p>
+        </w:tc>
+        <w:tc>
+          <w:tcPr/>
+          <w:p>
+            <w:pPr>
+              <w:pStyle w:val="Compact"/>
+            </w:pPr>
+            <w:r>
+              <w:t xml:space="preserve">100% (21/21)</w:t>
+            </w:r>
+          </w:p>
+        </w:tc>
+        <w:tc>
+          <w:tcPr/>
+          <w:p>
+            <w:pPr>
+              <w:pStyle w:val="Compact"/>
+            </w:pPr>
+            <w:r>
+              <w:t xml:space="preserve">100% (21/21)</w:t>
+            </w:r>
+          </w:p>
+        </w:tc>
+        <w:tc>
+          <w:tcPr/>
+          <w:p>
+            <w:pPr>
+              <w:pStyle w:val="Compact"/>
+            </w:pPr>
+            <w:r>
+              <w:t xml:space="preserve">75% (3/4)</w:t>
+            </w:r>
+          </w:p>
+        </w:tc>
+        <w:tc>
+          <w:tcPr/>
+          <w:p>
+            <w:pPr>
+              <w:pStyle w:val="Compact"/>
+            </w:pPr>
+            <w:r>
+              <w:t xml:space="preserve">75% (3/4)</w:t>
+            </w:r>
+          </w:p>
+        </w:tc>
+        <w:tc>
+          <w:tcPr/>
+          <w:p>
+            <w:pPr>
+              <w:pStyle w:val="Compact"/>
+            </w:pPr>
+            <w:r>
+              <w:t xml:space="preserve">—</w:t>
+            </w:r>
+          </w:p>
+        </w:tc>
+        <w:tc>
+          <w:tcPr/>
+          <w:p>
+            <w:pPr>
+              <w:pStyle w:val="Compact"/>
+            </w:pPr>
+            <w:r>
+              <w:t xml:space="preserve">—</w:t>
+            </w:r>
+          </w:p>
+        </w:tc>
+        <w:tc>
+          <w:tcPr/>
+          <w:p>
+            <w:pPr>
+              <w:pStyle w:val="Compact"/>
+            </w:pPr>
+            <w:r>
+              <w:t xml:space="preserve">—</w:t>
+            </w:r>
+          </w:p>
+        </w:tc>
+      </w:tr>
+      <w:tr>
+        <w:tc>
+          <w:tcPr/>
+          <w:p>
+            <w:pPr>
+              <w:pStyle w:val="Compact"/>
+            </w:pPr>
+            <w:r>
+              <w:t xml:space="preserve">HNH</w:t>
+            </w:r>
+          </w:p>
+        </w:tc>
+        <w:tc>
+          <w:tcPr/>
+          <w:p>
+            <w:pPr>
+              <w:pStyle w:val="Compact"/>
+            </w:pPr>
+            <w:r>
+              <w:t xml:space="preserve">100% (7/7)</w:t>
+            </w:r>
+          </w:p>
+        </w:tc>
+        <w:tc>
+          <w:tcPr/>
+          <w:p>
+            <w:pPr>
+              <w:pStyle w:val="Compact"/>
+            </w:pPr>
+            <w:r>
+              <w:t xml:space="preserve">86% (12/14)</w:t>
+            </w:r>
+          </w:p>
+        </w:tc>
+        <w:tc>
+          <w:tcPr/>
+          <w:p>
+            <w:pPr>
+              <w:pStyle w:val="Compact"/>
+            </w:pPr>
+            <w:r>
+              <w:t xml:space="preserve">86% (12/14)</w:t>
+            </w:r>
+          </w:p>
+        </w:tc>
+        <w:tc>
+          <w:tcPr/>
+          <w:p>
+            <w:pPr>
+              <w:pStyle w:val="Compact"/>
+            </w:pPr>
+            <w:r>
+              <w:t xml:space="preserve">75% (6/8)</w:t>
+            </w:r>
+          </w:p>
+        </w:tc>
+        <w:tc>
+          <w:tcPr/>
+          <w:p>
+            <w:pPr>
+              <w:pStyle w:val="Compact"/>
+            </w:pPr>
+            <w:r>
+              <w:t xml:space="preserve">75% (6/8)</w:t>
+            </w:r>
+          </w:p>
+        </w:tc>
+        <w:tc>
+          <w:tcPr/>
+          <w:p>
+            <w:pPr>
+              <w:pStyle w:val="Compact"/>
+            </w:pPr>
+            <w:r>
+              <w:t xml:space="preserve">100% (2/2)</w:t>
+            </w:r>
+          </w:p>
+        </w:tc>
+        <w:tc>
+          <w:tcPr/>
+          <w:p>
+            <w:pPr>
+              <w:pStyle w:val="Compact"/>
+            </w:pPr>
+            <w:r>
+              <w:t xml:space="preserve">100% (4/4)</w:t>
+            </w:r>
+          </w:p>
+        </w:tc>
+        <w:tc>
+          <w:tcPr/>
+          <w:p>
+            <w:pPr>
+              <w:pStyle w:val="Compact"/>
+            </w:pPr>
+            <w:r>
+              <w:t xml:space="preserve">—</w:t>
+            </w:r>
+          </w:p>
+        </w:tc>
+      </w:tr>
+      <w:tr>
+        <w:tc>
+          <w:tcPr/>
+          <w:p>
+            <w:pPr>
+              <w:pStyle w:val="Compact"/>
+            </w:pPr>
+            <w:r>
+              <w:t xml:space="preserve">REC2</w:t>
+            </w:r>
+          </w:p>
+        </w:tc>
+        <w:tc>
+          <w:tcPr/>
+          <w:p>
+            <w:pPr>
+              <w:pStyle w:val="Compact"/>
+            </w:pPr>
+            <w:r>
+              <w:t xml:space="preserve">100% (9/9)</w:t>
+            </w:r>
+          </w:p>
+        </w:tc>
+        <w:tc>
+          <w:tcPr/>
+          <w:p>
+            <w:pPr>
+              <w:pStyle w:val="Compact"/>
+            </w:pPr>
+            <w:r>
+              <w:t xml:space="preserve">88% (21/24)</w:t>
+            </w:r>
+          </w:p>
+        </w:tc>
+        <w:tc>
+          <w:tcPr/>
+          <w:p>
+            <w:pPr>
+              <w:pStyle w:val="Compact"/>
+            </w:pPr>
+            <w:r>
+              <w:t xml:space="preserve">88% (21/24)</w:t>
+            </w:r>
+          </w:p>
+        </w:tc>
+        <w:tc>
+          <w:tcPr/>
+          <w:p>
+            <w:pPr>
+              <w:pStyle w:val="Compact"/>
+            </w:pPr>
+            <w:r>
+              <w:t xml:space="preserve">100% (3/3)</w:t>
+            </w:r>
+          </w:p>
+        </w:tc>
+        <w:tc>
+          <w:tcPr/>
+          <w:p>
+            <w:pPr>
+              <w:pStyle w:val="Compact"/>
+            </w:pPr>
+            <w:r>
+              <w:t xml:space="preserve">100% (3/3)</w:t>
+            </w:r>
+          </w:p>
+        </w:tc>
+        <w:tc>
+          <w:tcPr/>
+          <w:p>
+            <w:pPr>
+              <w:pStyle w:val="Compact"/>
+            </w:pPr>
+            <w:r>
+              <w:t xml:space="preserve">—</w:t>
+            </w:r>
+          </w:p>
+        </w:tc>
+        <w:tc>
+          <w:tcPr/>
+          <w:p>
+            <w:pPr>
+              <w:pStyle w:val="Compact"/>
+            </w:pPr>
+            <w:r>
+              <w:t xml:space="preserve">—</w:t>
+            </w:r>
+          </w:p>
+        </w:tc>
+        <w:tc>
+          <w:tcPr/>
+          <w:p>
+            <w:pPr>
+              <w:pStyle w:val="Compact"/>
+            </w:pPr>
+            <w:r>
+              <w:t xml:space="preserve">—</w:t>
+            </w:r>
+          </w:p>
+        </w:tc>
+      </w:tr>
+      <w:tr>
+        <w:tc>
+          <w:tcPr/>
+          <w:p>
+            <w:pPr>
+              <w:pStyle w:val="Compact"/>
+            </w:pPr>
+            <w:r>
+              <w:t xml:space="preserve">REC3</w:t>
+            </w:r>
+          </w:p>
+        </w:tc>
+        <w:tc>
+          <w:tcPr/>
+          <w:p>
+            <w:pPr>
+              <w:pStyle w:val="Compact"/>
+            </w:pPr>
+            <w:r>
+              <w:t xml:space="preserve">54% (7/13)</w:t>
+            </w:r>
+          </w:p>
+        </w:tc>
+        <w:tc>
+          <w:tcPr/>
+          <w:p>
+            <w:pPr>
+              <w:pStyle w:val="Compact"/>
+            </w:pPr>
+            <w:r>
+              <w:t xml:space="preserve">52% (13/25)</w:t>
+            </w:r>
+          </w:p>
+        </w:tc>
+        <w:tc>
+          <w:tcPr/>
+          <w:p>
+            <w:pPr>
+              <w:pStyle w:val="Compact"/>
+            </w:pPr>
+            <w:r>
+              <w:t xml:space="preserve">52% (13/25)</w:t>
+            </w:r>
+          </w:p>
+        </w:tc>
+        <w:tc>
+          <w:tcPr/>
+          <w:p>
+            <w:pPr>
+              <w:pStyle w:val="Compact"/>
+            </w:pPr>
+            <w:r>
+              <w:t xml:space="preserve">73% (8/11)</w:t>
+            </w:r>
+          </w:p>
+        </w:tc>
+        <w:tc>
+          <w:tcPr/>
+          <w:p>
+            <w:pPr>
+              <w:pStyle w:val="Compact"/>
+            </w:pPr>
+            <w:r>
+              <w:t xml:space="preserve">73% (8/11)</w:t>
+            </w:r>
+          </w:p>
+        </w:tc>
+        <w:tc>
+          <w:tcPr/>
+          <w:p>
+            <w:pPr>
+              <w:pStyle w:val="Compact"/>
+            </w:pPr>
+            <w:r>
+              <w:t xml:space="preserve">—</w:t>
+            </w:r>
+          </w:p>
+        </w:tc>
+        <w:tc>
+          <w:tcPr/>
+          <w:p>
+            <w:pPr>
+              <w:pStyle w:val="Compact"/>
+            </w:pPr>
+            <w:r>
+              <w:t xml:space="preserve">—</w:t>
+            </w:r>
+          </w:p>
+        </w:tc>
+        <w:tc>
+          <w:tcPr/>
+          <w:p>
+            <w:pPr>
+              <w:pStyle w:val="Compact"/>
+            </w:pPr>
+            <w:r>
+              <w:t xml:space="preserve">—</w:t>
+            </w:r>
+          </w:p>
+        </w:tc>
+      </w:tr>
+      <w:tr>
+        <w:tc>
+          <w:tcPr/>
+          <w:p>
+            <w:pPr>
+              <w:pStyle w:val="Compact"/>
+            </w:pPr>
+            <w:r>
+              <w:t xml:space="preserve">MBP</w:t>
+            </w:r>
+          </w:p>
+        </w:tc>
+        <w:tc>
+          <w:tcPr/>
+          <w:p>
+            <w:pPr>
+              <w:pStyle w:val="Compact"/>
+            </w:pPr>
+            <w:r>
+              <w:t xml:space="preserve">100% (22/22)</w:t>
+            </w:r>
+          </w:p>
+        </w:tc>
+        <w:tc>
+          <w:tcPr/>
+          <w:p>
+            <w:pPr>
+              <w:pStyle w:val="Compact"/>
+            </w:pPr>
+            <w:r>
+              <w:t xml:space="preserve">97% (29/30)</w:t>
+            </w:r>
+          </w:p>
+        </w:tc>
+        <w:tc>
+          <w:tcPr/>
+          <w:p>
+            <w:pPr>
+              <w:pStyle w:val="Compact"/>
+            </w:pPr>
+            <w:r>
+              <w:t xml:space="preserve">97% (29/30)</w:t>
+            </w:r>
+          </w:p>
+        </w:tc>
+        <w:tc>
+          <w:tcPr/>
+          <w:p>
+            <w:pPr>
+              <w:pStyle w:val="Compact"/>
+            </w:pPr>
+            <w:r>
+              <w:t xml:space="preserve">95% (19/20)</w:t>
+            </w:r>
+          </w:p>
+        </w:tc>
+        <w:tc>
+          <w:tcPr/>
+          <w:p>
+            <w:pPr>
+              <w:pStyle w:val="Compact"/>
+            </w:pPr>
+            <w:r>
+              <w:t xml:space="preserve">95% (19/20)</w:t>
+            </w:r>
+          </w:p>
+        </w:tc>
+        <w:tc>
+          <w:tcPr/>
+          <w:p>
+            <w:pPr>
+              <w:pStyle w:val="Compact"/>
+            </w:pPr>
+            <w:r>
+              <w:t xml:space="preserve">68% (30/44)</w:t>
+            </w:r>
+          </w:p>
+        </w:tc>
+        <w:tc>
+          <w:tcPr/>
+          <w:p>
+            <w:pPr>
+              <w:pStyle w:val="Compact"/>
+            </w:pPr>
+            <w:r>
+              <w:t xml:space="preserve">70% (14/20)</w:t>
+            </w:r>
+          </w:p>
+        </w:tc>
+        <w:tc>
+          <w:tcPr/>
+          <w:p>
+            <w:pPr>
+              <w:pStyle w:val="Compact"/>
+            </w:pPr>
+            <w:r>
+              <w:t xml:space="preserve">100% (6/6)</w:t>
+            </w:r>
+          </w:p>
+        </w:tc>
+      </w:tr>
+      <w:tr>
+        <w:tc>
+          <w:tcPr/>
+          <w:p>
+            <w:pPr>
+              <w:pStyle w:val="Compact"/>
+            </w:pPr>
+            <w:r>
+              <w:t xml:space="preserve">MSG</w:t>
+            </w:r>
+          </w:p>
+        </w:tc>
+        <w:tc>
+          <w:tcPr/>
+          <w:p>
+            <w:pPr>
+              <w:pStyle w:val="Compact"/>
+            </w:pPr>
+            <w:r>
+              <w:t xml:space="preserve">44% (18/41)</w:t>
+            </w:r>
+          </w:p>
+        </w:tc>
+        <w:tc>
+          <w:tcPr/>
+          <w:p>
+            <w:pPr>
+              <w:pStyle w:val="Compact"/>
+            </w:pPr>
+            <w:r>
+              <w:t xml:space="preserve">33% (22/67)</w:t>
+            </w:r>
+          </w:p>
+        </w:tc>
+        <w:tc>
+          <w:tcPr/>
+          <w:p>
+            <w:pPr>
+              <w:pStyle w:val="Compact"/>
+            </w:pPr>
+            <w:r>
+              <w:t xml:space="preserve">30% (20/66)</w:t>
+            </w:r>
+          </w:p>
+        </w:tc>
+        <w:tc>
+          <w:tcPr/>
+          <w:p>
+            <w:pPr>
+              <w:pStyle w:val="Compact"/>
+            </w:pPr>
+            <w:r>
+              <w:t xml:space="preserve">31% (13/42)</w:t>
+            </w:r>
+          </w:p>
+        </w:tc>
+        <w:tc>
+          <w:tcPr/>
+          <w:p>
+            <w:pPr>
+              <w:pStyle w:val="Compact"/>
+            </w:pPr>
+            <w:r>
+              <w:t xml:space="preserve">32% (13/41)</w:t>
+            </w:r>
+          </w:p>
+        </w:tc>
+        <w:tc>
+          <w:tcPr/>
+          <w:p>
+            <w:pPr>
+              <w:pStyle w:val="Compact"/>
+            </w:pPr>
+            <w:r>
+              <w:t xml:space="preserve">—</w:t>
+            </w:r>
+          </w:p>
+        </w:tc>
+        <w:tc>
+          <w:tcPr/>
+          <w:p>
+            <w:pPr>
+              <w:pStyle w:val="Compact"/>
+            </w:pPr>
+            <w:r>
+              <w:t xml:space="preserve">—</w:t>
+            </w:r>
+          </w:p>
+        </w:tc>
+        <w:tc>
+          <w:tcPr/>
+          <w:p>
+            <w:pPr>
+              <w:pStyle w:val="Compact"/>
+            </w:pPr>
+            <w:r>
+              <w:t xml:space="preserve">—</w:t>
+            </w:r>
+          </w:p>
+        </w:tc>
+      </w:tr>
+    </w:tbl>
+    <w:p>
+      <w:pPr>
+        <w:pStyle w:val="BodyText"/>
+      </w:pPr>
+      <w:r>
+        <w:t xml:space="preserve">The same geminal-swap lens revises how the MAUS column should be read. MAUS’s</w:t>
+      </w:r>
+      <w:r>
+        <w:t xml:space="preserve"> </w:t>
+      </w:r>
+      <w:r>
+        <w:t xml:space="preserve">decisive fraction (Table 1, MAUS) counts only peaks pinned to a single</w:t>
+      </w:r>
+      <w:r>
+        <w:t xml:space="preserve"> </w:t>
+      </w:r>
+      <w:r>
+        <w:rPr>
+          <w:i/>
+          <w:iCs/>
+        </w:rPr>
+        <w:t xml:space="preserve">methyl</w:t>
+      </w:r>
+      <w:r>
+        <w:t xml:space="preserve">, so</w:t>
+      </w:r>
+      <w:r>
+        <w:t xml:space="preserve"> </w:t>
+      </w:r>
+      <w:r>
+        <w:t xml:space="preserve">it books every geminal-unresolved pair as an abstention — yet such a pair is already</w:t>
+      </w:r>
+      <w:r>
+        <w:t xml:space="preserve"> </w:t>
+      </w:r>
+      <w:r>
+        <w:t xml:space="preserve">decisive at the</w:t>
+      </w:r>
+      <w:r>
+        <w:t xml:space="preserve"> </w:t>
+      </w:r>
+      <w:r>
+        <w:rPr>
+          <w:i/>
+          <w:iCs/>
+        </w:rPr>
+        <w:t xml:space="preserve">residue</w:t>
+      </w:r>
+      <w:r>
+        <w:t xml:space="preserve"> </w:t>
+      </w:r>
+      <w:r>
+        <w:t xml:space="preserve">level: the truth’s residue is fixed, only its δ1/δ2 (or</w:t>
+      </w:r>
+      <w:r>
+        <w:t xml:space="preserve"> </w:t>
+      </w:r>
+      <w:r>
+        <w:t xml:space="preserve">γ1/γ2) label is open. Collapsing each option set to its residues, MAUS is in fact</w:t>
+      </w:r>
+      <w:r>
+        <w:t xml:space="preserve"> </w:t>
+      </w:r>
+      <w:r>
+        <w:t xml:space="preserve">residue-decisive — and, by never-exclude, correct — on far more peaks than its</w:t>
+      </w:r>
+      <w:r>
+        <w:t xml:space="preserve"> </w:t>
+      </w:r>
+      <w:r>
+        <w:t xml:space="preserve">methyl-unique count suggests: 88.4% vs 34.9% on ubiquitin, 53.6% vs 26.6% on MBP,</w:t>
+      </w:r>
+      <w:r>
+        <w:t xml:space="preserve"> </w:t>
+      </w:r>
+      <w:r>
+        <w:t xml:space="preserve">and 50.9% vs 26.3% on HNH. This residue-vs-methyl gap is a direct readout of how much</w:t>
+      </w:r>
+      <w:r>
+        <w:t xml:space="preserve"> </w:t>
+      </w:r>
+      <w:r>
+        <w:t xml:space="preserve">of MAUS’s ambiguity is</w:t>
+      </w:r>
+      <w:r>
+        <w:t xml:space="preserve"> </w:t>
+      </w:r>
+      <w:r>
+        <w:rPr>
+          <w:i/>
+          <w:iCs/>
+        </w:rPr>
+        <w:t xml:space="preserve">merely geminal</w:t>
+      </w:r>
+      <w:r>
+        <w:t xml:space="preserve"> </w:t>
+      </w:r>
+      <w:r>
+        <w:t xml:space="preserve">— a δ1/δ2 orientation that only the score (or</w:t>
+      </w:r>
+      <w:r>
+        <w:t xml:space="preserve"> </w:t>
+      </w:r>
+      <w:r>
+        <w:t xml:space="preserve">a stereospecific measurement) can settle, since it is the one thing the HMBC link</w:t>
+      </w:r>
+      <w:r>
+        <w:t xml:space="preserve"> </w:t>
+      </w:r>
+      <w:r>
+        <w:t xml:space="preserve">leaves open. Its complement, the fraction still spanning more than one residue, is the</w:t>
+      </w:r>
+      <w:r>
+        <w:t xml:space="preserve"> </w:t>
+      </w:r>
+      <w:r>
+        <w:rPr>
+          <w:i/>
+          <w:iCs/>
+        </w:rPr>
+        <w:t xml:space="preserve">cross-residue</w:t>
+      </w:r>
+      <w:r>
+        <w:t xml:space="preserve"> </w:t>
+      </w:r>
+      <w:r>
+        <w:t xml:space="preserve">ambiguity, and it dominates the Leu-crowded ILV targets (IL-2 81%, REC2</w:t>
+      </w:r>
+      <w:r>
+        <w:t xml:space="preserve"> </w:t>
+      </w:r>
+      <w:r>
+        <w:t xml:space="preserve">68%, MSG 94% of peaks) where many Leu compete for one peak. That is exactly the part</w:t>
+      </w:r>
+      <w:r>
+        <w:t xml:space="preserve"> </w:t>
+      </w:r>
+      <w:r>
+        <w:t xml:space="preserve">the HMBC link collapses: tying each geminal pair to one residue couples their NOE</w:t>
+      </w:r>
+      <w:r>
+        <w:t xml:space="preserve"> </w:t>
+      </w:r>
+      <w:r>
+        <w:t xml:space="preserve">evidence and lifts the residue-decisive fraction sharply on those targets (REC2 32% →</w:t>
+      </w:r>
+      <w:r>
+        <w:t xml:space="preserve"> </w:t>
+      </w:r>
+      <w:r>
+        <w:t xml:space="preserve">68%, HNH 51% → 79%). Whether that structural collapse improves the final methyl-level</w:t>
+      </w:r>
+      <w:r>
+        <w:t xml:space="preserve"> </w:t>
+      </w:r>
+      <w:r>
+        <w:t xml:space="preserve">call, however, is target-dependent — it does on MBP but reshapes the crowded REC2/REC3</w:t>
+      </w:r>
+      <w:r>
+        <w:t xml:space="preserve"> </w:t>
+      </w:r>
+      <w:r>
+        <w:t xml:space="preserve">landscapes into a worse-scoring optimum — which, together with the fact that the swap</w:t>
+      </w:r>
+      <w:r>
+        <w:t xml:space="preserve"> </w:t>
+      </w:r>
+      <w:r>
+        <w:t xml:space="preserve">itself is left to the score, is why HMBC is opt-in rather than a universal lever.</w:t>
       </w:r>
     </w:p>
     <w:bookmarkEnd w:id="13"/>

--- a/magicmaus_AppNote.docx
+++ b/magicmaus_AppNote.docx
@@ -332,25 +332,25 @@
         <w:t xml:space="preserve"> </w:t>
       </w:r>
       <w:r>
-        <w:t xml:space="preserve">carrying a per-peak confidence tier. Across seven benchmark targets (43–257</w:t>
-      </w:r>
-      <w:r>
-        <w:t xml:space="preserve"> </w:t>
-      </w:r>
-      <w:r>
-        <w:t xml:space="preserve">methyls) built from real shifts and structures, magicmaus commits a single</w:t>
-      </w:r>
-      <w:r>
-        <w:t xml:space="preserve"> </w:t>
-      </w:r>
-      <w:r>
-        <w:t xml:space="preserve">answer for every peak at 29–100% methyl-level accuracy — up to an order of</w:t>
-      </w:r>
-      <w:r>
-        <w:t xml:space="preserve"> </w:t>
-      </w:r>
-      <w:r>
-        <w:t xml:space="preserve">magnitude above the scoring method — while retaining the constraint method’s</w:t>
+        <w:t xml:space="preserve">carrying a per-peak confidence tier. Across seven structure-simulated benchmark</w:t>
+      </w:r>
+      <w:r>
+        <w:t xml:space="preserve"> </w:t>
+      </w:r>
+      <w:r>
+        <w:t xml:space="preserve">targets (43–257 methyls) built from real shifts and structures, magicmaus commits</w:t>
+      </w:r>
+      <w:r>
+        <w:t xml:space="preserve"> </w:t>
+      </w:r>
+      <w:r>
+        <w:t xml:space="preserve">a single answer for every peak at 29–100% methyl-level accuracy — up to an order</w:t>
+      </w:r>
+      <w:r>
+        <w:t xml:space="preserve"> </w:t>
+      </w:r>
+      <w:r>
+        <w:t xml:space="preserve">of magnitude above the scoring method — while retaining the constraint method’s</w:t>
       </w:r>
       <w:r>
         <w:t xml:space="preserve"> </w:t>
@@ -368,7 +368,43 @@
         <w:t xml:space="preserve"> </w:t>
       </w:r>
       <w:r>
-        <w:t xml:space="preserve">(87.5% with ambiguous-NOE evidence) versus 5.7% for scoring alone.</w:t>
+        <w:t xml:space="preserve">(87.5% with ambiguous-NOE evidence) versus 5.7% for scoring alone. A further</w:t>
+      </w:r>
+      <w:r>
+        <w:t xml:space="preserve"> </w:t>
+      </w:r>
+      <w:r>
+        <w:t xml:space="preserve">real-experimental multimer (the TNF-α homotrimer, scored against an AlphaFold3</w:t>
+      </w:r>
+      <w:r>
+        <w:t xml:space="preserve"> </w:t>
+      </w:r>
+      <w:r>
+        <w:t xml:space="preserve">model) demonstrates the method on genuine spectra and honestly bounds it: the</w:t>
+      </w:r>
+      <w:r>
+        <w:t xml:space="preserve"> </w:t>
+      </w:r>
+      <w:r>
+        <w:t xml:space="preserve">never-exclude envelope is 92.9% — conditional, unlike the simulated targets, on</w:t>
+      </w:r>
+      <w:r>
+        <w:t xml:space="preserve"> </w:t>
+      </w:r>
+      <w:r>
+        <w:t xml:space="preserve">the measured NOEs being consistent with the (predicted) structure — and treating</w:t>
+      </w:r>
+      <w:r>
+        <w:t xml:space="preserve"> </w:t>
+      </w:r>
+      <w:r>
+        <w:t xml:space="preserve">the trimer’s chains as symmetry images is required to explain the inter-subunit</w:t>
+      </w:r>
+      <w:r>
+        <w:t xml:space="preserve"> </w:t>
+      </w:r>
+      <w:r>
+        <w:t xml:space="preserve">NOEs at all.</w:t>
       </w:r>
     </w:p>
     <w:p>
@@ -1474,7 +1510,64 @@
         <w:t xml:space="preserve"> </w:t>
       </w:r>
       <w:r>
-        <w:t xml:space="preserve">benchmark, spanning 43–257 observed methyls (Table 1).</w:t>
+        <w:t xml:space="preserve">benchmark, spanning 43–257 observed methyls (Table 1). To test the method on</w:t>
+      </w:r>
+      <w:r>
+        <w:t xml:space="preserve"> </w:t>
+      </w:r>
+      <w:r>
+        <w:t xml:space="preserve">genuine spectra rather than a simulated network we add one real-experimental</w:t>
+      </w:r>
+      <w:r>
+        <w:t xml:space="preserve"> </w:t>
+      </w:r>
+      <w:r>
+        <w:t xml:space="preserve">target: measured AILTV methyl HMQC, 3D (H)CCH NOESY-HMQC and HMBC-HMQC peak lists</w:t>
+      </w:r>
+      <w:r>
+        <w:t xml:space="preserve"> </w:t>
+      </w:r>
+      <w:r>
+        <w:t xml:space="preserve">of the tumour-necrosis-factor-α homotrimer (85 assigned methyls), scored against</w:t>
+      </w:r>
+      <w:r>
+        <w:t xml:space="preserve"> </w:t>
+      </w:r>
+      <w:r>
+        <w:t xml:space="preserve">an AlphaFold3 model of the trimer. This target is also our only multimer; because</w:t>
+      </w:r>
+      <w:r>
+        <w:t xml:space="preserve"> </w:t>
+      </w:r>
+      <w:r>
+        <w:t xml:space="preserve">the three protomers are magnetically equivalent, each residue gives one HMQC peak</w:t>
+      </w:r>
+      <w:r>
+        <w:t xml:space="preserve"> </w:t>
+      </w:r>
+      <w:r>
+        <w:t xml:space="preserve">whose NOE partners may lie in the same or a neighbouring subunit, so</w:t>
+      </w:r>
+      <w:r>
+        <w:t xml:space="preserve"> </w:t>
+      </w:r>
+      <w:r>
+        <w:rPr>
+          <w:rStyle w:val="VerbatimChar"/>
+        </w:rPr>
+        <w:t xml:space="preserve">parse_structure</w:t>
+      </w:r>
+      <w:r>
+        <w:t xml:space="preserve"> </w:t>
+      </w:r>
+      <w:r>
+        <w:t xml:space="preserve">retains all three chains as symmetry images of each methyl and scores every</w:t>
+      </w:r>
+      <w:r>
+        <w:t xml:space="preserve"> </w:t>
+      </w:r>
+      <w:r>
+        <w:t xml:space="preserve">structural contact by the minimum distance over subunit pairs.</w:t>
       </w:r>
     </w:p>
     <w:p>
@@ -1856,6 +1949,149 @@
         <w:pStyle w:val="BodyText"/>
       </w:pPr>
       <w:r>
+        <w:t xml:space="preserve">On the real-experimental TNF-α homotrimer the method behaves consistently with</w:t>
+      </w:r>
+      <w:r>
+        <w:t xml:space="preserve"> </w:t>
+      </w:r>
+      <w:r>
+        <w:t xml:space="preserve">the simulated targets while exposing two properties only genuine data reveals</w:t>
+      </w:r>
+      <w:r>
+        <w:t xml:space="preserve"> </w:t>
+      </w:r>
+      <w:r>
+        <w:t xml:space="preserve">(Table 1). First, multimer handling is not optional but load-bearing: parsed as a</w:t>
+      </w:r>
+      <w:r>
+        <w:t xml:space="preserve"> </w:t>
+      </w:r>
+      <w:r>
+        <w:t xml:space="preserve">single protomer the measured inter-subunit NOEs have no structural explanation,</w:t>
+      </w:r>
+      <w:r>
+        <w:t xml:space="preserve"> </w:t>
+      </w:r>
+      <w:r>
+        <w:t xml:space="preserve">the hard constraints become jointly infeasible, and the option sets collapse to a</w:t>
+      </w:r>
+      <w:r>
+        <w:t xml:space="preserve"> </w:t>
+      </w:r>
+      <w:r>
+        <w:t xml:space="preserve">0% envelope; retaining the three chains as symmetry images (contact = minimum</w:t>
+      </w:r>
+      <w:r>
+        <w:t xml:space="preserve"> </w:t>
+      </w:r>
+      <w:r>
+        <w:t xml:space="preserve">distance over subunits) recovers a coherent 92.9% envelope with 6 uniquely</w:t>
+      </w:r>
+      <w:r>
+        <w:t xml:space="preserve"> </w:t>
+      </w:r>
+      <w:r>
+        <w:t xml:space="preserve">determined peaks. Second, the never-exclude guarantee is conditional on the NOEs</w:t>
+      </w:r>
+      <w:r>
+        <w:t xml:space="preserve"> </w:t>
+      </w:r>
+      <w:r>
+        <w:t xml:space="preserve">being consistent with the structure — a condition simulated data satisfies by</w:t>
+      </w:r>
+      <w:r>
+        <w:t xml:space="preserve"> </w:t>
+      </w:r>
+      <w:r>
+        <w:t xml:space="preserve">construction. Measured against an AlphaFold3 model, 6 of 85 peaks (Ala33, Leu75δ2,</w:t>
+      </w:r>
+      <w:r>
+        <w:t xml:space="preserve"> </w:t>
+      </w:r>
+      <w:r>
+        <w:t xml:space="preserve">Val91γ1/γ2, Leu94δ1/δ2) carry NOEs the predicted structure does not support at the</w:t>
+      </w:r>
+      <w:r>
+        <w:t xml:space="preserve"> </w:t>
+      </w:r>
+      <w:r>
+        <w:t xml:space="preserve">6/10 Å cutoffs and fall out of the envelope, so the real-world figure is 92.9%,</w:t>
+      </w:r>
+      <w:r>
+        <w:t xml:space="preserve"> </w:t>
+      </w:r>
+      <w:r>
+        <w:t xml:space="preserve">not 100%. Committed accuracy (30.6%) is lower than the simulated targets, as</w:t>
+      </w:r>
+      <w:r>
+        <w:t xml:space="preserve"> </w:t>
+      </w:r>
+      <w:r>
+        <w:t xml:space="preserve">expected for a boolean-dominated (H)CCH network with raw peak-height intensities</w:t>
+      </w:r>
+      <w:r>
+        <w:t xml:space="preserve"> </w:t>
+      </w:r>
+      <w:r>
+        <w:t xml:space="preserve">scored against a predicted fold. HMBC, finally, is counter-productive here: the</w:t>
+      </w:r>
+      <w:r>
+        <w:t xml:space="preserve"> </w:t>
+      </w:r>
+      <w:r>
+        <w:t xml:space="preserve">measured HMBC shifts resolve poorly at these tolerances (65 of 69 rows unmatched)</w:t>
+      </w:r>
+      <w:r>
+        <w:t xml:space="preserve"> </w:t>
+      </w:r>
+      <w:r>
+        <w:t xml:space="preserve">and the few that match include a wrong geminal pair; because each HMBC link is a</w:t>
+      </w:r>
+      <w:r>
+        <w:t xml:space="preserve"> </w:t>
+      </w:r>
+      <w:r>
+        <w:t xml:space="preserve">hard constraint, a single incorrect one renders the global SAT infeasible and</w:t>
+      </w:r>
+      <w:r>
+        <w:t xml:space="preserve"> </w:t>
+      </w:r>
+      <w:r>
+        <w:t xml:space="preserve">collapses the envelope, so</w:t>
+      </w:r>
+      <w:r>
+        <w:t xml:space="preserve"> </w:t>
+      </w:r>
+      <w:r>
+        <w:rPr>
+          <w:rStyle w:val="VerbatimChar"/>
+        </w:rPr>
+        <w:t xml:space="preserve">--hmbc</w:t>
+      </w:r>
+      <w:r>
+        <w:t xml:space="preserve"> </w:t>
+      </w:r>
+      <w:r>
+        <w:t xml:space="preserve">is not recommended on this dataset — the same</w:t>
+      </w:r>
+      <w:r>
+        <w:t xml:space="preserve"> </w:t>
+      </w:r>
+      <w:r>
+        <w:t xml:space="preserve">target-dependent fragility seen on REC2/REC3, taken to its extreme by real</w:t>
+      </w:r>
+      <w:r>
+        <w:t xml:space="preserve"> </w:t>
+      </w:r>
+      <w:r>
+        <w:t xml:space="preserve">spectral noise.</w:t>
+      </w:r>
+    </w:p>
+    <w:p>
+      <w:pPr>
+        <w:pStyle w:val="BodyText"/>
+      </w:pPr>
+      <w:r>
         <w:rPr>
           <w:b/>
           <w:bCs/>
@@ -1866,13 +2102,13 @@
         <w:t xml:space="preserve"> </w:t>
       </w:r>
       <w:r>
-        <w:t xml:space="preserve">Methyl-level accuracy on seven targets, all engines scored on the</w:t>
-      </w:r>
-      <w:r>
-        <w:t xml:space="preserve"> </w:t>
-      </w:r>
-      <w:r>
-        <w:t xml:space="preserve">same 1/r</w:t>
+        <w:t xml:space="preserve">Methyl-level accuracy on seven structure-simulated targets plus one</w:t>
+      </w:r>
+      <w:r>
+        <w:t xml:space="preserve"> </w:t>
+      </w:r>
+      <w:r>
+        <w:t xml:space="preserve">real-experimental multimer (TNF-α), all engines scored on the same 1/r</w:t>
       </w:r>
       <w:r>
         <w:rPr>
@@ -1884,19 +2120,19 @@
         <w:t xml:space="preserve"> </w:t>
       </w:r>
       <w:r>
-        <w:t xml:space="preserve">intensity NOESY. Envelope = fraction of peaks whose MAUS option set</w:t>
-      </w:r>
-      <w:r>
-        <w:t xml:space="preserve"> </w:t>
-      </w:r>
-      <w:r>
-        <w:t xml:space="preserve">contains the truth (never-exclude guarantee). n.c. = did not converge within a</w:t>
-      </w:r>
-      <w:r>
-        <w:t xml:space="preserve"> </w:t>
-      </w:r>
-      <w:r>
-        <w:t xml:space="preserve">15-min budget.</w:t>
+        <w:t xml:space="preserve">intensity NOESY. Envelope = fraction of peaks whose MAUS option set contains the</w:t>
+      </w:r>
+      <w:r>
+        <w:t xml:space="preserve"> </w:t>
+      </w:r>
+      <w:r>
+        <w:t xml:space="preserve">truth (never-exclude guarantee). n.c. = did not converge within a 15-min budget;</w:t>
+      </w:r>
+      <w:r>
+        <w:t xml:space="preserve"> </w:t>
+      </w:r>
+      <w:r>
+        <w:t xml:space="preserve">n.r. = not recommended (see below).</w:t>
       </w:r>
     </w:p>
     <w:tbl>
@@ -2873,6 +3109,125 @@
           </w:p>
         </w:tc>
       </w:tr>
+      <w:tr>
+        <w:tc>
+          <w:tcPr/>
+          <w:p>
+            <w:pPr>
+              <w:pStyle w:val="Compact"/>
+            </w:pPr>
+            <w:r>
+              <w:t xml:space="preserve">TNF-α‡</w:t>
+            </w:r>
+          </w:p>
+        </w:tc>
+        <w:tc>
+          <w:tcPr/>
+          <w:p>
+            <w:pPr>
+              <w:pStyle w:val="Compact"/>
+            </w:pPr>
+            <w:r>
+              <w:t xml:space="preserve">real / AF3 trimer</w:t>
+            </w:r>
+          </w:p>
+        </w:tc>
+        <w:tc>
+          <w:tcPr/>
+          <w:p>
+            <w:pPr>
+              <w:pStyle w:val="Compact"/>
+            </w:pPr>
+            <w:r>
+              <w:t xml:space="preserve">AILTV</w:t>
+            </w:r>
+          </w:p>
+        </w:tc>
+        <w:tc>
+          <w:tcPr/>
+          <w:p>
+            <w:pPr>
+              <w:pStyle w:val="Compact"/>
+              <w:jc w:val="right"/>
+            </w:pPr>
+            <w:r>
+              <w:t xml:space="preserve">85</w:t>
+            </w:r>
+          </w:p>
+        </w:tc>
+        <w:tc>
+          <w:tcPr/>
+          <w:p>
+            <w:pPr>
+              <w:pStyle w:val="Compact"/>
+              <w:jc w:val="right"/>
+            </w:pPr>
+            <w:r>
+              <w:t xml:space="preserve">—</w:t>
+            </w:r>
+          </w:p>
+        </w:tc>
+        <w:tc>
+          <w:tcPr/>
+          <w:p>
+            <w:pPr>
+              <w:pStyle w:val="Compact"/>
+              <w:jc w:val="right"/>
+            </w:pPr>
+            <w:r>
+              <w:t xml:space="preserve">7.1%</w:t>
+            </w:r>
+          </w:p>
+        </w:tc>
+        <w:tc>
+          <w:tcPr/>
+          <w:p>
+            <w:pPr>
+              <w:pStyle w:val="Compact"/>
+              <w:jc w:val="right"/>
+            </w:pPr>
+            <w:r>
+              <w:t xml:space="preserve">30.6%</w:t>
+            </w:r>
+          </w:p>
+        </w:tc>
+        <w:tc>
+          <w:tcPr/>
+          <w:p>
+            <w:pPr>
+              <w:pStyle w:val="Compact"/>
+              <w:jc w:val="right"/>
+            </w:pPr>
+            <w:r>
+              <w:t xml:space="preserve">28.2%</w:t>
+            </w:r>
+          </w:p>
+        </w:tc>
+        <w:tc>
+          <w:tcPr/>
+          <w:p>
+            <w:pPr>
+              <w:pStyle w:val="Compact"/>
+              <w:jc w:val="right"/>
+            </w:pPr>
+            <w:r>
+              <w:t xml:space="preserve">n.r.</w:t>
+            </w:r>
+          </w:p>
+        </w:tc>
+        <w:tc>
+          <w:tcPr/>
+          <w:p>
+            <w:pPr>
+              <w:pStyle w:val="Compact"/>
+              <w:jc w:val="right"/>
+            </w:pPr>
+            <w:r>
+              <w:t xml:space="preserve">92.9%</w:t>
+            </w:r>
+          </w:p>
+        </w:tc>
+      </w:tr>
     </w:tbl>
     <w:p>
       <w:pPr>
@@ -2915,19 +3270,95 @@
         <w:t xml:space="preserve"> </w:t>
       </w:r>
       <w:r>
-        <w:t xml:space="preserve">(2019). The MAUS column is the fraction of peaks it commits uniquely (all correct); on the</w:t>
-      </w:r>
-      <w:r>
-        <w:t xml:space="preserve"> </w:t>
-      </w:r>
-      <w:r>
-        <w:t xml:space="preserve">rest it abstains, so its coverage is the Envelope column (100%). The +HMBC column</w:t>
-      </w:r>
-      <w:r>
-        <w:t xml:space="preserve"> </w:t>
-      </w:r>
-      <w:r>
-        <w:t xml:space="preserve">adds an optional HMBC-HMQC geminal-link experiment (</w:t>
+        <w:t xml:space="preserve">(2019). ‡TNF-α is the only real-experimental and only multimeric target:</w:t>
+      </w:r>
+      <w:r>
+        <w:t xml:space="preserve"> </w:t>
+      </w:r>
+      <w:r>
+        <w:t xml:space="preserve">genuine methyl-NMR HMQC/NOESY/HMBC peak lists of the tumour-necrosis-factor-α</w:t>
+      </w:r>
+      <w:r>
+        <w:t xml:space="preserve"> </w:t>
+      </w:r>
+      <w:r>
+        <w:t xml:space="preserve">homotrimer, scored against an AlphaFold3 trimer model. It exposes two properties</w:t>
+      </w:r>
+      <w:r>
+        <w:t xml:space="preserve"> </w:t>
+      </w:r>
+      <w:r>
+        <w:t xml:space="preserve">the simulated targets cannot (detailed below): the never-exclude envelope is</w:t>
+      </w:r>
+      <w:r>
+        <w:t xml:space="preserve"> </w:t>
+      </w:r>
+      <w:r>
+        <w:t xml:space="preserve">conditional on NOE–structure consistency (92.9%, not 100%, against a</w:t>
+      </w:r>
+      <w:r>
+        <w:t xml:space="preserve"> </w:t>
+      </w:r>
+      <w:r>
+        <w:rPr>
+          <w:i/>
+          <w:iCs/>
+        </w:rPr>
+        <w:t xml:space="preserve">predicted</w:t>
+      </w:r>
+      <w:r>
+        <w:t xml:space="preserve"> </w:t>
+      </w:r>
+      <w:r>
+        <w:t xml:space="preserve">structure), and multimer handling — treating the three chains as symmetry images</w:t>
+      </w:r>
+      <w:r>
+        <w:t xml:space="preserve"> </w:t>
+      </w:r>
+      <w:r>
+        <w:t xml:space="preserve">so a contact is the minimum distance over subunits — is required, since a</w:t>
+      </w:r>
+      <w:r>
+        <w:t xml:space="preserve"> </w:t>
+      </w:r>
+      <w:r>
+        <w:t xml:space="preserve">single-protomer parse leaves the real inter-subunit NOEs unexplainable and</w:t>
+      </w:r>
+      <w:r>
+        <w:t xml:space="preserve"> </w:t>
+      </w:r>
+      <w:r>
+        <w:t xml:space="preserve">collapses the SAT to a 0% envelope. HMBC is marked n.r.: real HMBC shifts resolve</w:t>
+      </w:r>
+      <w:r>
+        <w:t xml:space="preserve"> </w:t>
+      </w:r>
+      <w:r>
+        <w:t xml:space="preserve">poorly at these tolerances and one wrongly matched geminal link makes the global</w:t>
+      </w:r>
+      <w:r>
+        <w:t xml:space="preserve"> </w:t>
+      </w:r>
+      <w:r>
+        <w:t xml:space="preserve">SAT infeasible, collapsing the envelope. The MAUS column is the fraction of peaks</w:t>
+      </w:r>
+      <w:r>
+        <w:t xml:space="preserve"> </w:t>
+      </w:r>
+      <w:r>
+        <w:t xml:space="preserve">it commits uniquely (all correct); on the rest it abstains, so its coverage is the</w:t>
+      </w:r>
+      <w:r>
+        <w:t xml:space="preserve"> </w:t>
+      </w:r>
+      <w:r>
+        <w:t xml:space="preserve">Envelope column. The +HMBC column adds an optional HMBC-HMQC geminal-link</w:t>
+      </w:r>
+      <w:r>
+        <w:t xml:space="preserve"> </w:t>
+      </w:r>
+      <w:r>
+        <w:t xml:space="preserve">experiment (</w:t>
       </w:r>
       <w:r>
         <w:rPr>
@@ -2936,13 +3367,13 @@
         <w:t xml:space="preserve">--hmbc</w:t>
       </w:r>
       <w:r>
-        <w:t xml:space="preserve">) on top of +soft,</w:t>
-      </w:r>
-      <w:r>
-        <w:t xml:space="preserve"> </w:t>
-      </w:r>
-      <w:r>
-        <w:t xml:space="preserve">forcing each Leu/Val geminal pair onto its two structural methyls.</w:t>
+        <w:t xml:space="preserve">) on top of +soft, forcing each Leu/Val geminal pair onto its</w:t>
+      </w:r>
+      <w:r>
+        <w:t xml:space="preserve"> </w:t>
+      </w:r>
+      <w:r>
+        <w:t xml:space="preserve">two structural methyls.</w:t>
       </w:r>
     </w:p>
     <w:p>
@@ -6113,7 +6544,7 @@
           <wp:inline>
             <wp:extent cx="5334000" cy="2336521"/>
             <wp:effectExtent b="0" l="0" r="0" t="0"/>
-            <wp:docPr descr="Fig. 1. (A) The magicmaus pipeline. A SAT layer (MAUS) bounds each peak to a per-peak option set that provably contains the truth (100% envelope) and prunes candidates from up to ~60 to 1–3; an intensity-weighted NOE score (MAGIC-style), applied only within those bounds via a SAT-feasible seed and feasibility-preserving 3-cycle simulated annealing, commits to a single coherent map with a per-peak confidence tier (unique / scored / ambiguous). (B) Methyl-level accuracy across the seven benchmark targets (43–257 methyls, ordered by size), all engines scored on the same 1/r6 intensity NOESY: magicmaus (+soft, blue) versus MAUS unique-only calls (purple; the constraint layer’s decisive fraction, abstaining elsewhere) and full-space MAGIC (red; hatched n.c. where scoring did not converge within a 15-min budget). Green markers denote the 100% truth-in-envelope guarantee, preserved on every target." title="" id="22" name="Picture"/>
+            <wp:docPr descr="Fig. 1. (A) The magicmaus pipeline. A SAT layer (MAUS) bounds each peak to a per-peak option set that provably contains the truth (100% envelope) and prunes candidates from up to ~60 to 1–3; an intensity-weighted NOE score (MAGIC-style), applied only within those bounds via a SAT-feasible seed and feasibility-preserving 3-cycle simulated annealing, commits to a single coherent map with a per-peak confidence tier (unique / scored / ambiguous). (B) Methyl-level accuracy across the seven structure-simulated benchmark targets (43–257 methyls, ordered by size) plus the real-experimental TNF-α homotrimer (real), all engines scored on the same 1/r6 intensity NOESY: magicmaus (+soft, blue) versus MAUS unique-only calls (purple; the constraint layer’s decisive fraction, abstaining elsewhere) and full-space MAGIC (red; hatched n.c.* where scoring did not converge within a 15-min budget). Green markers denote the truth-in-envelope guarantee — 100% on every simulated target, and 92.9% on real TNF-α data, where a predicted structure cannot support 6 measured NOEs." title="" id="22" name="Picture"/>
             <a:graphic>
               <a:graphicData uri="http://schemas.openxmlformats.org/drawingml/2006/picture">
                 <pic:pic>
@@ -6222,65 +6653,112 @@
         <w:t xml:space="preserve"> </w:t>
       </w:r>
       <w:r>
-        <w:t xml:space="preserve">accuracy across the seven benchmark targets (43–257 methyls, ordered by size),</w:t>
-      </w:r>
-      <w:r>
-        <w:t xml:space="preserve"> </w:t>
-      </w:r>
-      <w:r>
-        <w:t xml:space="preserve">all engines scored on the same 1/r</w:t>
-      </w:r>
-      <w:r>
-        <w:rPr>
-          <w:vertAlign w:val="superscript"/>
-        </w:rPr>
-        <w:t xml:space="preserve">6</w:t>
-      </w:r>
-      <w:r>
-        <w:t xml:space="preserve"> </w:t>
-      </w:r>
-      <w:r>
-        <w:t xml:space="preserve">intensity NOESY: magicmaus (+soft, blue)</w:t>
-      </w:r>
-      <w:r>
-        <w:t xml:space="preserve"> </w:t>
-      </w:r>
-      <w:r>
-        <w:t xml:space="preserve">versus MAUS unique-only calls (purple; the constraint layer’s decisive fraction,</w:t>
-      </w:r>
-      <w:r>
-        <w:t xml:space="preserve"> </w:t>
-      </w:r>
-      <w:r>
-        <w:t xml:space="preserve">abstaining elsewhere) and full-space MAGIC (red; hatched</w:t>
-      </w:r>
-      <w:r>
-        <w:t xml:space="preserve"> </w:t>
+        <w:t xml:space="preserve">accuracy across the seven structure-simulated benchmark targets (43–257 methyls,</w:t>
+      </w:r>
+      <w:r>
+        <w:t xml:space="preserve"> </w:t>
+      </w:r>
+      <w:r>
+        <w:t xml:space="preserve">ordered by size) plus the real-experimental TNF-α homotrimer (</w:t>
       </w:r>
       <w:r>
         <w:rPr>
           <w:i/>
           <w:iCs/>
         </w:rPr>
-        <w:t xml:space="preserve">n.c.</w:t>
-      </w:r>
-      <w:r>
-        <w:t xml:space="preserve"> </w:t>
-      </w:r>
-      <w:r>
-        <w:t xml:space="preserve">where scoring did</w:t>
-      </w:r>
-      <w:r>
-        <w:t xml:space="preserve"> </w:t>
-      </w:r>
-      <w:r>
-        <w:t xml:space="preserve">not converge within a 15-min budget). Green markers denote the 100% truth-in-envelope guarantee,</w:t>
-      </w:r>
-      <w:r>
-        <w:t xml:space="preserve"> </w:t>
-      </w:r>
-      <w:r>
-        <w:t xml:space="preserve">preserved on every target.</w:t>
+        <w:t xml:space="preserve">real),</w:t>
+      </w:r>
+      <w:r>
+        <w:rPr>
+          <w:i/>
+          <w:iCs/>
+        </w:rPr>
+        <w:t xml:space="preserve"> </w:t>
+      </w:r>
+      <w:r>
+        <w:rPr>
+          <w:i/>
+          <w:iCs/>
+        </w:rPr>
+        <w:t xml:space="preserve">all engines scored on the same 1/r</w:t>
+      </w:r>
+      <w:r>
+        <w:rPr>
+          <w:i/>
+          <w:iCs/>
+          <w:vertAlign w:val="superscript"/>
+        </w:rPr>
+        <w:t xml:space="preserve">6</w:t>
+      </w:r>
+      <w:r>
+        <w:rPr>
+          <w:i/>
+          <w:iCs/>
+        </w:rPr>
+        <w:t xml:space="preserve"> </w:t>
+      </w:r>
+      <w:r>
+        <w:rPr>
+          <w:i/>
+          <w:iCs/>
+        </w:rPr>
+        <w:t xml:space="preserve">intensity NOESY: magicmaus (+soft, blue)</w:t>
+      </w:r>
+      <w:r>
+        <w:rPr>
+          <w:i/>
+          <w:iCs/>
+        </w:rPr>
+        <w:t xml:space="preserve"> </w:t>
+      </w:r>
+      <w:r>
+        <w:rPr>
+          <w:i/>
+          <w:iCs/>
+        </w:rPr>
+        <w:t xml:space="preserve">versus MAUS unique-only calls (purple; the constraint layer’s decisive fraction,</w:t>
+      </w:r>
+      <w:r>
+        <w:rPr>
+          <w:i/>
+          <w:iCs/>
+        </w:rPr>
+        <w:t xml:space="preserve"> </w:t>
+      </w:r>
+      <w:r>
+        <w:rPr>
+          <w:i/>
+          <w:iCs/>
+        </w:rPr>
+        <w:t xml:space="preserve">abstaining elsewhere) and full-space MAGIC (red; hatched</w:t>
+      </w:r>
+      <w:r>
+        <w:rPr>
+          <w:i/>
+          <w:iCs/>
+        </w:rPr>
+        <w:t xml:space="preserve"> </w:t>
+      </w:r>
+      <w:r>
+        <w:t xml:space="preserve">n.c.* where scoring did</w:t>
+      </w:r>
+      <w:r>
+        <w:t xml:space="preserve"> </w:t>
+      </w:r>
+      <w:r>
+        <w:t xml:space="preserve">not converge within a 15-min budget). Green markers denote the truth-in-envelope</w:t>
+      </w:r>
+      <w:r>
+        <w:t xml:space="preserve"> </w:t>
+      </w:r>
+      <w:r>
+        <w:t xml:space="preserve">guarantee — 100% on every simulated target, and 92.9% on real TNF-α data, where a</w:t>
+      </w:r>
+      <w:r>
+        <w:t xml:space="preserve"> </w:t>
+      </w:r>
+      <w:r>
+        <w:t xml:space="preserve">predicted structure cannot support 6 measured NOEs.</w:t>
       </w:r>
     </w:p>
     <w:bookmarkEnd w:id="24"/>

--- a/magicmaus_AppNote.docx
+++ b/magicmaus_AppNote.docx
@@ -3163,7 +3163,7 @@
               <w:jc w:val="right"/>
             </w:pPr>
             <w:r>
-              <w:t xml:space="preserve">—</w:t>
+              <w:t xml:space="preserve">5.9%</w:t>
             </w:r>
           </w:p>
         </w:tc>
@@ -4367,7 +4367,144 @@
           </w:p>
         </w:tc>
       </w:tr>
+      <w:tr>
+        <w:tc>
+          <w:tcPr/>
+          <w:p>
+            <w:pPr>
+              <w:pStyle w:val="Compact"/>
+            </w:pPr>
+            <w:r>
+              <w:t xml:space="preserve">TNF-α</w:t>
+            </w:r>
+          </w:p>
+        </w:tc>
+        <w:tc>
+          <w:tcPr/>
+          <w:p>
+            <w:pPr>
+              <w:pStyle w:val="Compact"/>
+            </w:pPr>
+            <w:r>
+              <w:t xml:space="preserve">100% (8/8)</w:t>
+            </w:r>
+          </w:p>
+        </w:tc>
+        <w:tc>
+          <w:tcPr/>
+          <w:p>
+            <w:pPr>
+              <w:pStyle w:val="Compact"/>
+            </w:pPr>
+            <w:r>
+              <w:t xml:space="preserve">6% (2/36)</w:t>
+            </w:r>
+          </w:p>
+        </w:tc>
+        <w:tc>
+          <w:tcPr/>
+          <w:p>
+            <w:pPr>
+              <w:pStyle w:val="Compact"/>
+            </w:pPr>
+            <w:r>
+              <w:t xml:space="preserve">27% (7/26)</w:t>
+            </w:r>
+          </w:p>
+        </w:tc>
+        <w:tc>
+          <w:tcPr/>
+          <w:p>
+            <w:pPr>
+              <w:pStyle w:val="Compact"/>
+            </w:pPr>
+            <w:r>
+              <w:t xml:space="preserve">50% (6/12)</w:t>
+            </w:r>
+          </w:p>
+        </w:tc>
+        <w:tc>
+          <w:tcPr/>
+          <w:p>
+            <w:pPr>
+              <w:pStyle w:val="Compact"/>
+            </w:pPr>
+            <w:r>
+              <w:t xml:space="preserve">33% (1/3)</w:t>
+            </w:r>
+          </w:p>
+        </w:tc>
+        <w:tc>
+          <w:tcPr/>
+          <w:p>
+            <w:pPr>
+              <w:pStyle w:val="Compact"/>
+            </w:pPr>
+            <w:r>
+              <w:t xml:space="preserve">—</w:t>
+            </w:r>
+          </w:p>
+        </w:tc>
+        <w:tc>
+          <w:tcPr/>
+          <w:p>
+            <w:pPr>
+              <w:pStyle w:val="Compact"/>
+            </w:pPr>
+            <w:r>
+              <w:t xml:space="preserve">28% (24/85)</w:t>
+            </w:r>
+          </w:p>
+        </w:tc>
+      </w:tr>
     </w:tbl>
+    <w:p>
+      <w:pPr>
+        <w:pStyle w:val="BodyText"/>
+      </w:pPr>
+      <w:r>
+        <w:t xml:space="preserve">The real-data TNF-α row makes the type dependence stark: Ile (no geminal partner)</w:t>
+      </w:r>
+      <w:r>
+        <w:t xml:space="preserve"> </w:t>
+      </w:r>
+      <w:r>
+        <w:t xml:space="preserve">is again assigned outright (8/8), Ala and Thr are middling on a sparse network,</w:t>
+      </w:r>
+      <w:r>
+        <w:t xml:space="preserve"> </w:t>
+      </w:r>
+      <w:r>
+        <w:t xml:space="preserve">but Leu collapses to 6% (2/36) and Val to 27% — the near-flat, boolean-dominated</w:t>
+      </w:r>
+      <w:r>
+        <w:t xml:space="preserve"> </w:t>
+      </w:r>
+      <w:r>
+        <w:t xml:space="preserve">(H)CCH intensities cannot orient the geminal pairs, so most Leu/Val calls are the</w:t>
+      </w:r>
+      <w:r>
+        <w:t xml:space="preserve"> </w:t>
+      </w:r>
+      <w:r>
+        <w:rPr>
+          <w:rStyle w:val="VerbatimChar"/>
+        </w:rPr>
+        <w:t xml:space="preserve">ambiguous</w:t>
+      </w:r>
+      <w:r>
+        <w:t xml:space="preserve"> </w:t>
+      </w:r>
+      <w:r>
+        <w:t xml:space="preserve">coin flip landing on the wrong δ/γ methyl (they stay inside the MAUS</w:t>
+      </w:r>
+      <w:r>
+        <w:t xml:space="preserve"> </w:t>
+      </w:r>
+      <w:r>
+        <w:t xml:space="preserve">envelope; only the intensity signal, weak here, could break the tie).</w:t>
+      </w:r>
+    </w:p>
     <w:p>
       <w:pPr>
         <w:pStyle w:val="BodyText"/>
@@ -5352,6 +5489,107 @@
             </w:pPr>
             <w:r>
               <w:t xml:space="preserve">—</w:t>
+            </w:r>
+          </w:p>
+        </w:tc>
+        <w:tc>
+          <w:tcPr/>
+          <w:p>
+            <w:pPr>
+              <w:pStyle w:val="Compact"/>
+            </w:pPr>
+            <w:r>
+              <w:t xml:space="preserve">—</w:t>
+            </w:r>
+          </w:p>
+        </w:tc>
+      </w:tr>
+      <w:tr>
+        <w:tc>
+          <w:tcPr/>
+          <w:p>
+            <w:pPr>
+              <w:pStyle w:val="Compact"/>
+            </w:pPr>
+            <w:r>
+              <w:t xml:space="preserve">TNF-α</w:t>
+            </w:r>
+          </w:p>
+        </w:tc>
+        <w:tc>
+          <w:tcPr/>
+          <w:p>
+            <w:pPr>
+              <w:pStyle w:val="Compact"/>
+            </w:pPr>
+            <w:r>
+              <w:t xml:space="preserve">100% (8/8)</w:t>
+            </w:r>
+          </w:p>
+        </w:tc>
+        <w:tc>
+          <w:tcPr/>
+          <w:p>
+            <w:pPr>
+              <w:pStyle w:val="Compact"/>
+            </w:pPr>
+            <w:r>
+              <w:t xml:space="preserve">6% (1/18)</w:t>
+            </w:r>
+          </w:p>
+        </w:tc>
+        <w:tc>
+          <w:tcPr/>
+          <w:p>
+            <w:pPr>
+              <w:pStyle w:val="Compact"/>
+            </w:pPr>
+            <w:r>
+              <w:t xml:space="preserve">6% (1/18)</w:t>
+            </w:r>
+          </w:p>
+        </w:tc>
+        <w:tc>
+          <w:tcPr/>
+          <w:p>
+            <w:pPr>
+              <w:pStyle w:val="Compact"/>
+            </w:pPr>
+            <w:r>
+              <w:t xml:space="preserve">31% (4/13)</w:t>
+            </w:r>
+          </w:p>
+        </w:tc>
+        <w:tc>
+          <w:tcPr/>
+          <w:p>
+            <w:pPr>
+              <w:pStyle w:val="Compact"/>
+            </w:pPr>
+            <w:r>
+              <w:t xml:space="preserve">23% (3/13)</w:t>
+            </w:r>
+          </w:p>
+        </w:tc>
+        <w:tc>
+          <w:tcPr/>
+          <w:p>
+            <w:pPr>
+              <w:pStyle w:val="Compact"/>
+            </w:pPr>
+            <w:r>
+              <w:t xml:space="preserve">50% (6/12)</w:t>
+            </w:r>
+          </w:p>
+        </w:tc>
+        <w:tc>
+          <w:tcPr/>
+          <w:p>
+            <w:pPr>
+              <w:pStyle w:val="Compact"/>
+            </w:pPr>
+            <w:r>
+              <w:t xml:space="preserve">33% (1/3)</w:t>
             </w:r>
           </w:p>
         </w:tc>

--- a/magicmaus_AppNote.docx
+++ b/magicmaus_AppNote.docx
@@ -386,7 +386,7 @@
         <w:t xml:space="preserve"> </w:t>
       </w:r>
       <w:r>
-        <w:t xml:space="preserve">never-exclude envelope is 92.9% — conditional, unlike the simulated targets, on</w:t>
+        <w:t xml:space="preserve">never-exclude envelope is 95.3% — conditional, unlike the simulated targets, on</w:t>
       </w:r>
       <w:r>
         <w:t xml:space="preserve"> </w:t>
@@ -404,7 +404,7 @@
         <w:t xml:space="preserve"> </w:t>
       </w:r>
       <w:r>
-        <w:t xml:space="preserve">NOEs at all.</w:t>
+        <w:t xml:space="preserve">NOEs, recovering 6 further peaks in the envelope.</w:t>
       </w:r>
     </w:p>
     <w:p>
@@ -1949,49 +1949,49 @@
         <w:pStyle w:val="BodyText"/>
       </w:pPr>
       <w:r>
-        <w:t xml:space="preserve">On the real-experimental TNF-α homotrimer the method behaves consistently with</w:t>
-      </w:r>
-      <w:r>
-        <w:t xml:space="preserve"> </w:t>
-      </w:r>
-      <w:r>
-        <w:t xml:space="preserve">the simulated targets while exposing two properties only genuine data reveals</w:t>
-      </w:r>
-      <w:r>
-        <w:t xml:space="preserve"> </w:t>
-      </w:r>
-      <w:r>
-        <w:t xml:space="preserve">(Table 1). First, multimer handling is not optional but load-bearing: parsed as a</w:t>
-      </w:r>
-      <w:r>
-        <w:t xml:space="preserve"> </w:t>
-      </w:r>
-      <w:r>
-        <w:t xml:space="preserve">single protomer the measured inter-subunit NOEs have no structural explanation,</w:t>
-      </w:r>
-      <w:r>
-        <w:t xml:space="preserve"> </w:t>
-      </w:r>
-      <w:r>
-        <w:t xml:space="preserve">the hard constraints become jointly infeasible, and the option sets collapse to a</w:t>
-      </w:r>
-      <w:r>
-        <w:t xml:space="preserve"> </w:t>
-      </w:r>
-      <w:r>
-        <w:t xml:space="preserve">0% envelope; retaining the three chains as symmetry images (contact = minimum</w:t>
-      </w:r>
-      <w:r>
-        <w:t xml:space="preserve"> </w:t>
-      </w:r>
-      <w:r>
-        <w:t xml:space="preserve">distance over subunits) recovers a coherent 92.9% envelope with 6 uniquely</w:t>
-      </w:r>
-      <w:r>
-        <w:t xml:space="preserve"> </w:t>
-      </w:r>
-      <w:r>
-        <w:t xml:space="preserve">determined peaks. Second, the never-exclude guarantee is conditional on the NOEs</w:t>
+        <w:t xml:space="preserve">On the real-experimental TNF-α homotrimer (matched at the wider H±0.02/C±0.1 ppm</w:t>
+      </w:r>
+      <w:r>
+        <w:t xml:space="preserve"> </w:t>
+      </w:r>
+      <w:r>
+        <w:t xml:space="preserve">tolerance its broader linewidths require) the method behaves consistently with the</w:t>
+      </w:r>
+      <w:r>
+        <w:t xml:space="preserve"> </w:t>
+      </w:r>
+      <w:r>
+        <w:t xml:space="preserve">simulated targets while exposing two properties only genuine data reveals</w:t>
+      </w:r>
+      <w:r>
+        <w:t xml:space="preserve"> </w:t>
+      </w:r>
+      <w:r>
+        <w:t xml:space="preserve">(Table 1). First, multimer handling is load-bearing: parsed as a single protomer,</w:t>
+      </w:r>
+      <w:r>
+        <w:t xml:space="preserve"> </w:t>
+      </w:r>
+      <w:r>
+        <w:t xml:space="preserve">6 of the measured inter-subunit NOEs have no structural explanation and drop from</w:t>
+      </w:r>
+      <w:r>
+        <w:t xml:space="preserve"> </w:t>
+      </w:r>
+      <w:r>
+        <w:t xml:space="preserve">the envelope (75/85); retaining the three chains as symmetry images (contact =</w:t>
+      </w:r>
+      <w:r>
+        <w:t xml:space="preserve"> </w:t>
+      </w:r>
+      <w:r>
+        <w:t xml:space="preserve">minimum distance over subunits) explains them and recovers a coherent 95.3%</w:t>
+      </w:r>
+      <w:r>
+        <w:t xml:space="preserve"> </w:t>
+      </w:r>
+      <w:r>
+        <w:t xml:space="preserve">envelope (81/85). Second, the never-exclude guarantee is conditional on the NOEs</w:t>
       </w:r>
       <w:r>
         <w:t xml:space="preserve"> </w:t>
@@ -2003,88 +2003,73 @@
         <w:t xml:space="preserve"> </w:t>
       </w:r>
       <w:r>
-        <w:t xml:space="preserve">construction. Measured against an AlphaFold3 model, 6 of 85 peaks (Ala33, Leu75δ2,</w:t>
-      </w:r>
-      <w:r>
-        <w:t xml:space="preserve"> </w:t>
-      </w:r>
-      <w:r>
-        <w:t xml:space="preserve">Val91γ1/γ2, Leu94δ1/δ2) carry NOEs the predicted structure does not support at the</w:t>
-      </w:r>
-      <w:r>
-        <w:t xml:space="preserve"> </w:t>
-      </w:r>
-      <w:r>
-        <w:t xml:space="preserve">6/10 Å cutoffs and fall out of the envelope, so the real-world figure is 92.9%,</w:t>
-      </w:r>
-      <w:r>
-        <w:t xml:space="preserve"> </w:t>
-      </w:r>
-      <w:r>
-        <w:t xml:space="preserve">not 100%. Committed accuracy (30.6%) is lower than the simulated targets, as</w:t>
-      </w:r>
-      <w:r>
-        <w:t xml:space="preserve"> </w:t>
-      </w:r>
-      <w:r>
-        <w:t xml:space="preserve">expected for a boolean-dominated (H)CCH network with raw peak-height intensities</w:t>
-      </w:r>
-      <w:r>
-        <w:t xml:space="preserve"> </w:t>
-      </w:r>
-      <w:r>
-        <w:t xml:space="preserve">scored against a predicted fold. HMBC, finally, is counter-productive here: the</w:t>
-      </w:r>
-      <w:r>
-        <w:t xml:space="preserve"> </w:t>
-      </w:r>
-      <w:r>
-        <w:t xml:space="preserve">measured HMBC shifts resolve poorly at these tolerances (65 of 69 rows unmatched)</w:t>
-      </w:r>
-      <w:r>
-        <w:t xml:space="preserve"> </w:t>
-      </w:r>
-      <w:r>
-        <w:t xml:space="preserve">and the few that match include a wrong geminal pair; because each HMBC link is a</w:t>
-      </w:r>
-      <w:r>
-        <w:t xml:space="preserve"> </w:t>
-      </w:r>
-      <w:r>
-        <w:t xml:space="preserve">hard constraint, a single incorrect one renders the global SAT infeasible and</w:t>
-      </w:r>
-      <w:r>
-        <w:t xml:space="preserve"> </w:t>
-      </w:r>
-      <w:r>
-        <w:t xml:space="preserve">collapses the envelope, so</w:t>
-      </w:r>
-      <w:r>
-        <w:t xml:space="preserve"> </w:t>
-      </w:r>
-      <w:r>
-        <w:rPr>
-          <w:rStyle w:val="VerbatimChar"/>
-        </w:rPr>
-        <w:t xml:space="preserve">--hmbc</w:t>
-      </w:r>
-      <w:r>
-        <w:t xml:space="preserve"> </w:t>
-      </w:r>
-      <w:r>
-        <w:t xml:space="preserve">is not recommended on this dataset — the same</w:t>
-      </w:r>
-      <w:r>
-        <w:t xml:space="preserve"> </w:t>
-      </w:r>
-      <w:r>
-        <w:t xml:space="preserve">target-dependent fragility seen on REC2/REC3, taken to its extreme by real</w:t>
-      </w:r>
-      <w:r>
-        <w:t xml:space="preserve"> </w:t>
-      </w:r>
-      <w:r>
-        <w:t xml:space="preserve">spectral noise.</w:t>
+        <w:t xml:space="preserve">construction. Measured against an AlphaFold3 model, 4 of 85 peaks (Val13γ1,</w:t>
+      </w:r>
+      <w:r>
+        <w:t xml:space="preserve"> </w:t>
+      </w:r>
+      <w:r>
+        <w:t xml:space="preserve">Ala22β, Leu29δ1, Leu94δ1) carry NOEs the predicted structure does not support at</w:t>
+      </w:r>
+      <w:r>
+        <w:t xml:space="preserve"> </w:t>
+      </w:r>
+      <w:r>
+        <w:t xml:space="preserve">the 6/10 Å cutoffs and fall out of the envelope, so the real-world figure is</w:t>
+      </w:r>
+      <w:r>
+        <w:t xml:space="preserve"> </w:t>
+      </w:r>
+      <w:r>
+        <w:t xml:space="preserve">95.3%, not 100%. Committed accuracy (14.1%; 11.8% with soft evidence) is lower</w:t>
+      </w:r>
+      <w:r>
+        <w:t xml:space="preserve"> </w:t>
+      </w:r>
+      <w:r>
+        <w:t xml:space="preserve">than the simulated targets, as expected for a sparse, boolean-dominated (H)CCH</w:t>
+      </w:r>
+      <w:r>
+        <w:t xml:space="preserve"> </w:t>
+      </w:r>
+      <w:r>
+        <w:t xml:space="preserve">network — only 37 of 220 cross peaks resolve to a firm constraint at this wide</w:t>
+      </w:r>
+      <w:r>
+        <w:t xml:space="preserve"> </w:t>
+      </w:r>
+      <w:r>
+        <w:t xml:space="preserve">tolerance — with raw peak-height intensities scored against a predicted fold. The</w:t>
+      </w:r>
+      <w:r>
+        <w:t xml:space="preserve"> </w:t>
+      </w:r>
+      <w:r>
+        <w:t xml:space="preserve">optional HMBC lever is the one experimental input that helps here, lifting the</w:t>
+      </w:r>
+      <w:r>
+        <w:t xml:space="preserve"> </w:t>
+      </w:r>
+      <w:r>
+        <w:t xml:space="preserve">committed call from 11.8 to 17.6% by coupling the geminal pairs’ NOE evidence; at</w:t>
+      </w:r>
+      <w:r>
+        <w:t xml:space="preserve"> </w:t>
+      </w:r>
+      <w:r>
+        <w:t xml:space="preserve">this tolerance the sparse HMBC matches (4 of 69 firm) are clean enough to inform</w:t>
+      </w:r>
+      <w:r>
+        <w:t xml:space="preserve"> </w:t>
+      </w:r>
+      <w:r>
+        <w:t xml:space="preserve">rather than over-constrain, unlike the tighter-tolerance regime where a single</w:t>
+      </w:r>
+      <w:r>
+        <w:t xml:space="preserve"> </w:t>
+      </w:r>
+      <w:r>
+        <w:t xml:space="preserve">mismatched geminal link can render the SAT infeasible.</w:t>
       </w:r>
     </w:p>
     <w:p>
@@ -2126,13 +2111,7 @@
         <w:t xml:space="preserve"> </w:t>
       </w:r>
       <w:r>
-        <w:t xml:space="preserve">truth (never-exclude guarantee). n.c. = did not converge within a 15-min budget;</w:t>
-      </w:r>
-      <w:r>
-        <w:t xml:space="preserve"> </w:t>
-      </w:r>
-      <w:r>
-        <w:t xml:space="preserve">n.r. = not recommended (see below).</w:t>
+        <w:t xml:space="preserve">truth (never-exclude guarantee). n.c. = did not converge within a 15-min budget.</w:t>
       </w:r>
     </w:p>
     <w:tbl>
@@ -3163,7 +3142,7 @@
               <w:jc w:val="right"/>
             </w:pPr>
             <w:r>
-              <w:t xml:space="preserve">5.9%</w:t>
+              <w:t xml:space="preserve">2.4%</w:t>
             </w:r>
           </w:p>
         </w:tc>
@@ -3175,7 +3154,7 @@
               <w:jc w:val="right"/>
             </w:pPr>
             <w:r>
-              <w:t xml:space="preserve">7.1%</w:t>
+              <w:t xml:space="preserve">0.0%</w:t>
             </w:r>
           </w:p>
         </w:tc>
@@ -3187,7 +3166,7 @@
               <w:jc w:val="right"/>
             </w:pPr>
             <w:r>
-              <w:t xml:space="preserve">30.6%</w:t>
+              <w:t xml:space="preserve">14.1%</w:t>
             </w:r>
           </w:p>
         </w:tc>
@@ -3199,7 +3178,7 @@
               <w:jc w:val="right"/>
             </w:pPr>
             <w:r>
-              <w:t xml:space="preserve">28.2%</w:t>
+              <w:t xml:space="preserve">11.8%</w:t>
             </w:r>
           </w:p>
         </w:tc>
@@ -3211,7 +3190,7 @@
               <w:jc w:val="right"/>
             </w:pPr>
             <w:r>
-              <w:t xml:space="preserve">n.r.</w:t>
+              <w:t xml:space="preserve">17.6%</w:t>
             </w:r>
           </w:p>
         </w:tc>
@@ -3223,7 +3202,7 @@
               <w:jc w:val="right"/>
             </w:pPr>
             <w:r>
-              <w:t xml:space="preserve">92.9%</w:t>
+              <w:t xml:space="preserve">95.3%</w:t>
             </w:r>
           </w:p>
         </w:tc>
@@ -3282,19 +3261,31 @@
         <w:t xml:space="preserve"> </w:t>
       </w:r>
       <w:r>
-        <w:t xml:space="preserve">homotrimer, scored against an AlphaFold3 trimer model. It exposes two properties</w:t>
-      </w:r>
-      <w:r>
-        <w:t xml:space="preserve"> </w:t>
-      </w:r>
-      <w:r>
-        <w:t xml:space="preserve">the simulated targets cannot (detailed below): the never-exclude envelope is</w:t>
-      </w:r>
-      <w:r>
-        <w:t xml:space="preserve"> </w:t>
-      </w:r>
-      <w:r>
-        <w:t xml:space="preserve">conditional on NOE–structure consistency (92.9%, not 100%, against a</w:t>
+        <w:t xml:space="preserve">homotrimer, scored against an AlphaFold3 trimer model. Because its measured</w:t>
+      </w:r>
+      <w:r>
+        <w:t xml:space="preserve"> </w:t>
+      </w:r>
+      <w:r>
+        <w:t xml:space="preserve">linewidths are broader than the simulated targets’, it is matched at the wider</w:t>
+      </w:r>
+      <w:r>
+        <w:t xml:space="preserve"> </w:t>
+      </w:r>
+      <w:r>
+        <w:t xml:space="preserve">tolerance H±0.02/C±0.1 ppm (vs H±0.01/C±0.05 for the rest). It exposes two</w:t>
+      </w:r>
+      <w:r>
+        <w:t xml:space="preserve"> </w:t>
+      </w:r>
+      <w:r>
+        <w:t xml:space="preserve">properties the simulated targets cannot (detailed below): the never-exclude</w:t>
+      </w:r>
+      <w:r>
+        <w:t xml:space="preserve"> </w:t>
+      </w:r>
+      <w:r>
+        <w:t xml:space="preserve">envelope is conditional on NOE–structure consistency (95.3%, not 100%, against a</w:t>
       </w:r>
       <w:r>
         <w:t xml:space="preserve"> </w:t>
@@ -3310,55 +3301,43 @@
         <w:t xml:space="preserve"> </w:t>
       </w:r>
       <w:r>
-        <w:t xml:space="preserve">structure), and multimer handling — treating the three chains as symmetry images</w:t>
-      </w:r>
-      <w:r>
-        <w:t xml:space="preserve"> </w:t>
-      </w:r>
-      <w:r>
-        <w:t xml:space="preserve">so a contact is the minimum distance over subunits — is required, since a</w:t>
-      </w:r>
-      <w:r>
-        <w:t xml:space="preserve"> </w:t>
-      </w:r>
-      <w:r>
-        <w:t xml:space="preserve">single-protomer parse leaves the real inter-subunit NOEs unexplainable and</w:t>
-      </w:r>
-      <w:r>
-        <w:t xml:space="preserve"> </w:t>
-      </w:r>
-      <w:r>
-        <w:t xml:space="preserve">collapses the SAT to a 0% envelope. HMBC is marked n.r.: real HMBC shifts resolve</w:t>
-      </w:r>
-      <w:r>
-        <w:t xml:space="preserve"> </w:t>
-      </w:r>
-      <w:r>
-        <w:t xml:space="preserve">poorly at these tolerances and one wrongly matched geminal link makes the global</w:t>
-      </w:r>
-      <w:r>
-        <w:t xml:space="preserve"> </w:t>
-      </w:r>
-      <w:r>
-        <w:t xml:space="preserve">SAT infeasible, collapsing the envelope. The MAUS column is the fraction of peaks</w:t>
-      </w:r>
-      <w:r>
-        <w:t xml:space="preserve"> </w:t>
-      </w:r>
-      <w:r>
-        <w:t xml:space="preserve">it commits uniquely (all correct); on the rest it abstains, so its coverage is the</w:t>
-      </w:r>
-      <w:r>
-        <w:t xml:space="preserve"> </w:t>
-      </w:r>
-      <w:r>
-        <w:t xml:space="preserve">Envelope column. The +HMBC column adds an optional HMBC-HMQC geminal-link</w:t>
-      </w:r>
-      <w:r>
-        <w:t xml:space="preserve"> </w:t>
-      </w:r>
-      <w:r>
-        <w:t xml:space="preserve">experiment (</w:t>
+        <w:t xml:space="preserve">structure), and multimer handling — treating the three chains as</w:t>
+      </w:r>
+      <w:r>
+        <w:t xml:space="preserve"> </w:t>
+      </w:r>
+      <w:r>
+        <w:t xml:space="preserve">symmetry images so a contact is the minimum distance over subunits — is required</w:t>
+      </w:r>
+      <w:r>
+        <w:t xml:space="preserve"> </w:t>
+      </w:r>
+      <w:r>
+        <w:t xml:space="preserve">to explain the inter-subunit NOEs, recovering 6 further peaks in the envelope</w:t>
+      </w:r>
+      <w:r>
+        <w:t xml:space="preserve"> </w:t>
+      </w:r>
+      <w:r>
+        <w:t xml:space="preserve">(81/85 vs 75/85 single-protomer). The MAUS column is the fraction of peaks it</w:t>
+      </w:r>
+      <w:r>
+        <w:t xml:space="preserve"> </w:t>
+      </w:r>
+      <w:r>
+        <w:t xml:space="preserve">commits uniquely (all correct); at this wide tolerance none is uniquely forced, so</w:t>
+      </w:r>
+      <w:r>
+        <w:t xml:space="preserve"> </w:t>
+      </w:r>
+      <w:r>
+        <w:t xml:space="preserve">its coverage is entirely the Envelope column. The +HMBC column adds an optional</w:t>
+      </w:r>
+      <w:r>
+        <w:t xml:space="preserve"> </w:t>
+      </w:r>
+      <w:r>
+        <w:t xml:space="preserve">HMBC-HMQC geminal-link experiment (</w:t>
       </w:r>
       <w:r>
         <w:rPr>
@@ -3367,13 +3346,19 @@
         <w:t xml:space="preserve">--hmbc</w:t>
       </w:r>
       <w:r>
-        <w:t xml:space="preserve">) on top of +soft, forcing each Leu/Val geminal pair onto its</w:t>
-      </w:r>
-      <w:r>
-        <w:t xml:space="preserve"> </w:t>
-      </w:r>
-      <w:r>
-        <w:t xml:space="preserve">two structural methyls.</w:t>
+        <w:t xml:space="preserve">) on top of +soft, forcing each</w:t>
+      </w:r>
+      <w:r>
+        <w:t xml:space="preserve"> </w:t>
+      </w:r>
+      <w:r>
+        <w:t xml:space="preserve">Leu/Val geminal pair onto its two structural methyls; on TNF-α it is the one</w:t>
+      </w:r>
+      <w:r>
+        <w:t xml:space="preserve"> </w:t>
+      </w:r>
+      <w:r>
+        <w:t xml:space="preserve">experimental lever that helps (11.8→17.6%).</w:t>
       </w:r>
     </w:p>
     <w:p>
@@ -4386,51 +4371,51 @@
               <w:pStyle w:val="Compact"/>
             </w:pPr>
             <w:r>
-              <w:t xml:space="preserve">100% (8/8)</w:t>
-            </w:r>
-          </w:p>
-        </w:tc>
-        <w:tc>
-          <w:tcPr/>
-          <w:p>
-            <w:pPr>
-              <w:pStyle w:val="Compact"/>
-            </w:pPr>
-            <w:r>
-              <w:t xml:space="preserve">6% (2/36)</w:t>
-            </w:r>
-          </w:p>
-        </w:tc>
-        <w:tc>
-          <w:tcPr/>
-          <w:p>
-            <w:pPr>
-              <w:pStyle w:val="Compact"/>
-            </w:pPr>
-            <w:r>
-              <w:t xml:space="preserve">27% (7/26)</w:t>
-            </w:r>
-          </w:p>
-        </w:tc>
-        <w:tc>
-          <w:tcPr/>
-          <w:p>
-            <w:pPr>
-              <w:pStyle w:val="Compact"/>
-            </w:pPr>
-            <w:r>
-              <w:t xml:space="preserve">50% (6/12)</w:t>
-            </w:r>
-          </w:p>
-        </w:tc>
-        <w:tc>
-          <w:tcPr/>
-          <w:p>
-            <w:pPr>
-              <w:pStyle w:val="Compact"/>
-            </w:pPr>
-            <w:r>
-              <w:t xml:space="preserve">33% (1/3)</w:t>
+              <w:t xml:space="preserve">38% (3/8)</w:t>
+            </w:r>
+          </w:p>
+        </w:tc>
+        <w:tc>
+          <w:tcPr/>
+          <w:p>
+            <w:pPr>
+              <w:pStyle w:val="Compact"/>
+            </w:pPr>
+            <w:r>
+              <w:t xml:space="preserve">3% (1/36)</w:t>
+            </w:r>
+          </w:p>
+        </w:tc>
+        <w:tc>
+          <w:tcPr/>
+          <w:p>
+            <w:pPr>
+              <w:pStyle w:val="Compact"/>
+            </w:pPr>
+            <w:r>
+              <w:t xml:space="preserve">12% (3/26)</w:t>
+            </w:r>
+          </w:p>
+        </w:tc>
+        <w:tc>
+          <w:tcPr/>
+          <w:p>
+            <w:pPr>
+              <w:pStyle w:val="Compact"/>
+            </w:pPr>
+            <w:r>
+              <w:t xml:space="preserve">25% (3/12)</w:t>
+            </w:r>
+          </w:p>
+        </w:tc>
+        <w:tc>
+          <w:tcPr/>
+          <w:p>
+            <w:pPr>
+              <w:pStyle w:val="Compact"/>
+            </w:pPr>
+            <w:r>
+              <w:t xml:space="preserve">0% (0/3)</w:t>
             </w:r>
           </w:p>
         </w:tc>
@@ -4452,7 +4437,7 @@
               <w:pStyle w:val="Compact"/>
             </w:pPr>
             <w:r>
-              <w:t xml:space="preserve">28% (24/85)</w:t>
+              <w:t xml:space="preserve">12% (10/85)</w:t>
             </w:r>
           </w:p>
         </w:tc>
@@ -4463,25 +4448,31 @@
         <w:pStyle w:val="BodyText"/>
       </w:pPr>
       <w:r>
-        <w:t xml:space="preserve">The real-data TNF-α row makes the type dependence stark: Ile (no geminal partner)</w:t>
-      </w:r>
-      <w:r>
-        <w:t xml:space="preserve"> </w:t>
-      </w:r>
-      <w:r>
-        <w:t xml:space="preserve">is again assigned outright (8/8), Ala and Thr are middling on a sparse network,</w:t>
-      </w:r>
-      <w:r>
-        <w:t xml:space="preserve"> </w:t>
-      </w:r>
-      <w:r>
-        <w:t xml:space="preserve">but Leu collapses to 6% (2/36) and Val to 27% — the near-flat, boolean-dominated</w:t>
-      </w:r>
-      <w:r>
-        <w:t xml:space="preserve"> </w:t>
-      </w:r>
-      <w:r>
-        <w:t xml:space="preserve">(H)CCH intensities cannot orient the geminal pairs, so most Leu/Val calls are the</w:t>
+        <w:t xml:space="preserve">The real-data TNF-α row (matched at the wider H±0.02/C±0.1 tolerance) makes the</w:t>
+      </w:r>
+      <w:r>
+        <w:t xml:space="preserve"> </w:t>
+      </w:r>
+      <w:r>
+        <w:t xml:space="preserve">type dependence stark even as overall accuracy is low on this sparse network: Ile</w:t>
+      </w:r>
+      <w:r>
+        <w:t xml:space="preserve"> </w:t>
+      </w:r>
+      <w:r>
+        <w:t xml:space="preserve">(no geminal partner) is still the best-assigned type at 38%, while Leu collapses to</w:t>
+      </w:r>
+      <w:r>
+        <w:t xml:space="preserve"> </w:t>
+      </w:r>
+      <w:r>
+        <w:t xml:space="preserve">3% (1/36) and Val to 12% — the few firm NOEs cannot orient the geminal pairs, so</w:t>
+      </w:r>
+      <w:r>
+        <w:t xml:space="preserve"> </w:t>
+      </w:r>
+      <w:r>
+        <w:t xml:space="preserve">most Leu/Val calls are the</w:t>
       </w:r>
       <w:r>
         <w:t xml:space="preserve"> </w:t>
@@ -4496,13 +4487,19 @@
         <w:t xml:space="preserve"> </w:t>
       </w:r>
       <w:r>
-        <w:t xml:space="preserve">coin flip landing on the wrong δ/γ methyl (they stay inside the MAUS</w:t>
-      </w:r>
-      <w:r>
-        <w:t xml:space="preserve"> </w:t>
-      </w:r>
-      <w:r>
-        <w:t xml:space="preserve">envelope; only the intensity signal, weak here, could break the tie).</w:t>
+        <w:t xml:space="preserve">coin flip landing on the wrong δ/γ methyl</w:t>
+      </w:r>
+      <w:r>
+        <w:t xml:space="preserve"> </w:t>
+      </w:r>
+      <w:r>
+        <w:t xml:space="preserve">(they stay inside the MAUS envelope; only the intensity signal, weak here, could</w:t>
+      </w:r>
+      <w:r>
+        <w:t xml:space="preserve"> </w:t>
+      </w:r>
+      <w:r>
+        <w:t xml:space="preserve">break the tie).</w:t>
       </w:r>
     </w:p>
     <w:p>
@@ -5523,7 +5520,7 @@
               <w:pStyle w:val="Compact"/>
             </w:pPr>
             <w:r>
-              <w:t xml:space="preserve">100% (8/8)</w:t>
+              <w:t xml:space="preserve">38% (3/8)</w:t>
             </w:r>
           </w:p>
         </w:tc>
@@ -5545,51 +5542,51 @@
               <w:pStyle w:val="Compact"/>
             </w:pPr>
             <w:r>
-              <w:t xml:space="preserve">6% (1/18)</w:t>
-            </w:r>
-          </w:p>
-        </w:tc>
-        <w:tc>
-          <w:tcPr/>
-          <w:p>
-            <w:pPr>
-              <w:pStyle w:val="Compact"/>
-            </w:pPr>
-            <w:r>
-              <w:t xml:space="preserve">31% (4/13)</w:t>
-            </w:r>
-          </w:p>
-        </w:tc>
-        <w:tc>
-          <w:tcPr/>
-          <w:p>
-            <w:pPr>
-              <w:pStyle w:val="Compact"/>
-            </w:pPr>
-            <w:r>
-              <w:t xml:space="preserve">23% (3/13)</w:t>
-            </w:r>
-          </w:p>
-        </w:tc>
-        <w:tc>
-          <w:tcPr/>
-          <w:p>
-            <w:pPr>
-              <w:pStyle w:val="Compact"/>
-            </w:pPr>
-            <w:r>
-              <w:t xml:space="preserve">50% (6/12)</w:t>
-            </w:r>
-          </w:p>
-        </w:tc>
-        <w:tc>
-          <w:tcPr/>
-          <w:p>
-            <w:pPr>
-              <w:pStyle w:val="Compact"/>
-            </w:pPr>
-            <w:r>
-              <w:t xml:space="preserve">33% (1/3)</w:t>
+              <w:t xml:space="preserve">0% (0/18)</w:t>
+            </w:r>
+          </w:p>
+        </w:tc>
+        <w:tc>
+          <w:tcPr/>
+          <w:p>
+            <w:pPr>
+              <w:pStyle w:val="Compact"/>
+            </w:pPr>
+            <w:r>
+              <w:t xml:space="preserve">15% (2/13)</w:t>
+            </w:r>
+          </w:p>
+        </w:tc>
+        <w:tc>
+          <w:tcPr/>
+          <w:p>
+            <w:pPr>
+              <w:pStyle w:val="Compact"/>
+            </w:pPr>
+            <w:r>
+              <w:t xml:space="preserve">8% (1/13)</w:t>
+            </w:r>
+          </w:p>
+        </w:tc>
+        <w:tc>
+          <w:tcPr/>
+          <w:p>
+            <w:pPr>
+              <w:pStyle w:val="Compact"/>
+            </w:pPr>
+            <w:r>
+              <w:t xml:space="preserve">25% (3/12)</w:t>
+            </w:r>
+          </w:p>
+        </w:tc>
+        <w:tc>
+          <w:tcPr/>
+          <w:p>
+            <w:pPr>
+              <w:pStyle w:val="Compact"/>
+            </w:pPr>
+            <w:r>
+              <w:t xml:space="preserve">0% (0/3)</w:t>
             </w:r>
           </w:p>
         </w:tc>
@@ -6782,7 +6779,7 @@
           <wp:inline>
             <wp:extent cx="5334000" cy="2336521"/>
             <wp:effectExtent b="0" l="0" r="0" t="0"/>
-            <wp:docPr descr="Fig. 1. (A) The magicmaus pipeline. A SAT layer (MAUS) bounds each peak to a per-peak option set that provably contains the truth (100% envelope) and prunes candidates from up to ~60 to 1–3; an intensity-weighted NOE score (MAGIC-style), applied only within those bounds via a SAT-feasible seed and feasibility-preserving 3-cycle simulated annealing, commits to a single coherent map with a per-peak confidence tier (unique / scored / ambiguous). (B) Methyl-level accuracy across the seven structure-simulated benchmark targets (43–257 methyls, ordered by size) plus the real-experimental TNF-α homotrimer (real), all engines scored on the same 1/r6 intensity NOESY: magicmaus (+soft, blue) versus MAUS unique-only calls (purple; the constraint layer’s decisive fraction, abstaining elsewhere) and full-space MAGIC (red; hatched n.c.* where scoring did not converge within a 15-min budget). Green markers denote the truth-in-envelope guarantee — 100% on every simulated target, and 92.9% on real TNF-α data, where a predicted structure cannot support 6 measured NOEs." title="" id="22" name="Picture"/>
+            <wp:docPr descr="Fig. 1. (A) The magicmaus pipeline. A SAT layer (MAUS) bounds each peak to a per-peak option set that provably contains the truth (100% envelope) and prunes candidates from up to ~60 to 1–3; an intensity-weighted NOE score (MAGIC-style), applied only within those bounds via a SAT-feasible seed and feasibility-preserving 3-cycle simulated annealing, commits to a single coherent map with a per-peak confidence tier (unique / scored / ambiguous). (B) Methyl-level accuracy across the seven structure-simulated benchmark targets (43–257 methyls, ordered by size) plus the real-experimental TNF-α homotrimer (real), all engines scored on the same 1/r6 intensity NOESY: magicmaus (+soft, blue) versus MAUS unique-only calls (purple; the constraint layer’s decisive fraction, abstaining elsewhere) and full-space MAGIC (red; hatched n.c.* where scoring did not converge within a 15-min budget). Green markers denote the truth-in-envelope guarantee — 100% on every simulated target, and 95.3% on real TNF-α data (matched at the wider H±0.02/C±0.1 tolerance), where a predicted structure cannot support 4 measured NOEs." title="" id="22" name="Picture"/>
             <a:graphic>
               <a:graphicData uri="http://schemas.openxmlformats.org/drawingml/2006/picture">
                 <pic:pic>
@@ -6990,13 +6987,19 @@
         <w:t xml:space="preserve"> </w:t>
       </w:r>
       <w:r>
-        <w:t xml:space="preserve">guarantee — 100% on every simulated target, and 92.9% on real TNF-α data, where a</w:t>
-      </w:r>
-      <w:r>
-        <w:t xml:space="preserve"> </w:t>
-      </w:r>
-      <w:r>
-        <w:t xml:space="preserve">predicted structure cannot support 6 measured NOEs.</w:t>
+        <w:t xml:space="preserve">guarantee — 100% on every simulated target, and 95.3% on real TNF-α data (matched</w:t>
+      </w:r>
+      <w:r>
+        <w:t xml:space="preserve"> </w:t>
+      </w:r>
+      <w:r>
+        <w:t xml:space="preserve">at the wider H±0.02/C±0.1 tolerance), where a predicted structure cannot support 4</w:t>
+      </w:r>
+      <w:r>
+        <w:t xml:space="preserve"> </w:t>
+      </w:r>
+      <w:r>
+        <w:t xml:space="preserve">measured NOEs.</w:t>
       </w:r>
     </w:p>
     <w:bookmarkEnd w:id="24"/>

--- a/magicmaus_AppNote.docx
+++ b/magicmaus_AppNote.docx
@@ -2051,25 +2051,31 @@
         <w:t xml:space="preserve"> </w:t>
       </w:r>
       <w:r>
-        <w:t xml:space="preserve">committed call from 11.8 to 17.6% by coupling the geminal pairs’ NOE evidence; at</w:t>
-      </w:r>
-      <w:r>
-        <w:t xml:space="preserve"> </w:t>
-      </w:r>
-      <w:r>
-        <w:t xml:space="preserve">this tolerance the sparse HMBC matches (4 of 69 firm) are clean enough to inform</w:t>
-      </w:r>
-      <w:r>
-        <w:t xml:space="preserve"> </w:t>
-      </w:r>
-      <w:r>
-        <w:t xml:space="preserve">rather than over-constrain, unlike the tighter-tolerance regime where a single</w:t>
-      </w:r>
-      <w:r>
-        <w:t xml:space="preserve"> </w:t>
-      </w:r>
-      <w:r>
-        <w:t xml:space="preserve">mismatched geminal link can render the SAT infeasible.</w:t>
+        <w:t xml:space="preserve">committed call from 11.8 to 17.6% by coupling the geminal pairs’ NOE evidence</w:t>
+      </w:r>
+      <w:r>
+        <w:t xml:space="preserve"> </w:t>
+      </w:r>
+      <w:r>
+        <w:t xml:space="preserve">(and, at the tighter H±0.01/C±0.05 tolerance, from 28.2 to 29.4% at a 92.9%</w:t>
+      </w:r>
+      <w:r>
+        <w:t xml:space="preserve"> </w:t>
+      </w:r>
+      <w:r>
+        <w:t xml:space="preserve">envelope). The HMBC-HMQC geminal peak list is clean enough — reciprocal</w:t>
+      </w:r>
+      <w:r>
+        <w:t xml:space="preserve"> </w:t>
+      </w:r>
+      <w:r>
+        <w:t xml:space="preserve">correlations for each Leu/Val pair — that its hard links inform rather than</w:t>
+      </w:r>
+      <w:r>
+        <w:t xml:space="preserve"> </w:t>
+      </w:r>
+      <w:r>
+        <w:t xml:space="preserve">over-constrain, never rendering the SAT infeasible.</w:t>
       </w:r>
     </w:p>
     <w:p>

--- a/magicmaus_AppNote.docx
+++ b/magicmaus_AppNote.docx
@@ -380,19 +380,31 @@
         <w:t xml:space="preserve"> </w:t>
       </w:r>
       <w:r>
-        <w:t xml:space="preserve">model) demonstrates the method on genuine spectra and honestly bounds it: the</w:t>
-      </w:r>
-      <w:r>
-        <w:t xml:space="preserve"> </w:t>
-      </w:r>
-      <w:r>
-        <w:t xml:space="preserve">never-exclude envelope is 95.3% — conditional, unlike the simulated targets, on</w:t>
-      </w:r>
-      <w:r>
-        <w:t xml:space="preserve"> </w:t>
-      </w:r>
-      <w:r>
-        <w:t xml:space="preserve">the measured NOEs being consistent with the (predicted) structure — and treating</w:t>
+        <w:t xml:space="preserve">model) demonstrates the method on genuine spectra and honestly bounds it: reciprocal</w:t>
+      </w:r>
+      <w:r>
+        <w:t xml:space="preserve"> </w:t>
+      </w:r>
+      <w:r>
+        <w:t xml:space="preserve">symmetric NOESY pairing reaches a 98.8% never-exclude envelope (one peak carries an</w:t>
+      </w:r>
+      <w:r>
+        <w:t xml:space="preserve"> </w:t>
+      </w:r>
+      <w:r>
+        <w:t xml:space="preserve">NOE the predicted structure cannot support), while the plain carbon-only match is</w:t>
+      </w:r>
+      <w:r>
+        <w:t xml:space="preserve"> </w:t>
+      </w:r>
+      <w:r>
+        <w:t xml:space="preserve">UNSAT on this dense trimer — conditional, unlike the simulated targets, on the</w:t>
+      </w:r>
+      <w:r>
+        <w:t xml:space="preserve"> </w:t>
+      </w:r>
+      <w:r>
+        <w:t xml:space="preserve">measured NOEs being consistent with the (predicted) structure — and treating</w:t>
       </w:r>
       <w:r>
         <w:t xml:space="preserve"> </w:t>
@@ -1949,13 +1961,13 @@
         <w:pStyle w:val="BodyText"/>
       </w:pPr>
       <w:r>
-        <w:t xml:space="preserve">On the real-experimental TNF-α homotrimer (matched at the wider H±0.02/C±0.1 ppm</w:t>
-      </w:r>
-      <w:r>
-        <w:t xml:space="preserve"> </w:t>
-      </w:r>
-      <w:r>
-        <w:t xml:space="preserve">tolerance its broader linewidths require) the method behaves consistently with the</w:t>
+        <w:t xml:space="preserve">On the real-experimental TNF-α homotrimer (matched at H±0.01/C±0.05 with reciprocal</w:t>
+      </w:r>
+      <w:r>
+        <w:t xml:space="preserve"> </w:t>
+      </w:r>
+      <w:r>
+        <w:t xml:space="preserve">symmetric NOESY pairing) the method behaves consistently with the</w:t>
       </w:r>
       <w:r>
         <w:t xml:space="preserve"> </w:t>
@@ -1967,115 +1979,143 @@
         <w:t xml:space="preserve"> </w:t>
       </w:r>
       <w:r>
-        <w:t xml:space="preserve">(Table 1). First, multimer handling is load-bearing: parsed as a single protomer,</w:t>
-      </w:r>
-      <w:r>
-        <w:t xml:space="preserve"> </w:t>
-      </w:r>
-      <w:r>
-        <w:t xml:space="preserve">6 of the measured inter-subunit NOEs have no structural explanation and drop from</w:t>
-      </w:r>
-      <w:r>
-        <w:t xml:space="preserve"> </w:t>
-      </w:r>
-      <w:r>
-        <w:t xml:space="preserve">the envelope (75/85); retaining the three chains as symmetry images (contact =</w:t>
-      </w:r>
-      <w:r>
-        <w:t xml:space="preserve"> </w:t>
-      </w:r>
-      <w:r>
-        <w:t xml:space="preserve">minimum distance over subunits) explains them and recovers a coherent 95.3%</w:t>
-      </w:r>
-      <w:r>
-        <w:t xml:space="preserve"> </w:t>
-      </w:r>
-      <w:r>
-        <w:t xml:space="preserve">envelope (81/85). Second, the never-exclude guarantee is conditional on the NOEs</w:t>
-      </w:r>
-      <w:r>
-        <w:t xml:space="preserve"> </w:t>
-      </w:r>
-      <w:r>
-        <w:t xml:space="preserve">being consistent with the structure — a condition simulated data satisfies by</w:t>
-      </w:r>
-      <w:r>
-        <w:t xml:space="preserve"> </w:t>
-      </w:r>
-      <w:r>
-        <w:t xml:space="preserve">construction. Measured against an AlphaFold3 model, 4 of 85 peaks (Val13γ1,</w:t>
-      </w:r>
-      <w:r>
-        <w:t xml:space="preserve"> </w:t>
-      </w:r>
-      <w:r>
-        <w:t xml:space="preserve">Ala22β, Leu29δ1, Leu94δ1) carry NOEs the predicted structure does not support at</w:t>
-      </w:r>
-      <w:r>
-        <w:t xml:space="preserve"> </w:t>
-      </w:r>
-      <w:r>
-        <w:t xml:space="preserve">the 6/10 Å cutoffs and fall out of the envelope, so the real-world figure is</w:t>
-      </w:r>
-      <w:r>
-        <w:t xml:space="preserve"> </w:t>
-      </w:r>
-      <w:r>
-        <w:t xml:space="preserve">95.3%, not 100%. Committed accuracy (14.1%; 11.8% with soft evidence) is lower</w:t>
-      </w:r>
-      <w:r>
-        <w:t xml:space="preserve"> </w:t>
-      </w:r>
-      <w:r>
-        <w:t xml:space="preserve">than the simulated targets, as expected for a sparse, boolean-dominated (H)CCH</w:t>
-      </w:r>
-      <w:r>
-        <w:t xml:space="preserve"> </w:t>
-      </w:r>
-      <w:r>
-        <w:t xml:space="preserve">network — only 37 of 220 cross peaks resolve to a firm constraint at this wide</w:t>
-      </w:r>
-      <w:r>
-        <w:t xml:space="preserve"> </w:t>
-      </w:r>
-      <w:r>
-        <w:t xml:space="preserve">tolerance — with raw peak-height intensities scored against a predicted fold. The</w:t>
-      </w:r>
-      <w:r>
-        <w:t xml:space="preserve"> </w:t>
-      </w:r>
-      <w:r>
-        <w:t xml:space="preserve">optional HMBC lever is the one experimental input that helps here, lifting the</w:t>
-      </w:r>
-      <w:r>
-        <w:t xml:space="preserve"> </w:t>
-      </w:r>
-      <w:r>
-        <w:t xml:space="preserve">committed call from 11.8 to 17.6% by coupling the geminal pairs’ NOE evidence</w:t>
-      </w:r>
-      <w:r>
-        <w:t xml:space="preserve"> </w:t>
-      </w:r>
-      <w:r>
-        <w:t xml:space="preserve">(and, at the tighter H±0.01/C±0.05 tolerance, from 28.2 to 29.4% at a 92.9%</w:t>
-      </w:r>
-      <w:r>
-        <w:t xml:space="preserve"> </w:t>
-      </w:r>
-      <w:r>
-        <w:t xml:space="preserve">envelope). The HMBC-HMQC geminal peak list is clean enough — reciprocal</w:t>
-      </w:r>
-      <w:r>
-        <w:t xml:space="preserve"> </w:t>
-      </w:r>
-      <w:r>
-        <w:t xml:space="preserve">correlations for each Leu/Val pair — that its hard links inform rather than</w:t>
-      </w:r>
-      <w:r>
-        <w:t xml:space="preserve"> </w:t>
-      </w:r>
-      <w:r>
-        <w:t xml:space="preserve">over-constrain, never rendering the SAT infeasible.</w:t>
+        <w:t xml:space="preserve">(Table 1). First, multimer handling is load-bearing: with the same reciprocal</w:t>
+      </w:r>
+      <w:r>
+        <w:t xml:space="preserve"> </w:t>
+      </w:r>
+      <w:r>
+        <w:t xml:space="preserve">symmetric NOE edges, parsing the structure as a single protomer leaves 10 measured</w:t>
+      </w:r>
+      <w:r>
+        <w:t xml:space="preserve"> </w:t>
+      </w:r>
+      <w:r>
+        <w:t xml:space="preserve">inter-subunit contacts without a structural home and drops them from the envelope</w:t>
+      </w:r>
+      <w:r>
+        <w:t xml:space="preserve"> </w:t>
+      </w:r>
+      <w:r>
+        <w:t xml:space="preserve">(75/85 = 88.2%); retaining the three chains as symmetry images (contact = minimum</w:t>
+      </w:r>
+      <w:r>
+        <w:t xml:space="preserve"> </w:t>
+      </w:r>
+      <w:r>
+        <w:t xml:space="preserve">distance over subunits) explains 9 of them and recovers a 98.8% envelope (84/85).</w:t>
+      </w:r>
+      <w:r>
+        <w:t xml:space="preserve"> </w:t>
+      </w:r>
+      <w:r>
+        <w:t xml:space="preserve">Second, the never-exclude guarantee is conditional on the NOEs being consistent with</w:t>
+      </w:r>
+      <w:r>
+        <w:t xml:space="preserve"> </w:t>
+      </w:r>
+      <w:r>
+        <w:t xml:space="preserve">the structure — a condition simulated data satisfies by construction. Measured</w:t>
+      </w:r>
+      <w:r>
+        <w:t xml:space="preserve"> </w:t>
+      </w:r>
+      <w:r>
+        <w:t xml:space="preserve">against an AlphaFold3 model, one peak (Leu76δ2) carries a symmetric-confirmed NOE the</w:t>
+      </w:r>
+      <w:r>
+        <w:t xml:space="preserve"> </w:t>
+      </w:r>
+      <w:r>
+        <w:t xml:space="preserve">predicted structure does not support at the 6/10 Å cutoffs and falls out of the</w:t>
+      </w:r>
+      <w:r>
+        <w:t xml:space="preserve"> </w:t>
+      </w:r>
+      <w:r>
+        <w:t xml:space="preserve">envelope, so the real-world figure is 98.8%, not 100%. (Reciprocal symmetric pairing</w:t>
+      </w:r>
+      <w:r>
+        <w:t xml:space="preserve"> </w:t>
+      </w:r>
+      <w:r>
+        <w:t xml:space="preserve">is what makes even this bound attainable: the plain carbon-only firm match — resolving</w:t>
+      </w:r>
+      <w:r>
+        <w:t xml:space="preserve"> </w:t>
+      </w:r>
+      <w:r>
+        <w:t xml:space="preserve">the partner by carbon alone — collects mutually inconsistent hard edges on this dense</w:t>
+      </w:r>
+      <w:r>
+        <w:t xml:space="preserve"> </w:t>
+      </w:r>
+      <w:r>
+        <w:t xml:space="preserve">trimer and is UNSAT outright, so it commits nothing; pairing each row with its</w:t>
+      </w:r>
+      <w:r>
+        <w:t xml:space="preserve"> </w:t>
+      </w:r>
+      <w:r>
+        <w:t xml:space="preserve">reciprocal resolves both ends by full (C,H) and every retained edge is a real</w:t>
+      </w:r>
+      <w:r>
+        <w:t xml:space="preserve"> </w:t>
+      </w:r>
+      <w:r>
+        <w:t xml:space="preserve">methyl–methyl contact.) Committed accuracy is 34.1% methyl (31.8% before soft</w:t>
+      </w:r>
+      <w:r>
+        <w:t xml:space="preserve"> </w:t>
+      </w:r>
+      <w:r>
+        <w:t xml:space="preserve">evidence) and 55.3% at residue level — short of the simulated targets, as expected for</w:t>
+      </w:r>
+      <w:r>
+        <w:t xml:space="preserve"> </w:t>
+      </w:r>
+      <w:r>
+        <w:t xml:space="preserve">a boolean-dominated (H)CCH network scored against a predicted fold. The 21-point</w:t>
+      </w:r>
+      <w:r>
+        <w:t xml:space="preserve"> </w:t>
+      </w:r>
+      <w:r>
+        <w:t xml:space="preserve">methyl-vs-residue gap is entirely geminal swaps: right residue, wrong δ1/δ2 or γ1/γ2</w:t>
+      </w:r>
+      <w:r>
+        <w:t xml:space="preserve"> </w:t>
+      </w:r>
+      <w:r>
+        <w:t xml:space="preserve">(Table 3). The optional HMBC lever does</w:t>
+      </w:r>
+      <w:r>
+        <w:t xml:space="preserve"> </w:t>
+      </w:r>
+      <w:r>
+        <w:rPr>
+          <w:i/>
+          <w:iCs/>
+        </w:rPr>
+        <w:t xml:space="preserve">not</w:t>
+      </w:r>
+      <w:r>
+        <w:t xml:space="preserve"> </w:t>
+      </w:r>
+      <w:r>
+        <w:t xml:space="preserve">help this run — only one geminal link</w:t>
+      </w:r>
+      <w:r>
+        <w:t xml:space="preserve"> </w:t>
+      </w:r>
+      <w:r>
+        <w:t xml:space="preserve">matches the peaks at H±0.01/C±0.05, and adding it to the already max-feasible commit</w:t>
+      </w:r>
+      <w:r>
+        <w:t xml:space="preserve"> </w:t>
+      </w:r>
+      <w:r>
+        <w:t xml:space="preserve">set tips the SAT infeasible rather than orienting the pairs (Table 1, n.r.).</w:t>
       </w:r>
     </w:p>
     <w:p>
@@ -2117,7 +2157,19 @@
         <w:t xml:space="preserve"> </w:t>
       </w:r>
       <w:r>
-        <w:t xml:space="preserve">truth (never-exclude guarantee). n.c. = did not converge within a 15-min budget.</w:t>
+        <w:t xml:space="preserve">truth (never-exclude guarantee). n.c. = did not converge within a 15-min budget;</w:t>
+      </w:r>
+      <w:r>
+        <w:t xml:space="preserve"> </w:t>
+      </w:r>
+      <w:r>
+        <w:t xml:space="preserve">n.r. = not reported (the single matched HMBC link over-constrains TNF-α’s</w:t>
+      </w:r>
+      <w:r>
+        <w:t xml:space="preserve"> </w:t>
+      </w:r>
+      <w:r>
+        <w:t xml:space="preserve">max-feasible commit set, tipping the SAT infeasible).</w:t>
       </w:r>
     </w:p>
     <w:tbl>
@@ -3172,7 +3224,7 @@
               <w:jc w:val="right"/>
             </w:pPr>
             <w:r>
-              <w:t xml:space="preserve">14.1%</w:t>
+              <w:t xml:space="preserve">31.8%</w:t>
             </w:r>
           </w:p>
         </w:tc>
@@ -3184,7 +3236,7 @@
               <w:jc w:val="right"/>
             </w:pPr>
             <w:r>
-              <w:t xml:space="preserve">11.8%</w:t>
+              <w:t xml:space="preserve">34.1%</w:t>
             </w:r>
           </w:p>
         </w:tc>
@@ -3196,7 +3248,7 @@
               <w:jc w:val="right"/>
             </w:pPr>
             <w:r>
-              <w:t xml:space="preserve">17.6%</w:t>
+              <w:t xml:space="preserve">n.r.</w:t>
             </w:r>
           </w:p>
         </w:tc>
@@ -3208,7 +3260,7 @@
               <w:jc w:val="right"/>
             </w:pPr>
             <w:r>
-              <w:t xml:space="preserve">95.3%</w:t>
+              <w:t xml:space="preserve">98.8%</w:t>
             </w:r>
           </w:p>
         </w:tc>
@@ -3267,31 +3319,74 @@
         <w:t xml:space="preserve"> </w:t>
       </w:r>
       <w:r>
-        <w:t xml:space="preserve">homotrimer, scored against an AlphaFold3 trimer model. Because its measured</w:t>
-      </w:r>
-      <w:r>
-        <w:t xml:space="preserve"> </w:t>
-      </w:r>
-      <w:r>
-        <w:t xml:space="preserve">linewidths are broader than the simulated targets’, it is matched at the wider</w:t>
-      </w:r>
-      <w:r>
-        <w:t xml:space="preserve"> </w:t>
-      </w:r>
-      <w:r>
-        <w:t xml:space="preserve">tolerance H±0.02/C±0.1 ppm (vs H±0.01/C±0.05 for the rest). It exposes two</w:t>
-      </w:r>
-      <w:r>
-        <w:t xml:space="preserve"> </w:t>
-      </w:r>
-      <w:r>
-        <w:t xml:space="preserve">properties the simulated targets cannot (detailed below): the never-exclude</w:t>
-      </w:r>
-      <w:r>
-        <w:t xml:space="preserve"> </w:t>
-      </w:r>
-      <w:r>
-        <w:t xml:space="preserve">envelope is conditional on NOE–structure consistency (95.3%, not 100%, against a</w:t>
+        <w:t xml:space="preserve">homotrimer, scored against an AlphaFold3 trimer model, and matched at H±0.01/C±0.05</w:t>
+      </w:r>
+      <w:r>
+        <w:t xml:space="preserve"> </w:t>
+      </w:r>
+      <w:r>
+        <w:t xml:space="preserve">like the rest. Its NOESY match uses</w:t>
+      </w:r>
+      <w:r>
+        <w:t xml:space="preserve"> </w:t>
+      </w:r>
+      <w:r>
+        <w:rPr>
+          <w:b/>
+          <w:bCs/>
+        </w:rPr>
+        <w:t xml:space="preserve">reciprocal symmetric pairing</w:t>
+      </w:r>
+      <w:r>
+        <w:t xml:space="preserve">: a 3D (H)CCH row</w:t>
+      </w:r>
+      <w:r>
+        <w:t xml:space="preserve"> </w:t>
+      </w:r>
+      <w:r>
+        <w:t xml:space="preserve">gives the partner only by carbon, but the reciprocal row supplies the partner’s</w:t>
+      </w:r>
+      <w:r>
+        <w:t xml:space="preserve"> </w:t>
+      </w:r>
+      <w:r>
+        <w:t xml:space="preserve">proton, so pairing the two resolves both NOE ends by full (C,H) and every firm edge</w:t>
+      </w:r>
+      <w:r>
+        <w:t xml:space="preserve"> </w:t>
+      </w:r>
+      <w:r>
+        <w:t xml:space="preserve">is a correct methyl–methyl contact — the envelope reaches 98.8% with no wrong hard</w:t>
+      </w:r>
+      <w:r>
+        <w:t xml:space="preserve"> </w:t>
+      </w:r>
+      <w:r>
+        <w:t xml:space="preserve">constraint (the plain carbon-only firm match is UNSAT on this dense trimer). Multimer</w:t>
+      </w:r>
+      <w:r>
+        <w:t xml:space="preserve"> </w:t>
+      </w:r>
+      <w:r>
+        <w:t xml:space="preserve">handling is load-bearing: treating the three chains as symmetry images (a contact is</w:t>
+      </w:r>
+      <w:r>
+        <w:t xml:space="preserve"> </w:t>
+      </w:r>
+      <w:r>
+        <w:t xml:space="preserve">the minimum distance over subunits) explains the inter-subunit NOEs; with the same</w:t>
+      </w:r>
+      <w:r>
+        <w:t xml:space="preserve"> </w:t>
+      </w:r>
+      <w:r>
+        <w:t xml:space="preserve">symmetric edges the trimer parse recovers 84/85 vs 75/85 single-protomer, and the one</w:t>
+      </w:r>
+      <w:r>
+        <w:t xml:space="preserve"> </w:t>
+      </w:r>
+      <w:r>
+        <w:t xml:space="preserve">remaining peak (Leu76δ2) carries an NOE the</w:t>
       </w:r>
       <w:r>
         <w:t xml:space="preserve"> </w:t>
@@ -3307,43 +3402,49 @@
         <w:t xml:space="preserve"> </w:t>
       </w:r>
       <w:r>
-        <w:t xml:space="preserve">structure), and multimer handling — treating the three chains as</w:t>
-      </w:r>
-      <w:r>
-        <w:t xml:space="preserve"> </w:t>
-      </w:r>
-      <w:r>
-        <w:t xml:space="preserve">symmetry images so a contact is the minimum distance over subunits — is required</w:t>
-      </w:r>
-      <w:r>
-        <w:t xml:space="preserve"> </w:t>
-      </w:r>
-      <w:r>
-        <w:t xml:space="preserve">to explain the inter-subunit NOEs, recovering 6 further peaks in the envelope</w:t>
-      </w:r>
-      <w:r>
-        <w:t xml:space="preserve"> </w:t>
-      </w:r>
-      <w:r>
-        <w:t xml:space="preserve">(81/85 vs 75/85 single-protomer). The MAUS column is the fraction of peaks it</w:t>
-      </w:r>
-      <w:r>
-        <w:t xml:space="preserve"> </w:t>
-      </w:r>
-      <w:r>
-        <w:t xml:space="preserve">commits uniquely (all correct); at this wide tolerance none is uniquely forced, so</w:t>
-      </w:r>
-      <w:r>
-        <w:t xml:space="preserve"> </w:t>
-      </w:r>
-      <w:r>
-        <w:t xml:space="preserve">its coverage is entirely the Envelope column. The +HMBC column adds an optional</w:t>
-      </w:r>
-      <w:r>
-        <w:t xml:space="preserve"> </w:t>
-      </w:r>
-      <w:r>
-        <w:t xml:space="preserve">HMBC-HMQC geminal-link experiment (</w:t>
+        <w:t xml:space="preserve">structure does not support</w:t>
+      </w:r>
+      <w:r>
+        <w:t xml:space="preserve"> </w:t>
+      </w:r>
+      <w:r>
+        <w:t xml:space="preserve">(the conditional-envelope caveat below). The commit engine grows a max-feasible hard</w:t>
+      </w:r>
+      <w:r>
+        <w:t xml:space="preserve"> </w:t>
+      </w:r>
+      <w:r>
+        <w:t xml:space="preserve">set — the symmetric seed plus the carbon-only firm edges that keep the SAT feasible —</w:t>
+      </w:r>
+      <w:r>
+        <w:t xml:space="preserve"> </w:t>
+      </w:r>
+      <w:r>
+        <w:t xml:space="preserve">so it prunes enough to commit (its own envelope drops, but the reported Envelope column</w:t>
+      </w:r>
+      <w:r>
+        <w:t xml:space="preserve"> </w:t>
+      </w:r>
+      <w:r>
+        <w:t xml:space="preserve">is engE’s 98.8%). The MAUS column is the fraction of peaks committed uniquely (all</w:t>
+      </w:r>
+      <w:r>
+        <w:t xml:space="preserve"> </w:t>
+      </w:r>
+      <w:r>
+        <w:t xml:space="preserve">correct); none is uniquely forced here, so its coverage is entirely the Envelope</w:t>
+      </w:r>
+      <w:r>
+        <w:t xml:space="preserve"> </w:t>
+      </w:r>
+      <w:r>
+        <w:t xml:space="preserve">column. The +HMBC column would add the optional HMBC-HMQC geminal-link experiment</w:t>
+      </w:r>
+      <w:r>
+        <w:t xml:space="preserve"> </w:t>
+      </w:r>
+      <w:r>
+        <w:t xml:space="preserve">(</w:t>
       </w:r>
       <w:r>
         <w:rPr>
@@ -3352,19 +3453,19 @@
         <w:t xml:space="preserve">--hmbc</w:t>
       </w:r>
       <w:r>
-        <w:t xml:space="preserve">) on top of +soft, forcing each</w:t>
-      </w:r>
-      <w:r>
-        <w:t xml:space="preserve"> </w:t>
-      </w:r>
-      <w:r>
-        <w:t xml:space="preserve">Leu/Val geminal pair onto its two structural methyls; on TNF-α it is the one</w:t>
-      </w:r>
-      <w:r>
-        <w:t xml:space="preserve"> </w:t>
-      </w:r>
-      <w:r>
-        <w:t xml:space="preserve">experimental lever that helps (11.8→17.6%).</w:t>
+        <w:t xml:space="preserve">) on top of +soft; only one geminal link matches at this tolerance and adding</w:t>
+      </w:r>
+      <w:r>
+        <w:t xml:space="preserve"> </w:t>
+      </w:r>
+      <w:r>
+        <w:t xml:space="preserve">it to the already max-feasible commit set tips the SAT infeasible, so it is not reported</w:t>
+      </w:r>
+      <w:r>
+        <w:t xml:space="preserve"> </w:t>
+      </w:r>
+      <w:r>
+        <w:t xml:space="preserve">(n.r.).</w:t>
       </w:r>
     </w:p>
     <w:p>
@@ -4377,51 +4478,51 @@
               <w:pStyle w:val="Compact"/>
             </w:pPr>
             <w:r>
-              <w:t xml:space="preserve">38% (3/8)</w:t>
-            </w:r>
-          </w:p>
-        </w:tc>
-        <w:tc>
-          <w:tcPr/>
-          <w:p>
-            <w:pPr>
-              <w:pStyle w:val="Compact"/>
-            </w:pPr>
-            <w:r>
-              <w:t xml:space="preserve">3% (1/36)</w:t>
-            </w:r>
-          </w:p>
-        </w:tc>
-        <w:tc>
-          <w:tcPr/>
-          <w:p>
-            <w:pPr>
-              <w:pStyle w:val="Compact"/>
-            </w:pPr>
-            <w:r>
-              <w:t xml:space="preserve">12% (3/26)</w:t>
-            </w:r>
-          </w:p>
-        </w:tc>
-        <w:tc>
-          <w:tcPr/>
-          <w:p>
-            <w:pPr>
-              <w:pStyle w:val="Compact"/>
-            </w:pPr>
-            <w:r>
-              <w:t xml:space="preserve">25% (3/12)</w:t>
-            </w:r>
-          </w:p>
-        </w:tc>
-        <w:tc>
-          <w:tcPr/>
-          <w:p>
-            <w:pPr>
-              <w:pStyle w:val="Compact"/>
-            </w:pPr>
-            <w:r>
-              <w:t xml:space="preserve">0% (0/3)</w:t>
+              <w:t xml:space="preserve">100% (8/8)</w:t>
+            </w:r>
+          </w:p>
+        </w:tc>
+        <w:tc>
+          <w:tcPr/>
+          <w:p>
+            <w:pPr>
+              <w:pStyle w:val="Compact"/>
+            </w:pPr>
+            <w:r>
+              <w:t xml:space="preserve">25% (9/36)</w:t>
+            </w:r>
+          </w:p>
+        </w:tc>
+        <w:tc>
+          <w:tcPr/>
+          <w:p>
+            <w:pPr>
+              <w:pStyle w:val="Compact"/>
+            </w:pPr>
+            <w:r>
+              <w:t xml:space="preserve">19% (5/26)</w:t>
+            </w:r>
+          </w:p>
+        </w:tc>
+        <w:tc>
+          <w:tcPr/>
+          <w:p>
+            <w:pPr>
+              <w:pStyle w:val="Compact"/>
+            </w:pPr>
+            <w:r>
+              <w:t xml:space="preserve">50% (6/12)</w:t>
+            </w:r>
+          </w:p>
+        </w:tc>
+        <w:tc>
+          <w:tcPr/>
+          <w:p>
+            <w:pPr>
+              <w:pStyle w:val="Compact"/>
+            </w:pPr>
+            <w:r>
+              <w:t xml:space="preserve">33% (1/3)</w:t>
             </w:r>
           </w:p>
         </w:tc>
@@ -4443,7 +4544,7 @@
               <w:pStyle w:val="Compact"/>
             </w:pPr>
             <w:r>
-              <w:t xml:space="preserve">12% (10/85)</w:t>
+              <w:t xml:space="preserve">34% (29/85)</w:t>
             </w:r>
           </w:p>
         </w:tc>
@@ -4454,31 +4555,25 @@
         <w:pStyle w:val="BodyText"/>
       </w:pPr>
       <w:r>
-        <w:t xml:space="preserve">The real-data TNF-α row (matched at the wider H±0.02/C±0.1 tolerance) makes the</w:t>
-      </w:r>
-      <w:r>
-        <w:t xml:space="preserve"> </w:t>
-      </w:r>
-      <w:r>
-        <w:t xml:space="preserve">type dependence stark even as overall accuracy is low on this sparse network: Ile</w:t>
-      </w:r>
-      <w:r>
-        <w:t xml:space="preserve"> </w:t>
-      </w:r>
-      <w:r>
-        <w:t xml:space="preserve">(no geminal partner) is still the best-assigned type at 38%, while Leu collapses to</w:t>
-      </w:r>
-      <w:r>
-        <w:t xml:space="preserve"> </w:t>
-      </w:r>
-      <w:r>
-        <w:t xml:space="preserve">3% (1/36) and Val to 12% — the few firm NOEs cannot orient the geminal pairs, so</w:t>
-      </w:r>
-      <w:r>
-        <w:t xml:space="preserve"> </w:t>
-      </w:r>
-      <w:r>
-        <w:t xml:space="preserve">most Leu/Val calls are the</w:t>
+        <w:t xml:space="preserve">The real-data TNF-α row (symmetric-NOESY engine at H±0.01/C±0.05) makes the type</w:t>
+      </w:r>
+      <w:r>
+        <w:t xml:space="preserve"> </w:t>
+      </w:r>
+      <w:r>
+        <w:t xml:space="preserve">dependence stark even as overall accuracy is modest on this sparse network: Ile (no</w:t>
+      </w:r>
+      <w:r>
+        <w:t xml:space="preserve"> </w:t>
+      </w:r>
+      <w:r>
+        <w:t xml:space="preserve">geminal partner) is assigned outright at 100% (8/8), while Leu (25%) and Val (19%)</w:t>
+      </w:r>
+      <w:r>
+        <w:t xml:space="preserve"> </w:t>
+      </w:r>
+      <w:r>
+        <w:t xml:space="preserve">lag — the firm NOEs cannot orient the geminal pairs, so most Leu/Val calls are the</w:t>
       </w:r>
       <w:r>
         <w:t xml:space="preserve"> </w:t>
@@ -4493,19 +4588,25 @@
         <w:t xml:space="preserve"> </w:t>
       </w:r>
       <w:r>
-        <w:t xml:space="preserve">coin flip landing on the wrong δ/γ methyl</w:t>
-      </w:r>
-      <w:r>
-        <w:t xml:space="preserve"> </w:t>
-      </w:r>
-      <w:r>
-        <w:t xml:space="preserve">(they stay inside the MAUS envelope; only the intensity signal, weak here, could</w:t>
-      </w:r>
-      <w:r>
-        <w:t xml:space="preserve"> </w:t>
-      </w:r>
-      <w:r>
-        <w:t xml:space="preserve">break the tie).</w:t>
+        <w:t xml:space="preserve">coin flip landing on the wrong δ/γ methyl (they stay inside the MAUS</w:t>
+      </w:r>
+      <w:r>
+        <w:t xml:space="preserve"> </w:t>
+      </w:r>
+      <w:r>
+        <w:t xml:space="preserve">envelope; only the intensity signal, weak here, could break the tie). The</w:t>
+      </w:r>
+      <w:r>
+        <w:t xml:space="preserve"> </w:t>
+      </w:r>
+      <w:r>
+        <w:t xml:space="preserve">residue-level accuracy is 55% (47/85): the 21-point gap to the 34% methyl-level</w:t>
+      </w:r>
+      <w:r>
+        <w:t xml:space="preserve"> </w:t>
+      </w:r>
+      <w:r>
+        <w:t xml:space="preserve">figure is entirely geminal swaps — right residue, wrong δ1/δ2 or γ1/γ2.</w:t>
       </w:r>
     </w:p>
     <w:p>
@@ -5526,29 +5627,29 @@
               <w:pStyle w:val="Compact"/>
             </w:pPr>
             <w:r>
-              <w:t xml:space="preserve">38% (3/8)</w:t>
-            </w:r>
-          </w:p>
-        </w:tc>
-        <w:tc>
-          <w:tcPr/>
-          <w:p>
-            <w:pPr>
-              <w:pStyle w:val="Compact"/>
-            </w:pPr>
-            <w:r>
-              <w:t xml:space="preserve">6% (1/18)</w:t>
-            </w:r>
-          </w:p>
-        </w:tc>
-        <w:tc>
-          <w:tcPr/>
-          <w:p>
-            <w:pPr>
-              <w:pStyle w:val="Compact"/>
-            </w:pPr>
-            <w:r>
-              <w:t xml:space="preserve">0% (0/18)</w:t>
+              <w:t xml:space="preserve">100% (8/8)</w:t>
+            </w:r>
+          </w:p>
+        </w:tc>
+        <w:tc>
+          <w:tcPr/>
+          <w:p>
+            <w:pPr>
+              <w:pStyle w:val="Compact"/>
+            </w:pPr>
+            <w:r>
+              <w:t xml:space="preserve">22% (4/18)</w:t>
+            </w:r>
+          </w:p>
+        </w:tc>
+        <w:tc>
+          <w:tcPr/>
+          <w:p>
+            <w:pPr>
+              <w:pStyle w:val="Compact"/>
+            </w:pPr>
+            <w:r>
+              <w:t xml:space="preserve">28% (5/18)</w:t>
             </w:r>
           </w:p>
         </w:tc>
@@ -5570,29 +5671,29 @@
               <w:pStyle w:val="Compact"/>
             </w:pPr>
             <w:r>
-              <w:t xml:space="preserve">8% (1/13)</w:t>
-            </w:r>
-          </w:p>
-        </w:tc>
-        <w:tc>
-          <w:tcPr/>
-          <w:p>
-            <w:pPr>
-              <w:pStyle w:val="Compact"/>
-            </w:pPr>
-            <w:r>
-              <w:t xml:space="preserve">25% (3/12)</w:t>
-            </w:r>
-          </w:p>
-        </w:tc>
-        <w:tc>
-          <w:tcPr/>
-          <w:p>
-            <w:pPr>
-              <w:pStyle w:val="Compact"/>
-            </w:pPr>
-            <w:r>
-              <w:t xml:space="preserve">0% (0/3)</w:t>
+              <w:t xml:space="preserve">23% (3/13)</w:t>
+            </w:r>
+          </w:p>
+        </w:tc>
+        <w:tc>
+          <w:tcPr/>
+          <w:p>
+            <w:pPr>
+              <w:pStyle w:val="Compact"/>
+            </w:pPr>
+            <w:r>
+              <w:t xml:space="preserve">50% (6/12)</w:t>
+            </w:r>
+          </w:p>
+        </w:tc>
+        <w:tc>
+          <w:tcPr/>
+          <w:p>
+            <w:pPr>
+              <w:pStyle w:val="Compact"/>
+            </w:pPr>
+            <w:r>
+              <w:t xml:space="preserve">33% (1/3)</w:t>
             </w:r>
           </w:p>
         </w:tc>
@@ -6785,7 +6886,7 @@
           <wp:inline>
             <wp:extent cx="5334000" cy="2336521"/>
             <wp:effectExtent b="0" l="0" r="0" t="0"/>
-            <wp:docPr descr="Fig. 1. (A) The magicmaus pipeline. A SAT layer (MAUS) bounds each peak to a per-peak option set that provably contains the truth (100% envelope) and prunes candidates from up to ~60 to 1–3; an intensity-weighted NOE score (MAGIC-style), applied only within those bounds via a SAT-feasible seed and feasibility-preserving 3-cycle simulated annealing, commits to a single coherent map with a per-peak confidence tier (unique / scored / ambiguous). (B) Methyl-level accuracy across the seven structure-simulated benchmark targets (43–257 methyls, ordered by size) plus the real-experimental TNF-α homotrimer (real), all engines scored on the same 1/r6 intensity NOESY: magicmaus (+soft, blue) versus MAUS unique-only calls (purple; the constraint layer’s decisive fraction, abstaining elsewhere) and full-space MAGIC (red; hatched n.c.* where scoring did not converge within a 15-min budget). Green markers denote the truth-in-envelope guarantee — 100% on every simulated target, and 95.3% on real TNF-α data (matched at the wider H±0.02/C±0.1 tolerance), where a predicted structure cannot support 4 measured NOEs." title="" id="22" name="Picture"/>
+            <wp:docPr descr="Fig. 1. (A) The magicmaus pipeline. A SAT layer (MAUS) bounds each peak to a per-peak option set that provably contains the truth (100% envelope) and prunes candidates from up to ~60 to 1–3; an intensity-weighted NOE score (MAGIC-style), applied only within those bounds via a SAT-feasible seed and feasibility-preserving 3-cycle simulated annealing, commits to a single coherent map with a per-peak confidence tier (unique / scored / ambiguous). (B) Methyl-level accuracy across the seven structure-simulated benchmark targets (43–257 methyls, ordered by size) plus the real-experimental TNF-α homotrimer (real), all engines scored on the same 1/r6 intensity NOESY: magicmaus (+soft, blue) versus MAUS unique-only calls (purple; the constraint layer’s decisive fraction, abstaining elsewhere) and full-space MAGIC (red; hatched n.c.* where scoring did not converge within a 15-min budget). Green markers denote the truth-in-envelope guarantee — 100% on every simulated target, and 98.8% on real TNF-α data via reciprocal symmetric NOESY pairing (one peak carries an NOE the predicted structure cannot support; the plain carbon-only match is UNSAT on the dense trimer)." title="" id="22" name="Picture"/>
             <a:graphic>
               <a:graphicData uri="http://schemas.openxmlformats.org/drawingml/2006/picture">
                 <pic:pic>
@@ -6993,19 +7094,19 @@
         <w:t xml:space="preserve"> </w:t>
       </w:r>
       <w:r>
-        <w:t xml:space="preserve">guarantee — 100% on every simulated target, and 95.3% on real TNF-α data (matched</w:t>
-      </w:r>
-      <w:r>
-        <w:t xml:space="preserve"> </w:t>
-      </w:r>
-      <w:r>
-        <w:t xml:space="preserve">at the wider H±0.02/C±0.1 tolerance), where a predicted structure cannot support 4</w:t>
-      </w:r>
-      <w:r>
-        <w:t xml:space="preserve"> </w:t>
-      </w:r>
-      <w:r>
-        <w:t xml:space="preserve">measured NOEs.</w:t>
+        <w:t xml:space="preserve">guarantee — 100% on every simulated target, and 98.8% on real TNF-α data via</w:t>
+      </w:r>
+      <w:r>
+        <w:t xml:space="preserve"> </w:t>
+      </w:r>
+      <w:r>
+        <w:t xml:space="preserve">reciprocal symmetric NOESY pairing (one peak carries an NOE the predicted structure</w:t>
+      </w:r>
+      <w:r>
+        <w:t xml:space="preserve"> </w:t>
+      </w:r>
+      <w:r>
+        <w:t xml:space="preserve">cannot support; the plain carbon-only match is UNSAT on the dense trimer).</w:t>
       </w:r>
     </w:p>
     <w:bookmarkEnd w:id="24"/>

--- a/magicmaus_AppNote.docx
+++ b/magicmaus_AppNote.docx
@@ -2063,7 +2063,7 @@
         <w:t xml:space="preserve"> </w:t>
       </w:r>
       <w:r>
-        <w:t xml:space="preserve">methyl–methyl contact.) Committed accuracy is 34.1% methyl (31.8% before soft</w:t>
+        <w:t xml:space="preserve">methyl–methyl contact.) Committed accuracy is 37.6% methyl (35.3% before soft</w:t>
       </w:r>
       <w:r>
         <w:t xml:space="preserve"> </w:t>
@@ -2075,19 +2075,19 @@
         <w:t xml:space="preserve"> </w:t>
       </w:r>
       <w:r>
-        <w:t xml:space="preserve">a boolean-dominated (H)CCH network scored against a predicted fold. The 21-point</w:t>
-      </w:r>
-      <w:r>
-        <w:t xml:space="preserve"> </w:t>
-      </w:r>
-      <w:r>
-        <w:t xml:space="preserve">methyl-vs-residue gap is entirely geminal swaps: right residue, wrong δ1/δ2 or γ1/γ2</w:t>
-      </w:r>
-      <w:r>
-        <w:t xml:space="preserve"> </w:t>
-      </w:r>
-      <w:r>
-        <w:t xml:space="preserve">(Table 3). The optional HMBC lever does</w:t>
+        <w:t xml:space="preserve">a boolean-dominated (H)CCH network scored against a predicted fold. The methyl-vs-</w:t>
+      </w:r>
+      <w:r>
+        <w:t xml:space="preserve"> </w:t>
+      </w:r>
+      <w:r>
+        <w:t xml:space="preserve">residue gap is entirely geminal swaps: right residue, wrong δ1/δ2 or γ1/γ2 (Table 3).</w:t>
+      </w:r>
+      <w:r>
+        <w:t xml:space="preserve"> </w:t>
+      </w:r>
+      <w:r>
+        <w:t xml:space="preserve">Because the scoring objective’s global optimum is</w:t>
       </w:r>
       <w:r>
         <w:t xml:space="preserve"> </w:t>
@@ -2103,19 +2103,83 @@
         <w:t xml:space="preserve"> </w:t>
       </w:r>
       <w:r>
-        <w:t xml:space="preserve">help this run — only one geminal link</w:t>
-      </w:r>
-      <w:r>
-        <w:t xml:space="preserve"> </w:t>
-      </w:r>
-      <w:r>
-        <w:t xml:space="preserve">matches the peaks at H±0.01/C±0.05, and adding it to the already max-feasible commit</w:t>
-      </w:r>
-      <w:r>
-        <w:t xml:space="preserve"> </w:t>
-      </w:r>
-      <w:r>
-        <w:t xml:space="preserve">set tips the SAT infeasible rather than orienting the pairs (Table 1, n.r.).</w:t>
+        <w:t xml:space="preserve">the truth here (climbing it —</w:t>
+      </w:r>
+      <w:r>
+        <w:t xml:space="preserve"> </w:t>
+      </w:r>
+      <w:r>
+        <w:t xml:space="preserve">more annealing restarts, or a normalized objective — lowers accuracy, since real</w:t>
+      </w:r>
+      <w:r>
+        <w:t xml:space="preserve"> </w:t>
+      </w:r>
+      <w:r>
+        <w:t xml:space="preserve">intensities against a predicted fold do not pin the true distances), the swaps are</w:t>
+      </w:r>
+      <w:r>
+        <w:t xml:space="preserve"> </w:t>
+      </w:r>
+      <w:r>
+        <w:t xml:space="preserve">broken instead by a deterministic geminal resolver: for each Leu/Val pair whose two</w:t>
+      </w:r>
+      <w:r>
+        <w:t xml:space="preserve"> </w:t>
+      </w:r>
+      <w:r>
+        <w:t xml:space="preserve">methyls are both committed, the peak with the stronger NOE cross peak to a shared</w:t>
+      </w:r>
+      <w:r>
+        <w:t xml:space="preserve"> </w:t>
+      </w:r>
+      <w:r>
+        <w:t xml:space="preserve">partner Q takes the methyl structurally closer to Q (I ~ 1/r⁶), a local 2-way flip</w:t>
+      </w:r>
+      <w:r>
+        <w:t xml:space="preserve"> </w:t>
+      </w:r>
+      <w:r>
+        <w:t xml:space="preserve">that raises Leu/Val methyl accuracy from 22.6% to 27.4% (Leu 25→33%) and overall</w:t>
+      </w:r>
+      <w:r>
+        <w:t xml:space="preserve"> </w:t>
+      </w:r>
+      <w:r>
+        <w:t xml:space="preserve">methyl from 34.1% to 37.6% without disturbing the residue assignment or the envelope.</w:t>
+      </w:r>
+      <w:r>
+        <w:t xml:space="preserve"> </w:t>
+      </w:r>
+      <w:r>
+        <w:t xml:space="preserve">The optional HMBC lever does</w:t>
+      </w:r>
+      <w:r>
+        <w:t xml:space="preserve"> </w:t>
+      </w:r>
+      <w:r>
+        <w:rPr>
+          <w:i/>
+          <w:iCs/>
+        </w:rPr>
+        <w:t xml:space="preserve">not</w:t>
+      </w:r>
+      <w:r>
+        <w:t xml:space="preserve"> </w:t>
+      </w:r>
+      <w:r>
+        <w:t xml:space="preserve">help this run — only one geminal link matches the</w:t>
+      </w:r>
+      <w:r>
+        <w:t xml:space="preserve"> </w:t>
+      </w:r>
+      <w:r>
+        <w:t xml:space="preserve">peaks at H±0.01/C±0.05, and adding it to the already max-feasible commit set tips the</w:t>
+      </w:r>
+      <w:r>
+        <w:t xml:space="preserve"> </w:t>
+      </w:r>
+      <w:r>
+        <w:t xml:space="preserve">SAT infeasible rather than orienting the pairs (Table 1, n.r.).</w:t>
       </w:r>
     </w:p>
     <w:p>
@@ -3224,7 +3288,7 @@
               <w:jc w:val="right"/>
             </w:pPr>
             <w:r>
-              <w:t xml:space="preserve">31.8%</w:t>
+              <w:t xml:space="preserve">35.3%</w:t>
             </w:r>
           </w:p>
         </w:tc>
@@ -3236,7 +3300,7 @@
               <w:jc w:val="right"/>
             </w:pPr>
             <w:r>
-              <w:t xml:space="preserve">34.1%</w:t>
+              <w:t xml:space="preserve">37.6%</w:t>
             </w:r>
           </w:p>
         </w:tc>
@@ -4489,7 +4553,7 @@
               <w:pStyle w:val="Compact"/>
             </w:pPr>
             <w:r>
-              <w:t xml:space="preserve">25% (9/36)</w:t>
+              <w:t xml:space="preserve">33% (12/36)</w:t>
             </w:r>
           </w:p>
         </w:tc>
@@ -4544,7 +4608,7 @@
               <w:pStyle w:val="Compact"/>
             </w:pPr>
             <w:r>
-              <w:t xml:space="preserve">34% (29/85)</w:t>
+              <w:t xml:space="preserve">38% (32/85)</w:t>
             </w:r>
           </w:p>
         </w:tc>
@@ -4555,58 +4619,61 @@
         <w:pStyle w:val="BodyText"/>
       </w:pPr>
       <w:r>
-        <w:t xml:space="preserve">The real-data TNF-α row (symmetric-NOESY engine at H±0.01/C±0.05) makes the type</w:t>
-      </w:r>
-      <w:r>
-        <w:t xml:space="preserve"> </w:t>
-      </w:r>
-      <w:r>
-        <w:t xml:space="preserve">dependence stark even as overall accuracy is modest on this sparse network: Ile (no</w:t>
-      </w:r>
-      <w:r>
-        <w:t xml:space="preserve"> </w:t>
-      </w:r>
-      <w:r>
-        <w:t xml:space="preserve">geminal partner) is assigned outright at 100% (8/8), while Leu (25%) and Val (19%)</w:t>
-      </w:r>
-      <w:r>
-        <w:t xml:space="preserve"> </w:t>
-      </w:r>
-      <w:r>
-        <w:t xml:space="preserve">lag — the firm NOEs cannot orient the geminal pairs, so most Leu/Val calls are the</w:t>
-      </w:r>
-      <w:r>
-        <w:t xml:space="preserve"> </w:t>
-      </w:r>
-      <w:r>
-        <w:rPr>
-          <w:rStyle w:val="VerbatimChar"/>
-        </w:rPr>
-        <w:t xml:space="preserve">ambiguous</w:t>
-      </w:r>
-      <w:r>
-        <w:t xml:space="preserve"> </w:t>
-      </w:r>
-      <w:r>
-        <w:t xml:space="preserve">coin flip landing on the wrong δ/γ methyl (they stay inside the MAUS</w:t>
-      </w:r>
-      <w:r>
-        <w:t xml:space="preserve"> </w:t>
-      </w:r>
-      <w:r>
-        <w:t xml:space="preserve">envelope; only the intensity signal, weak here, could break the tie). The</w:t>
-      </w:r>
-      <w:r>
-        <w:t xml:space="preserve"> </w:t>
-      </w:r>
-      <w:r>
-        <w:t xml:space="preserve">residue-level accuracy is 55% (47/85): the 21-point gap to the 34% methyl-level</w:t>
-      </w:r>
-      <w:r>
-        <w:t xml:space="preserve"> </w:t>
-      </w:r>
-      <w:r>
-        <w:t xml:space="preserve">figure is entirely geminal swaps — right residue, wrong δ1/δ2 or γ1/γ2.</w:t>
+        <w:t xml:space="preserve">The real-data TNF-α row (symmetric-NOESY engine at H±0.01/C±0.05, with the geminal</w:t>
+      </w:r>
+      <w:r>
+        <w:t xml:space="preserve"> </w:t>
+      </w:r>
+      <w:r>
+        <w:t xml:space="preserve">intensity-ratio resolver) makes the type dependence stark even as overall accuracy is</w:t>
+      </w:r>
+      <w:r>
+        <w:t xml:space="preserve"> </w:t>
+      </w:r>
+      <w:r>
+        <w:t xml:space="preserve">modest on this sparse network: Ile (no geminal partner) is assigned outright at 100%</w:t>
+      </w:r>
+      <w:r>
+        <w:t xml:space="preserve"> </w:t>
+      </w:r>
+      <w:r>
+        <w:t xml:space="preserve">(8/8), while Leu (33%) and Val (19%) lag — the firm NOEs cannot fully orient the</w:t>
+      </w:r>
+      <w:r>
+        <w:t xml:space="preserve"> </w:t>
+      </w:r>
+      <w:r>
+        <w:t xml:space="preserve">geminal pairs. The geminal resolver (I ~ 1/r⁶: the stronger NOE to a shared partner</w:t>
+      </w:r>
+      <w:r>
+        <w:t xml:space="preserve"> </w:t>
+      </w:r>
+      <w:r>
+        <w:t xml:space="preserve">belongs to the closer methyl) lifts Leu from 25 to 33% and Leu/Val together from 22.6</w:t>
+      </w:r>
+      <w:r>
+        <w:t xml:space="preserve"> </w:t>
+      </w:r>
+      <w:r>
+        <w:t xml:space="preserve">to 27.4%; the residual is where no shared firm partner separates δ1/δ2 (or γ1/γ2),</w:t>
+      </w:r>
+      <w:r>
+        <w:t xml:space="preserve"> </w:t>
+      </w:r>
+      <w:r>
+        <w:t xml:space="preserve">which stays inside the MAUS envelope as a genuine coin flip. The residue-level accuracy</w:t>
+      </w:r>
+      <w:r>
+        <w:t xml:space="preserve"> </w:t>
+      </w:r>
+      <w:r>
+        <w:t xml:space="preserve">is 55% (47/85): the gap to the 38% methyl-level figure is entirely these unresolved</w:t>
+      </w:r>
+      <w:r>
+        <w:t xml:space="preserve"> </w:t>
+      </w:r>
+      <w:r>
+        <w:t xml:space="preserve">geminal swaps — right residue, wrong δ1/δ2 or γ1/γ2.</w:t>
       </w:r>
     </w:p>
     <w:p>
@@ -5638,18 +5705,18 @@
               <w:pStyle w:val="Compact"/>
             </w:pPr>
             <w:r>
-              <w:t xml:space="preserve">22% (4/18)</w:t>
-            </w:r>
-          </w:p>
-        </w:tc>
-        <w:tc>
-          <w:tcPr/>
-          <w:p>
-            <w:pPr>
-              <w:pStyle w:val="Compact"/>
-            </w:pPr>
-            <w:r>
               <w:t xml:space="preserve">28% (5/18)</w:t>
+            </w:r>
+          </w:p>
+        </w:tc>
+        <w:tc>
+          <w:tcPr/>
+          <w:p>
+            <w:pPr>
+              <w:pStyle w:val="Compact"/>
+            </w:pPr>
+            <w:r>
+              <w:t xml:space="preserve">39% (7/18)</w:t>
             </w:r>
           </w:p>
         </w:tc>

--- a/magicmaus_AppNote.docx
+++ b/magicmaus_AppNote.docx
@@ -416,7 +416,31 @@
         <w:t xml:space="preserve"> </w:t>
       </w:r>
       <w:r>
-        <w:t xml:space="preserve">NOEs, recovering 6 further peaks in the envelope.</w:t>
+        <w:t xml:space="preserve">NOEs, recovering 9 further peaks in the envelope. On this one real target the global</w:t>
+      </w:r>
+      <w:r>
+        <w:t xml:space="preserve"> </w:t>
+      </w:r>
+      <w:r>
+        <w:t xml:space="preserve">NOE objective no longer peaks at the truth, so a deterministic geminal intensity-ratio</w:t>
+      </w:r>
+      <w:r>
+        <w:t xml:space="preserve"> </w:t>
+      </w:r>
+      <w:r>
+        <w:t xml:space="preserve">step (the stronger cross peak to a shared partner belongs to the closer methyl)</w:t>
+      </w:r>
+      <w:r>
+        <w:t xml:space="preserve"> </w:t>
+      </w:r>
+      <w:r>
+        <w:t xml:space="preserve">partially resolves the Leu/Val δ1/δ2 swaps (Leu/Val methyl 22.6→27.4%), contributing</w:t>
+      </w:r>
+      <w:r>
+        <w:t xml:space="preserve"> </w:t>
+      </w:r>
+      <w:r>
+        <w:t xml:space="preserve">to a committed 37.6% methyl accuracy.</w:t>
       </w:r>
     </w:p>
     <w:p>
@@ -1683,7 +1707,7 @@
         <w:t xml:space="preserve"> </w:t>
       </w:r>
       <w:r>
-        <w:t xml:space="preserve">smaller targets (a perfect 43/43 on ubiquitin) and</w:t>
+        <w:t xml:space="preserve">smaller non-hard-case targets (a perfect 43/43 on ubiquitin) and</w:t>
       </w:r>
       <w:r>
         <w:t xml:space="preserve"> </w:t>
@@ -1699,25 +1723,31 @@
         <w:t xml:space="preserve"> </w:t>
       </w:r>
       <w:r>
-        <w:t xml:space="preserve">on MBP — up to an</w:t>
-      </w:r>
-      <w:r>
-        <w:t xml:space="preserve"> </w:t>
-      </w:r>
-      <w:r>
-        <w:t xml:space="preserve">order of magnitude above scoring over the full space. This accuracy comes from the</w:t>
-      </w:r>
-      <w:r>
-        <w:t xml:space="preserve"> </w:t>
-      </w:r>
-      <w:r>
-        <w:t xml:space="preserve">scoring layer’s 3-cycle simulated-annealing search: on an intensity network the</w:t>
-      </w:r>
-      <w:r>
-        <w:t xml:space="preserve"> </w:t>
-      </w:r>
-      <w:r>
-        <w:t xml:space="preserve">NOE objective’s global optimum is the truth (a truth-seeded search scores ~96%),</w:t>
+        <w:t xml:space="preserve">on MBP —</w:t>
+      </w:r>
+      <w:r>
+        <w:t xml:space="preserve"> </w:t>
+      </w:r>
+      <w:r>
+        <w:t xml:space="preserve">up to an order of magnitude above scoring over the full space. This accuracy comes</w:t>
+      </w:r>
+      <w:r>
+        <w:t xml:space="preserve"> </w:t>
+      </w:r>
+      <w:r>
+        <w:t xml:space="preserve">from the scoring layer’s 3-cycle simulated-annealing search: on a simulated intensity</w:t>
+      </w:r>
+      <w:r>
+        <w:t xml:space="preserve"> </w:t>
+      </w:r>
+      <w:r>
+        <w:t xml:space="preserve">network built from the true structure, the NOE objective’s global optimum is the truth</w:t>
+      </w:r>
+      <w:r>
+        <w:t xml:space="preserve"> </w:t>
+      </w:r>
+      <w:r>
+        <w:t xml:space="preserve">(a truth-seeded search scores ~96%),</w:t>
       </w:r>
       <w:r>
         <w:t xml:space="preserve"> </w:t>
@@ -1765,106 +1795,13 @@
         <w:t xml:space="preserve"> </w:t>
       </w:r>
       <w:r>
-        <w:t xml:space="preserve">optimised must actually carry a firm NOE. The hard cases are the targets whose 3D</w:t>
-      </w:r>
-      <w:r>
-        <w:t xml:space="preserve"> </w:t>
-      </w:r>
-      <w:r>
-        <w:t xml:space="preserve">(H)CCH network yields few firm NOEs: REC3 (60.0%; 50 of 85 methyls Leu) and above</w:t>
-      </w:r>
-      <w:r>
-        <w:t xml:space="preserve"> </w:t>
-      </w:r>
-      <w:r>
-        <w:t xml:space="preserve">all MSG, where only 262 cross peaks resolve to a firm constraint so 95 of 257 peaks</w:t>
-      </w:r>
-      <w:r>
-        <w:t xml:space="preserve"> </w:t>
-      </w:r>
-      <w:r>
-        <w:t xml:space="preserve">carry none — below magicmaus’s 75% firm-NOE coverage cut, so the annealer is</w:t>
-      </w:r>
-      <w:r>
-        <w:t xml:space="preserve"> </w:t>
-      </w:r>
-      <w:r>
-        <w:t xml:space="preserve">withheld and the greedy ascent commits 29.6% (38.5% with HMBC) where MAGIC does not</w:t>
-      </w:r>
-      <w:r>
-        <w:t xml:space="preserve"> </w:t>
-      </w:r>
-      <w:r>
-        <w:t xml:space="preserve">converge at all, still under the 100% envelope. On these, an achiral NOE network</w:t>
-      </w:r>
-      <w:r>
-        <w:t xml:space="preserve"> </w:t>
-      </w:r>
-      <w:r>
-        <w:t xml:space="preserve">leaves many geminal pairs and</w:t>
-      </w:r>
-      <w:r>
-        <w:t xml:space="preserve"> </w:t>
-      </w:r>
-      <w:r>
-        <w:t xml:space="preserve">shift-degenerate peaks genuinely unresolvable, which magicmaus flags as</w:t>
-      </w:r>
-      <w:r>
-        <w:t xml:space="preserve"> </w:t>
-      </w:r>
-      <w:r>
-        <w:rPr>
-          <w:rStyle w:val="VerbatimChar"/>
-        </w:rPr>
-        <w:t xml:space="preserve">ambiguous</w:t>
-      </w:r>
-      <w:r>
-        <w:t xml:space="preserve"> </w:t>
-      </w:r>
-      <w:r>
-        <w:t xml:space="preserve">and reports as full option sets rather than guessing. Folding the discarded</w:t>
-      </w:r>
-      <w:r>
-        <w:t xml:space="preserve"> </w:t>
-      </w:r>
-      <w:r>
-        <w:t xml:space="preserve">ambiguous NOEs back in as soft evidence (</w:t>
-      </w:r>
-      <w:r>
-        <w:rPr>
-          <w:rStyle w:val="VerbatimChar"/>
-        </w:rPr>
-        <w:t xml:space="preserve">--soft-ambiguous</w:t>
-      </w:r>
-      <w:r>
-        <w:t xml:space="preserve">) helped on most targets</w:t>
-      </w:r>
-      <w:r>
-        <w:t xml:space="preserve"> </w:t>
-      </w:r>
-      <w:r>
-        <w:t xml:space="preserve">(IL-2 +8.5, HNH +3.5, REC2 +1.6 points) but was a wash on the densely degenerate</w:t>
-      </w:r>
-      <w:r>
-        <w:t xml:space="preserve"> </w:t>
-      </w:r>
-      <w:r>
-        <w:t xml:space="preserve">REC3, so it is offered as an option, not a default. Adding one further optional</w:t>
-      </w:r>
-      <w:r>
-        <w:t xml:space="preserve"> </w:t>
-      </w:r>
-      <w:r>
-        <w:t xml:space="preserve">input — an HMBC-HMQC experiment (</w:t>
-      </w:r>
-      <w:r>
-        <w:rPr>
-          <w:rStyle w:val="VerbatimChar"/>
-        </w:rPr>
-        <w:t xml:space="preserve">--hmbc</w:t>
-      </w:r>
-      <w:r>
-        <w:t xml:space="preserve">; Siemons</w:t>
+        <w:t xml:space="preserve">optimised must actually carry a firm NOE. A third condition surfaces only on real</w:t>
+      </w:r>
+      <w:r>
+        <w:t xml:space="preserve"> </w:t>
+      </w:r>
+      <w:r>
+        <w:t xml:space="preserve">data: the reference structure must itself be accurate. Scored against a</w:t>
       </w:r>
       <w:r>
         <w:t xml:space="preserve"> </w:t>
@@ -1874,28 +1811,130 @@
           <w:i/>
           <w:iCs/>
         </w:rPr>
-        <w:t xml:space="preserve">et al.</w:t>
-      </w:r>
-      <w:r>
-        <w:t xml:space="preserve">, 2019) that identifies</w:t>
-      </w:r>
-      <w:r>
-        <w:t xml:space="preserve"> </w:t>
-      </w:r>
-      <w:r>
-        <w:t xml:space="preserve">which two HMQC peaks are the geminal pair of one residue — enters as a hard</w:t>
-      </w:r>
-      <w:r>
-        <w:t xml:space="preserve"> </w:t>
-      </w:r>
-      <w:r>
-        <w:t xml:space="preserve">constraint tying that pair to a single structural residue. It does not by itself</w:t>
-      </w:r>
-      <w:r>
-        <w:t xml:space="preserve"> </w:t>
-      </w:r>
-      <w:r>
-        <w:t xml:space="preserve">orient δ1 versus δ2 (the constraint admits both orderings); it collapses</w:t>
+        <w:t xml:space="preserve">predicted</w:t>
+      </w:r>
+      <w:r>
+        <w:t xml:space="preserve"> </w:t>
+      </w:r>
+      <w:r>
+        <w:t xml:space="preserve">fold (TNF-α, Section 3) the objective’s optimum can sit off the truth even with real</w:t>
+      </w:r>
+      <w:r>
+        <w:t xml:space="preserve"> </w:t>
+      </w:r>
+      <w:r>
+        <w:t xml:space="preserve">intensities — climbing it harder then lowers accuracy — so there magicmaus orients</w:t>
+      </w:r>
+      <w:r>
+        <w:t xml:space="preserve"> </w:t>
+      </w:r>
+      <w:r>
+        <w:t xml:space="preserve">δ1/δ2 with a deterministic local geminal resolver (Section 3) rather than by climbing</w:t>
+      </w:r>
+      <w:r>
+        <w:t xml:space="preserve"> </w:t>
+      </w:r>
+      <w:r>
+        <w:t xml:space="preserve">the global score. The hard cases are the targets whose 3D</w:t>
+      </w:r>
+      <w:r>
+        <w:t xml:space="preserve"> </w:t>
+      </w:r>
+      <w:r>
+        <w:t xml:space="preserve">(H)CCH network yields few firm NOEs: REC3 (60.0%; 50 of 85 methyls Leu) and above</w:t>
+      </w:r>
+      <w:r>
+        <w:t xml:space="preserve"> </w:t>
+      </w:r>
+      <w:r>
+        <w:t xml:space="preserve">all MSG, where only 262 cross peaks resolve to a firm constraint so 95 of 257 peaks</w:t>
+      </w:r>
+      <w:r>
+        <w:t xml:space="preserve"> </w:t>
+      </w:r>
+      <w:r>
+        <w:t xml:space="preserve">carry none — below magicmaus’s 75% firm-NOE coverage cut, so the annealer is</w:t>
+      </w:r>
+      <w:r>
+        <w:t xml:space="preserve"> </w:t>
+      </w:r>
+      <w:r>
+        <w:t xml:space="preserve">withheld and the greedy ascent commits 29.6% (38.5% with HMBC) where MAGIC does not</w:t>
+      </w:r>
+      <w:r>
+        <w:t xml:space="preserve"> </w:t>
+      </w:r>
+      <w:r>
+        <w:t xml:space="preserve">converge at all, still under the 100% envelope. On these, an achiral NOE network</w:t>
+      </w:r>
+      <w:r>
+        <w:t xml:space="preserve"> </w:t>
+      </w:r>
+      <w:r>
+        <w:t xml:space="preserve">leaves many geminal pairs and</w:t>
+      </w:r>
+      <w:r>
+        <w:t xml:space="preserve"> </w:t>
+      </w:r>
+      <w:r>
+        <w:t xml:space="preserve">shift-degenerate peaks genuinely unresolvable, which magicmaus flags as</w:t>
+      </w:r>
+      <w:r>
+        <w:t xml:space="preserve"> </w:t>
+      </w:r>
+      <w:r>
+        <w:rPr>
+          <w:rStyle w:val="VerbatimChar"/>
+        </w:rPr>
+        <w:t xml:space="preserve">ambiguous</w:t>
+      </w:r>
+      <w:r>
+        <w:t xml:space="preserve"> </w:t>
+      </w:r>
+      <w:r>
+        <w:t xml:space="preserve">and reports as full option sets rather than guessing. Folding the discarded</w:t>
+      </w:r>
+      <w:r>
+        <w:t xml:space="preserve"> </w:t>
+      </w:r>
+      <w:r>
+        <w:t xml:space="preserve">ambiguous NOEs back in as soft evidence (</w:t>
+      </w:r>
+      <w:r>
+        <w:rPr>
+          <w:rStyle w:val="VerbatimChar"/>
+        </w:rPr>
+        <w:t xml:space="preserve">--soft-ambiguous</w:t>
+      </w:r>
+      <w:r>
+        <w:t xml:space="preserve">) helped on most targets</w:t>
+      </w:r>
+      <w:r>
+        <w:t xml:space="preserve"> </w:t>
+      </w:r>
+      <w:r>
+        <w:t xml:space="preserve">(IL-2 +8.5, HNH +3.5, REC2 +1.6 points) but was a wash on the densely degenerate</w:t>
+      </w:r>
+      <w:r>
+        <w:t xml:space="preserve"> </w:t>
+      </w:r>
+      <w:r>
+        <w:t xml:space="preserve">REC3, so it is offered as an option, not a default. Adding one further optional</w:t>
+      </w:r>
+      <w:r>
+        <w:t xml:space="preserve"> </w:t>
+      </w:r>
+      <w:r>
+        <w:t xml:space="preserve">input — an HMBC-HMQC experiment (</w:t>
+      </w:r>
+      <w:r>
+        <w:rPr>
+          <w:rStyle w:val="VerbatimChar"/>
+        </w:rPr>
+        <w:t xml:space="preserve">--hmbc</w:t>
+      </w:r>
+      <w:r>
+        <w:t xml:space="preserve">; Siemons</w:t>
       </w:r>
       <w:r>
         <w:t xml:space="preserve"> </w:t>
@@ -1905,6 +1944,37 @@
           <w:i/>
           <w:iCs/>
         </w:rPr>
+        <w:t xml:space="preserve">et al.</w:t>
+      </w:r>
+      <w:r>
+        <w:t xml:space="preserve">, 2019) that identifies</w:t>
+      </w:r>
+      <w:r>
+        <w:t xml:space="preserve"> </w:t>
+      </w:r>
+      <w:r>
+        <w:t xml:space="preserve">which two HMQC peaks are the geminal pair of one residue — enters as a hard</w:t>
+      </w:r>
+      <w:r>
+        <w:t xml:space="preserve"> </w:t>
+      </w:r>
+      <w:r>
+        <w:t xml:space="preserve">constraint tying that pair to a single structural residue. It does not by itself</w:t>
+      </w:r>
+      <w:r>
+        <w:t xml:space="preserve"> </w:t>
+      </w:r>
+      <w:r>
+        <w:t xml:space="preserve">orient δ1 versus δ2 (the constraint admits both orderings); it collapses</w:t>
+      </w:r>
+      <w:r>
+        <w:t xml:space="preserve"> </w:t>
+      </w:r>
+      <w:r>
+        <w:rPr>
+          <w:i/>
+          <w:iCs/>
+        </w:rPr>
         <w:t xml:space="preserve">cross-residue</w:t>
       </w:r>
       <w:r>
@@ -1917,7 +1987,13 @@
         <w:t xml:space="preserve"> </w:t>
       </w:r>
       <w:r>
-        <w:t xml:space="preserve">orientation to the score. Its net effect on accuracy is target-dependent: it helps</w:t>
+        <w:t xml:space="preserve">orientation to the score (or, on a predicted fold, to the local resolver below). Its</w:t>
+      </w:r>
+      <w:r>
+        <w:t xml:space="preserve"> </w:t>
+      </w:r>
+      <w:r>
+        <w:t xml:space="preserve">net effect on accuracy is target-dependent: it helps</w:t>
       </w:r>
       <w:r>
         <w:t xml:space="preserve"> </w:t>
@@ -1935,25 +2011,88 @@
         <w:t xml:space="preserve"> </w:t>
       </w:r>
       <w:r>
-        <w:t xml:space="preserve">that scores lower, so it too is opt-in. Running the same scoring inside the MAUS</w:t>
-      </w:r>
-      <w:r>
-        <w:t xml:space="preserve"> </w:t>
-      </w:r>
-      <w:r>
-        <w:t xml:space="preserve">bounds thus yields roughly an order of magnitude more single-answer accuracy than</w:t>
-      </w:r>
-      <w:r>
-        <w:t xml:space="preserve"> </w:t>
-      </w:r>
-      <w:r>
-        <w:t xml:space="preserve">scoring over the full space, at no cost to the certainty guarantee, and improves</w:t>
-      </w:r>
-      <w:r>
-        <w:t xml:space="preserve"> </w:t>
-      </w:r>
-      <w:r>
-        <w:t xml:space="preserve">with added experimental input where that input is informative.</w:t>
+        <w:t xml:space="preserve">that scores lower, so it too is opt-in. A third lever addresses the δ1/δ2 swap the</w:t>
+      </w:r>
+      <w:r>
+        <w:t xml:space="preserve"> </w:t>
+      </w:r>
+      <w:r>
+        <w:t xml:space="preserve">HMBC link leaves open, for the regime where the global score cannot (above): the</w:t>
+      </w:r>
+      <w:r>
+        <w:t xml:space="preserve"> </w:t>
+      </w:r>
+      <w:r>
+        <w:t xml:space="preserve">intensity signal is applied locally instead of globally. For each geminal pair whose</w:t>
+      </w:r>
+      <w:r>
+        <w:t xml:space="preserve"> </w:t>
+      </w:r>
+      <w:r>
+        <w:t xml:space="preserve">two methyls are both committed, a shared NOE partner Q votes by</w:t>
+      </w:r>
+      <w:r>
+        <w:t xml:space="preserve"> </w:t>
+      </w:r>
+      <w:r>
+        <w:rPr>
+          <w:rStyle w:val="VerbatimChar"/>
+        </w:rPr>
+        <w:t xml:space="preserve">sign(I(P_a,Q) − I(P_b,Q)) · sign(1/r⁶(g_1,Q) − 1/r⁶(g_2,Q))</w:t>
+      </w:r>
+      <w:r>
+        <w:t xml:space="preserve"> </w:t>
+      </w:r>
+      <w:r>
+        <w:t xml:space="preserve">— the stronger cross</w:t>
+      </w:r>
+      <w:r>
+        <w:t xml:space="preserve"> </w:t>
+      </w:r>
+      <w:r>
+        <w:t xml:space="preserve">peak belongs to the methyl closer to Q — and the pair is flipped if the firm-edge</w:t>
+      </w:r>
+      <w:r>
+        <w:t xml:space="preserve"> </w:t>
+      </w:r>
+      <w:r>
+        <w:t xml:space="preserve">majority disagrees. This deterministic post-step orients δ1/δ2 for the subset of pairs</w:t>
+      </w:r>
+      <w:r>
+        <w:t xml:space="preserve"> </w:t>
+      </w:r>
+      <w:r>
+        <w:t xml:space="preserve">with a separating shared firm partner (the rest stay coin flips), without disturbing</w:t>
+      </w:r>
+      <w:r>
+        <w:t xml:space="preserve"> </w:t>
+      </w:r>
+      <w:r>
+        <w:t xml:space="preserve">the residue assignment or the envelope, and on TNF-α is what breaks the geminal swaps</w:t>
+      </w:r>
+      <w:r>
+        <w:t xml:space="preserve"> </w:t>
+      </w:r>
+      <w:r>
+        <w:t xml:space="preserve">the global score leaves (Section 3). Running the same scoring inside the MAUS bounds</w:t>
+      </w:r>
+      <w:r>
+        <w:t xml:space="preserve"> </w:t>
+      </w:r>
+      <w:r>
+        <w:t xml:space="preserve">thus yields roughly an order of magnitude more single-answer accuracy than scoring</w:t>
+      </w:r>
+      <w:r>
+        <w:t xml:space="preserve"> </w:t>
+      </w:r>
+      <w:r>
+        <w:t xml:space="preserve">over the full space, at no cost to the certainty guarantee, and improves with added</w:t>
+      </w:r>
+      <w:r>
+        <w:t xml:space="preserve"> </w:t>
+      </w:r>
+      <w:r>
+        <w:t xml:space="preserve">experimental input where that input is informative.</w:t>
       </w:r>
     </w:p>
     <w:p>
@@ -2063,31 +2202,49 @@
         <w:t xml:space="preserve"> </w:t>
       </w:r>
       <w:r>
-        <w:t xml:space="preserve">methyl–methyl contact.) Committed accuracy is 37.6% methyl (35.3% before soft</w:t>
-      </w:r>
-      <w:r>
-        <w:t xml:space="preserve"> </w:t>
-      </w:r>
-      <w:r>
-        <w:t xml:space="preserve">evidence) and 55.3% at residue level — short of the simulated targets, as expected for</w:t>
-      </w:r>
-      <w:r>
-        <w:t xml:space="preserve"> </w:t>
-      </w:r>
-      <w:r>
-        <w:t xml:space="preserve">a boolean-dominated (H)CCH network scored against a predicted fold. The methyl-vs-</w:t>
-      </w:r>
-      <w:r>
-        <w:t xml:space="preserve"> </w:t>
-      </w:r>
-      <w:r>
-        <w:t xml:space="preserve">residue gap is entirely geminal swaps: right residue, wrong δ1/δ2 or γ1/γ2 (Table 3).</w:t>
-      </w:r>
-      <w:r>
-        <w:t xml:space="preserve"> </w:t>
-      </w:r>
-      <w:r>
-        <w:t xml:space="preserve">Because the scoring objective’s global optimum is</w:t>
+        <w:t xml:space="preserve">methyl–methyl contact.) Committed accuracy is 37.6% methyl and 55.3% at residue level</w:t>
+      </w:r>
+      <w:r>
+        <w:t xml:space="preserve"> </w:t>
+      </w:r>
+      <w:r>
+        <w:t xml:space="preserve">— short of the simulated targets, as expected for a boolean-dominated (H)CCH network</w:t>
+      </w:r>
+      <w:r>
+        <w:t xml:space="preserve"> </w:t>
+      </w:r>
+      <w:r>
+        <w:t xml:space="preserve">scored against a predicted fold. It decomposes into three composable steps: the greedy</w:t>
+      </w:r>
+      <w:r>
+        <w:t xml:space="preserve"> </w:t>
+      </w:r>
+      <w:r>
+        <w:t xml:space="preserve">max-feasible commit alone is 31.8%; soft ambiguous-NOE evidence and the geminal</w:t>
+      </w:r>
+      <w:r>
+        <w:t xml:space="preserve"> </w:t>
+      </w:r>
+      <w:r>
+        <w:t xml:space="preserve">resolver each add ~2–3.5 points and compose to 37.6% (35.3% with the resolver but no</w:t>
+      </w:r>
+      <w:r>
+        <w:t xml:space="preserve"> </w:t>
+      </w:r>
+      <w:r>
+        <w:t xml:space="preserve">soft; 34.1% with soft but no resolver). The methyl-vs-residue gap is entirely geminal</w:t>
+      </w:r>
+      <w:r>
+        <w:t xml:space="preserve"> </w:t>
+      </w:r>
+      <w:r>
+        <w:t xml:space="preserve">swaps: right residue, wrong δ1/δ2 or γ1/γ2 (Table 3). The resolver’s specific job is</w:t>
+      </w:r>
+      <w:r>
+        <w:t xml:space="preserve"> </w:t>
+      </w:r>
+      <w:r>
+        <w:t xml:space="preserve">that orientation, and it matters here because the scoring objective’s global optimum is</w:t>
       </w:r>
       <w:r>
         <w:t xml:space="preserve"> </w:t>
@@ -2103,55 +2260,55 @@
         <w:t xml:space="preserve"> </w:t>
       </w:r>
       <w:r>
-        <w:t xml:space="preserve">the truth here (climbing it —</w:t>
-      </w:r>
-      <w:r>
-        <w:t xml:space="preserve"> </w:t>
-      </w:r>
-      <w:r>
-        <w:t xml:space="preserve">more annealing restarts, or a normalized objective — lowers accuracy, since real</w:t>
-      </w:r>
-      <w:r>
-        <w:t xml:space="preserve"> </w:t>
-      </w:r>
-      <w:r>
-        <w:t xml:space="preserve">intensities against a predicted fold do not pin the true distances), the swaps are</w:t>
-      </w:r>
-      <w:r>
-        <w:t xml:space="preserve"> </w:t>
-      </w:r>
-      <w:r>
-        <w:t xml:space="preserve">broken instead by a deterministic geminal resolver: for each Leu/Val pair whose two</w:t>
-      </w:r>
-      <w:r>
-        <w:t xml:space="preserve"> </w:t>
-      </w:r>
-      <w:r>
-        <w:t xml:space="preserve">methyls are both committed, the peak with the stronger NOE cross peak to a shared</w:t>
-      </w:r>
-      <w:r>
-        <w:t xml:space="preserve"> </w:t>
-      </w:r>
-      <w:r>
-        <w:t xml:space="preserve">partner Q takes the methyl structurally closer to Q (I ~ 1/r⁶), a local 2-way flip</w:t>
-      </w:r>
-      <w:r>
-        <w:t xml:space="preserve"> </w:t>
-      </w:r>
-      <w:r>
-        <w:t xml:space="preserve">that raises Leu/Val methyl accuracy from 22.6% to 27.4% (Leu 25→33%) and overall</w:t>
-      </w:r>
-      <w:r>
-        <w:t xml:space="preserve"> </w:t>
-      </w:r>
-      <w:r>
-        <w:t xml:space="preserve">methyl from 34.1% to 37.6% without disturbing the residue assignment or the envelope.</w:t>
-      </w:r>
-      <w:r>
-        <w:t xml:space="preserve"> </w:t>
-      </w:r>
-      <w:r>
-        <w:t xml:space="preserve">The optional HMBC lever does</w:t>
+        <w:t xml:space="preserve">the truth on this target (climbing it — more annealing restarts, or a normalized</w:t>
+      </w:r>
+      <w:r>
+        <w:t xml:space="preserve"> </w:t>
+      </w:r>
+      <w:r>
+        <w:t xml:space="preserve">objective — lowers accuracy, since real intensities against a predicted fold do not pin</w:t>
+      </w:r>
+      <w:r>
+        <w:t xml:space="preserve"> </w:t>
+      </w:r>
+      <w:r>
+        <w:t xml:space="preserve">the true distances). So the swaps are broken locally instead: for each Leu/Val pair</w:t>
+      </w:r>
+      <w:r>
+        <w:t xml:space="preserve"> </w:t>
+      </w:r>
+      <w:r>
+        <w:t xml:space="preserve">whose two methyls are both committed, the peak with the stronger NOE cross peak to a</w:t>
+      </w:r>
+      <w:r>
+        <w:t xml:space="preserve"> </w:t>
+      </w:r>
+      <w:r>
+        <w:t xml:space="preserve">shared partner Q takes the methyl structurally closer to Q (I ~ 1/r⁶), a deterministic</w:t>
+      </w:r>
+      <w:r>
+        <w:t xml:space="preserve"> </w:t>
+      </w:r>
+      <w:r>
+        <w:t xml:space="preserve">2-way flip that lifts Leu/Val methyl accuracy from 22.6% to 27.4% (Leu 25→33%) for the</w:t>
+      </w:r>
+      <w:r>
+        <w:t xml:space="preserve"> </w:t>
+      </w:r>
+      <w:r>
+        <w:t xml:space="preserve">subset of pairs with a separating shared firm partner, without disturbing the residue</w:t>
+      </w:r>
+      <w:r>
+        <w:t xml:space="preserve"> </w:t>
+      </w:r>
+      <w:r>
+        <w:t xml:space="preserve">assignment or the envelope; pairs with no such partner stay coin flips. The optional</w:t>
+      </w:r>
+      <w:r>
+        <w:t xml:space="preserve"> </w:t>
+      </w:r>
+      <w:r>
+        <w:t xml:space="preserve">HMBC lever does</w:t>
       </w:r>
       <w:r>
         <w:t xml:space="preserve"> </w:t>
@@ -2167,19 +2324,19 @@
         <w:t xml:space="preserve"> </w:t>
       </w:r>
       <w:r>
-        <w:t xml:space="preserve">help this run — only one geminal link matches the</w:t>
-      </w:r>
-      <w:r>
-        <w:t xml:space="preserve"> </w:t>
-      </w:r>
-      <w:r>
-        <w:t xml:space="preserve">peaks at H±0.01/C±0.05, and adding it to the already max-feasible commit set tips the</w:t>
-      </w:r>
-      <w:r>
-        <w:t xml:space="preserve"> </w:t>
-      </w:r>
-      <w:r>
-        <w:t xml:space="preserve">SAT infeasible rather than orienting the pairs (Table 1, n.r.).</w:t>
+        <w:t xml:space="preserve">help this run — only one geminal link matches the peaks at</w:t>
+      </w:r>
+      <w:r>
+        <w:t xml:space="preserve"> </w:t>
+      </w:r>
+      <w:r>
+        <w:t xml:space="preserve">H±0.01/C±0.05, and adding it to the already max-feasible commit set tips the SAT</w:t>
+      </w:r>
+      <w:r>
+        <w:t xml:space="preserve"> </w:t>
+      </w:r>
+      <w:r>
+        <w:t xml:space="preserve">infeasible rather than orienting the pairs (Table 1, n.r.).</w:t>
       </w:r>
     </w:p>
     <w:p>
@@ -3490,19 +3647,25 @@
         <w:t xml:space="preserve"> </w:t>
       </w:r>
       <w:r>
-        <w:t xml:space="preserve">is engE’s 98.8%). The MAUS column is the fraction of peaks committed uniquely (all</w:t>
-      </w:r>
-      <w:r>
-        <w:t xml:space="preserve"> </w:t>
-      </w:r>
-      <w:r>
-        <w:t xml:space="preserve">correct); none is uniquely forced here, so its coverage is entirely the Envelope</w:t>
-      </w:r>
-      <w:r>
-        <w:t xml:space="preserve"> </w:t>
-      </w:r>
-      <w:r>
-        <w:t xml:space="preserve">column. The +HMBC column would add the optional HMBC-HMQC geminal-link experiment</w:t>
+        <w:t xml:space="preserve">is engE’s 98.8%), and the committed map is finished with the deterministic geminal</w:t>
+      </w:r>
+      <w:r>
+        <w:t xml:space="preserve"> </w:t>
+      </w:r>
+      <w:r>
+        <w:t xml:space="preserve">intensity-ratio resolver (Section 3), applied to this real-experimental row only. The</w:t>
+      </w:r>
+      <w:r>
+        <w:t xml:space="preserve"> </w:t>
+      </w:r>
+      <w:r>
+        <w:t xml:space="preserve">MAUS column is the fraction of peaks committed uniquely (all correct); none is uniquely</w:t>
+      </w:r>
+      <w:r>
+        <w:t xml:space="preserve"> </w:t>
+      </w:r>
+      <w:r>
+        <w:t xml:space="preserve">forced here, so its coverage is entirely the Envelope column. The +HMBC column would add the optional HMBC-HMQC geminal-link experiment</w:t>
       </w:r>
       <w:r>
         <w:t xml:space="preserve"> </w:t>
@@ -3618,19 +3781,25 @@
         <w:t xml:space="preserve"> </w:t>
       </w:r>
       <w:r>
-        <w:t xml:space="preserve">tier is dominated by Leu/Val pairs — an orientation the intensity score</w:t>
-      </w:r>
-      <w:r>
-        <w:t xml:space="preserve"> </w:t>
-      </w:r>
-      <w:r>
-        <w:t xml:space="preserve">resolves only when the two methyls make sufficiently different structural contacts,</w:t>
-      </w:r>
-      <w:r>
-        <w:t xml:space="preserve"> </w:t>
-      </w:r>
-      <w:r>
-        <w:t xml:space="preserve">and reports as a coin flip when they do not.</w:t>
+        <w:t xml:space="preserve">tier is dominated by Leu/Val pairs — an orientation resolved only when the</w:t>
+      </w:r>
+      <w:r>
+        <w:t xml:space="preserve"> </w:t>
+      </w:r>
+      <w:r>
+        <w:t xml:space="preserve">two methyls make sufficiently different structural contacts (by the global intensity</w:t>
+      </w:r>
+      <w:r>
+        <w:t xml:space="preserve"> </w:t>
+      </w:r>
+      <w:r>
+        <w:t xml:space="preserve">score on a true structure, or the local geminal resolver on a predicted one), and</w:t>
+      </w:r>
+      <w:r>
+        <w:t xml:space="preserve"> </w:t>
+      </w:r>
+      <w:r>
+        <w:t xml:space="preserve">reported as a coin flip when they do not.</w:t>
       </w:r>
     </w:p>
     <w:p>
@@ -3732,13 +3901,31 @@
         <w:t xml:space="preserve"> </w:t>
       </w:r>
       <w:r>
-        <w:t xml:space="preserve">intensity-weighted score is what finally orients δ1/δ2 within the pair — none is a</w:t>
-      </w:r>
-      <w:r>
-        <w:t xml:space="preserve"> </w:t>
-      </w:r>
-      <w:r>
-        <w:t xml:space="preserve">universal fix, and the last two are opt-in.</w:t>
+        <w:t xml:space="preserve">intensity-weighted score orients δ1/δ2 within the pair — globally where the objective</w:t>
+      </w:r>
+      <w:r>
+        <w:t xml:space="preserve"> </w:t>
+      </w:r>
+      <w:r>
+        <w:t xml:space="preserve">tracks the truth (the simulated targets), or, when it does not (real intensities on a</w:t>
+      </w:r>
+      <w:r>
+        <w:t xml:space="preserve"> </w:t>
+      </w:r>
+      <w:r>
+        <w:t xml:space="preserve">predicted fold, where the global optimum drifts off the truth), by the deterministic</w:t>
+      </w:r>
+      <w:r>
+        <w:t xml:space="preserve"> </w:t>
+      </w:r>
+      <w:r>
+        <w:t xml:space="preserve">local geminal resolver that compares the two members’ NOE intensities to a shared</w:t>
+      </w:r>
+      <w:r>
+        <w:t xml:space="preserve"> </w:t>
+      </w:r>
+      <w:r>
+        <w:t xml:space="preserve">partner. None is a universal fix, and the last three are opt-in.</w:t>
       </w:r>
     </w:p>
     <w:p>
@@ -3780,7 +3967,13 @@
         <w:t xml:space="preserve"> </w:t>
       </w:r>
       <w:r>
-        <w:t xml:space="preserve">single-methyl, are NOE-poor on MBP.</w:t>
+        <w:t xml:space="preserve">single-methyl, are NOE-poor on MBP. The TNF-α row additionally has the deterministic</w:t>
+      </w:r>
+      <w:r>
+        <w:t xml:space="preserve"> </w:t>
+      </w:r>
+      <w:r>
+        <w:t xml:space="preserve">geminal intensity-ratio resolver applied (real-experimental target only).</w:t>
       </w:r>
     </w:p>
     <w:tbl>
@@ -4767,13 +4960,55 @@
         <w:t xml:space="preserve"> </w:t>
       </w:r>
       <w:r>
-        <w:t xml:space="preserve">score where their structural contacts differ, or an independent stereospecific</w:t>
-      </w:r>
-      <w:r>
-        <w:t xml:space="preserve"> </w:t>
-      </w:r>
-      <w:r>
-        <w:t xml:space="preserve">assignment where they do not. An HMBC geminal-link experiment does</w:t>
+        <w:t xml:space="preserve">score (globally where the objective tracks the truth, i.e. a true structure; or a</w:t>
+      </w:r>
+      <w:r>
+        <w:t xml:space="preserve"> </w:t>
+      </w:r>
+      <w:r>
+        <w:t xml:space="preserve">dedicated local geminal resolver where it does not) where the two methyls’ structural</w:t>
+      </w:r>
+      <w:r>
+        <w:t xml:space="preserve"> </w:t>
+      </w:r>
+      <w:r>
+        <w:t xml:space="preserve">contacts differ, or an independent stereospecific assignment where they do not. On the</w:t>
+      </w:r>
+      <w:r>
+        <w:t xml:space="preserve"> </w:t>
+      </w:r>
+      <w:r>
+        <w:t xml:space="preserve">real TNF-α data it is the local resolver that applies (Section 3): the two members’</w:t>
+      </w:r>
+      <w:r>
+        <w:t xml:space="preserve"> </w:t>
+      </w:r>
+      <w:r>
+        <w:t xml:space="preserve">cross peaks to a shared partner differ as 1/r⁶, so the stronger one marks the closer</w:t>
+      </w:r>
+      <w:r>
+        <w:t xml:space="preserve"> </w:t>
+      </w:r>
+      <w:r>
+        <w:t xml:space="preserve">methyl, breaking the swap where the global objective — its optimum no longer at the</w:t>
+      </w:r>
+      <w:r>
+        <w:t xml:space="preserve"> </w:t>
+      </w:r>
+      <w:r>
+        <w:t xml:space="preserve">truth on a predicted fold — cannot (Leu 25→33%, Leu/Val together 22.6→27.4%). An</w:t>
+      </w:r>
+      <w:r>
+        <w:t xml:space="preserve"> </w:t>
+      </w:r>
+      <w:r>
+        <w:t xml:space="preserve">HMBC geminal-link</w:t>
+      </w:r>
+      <w:r>
+        <w:t xml:space="preserve"> </w:t>
+      </w:r>
+      <w:r>
+        <w:t xml:space="preserve">experiment does</w:t>
       </w:r>
       <w:r>
         <w:t xml:space="preserve"> </w:t>
@@ -4789,25 +5024,25 @@
         <w:t xml:space="preserve"> </w:t>
       </w:r>
       <w:r>
-        <w:t xml:space="preserve">break it:</w:t>
-      </w:r>
-      <w:r>
-        <w:t xml:space="preserve"> </w:t>
-      </w:r>
-      <w:r>
-        <w:t xml:space="preserve">by construction its constraint admits both orderings of the pair (Section 3), so it</w:t>
-      </w:r>
-      <w:r>
-        <w:t xml:space="preserve"> </w:t>
-      </w:r>
-      <w:r>
-        <w:t xml:space="preserve">resolves which residue, not which methyl. Ile δ1, having no geminal partner, carries</w:t>
-      </w:r>
-      <w:r>
-        <w:t xml:space="preserve"> </w:t>
-      </w:r>
-      <w:r>
-        <w:t xml:space="preserve">no such symmetry and is assigned outright wherever the network is dense.</w:t>
+        <w:t xml:space="preserve">break it: by construction its constraint admits both orderings of</w:t>
+      </w:r>
+      <w:r>
+        <w:t xml:space="preserve"> </w:t>
+      </w:r>
+      <w:r>
+        <w:t xml:space="preserve">the pair (Section 3), so it resolves which residue, not which methyl. Ile δ1, having no</w:t>
+      </w:r>
+      <w:r>
+        <w:t xml:space="preserve"> </w:t>
+      </w:r>
+      <w:r>
+        <w:t xml:space="preserve">geminal partner, carries no such symmetry and is assigned outright wherever the network</w:t>
+      </w:r>
+      <w:r>
+        <w:t xml:space="preserve"> </w:t>
+      </w:r>
+      <w:r>
+        <w:t xml:space="preserve">is dense.</w:t>
       </w:r>
     </w:p>
     <w:p>
@@ -4843,7 +5078,19 @@
         <w:t xml:space="preserve"> </w:t>
       </w:r>
       <w:r>
-        <w:t xml:space="preserve">target’s labeling.</w:t>
+        <w:t xml:space="preserve">target’s labeling. The TNF-α row additionally has the geminal intensity-ratio</w:t>
+      </w:r>
+      <w:r>
+        <w:t xml:space="preserve"> </w:t>
+      </w:r>
+      <w:r>
+        <w:t xml:space="preserve">resolver applied — its asymmetric Leu δ1/δ2 (28/39%) columns are the post-resolver</w:t>
+      </w:r>
+      <w:r>
+        <w:t xml:space="preserve"> </w:t>
+      </w:r>
+      <w:r>
+        <w:t xml:space="preserve">result, not the lockstep signature of the simulated rows.</w:t>
       </w:r>
     </w:p>
     <w:tbl>
@@ -5875,19 +6122,19 @@
         <w:t xml:space="preserve"> </w:t>
       </w:r>
       <w:r>
-        <w:t xml:space="preserve">— a δ1/δ2 orientation that only the score (or</w:t>
-      </w:r>
-      <w:r>
-        <w:t xml:space="preserve"> </w:t>
-      </w:r>
-      <w:r>
-        <w:t xml:space="preserve">a stereospecific measurement) can settle, since it is the one thing the HMBC link</w:t>
-      </w:r>
-      <w:r>
-        <w:t xml:space="preserve"> </w:t>
-      </w:r>
-      <w:r>
-        <w:t xml:space="preserve">leaves open. Its complement, the fraction still spanning more than one residue, is the</w:t>
+        <w:t xml:space="preserve">— a δ1/δ2 orientation that only the score (the</w:t>
+      </w:r>
+      <w:r>
+        <w:t xml:space="preserve"> </w:t>
+      </w:r>
+      <w:r>
+        <w:t xml:space="preserve">global objective, or the local geminal resolver where it fails) or a stereospecific</w:t>
+      </w:r>
+      <w:r>
+        <w:t xml:space="preserve"> </w:t>
+      </w:r>
+      <w:r>
+        <w:t xml:space="preserve">measurement can settle, since it is the one thing the HMBC link leaves open. Its complement, the fraction still spanning more than one residue, is the</w:t>
       </w:r>
       <w:r>
         <w:t xml:space="preserve"> </w:t>
@@ -5993,31 +6240,71 @@
         <w:t xml:space="preserve"> </w:t>
       </w:r>
       <w:r>
-        <w:t xml:space="preserve">scoring layer is intensity-aware, so the approach improves directly with the</w:t>
-      </w:r>
-      <w:r>
-        <w:t xml:space="preserve"> </w:t>
-      </w:r>
-      <w:r>
-        <w:t xml:space="preserve">information content of the NOESY — from a boolean network to real intensities to</w:t>
-      </w:r>
-      <w:r>
-        <w:t xml:space="preserve"> </w:t>
-      </w:r>
-      <w:r>
-        <w:t xml:space="preserve">4D experiments — and accepts tentative anchors that propagate through both</w:t>
-      </w:r>
-      <w:r>
-        <w:t xml:space="preserve"> </w:t>
-      </w:r>
-      <w:r>
-        <w:t xml:space="preserve">layers. The two clean-room parent implementations and magicmaus are released</w:t>
-      </w:r>
-      <w:r>
-        <w:t xml:space="preserve"> </w:t>
-      </w:r>
-      <w:r>
-        <w:t xml:space="preserve">together to support reuse and further hybridization.</w:t>
+        <w:t xml:space="preserve">scoring layer is intensity-aware, so the approach improves with the information</w:t>
+      </w:r>
+      <w:r>
+        <w:t xml:space="preserve"> </w:t>
+      </w:r>
+      <w:r>
+        <w:t xml:space="preserve">content of the NOESY — from a boolean network to real intensities to 4D experiments —</w:t>
+      </w:r>
+      <w:r>
+        <w:t xml:space="preserve"> </w:t>
+      </w:r>
+      <w:r>
+        <w:t xml:space="preserve">when the reference structure is accurate. On our one real target, scored against a</w:t>
+      </w:r>
+      <w:r>
+        <w:t xml:space="preserve"> </w:t>
+      </w:r>
+      <w:r>
+        <w:rPr>
+          <w:i/>
+          <w:iCs/>
+        </w:rPr>
+        <w:t xml:space="preserve">predicted</w:t>
+      </w:r>
+      <w:r>
+        <w:t xml:space="preserve"> </w:t>
+      </w:r>
+      <w:r>
+        <w:t xml:space="preserve">fold, the global objective’s optimum no longer coincides with the truth</w:t>
+      </w:r>
+      <w:r>
+        <w:t xml:space="preserve"> </w:t>
+      </w:r>
+      <w:r>
+        <w:t xml:space="preserve">(climbing it lowers accuracy); there a deterministic local geminal intensity-ratio</w:t>
+      </w:r>
+      <w:r>
+        <w:t xml:space="preserve"> </w:t>
+      </w:r>
+      <w:r>
+        <w:t xml:space="preserve">resolver orients δ1/δ2 instead, and the never-exclude envelope — not the committed</w:t>
+      </w:r>
+      <w:r>
+        <w:t xml:space="preserve"> </w:t>
+      </w:r>
+      <w:r>
+        <w:t xml:space="preserve">call — is the guarantee that survives a wrong structure. The method also accepts</w:t>
+      </w:r>
+      <w:r>
+        <w:t xml:space="preserve"> </w:t>
+      </w:r>
+      <w:r>
+        <w:t xml:space="preserve">tentative anchors that propagate through both layers. The two clean-room parent</w:t>
+      </w:r>
+      <w:r>
+        <w:t xml:space="preserve"> </w:t>
+      </w:r>
+      <w:r>
+        <w:t xml:space="preserve">implementations and magicmaus are released together to support reuse and further</w:t>
+      </w:r>
+      <w:r>
+        <w:t xml:space="preserve"> </w:t>
+      </w:r>
+      <w:r>
+        <w:t xml:space="preserve">hybridization.</w:t>
       </w:r>
     </w:p>
     <w:bookmarkEnd w:id="14"/>

--- a/magicmaus_AppNote.docx
+++ b/magicmaus_AppNote.docx
@@ -22,7 +22,7 @@
         <w:t xml:space="preserve">Structural bioinformatics</w:t>
       </w:r>
     </w:p>
-    <w:bookmarkStart w:id="25" w:name="X32f9384308fffd6da93cfa87d2db732cab9912d"/>
+    <w:bookmarkStart w:id="23" w:name="X32f9384308fffd6da93cfa87d2db732cab9912d"/>
     <w:p>
       <w:pPr>
         <w:pStyle w:val="Heading1"/>
@@ -267,7 +267,7 @@
         <w:t xml:space="preserve"> </w:t>
       </w:r>
       <w:r>
-        <w:t xml:space="preserve">constraints and provably never excludes the correct one, but abstains on any</w:t>
+        <w:t xml:space="preserve">constraints and provably never excludes the correct one but abstains on any</w:t>
       </w:r>
       <w:r>
         <w:t xml:space="preserve"> </w:t>
@@ -279,7 +279,7 @@
         <w:t xml:space="preserve"> </w:t>
       </w:r>
       <w:r>
-        <w:t xml:space="preserve">best assignment but, over the full candidate space, does so on a near-flat</w:t>
+        <w:t xml:space="preserve">best assignment but, searching the full candidate space, does so on a near-flat</w:t>
       </w:r>
       <w:r>
         <w:t xml:space="preserve"> </w:t>
@@ -304,13 +304,13 @@
         <w:t xml:space="preserve"> </w:t>
       </w:r>
       <w:r>
-        <w:t xml:space="preserve">the satisfiability layer to bound the search to a certifiably truth-containing</w:t>
-      </w:r>
-      <w:r>
-        <w:t xml:space="preserve"> </w:t>
-      </w:r>
-      <w:r>
-        <w:t xml:space="preserve">set of per-peak candidates, then applies an intensity-weighted NOE score</w:t>
+        <w:t xml:space="preserve">the satisfiability layer to bound the search to a certifiably truth-containing set</w:t>
+      </w:r>
+      <w:r>
+        <w:t xml:space="preserve"> </w:t>
+      </w:r>
+      <w:r>
+        <w:t xml:space="preserve">of per-peak candidates, then maximises an intensity-weighted NOE score</w:t>
       </w:r>
       <w:r>
         <w:t xml:space="preserve"> </w:t>
@@ -326,121 +326,161 @@
         <w:t xml:space="preserve"> </w:t>
       </w:r>
       <w:r>
-        <w:t xml:space="preserve">those bounds to commit to a single, globally coherent, injective assignment</w:t>
-      </w:r>
-      <w:r>
-        <w:t xml:space="preserve"> </w:t>
-      </w:r>
-      <w:r>
-        <w:t xml:space="preserve">carrying a per-peak confidence tier. Across seven structure-simulated benchmark</w:t>
-      </w:r>
-      <w:r>
-        <w:t xml:space="preserve"> </w:t>
-      </w:r>
-      <w:r>
-        <w:t xml:space="preserve">targets (43–257 methyls) built from real shifts and structures, magicmaus commits</w:t>
-      </w:r>
-      <w:r>
-        <w:t xml:space="preserve"> </w:t>
-      </w:r>
-      <w:r>
-        <w:t xml:space="preserve">a single answer for every peak at 29–100% methyl-level accuracy — up to an order</w:t>
-      </w:r>
-      <w:r>
-        <w:t xml:space="preserve"> </w:t>
-      </w:r>
-      <w:r>
-        <w:t xml:space="preserve">of magnitude above the scoring method — while retaining the constraint method’s</w:t>
-      </w:r>
-      <w:r>
-        <w:t xml:space="preserve"> </w:t>
-      </w:r>
-      <w:r>
-        <w:t xml:space="preserve">100% never-exclude guarantee as an explicit ambiguity envelope. On</w:t>
-      </w:r>
-      <w:r>
-        <w:t xml:space="preserve"> </w:t>
-      </w:r>
-      <w:r>
-        <w:t xml:space="preserve">maltose-binding protein (192 methyls) it assigns 87.0% of methyls correctly</w:t>
-      </w:r>
-      <w:r>
-        <w:t xml:space="preserve"> </w:t>
-      </w:r>
-      <w:r>
-        <w:t xml:space="preserve">(87.5% with ambiguous-NOE evidence) versus 5.7% for scoring alone. A further</w:t>
-      </w:r>
-      <w:r>
-        <w:t xml:space="preserve"> </w:t>
-      </w:r>
-      <w:r>
-        <w:t xml:space="preserve">real-experimental multimer (the TNF-α homotrimer, scored against an AlphaFold3</w:t>
-      </w:r>
-      <w:r>
-        <w:t xml:space="preserve"> </w:t>
-      </w:r>
-      <w:r>
-        <w:t xml:space="preserve">model) demonstrates the method on genuine spectra and honestly bounds it: reciprocal</w:t>
-      </w:r>
-      <w:r>
-        <w:t xml:space="preserve"> </w:t>
-      </w:r>
-      <w:r>
-        <w:t xml:space="preserve">symmetric NOESY pairing reaches a 98.8% never-exclude envelope (one peak carries an</w:t>
-      </w:r>
-      <w:r>
-        <w:t xml:space="preserve"> </w:t>
-      </w:r>
-      <w:r>
-        <w:t xml:space="preserve">NOE the predicted structure cannot support), while the plain carbon-only match is</w:t>
-      </w:r>
-      <w:r>
-        <w:t xml:space="preserve"> </w:t>
-      </w:r>
-      <w:r>
-        <w:t xml:space="preserve">UNSAT on this dense trimer — conditional, unlike the simulated targets, on the</w:t>
-      </w:r>
-      <w:r>
-        <w:t xml:space="preserve"> </w:t>
-      </w:r>
-      <w:r>
-        <w:t xml:space="preserve">measured NOEs being consistent with the (predicted) structure — and treating</w:t>
-      </w:r>
-      <w:r>
-        <w:t xml:space="preserve"> </w:t>
-      </w:r>
-      <w:r>
-        <w:t xml:space="preserve">the trimer’s chains as symmetry images is required to explain the inter-subunit</w:t>
-      </w:r>
-      <w:r>
-        <w:t xml:space="preserve"> </w:t>
-      </w:r>
-      <w:r>
-        <w:t xml:space="preserve">NOEs, recovering 9 further peaks in the envelope. On this one real target the global</w:t>
-      </w:r>
-      <w:r>
-        <w:t xml:space="preserve"> </w:t>
-      </w:r>
-      <w:r>
-        <w:t xml:space="preserve">NOE objective no longer peaks at the truth, so a deterministic geminal intensity-ratio</w:t>
-      </w:r>
-      <w:r>
-        <w:t xml:space="preserve"> </w:t>
-      </w:r>
-      <w:r>
-        <w:t xml:space="preserve">step (the stronger cross peak to a shared partner belongs to the closer methyl)</w:t>
-      </w:r>
-      <w:r>
-        <w:t xml:space="preserve"> </w:t>
-      </w:r>
-      <w:r>
-        <w:t xml:space="preserve">partially resolves the Leu/Val δ1/δ2 swaps (Leu/Val methyl 22.6→27.4%), contributing</w:t>
-      </w:r>
-      <w:r>
-        <w:t xml:space="preserve"> </w:t>
-      </w:r>
-      <w:r>
-        <w:t xml:space="preserve">to a committed 37.6% methyl accuracy.</w:t>
+        <w:t xml:space="preserve">those bounds — by a diverse-seed multistart that reaches the objective’s optimum</w:t>
+      </w:r>
+      <w:r>
+        <w:t xml:space="preserve"> </w:t>
+      </w:r>
+      <w:r>
+        <w:t xml:space="preserve">where a single-seed local search traps 10–20% short — to commit one globally</w:t>
+      </w:r>
+      <w:r>
+        <w:t xml:space="preserve"> </w:t>
+      </w:r>
+      <w:r>
+        <w:t xml:space="preserve">coherent, injective assignment with a per-peak confidence tier. We score accuracy</w:t>
+      </w:r>
+      <w:r>
+        <w:t xml:space="preserve"> </w:t>
+      </w:r>
+      <w:r>
+        <w:t xml:space="preserve">residue-wise (correct residue, independent of the prochiral δ1/δ2 or γ1/γ2 methyl,</w:t>
+      </w:r>
+      <w:r>
+        <w:t xml:space="preserve"> </w:t>
+      </w:r>
+      <w:r>
+        <w:t xml:space="preserve">which an achiral NOE network cannot orient) because the residue is the assignment</w:t>
+      </w:r>
+      <w:r>
+        <w:t xml:space="preserve"> </w:t>
+      </w:r>
+      <w:r>
+        <w:t xml:space="preserve">problem’s hard part. Across seven structure-simulated benchmark targets (43–257</w:t>
+      </w:r>
+      <w:r>
+        <w:t xml:space="preserve"> </w:t>
+      </w:r>
+      <w:r>
+        <w:t xml:space="preserve">methyls) built from real shifts and structures with realistic measurement noise,</w:t>
+      </w:r>
+      <w:r>
+        <w:t xml:space="preserve"> </w:t>
+      </w:r>
+      <w:r>
+        <w:t xml:space="preserve">magicmaus commits a single answer for every peak and is the most accurate of the</w:t>
+      </w:r>
+      <w:r>
+        <w:t xml:space="preserve"> </w:t>
+      </w:r>
+      <w:r>
+        <w:t xml:space="preserve">three engines on every target it can bound tightly — 56.5–100% residue-wise, versus</w:t>
+      </w:r>
+      <w:r>
+        <w:t xml:space="preserve"> </w:t>
+      </w:r>
+      <w:r>
+        <w:t xml:space="preserve">0–79% for full-space scoring and 39–84% for the constraint layer forced to guess —</w:t>
+      </w:r>
+      <w:r>
+        <w:t xml:space="preserve"> </w:t>
+      </w:r>
+      <w:r>
+        <w:t xml:space="preserve">while retaining the constraint layer’s</w:t>
+      </w:r>
+      <w:r>
+        <w:t xml:space="preserve"> </w:t>
+      </w:r>
+      <w:r>
+        <w:rPr>
+          <w:b/>
+          <w:bCs/>
+        </w:rPr>
+        <w:t xml:space="preserve">100% never-exclude</w:t>
+      </w:r>
+      <w:r>
+        <w:t xml:space="preserve"> </w:t>
+      </w:r>
+      <w:r>
+        <w:t xml:space="preserve">guarantee as an</w:t>
+      </w:r>
+      <w:r>
+        <w:t xml:space="preserve"> </w:t>
+      </w:r>
+      <w:r>
+        <w:t xml:space="preserve">explicit ambiguity envelope. On maltose-binding protein (192 methyls) it assigns</w:t>
+      </w:r>
+      <w:r>
+        <w:t xml:space="preserve"> </w:t>
+      </w:r>
+      <w:r>
+        <w:t xml:space="preserve">60.9% of peaks to the correct residue versus 34.4% for scoring alone. Malate</w:t>
+      </w:r>
+      <w:r>
+        <w:t xml:space="preserve"> </w:t>
+      </w:r>
+      <w:r>
+        <w:t xml:space="preserve">synthase G (257 methyls) marks the method’s scale limit and is reported honestly:</w:t>
+      </w:r>
+      <w:r>
+        <w:t xml:space="preserve"> </w:t>
+      </w:r>
+      <w:r>
+        <w:t xml:space="preserve">its exact option-set enumeration is intractable, and over the tractable but loose</w:t>
+      </w:r>
+      <w:r>
+        <w:t xml:space="preserve"> </w:t>
+      </w:r>
+      <w:r>
+        <w:t xml:space="preserve">fallback bounds its sparse (H)CCH network leaves magicmaus (14.8%) below full-space</w:t>
+      </w:r>
+      <w:r>
+        <w:t xml:space="preserve"> </w:t>
+      </w:r>
+      <w:r>
+        <w:t xml:space="preserve">scoring (30.0%). A real-experimental multimer — the TNF-α homotrimer, measured HMQC,</w:t>
+      </w:r>
+      <w:r>
+        <w:t xml:space="preserve"> </w:t>
+      </w:r>
+      <w:r>
+        <w:t xml:space="preserve">3D (H)CCH NOESY-HMQC and HMBC-HMQC peak lists scored against an AlphaFold3 model —</w:t>
+      </w:r>
+      <w:r>
+        <w:t xml:space="preserve"> </w:t>
+      </w:r>
+      <w:r>
+        <w:t xml:space="preserve">demonstrates the method on genuine spectra and honestly bounds it: treating the</w:t>
+      </w:r>
+      <w:r>
+        <w:t xml:space="preserve"> </w:t>
+      </w:r>
+      <w:r>
+        <w:t xml:space="preserve">three chains as symmetry images is required to explain the inter-subunit NOEs, the</w:t>
+      </w:r>
+      <w:r>
+        <w:t xml:space="preserve"> </w:t>
+      </w:r>
+      <w:r>
+        <w:t xml:space="preserve">never-exclude envelope is 96.5% (real firm edges are occasionally wrong against a</w:t>
+      </w:r>
+      <w:r>
+        <w:t xml:space="preserve"> </w:t>
+      </w:r>
+      <w:r>
+        <w:t xml:space="preserve">predicted fold), and magicmaus is still the best engine at 30.6% residue-wise</w:t>
+      </w:r>
+      <w:r>
+        <w:t xml:space="preserve"> </w:t>
+      </w:r>
+      <w:r>
+        <w:t xml:space="preserve">(versus 20.0% scoring, 10.6% constraint-forced), the gap to its 24.7% methyl-level</w:t>
+      </w:r>
+      <w:r>
+        <w:t xml:space="preserve"> </w:t>
+      </w:r>
+      <w:r>
+        <w:t xml:space="preserve">figure being entirely unresolved geminal swaps.</w:t>
       </w:r>
     </w:p>
     <w:p>
@@ -836,13 +876,13 @@
         <w:t xml:space="preserve"> </w:t>
       </w:r>
       <w:r>
-        <w:t xml:space="preserve">data do not force a unique answer — geminal methyl pairs, shift-degenerate peaks</w:t>
-      </w:r>
-      <w:r>
-        <w:t xml:space="preserve"> </w:t>
-      </w:r>
-      <w:r>
-        <w:t xml:space="preserve">— it reports the full option set and commits to nothing. MAGIC is decisive but,</w:t>
+        <w:t xml:space="preserve">data do not force a unique answer — geminal methyl pairs, shift-degenerate peaks —</w:t>
+      </w:r>
+      <w:r>
+        <w:t xml:space="preserve"> </w:t>
+      </w:r>
+      <w:r>
+        <w:t xml:space="preserve">it reports the full option set and commits to nothing. MAGIC is decisive but,</w:t>
       </w:r>
       <w:r>
         <w:t xml:space="preserve"> </w:t>
@@ -891,7 +931,13 @@
         <w:t xml:space="preserve"> </w:t>
       </w:r>
       <w:r>
-        <w:t xml:space="preserve">residual degeneracy — is both simple and decisively better than either parent.</w:t>
+        <w:t xml:space="preserve">residual degeneracy — is both simple and, where the bounds can be made tight,</w:t>
+      </w:r>
+      <w:r>
+        <w:t xml:space="preserve"> </w:t>
+      </w:r>
+      <w:r>
+        <w:t xml:space="preserve">decisively better than either parent.</w:t>
       </w:r>
     </w:p>
     <w:bookmarkEnd w:id="11"/>
@@ -909,7 +955,46 @@
         <w:pStyle w:val="FirstParagraph"/>
       </w:pPr>
       <w:r>
-        <w:t xml:space="preserve">magicmaus runs the two layers in sequence (Fig. 1A).</w:t>
+        <w:t xml:space="preserve">magicmaus runs the two layers in sequence (Fig. 1A). Its inputs are a 2D methyl</w:t>
+      </w:r>
+      <w:r>
+        <w:t xml:space="preserve"> </w:t>
+      </w:r>
+      <w:r>
+        <w:t xml:space="preserve">HMQC peak list, a 3D (H)CCH NOESY-HMQC list and an optional 3D HMBC-HMQC list</w:t>
+      </w:r>
+      <w:r>
+        <w:t xml:space="preserve"> </w:t>
+      </w:r>
+      <w:r>
+        <w:t xml:space="preserve">(both given as</w:t>
+      </w:r>
+      <w:r>
+        <w:t xml:space="preserve"> </w:t>
+      </w:r>
+      <w:r>
+        <w:rPr>
+          <w:rStyle w:val="VerbatimChar"/>
+        </w:rPr>
+        <w:t xml:space="preserve">label C2 C1 H1</w:t>
+      </w:r>
+      <w:r>
+        <w:t xml:space="preserve"> </w:t>
+      </w:r>
+      <w:r>
+        <w:t xml:space="preserve">triples — the detected methyl at (C1, H1), the</w:t>
+      </w:r>
+      <w:r>
+        <w:t xml:space="preserve"> </w:t>
+      </w:r>
+      <w:r>
+        <w:t xml:space="preserve">partner methyl by carbon C2 only), and a structure in mmCIF or PDB; a homo-oligomer</w:t>
+      </w:r>
+      <w:r>
+        <w:t xml:space="preserve"> </w:t>
+      </w:r>
+      <w:r>
+        <w:t xml:space="preserve">is parsed with all chains retained as symmetry images of each methyl.</w:t>
       </w:r>
     </w:p>
     <w:p>
@@ -927,31 +1012,37 @@
         <w:t xml:space="preserve"> </w:t>
       </w:r>
       <w:r>
-        <w:t xml:space="preserve">The MAUS SAT encoding is reused verbatim: variables map each</w:t>
-      </w:r>
-      <w:r>
-        <w:t xml:space="preserve"> </w:t>
-      </w:r>
-      <w:r>
-        <w:t xml:space="preserve">HMQC peak to a candidate methyl of the matching residue type; hard clauses</w:t>
-      </w:r>
-      <w:r>
-        <w:t xml:space="preserve"> </w:t>
-      </w:r>
-      <w:r>
-        <w:t xml:space="preserve">enforce exactly-one assignment per peak, injectivity, and that every firm NOE</w:t>
-      </w:r>
-      <w:r>
-        <w:t xml:space="preserve"> </w:t>
-      </w:r>
-      <w:r>
-        <w:t xml:space="preserve">cross peak lands on a structural contact within the distance cutoff. For each</w:t>
-      </w:r>
-      <w:r>
-        <w:t xml:space="preserve"> </w:t>
-      </w:r>
-      <w:r>
-        <w:t xml:space="preserve">peak the set of methyls appearing in at least one satisfying assignment is</w:t>
+        <w:t xml:space="preserve">The MAUS SAT encoding maps each HMQC peak to a candidate</w:t>
+      </w:r>
+      <w:r>
+        <w:t xml:space="preserve"> </w:t>
+      </w:r>
+      <w:r>
+        <w:t xml:space="preserve">methyl of the matching residue type; hard clauses enforce exactly-one assignment</w:t>
+      </w:r>
+      <w:r>
+        <w:t xml:space="preserve"> </w:t>
+      </w:r>
+      <w:r>
+        <w:t xml:space="preserve">per peak, injectivity, and that every firm NOE cross peak lands on a structural</w:t>
+      </w:r>
+      <w:r>
+        <w:t xml:space="preserve"> </w:t>
+      </w:r>
+      <w:r>
+        <w:t xml:space="preserve">contact within the distance cutoff (an HMBC-HMQC geminal link, when supplied,</w:t>
+      </w:r>
+      <w:r>
+        <w:t xml:space="preserve"> </w:t>
+      </w:r>
+      <w:r>
+        <w:t xml:space="preserve">additionally ties the two linked peaks to the two geminal methyls of one residue).</w:t>
+      </w:r>
+      <w:r>
+        <w:t xml:space="preserve"> </w:t>
+      </w:r>
+      <w:r>
+        <w:t xml:space="preserve">For each peak the set of methyls appearing in at least one satisfying assignment is</w:t>
       </w:r>
       <w:r>
         <w:t xml:space="preserve"> </w:t>
@@ -976,13 +1067,25 @@
         <w:t xml:space="preserve">et al.</w:t>
       </w:r>
       <w:r>
-        <w:t xml:space="preserve">, 2018). Because the correct global assignment is itself a model, the true methyl</w:t>
-      </w:r>
-      <w:r>
-        <w:t xml:space="preserve"> </w:t>
-      </w:r>
-      <w:r>
-        <w:t xml:space="preserve">is present in every peak’s option set — the</w:t>
+        <w:t xml:space="preserve">, 2018), accelerated by a unit-propagation</w:t>
+      </w:r>
+      <w:r>
+        <w:t xml:space="preserve"> </w:t>
+      </w:r>
+      <w:r>
+        <w:t xml:space="preserve">pre-filter that discards candidates refuted without a full solve. Because the</w:t>
+      </w:r>
+      <w:r>
+        <w:t xml:space="preserve"> </w:t>
+      </w:r>
+      <w:r>
+        <w:t xml:space="preserve">correct global assignment is itself a model, the true methyl is present in every</w:t>
+      </w:r>
+      <w:r>
+        <w:t xml:space="preserve"> </w:t>
+      </w:r>
+      <w:r>
+        <w:t xml:space="preserve">peak’s option set — the</w:t>
       </w:r>
       <w:r>
         <w:t xml:space="preserve"> </w:t>
@@ -998,55 +1101,49 @@
         <w:t xml:space="preserve"> </w:t>
       </w:r>
       <w:r>
-        <w:t xml:space="preserve">guarantee — and the</w:t>
-      </w:r>
-      <w:r>
-        <w:t xml:space="preserve"> </w:t>
-      </w:r>
-      <w:r>
-        <w:t xml:space="preserve">option sets prune each peak’s candidates from up to ~60 to typically 1–3. This is</w:t>
-      </w:r>
-      <w:r>
-        <w:t xml:space="preserve"> </w:t>
-      </w:r>
-      <w:r>
-        <w:t xml:space="preserve">also why the tempting shortcut of assigning a peak to the last unclaimed methyl of</w:t>
-      </w:r>
-      <w:r>
-        <w:t xml:space="preserve"> </w:t>
-      </w:r>
-      <w:r>
-        <w:t xml:space="preserve">its type is unsound: the structure routinely carries many more methyls of a type</w:t>
-      </w:r>
-      <w:r>
-        <w:t xml:space="preserve"> </w:t>
-      </w:r>
-      <w:r>
-        <w:t xml:space="preserve">than are observed (REC3, for instance, has 292 Leu methyls but only 50 Leu peaks),</w:t>
-      </w:r>
-      <w:r>
-        <w:t xml:space="preserve"> </w:t>
-      </w:r>
-      <w:r>
-        <w:t xml:space="preserve">so an unclaimed methyl may simply be unobserved rather than the peak’s answer.</w:t>
-      </w:r>
-      <w:r>
-        <w:t xml:space="preserve"> </w:t>
-      </w:r>
-      <w:r>
-        <w:t xml:space="preserve">Because MAUS models a methyl as free to go unassigned, its enumeration already</w:t>
-      </w:r>
-      <w:r>
-        <w:t xml:space="preserve"> </w:t>
-      </w:r>
-      <w:r>
-        <w:t xml:space="preserve">performs every elimination that injectivity licenses — but no more — and thereby</w:t>
-      </w:r>
-      <w:r>
-        <w:t xml:space="preserve"> </w:t>
-      </w:r>
-      <w:r>
-        <w:t xml:space="preserve">keeps the truth in the set instead of forcing a wrong pin.</w:t>
+        <w:t xml:space="preserve">guarantee — and the option sets prune each</w:t>
+      </w:r>
+      <w:r>
+        <w:t xml:space="preserve"> </w:t>
+      </w:r>
+      <w:r>
+        <w:t xml:space="preserve">peak’s candidates from up to ~60 to typically 1–3. This is also why the tempting</w:t>
+      </w:r>
+      <w:r>
+        <w:t xml:space="preserve"> </w:t>
+      </w:r>
+      <w:r>
+        <w:t xml:space="preserve">shortcut of assigning a peak to the last unclaimed methyl of its type is unsound:</w:t>
+      </w:r>
+      <w:r>
+        <w:t xml:space="preserve"> </w:t>
+      </w:r>
+      <w:r>
+        <w:t xml:space="preserve">the structure routinely carries many more methyls of a type than are observed, so</w:t>
+      </w:r>
+      <w:r>
+        <w:t xml:space="preserve"> </w:t>
+      </w:r>
+      <w:r>
+        <w:t xml:space="preserve">an unclaimed methyl may simply be unobserved rather than the peak’s answer. Because</w:t>
+      </w:r>
+      <w:r>
+        <w:t xml:space="preserve"> </w:t>
+      </w:r>
+      <w:r>
+        <w:t xml:space="preserve">MAUS models a methyl as free to go unassigned, its enumeration performs every</w:t>
+      </w:r>
+      <w:r>
+        <w:t xml:space="preserve"> </w:t>
+      </w:r>
+      <w:r>
+        <w:t xml:space="preserve">elimination injectivity licenses — but no more — and thereby keeps the truth in the</w:t>
+      </w:r>
+      <w:r>
+        <w:t xml:space="preserve"> </w:t>
+      </w:r>
+      <w:r>
+        <w:t xml:space="preserve">set instead of forcing a wrong pin.</w:t>
       </w:r>
     </w:p>
     <w:p>
@@ -1089,37 +1186,25 @@
         <w:t xml:space="preserve"> </w:t>
       </w:r>
       <w:r>
-        <w:t xml:space="preserve">This is precisely the question a score answers. Restricting every peak’s domain</w:t>
-      </w:r>
-      <w:r>
-        <w:t xml:space="preserve"> </w:t>
-      </w:r>
-      <w:r>
-        <w:t xml:space="preserve">to its option set — which removes only methyls appearing in no satisfying map,</w:t>
-      </w:r>
-      <w:r>
-        <w:t xml:space="preserve"> </w:t>
-      </w:r>
-      <w:r>
-        <w:t xml:space="preserve">and so preserves the solution space and the truth — magicmaus obtains one</w:t>
-      </w:r>
-      <w:r>
-        <w:t xml:space="preserve"> </w:t>
-      </w:r>
-      <w:r>
-        <w:t xml:space="preserve">jointly-consistent assignment from the SAT solver and refines it by</w:t>
-      </w:r>
-      <w:r>
-        <w:t xml:space="preserve"> </w:t>
-      </w:r>
-      <w:r>
-        <w:t xml:space="preserve">feasibility-preserving search on a MAGIC-style objective: each firm NOE</w:t>
-      </w:r>
-      <w:r>
-        <w:t xml:space="preserve"> </w:t>
-      </w:r>
-      <w:r>
-        <w:t xml:space="preserve">contributes intensity·(1/r</w:t>
+        <w:t xml:space="preserve">That is the question a score answers. Restricting every peak’s domain to its option</w:t>
+      </w:r>
+      <w:r>
+        <w:t xml:space="preserve"> </w:t>
+      </w:r>
+      <w:r>
+        <w:t xml:space="preserve">set — which removes only methyls appearing in no satisfying map, preserving the</w:t>
+      </w:r>
+      <w:r>
+        <w:t xml:space="preserve"> </w:t>
+      </w:r>
+      <w:r>
+        <w:t xml:space="preserve">solution space and the truth — magicmaus maximises a MAGIC-style objective over the</w:t>
+      </w:r>
+      <w:r>
+        <w:t xml:space="preserve"> </w:t>
+      </w:r>
+      <w:r>
+        <w:t xml:space="preserve">pruned domains: each firm NOE contributes intensity·(1/r</w:t>
       </w:r>
       <w:r>
         <w:rPr>
@@ -1128,97 +1213,126 @@
         <w:t xml:space="preserve">6</w:t>
       </w:r>
       <w:r>
-        <w:t xml:space="preserve">) for the structural contact it is placed on, so a</w:t>
-      </w:r>
-      <w:r>
-        <w:t xml:space="preserve"> </w:t>
-      </w:r>
-      <w:r>
-        <w:t xml:space="preserve">strong NOE is driven onto a close contact. A plain greedy ascent settles into the</w:t>
-      </w:r>
-      <w:r>
-        <w:t xml:space="preserve"> </w:t>
-      </w:r>
-      <w:r>
-        <w:t xml:space="preserve">nearest local optimum, which on the near-flat MAGIC landscape lies 10–20% below</w:t>
-      </w:r>
-      <w:r>
-        <w:t xml:space="preserve"> </w:t>
-      </w:r>
-      <w:r>
-        <w:t xml:space="preserve">the truth’s objective; magicmaus instead runs simulated annealing over three</w:t>
-      </w:r>
-      <w:r>
-        <w:t xml:space="preserve"> </w:t>
-      </w:r>
-      <w:r>
-        <w:t xml:space="preserve">feasibility-preserving move classes — relocate, pairwise swap, and three-cycle</w:t>
-      </w:r>
-      <w:r>
-        <w:t xml:space="preserve"> </w:t>
-      </w:r>
-      <w:r>
-        <w:t xml:space="preserve">rotation — the last being essential, since a swap requires the displaced methyl to</w:t>
-      </w:r>
-      <w:r>
-        <w:t xml:space="preserve"> </w:t>
-      </w:r>
-      <w:r>
-        <w:t xml:space="preserve">lie in its partner’s option set and stalls in the tightly coupled Leu/Val graphs</w:t>
-      </w:r>
-      <w:r>
-        <w:t xml:space="preserve"> </w:t>
-      </w:r>
-      <w:r>
-        <w:t xml:space="preserve">that rotations traverse. The best annealed state is polished by a final greedy</w:t>
-      </w:r>
-      <w:r>
-        <w:t xml:space="preserve"> </w:t>
-      </w:r>
-      <w:r>
-        <w:t xml:space="preserve">ascent. Every move stays injective and NOE-consistent, so the output is always a</w:t>
-      </w:r>
-      <w:r>
-        <w:t xml:space="preserve"> </w:t>
-      </w:r>
-      <w:r>
-        <w:t xml:space="preserve">valid bijection — a property a naïve per-cluster search cannot guarantee on the</w:t>
-      </w:r>
-      <w:r>
-        <w:t xml:space="preserve"> </w:t>
-      </w:r>
-      <w:r>
-        <w:t xml:space="preserve">single 138-peak degeneracy cluster of the benchmark below. Because this objective</w:t>
-      </w:r>
-      <w:r>
-        <w:t xml:space="preserve"> </w:t>
-      </w:r>
-      <w:r>
-        <w:t xml:space="preserve">is well-determined only when the NOESY carries real intensities and most optimised</w:t>
-      </w:r>
-      <w:r>
-        <w:t xml:space="preserve"> </w:t>
-      </w:r>
-      <w:r>
-        <w:t xml:space="preserve">peaks bear a firm NOE, the annealer is gated on both and reduces to the plain ascent</w:t>
-      </w:r>
-      <w:r>
-        <w:t xml:space="preserve"> </w:t>
-      </w:r>
-      <w:r>
-        <w:t xml:space="preserve">otherwise (a boolean network, or under 75% firm-NOE coverage). Optionally,</w:t>
-      </w:r>
-      <w:r>
-        <w:t xml:space="preserve"> </w:t>
-      </w:r>
-      <w:r>
-        <w:t xml:space="preserve">the ambiguous NOE cross peaks MAUS discards are folded back in as diluted,</w:t>
-      </w:r>
-      <w:r>
-        <w:t xml:space="preserve"> </w:t>
-      </w:r>
-      <w:r>
-        <w:t xml:space="preserve">intensity-weighted soft evidence.</w:t>
+        <w:t xml:space="preserve">) for the structural</w:t>
+      </w:r>
+      <w:r>
+        <w:t xml:space="preserve"> </w:t>
+      </w:r>
+      <w:r>
+        <w:t xml:space="preserve">contact it is placed on, so a strong NOE is driven onto a close contact, and the</w:t>
+      </w:r>
+      <w:r>
+        <w:t xml:space="preserve"> </w:t>
+      </w:r>
+      <w:r>
+        <w:t xml:space="preserve">score is maximised over injective, NOE-consistent assignments. On a network</w:t>
+      </w:r>
+      <w:r>
+        <w:t xml:space="preserve"> </w:t>
+      </w:r>
+      <w:r>
+        <w:t xml:space="preserve">simulated from the true structure this objective’s global optimum is the truth (a</w:t>
+      </w:r>
+      <w:r>
+        <w:t xml:space="preserve"> </w:t>
+      </w:r>
+      <w:r>
+        <w:t xml:space="preserve">truth-seeded ascent stays there), but the truth is a strong yet</w:t>
+      </w:r>
+      <w:r>
+        <w:t xml:space="preserve"> </w:t>
+      </w:r>
+      <w:r>
+        <w:rPr>
+          <w:i/>
+          <w:iCs/>
+        </w:rPr>
+        <w:t xml:space="preserve">narrow</w:t>
+      </w:r>
+      <w:r>
+        <w:t xml:space="preserve"> </w:t>
+      </w:r>
+      <w:r>
+        <w:t xml:space="preserve">optimum in</w:t>
+      </w:r>
+      <w:r>
+        <w:t xml:space="preserve"> </w:t>
+      </w:r>
+      <w:r>
+        <w:t xml:space="preserve">a rugged landscape: a single feasible seed’s greedy ascent — and, we found,</w:t>
+      </w:r>
+      <w:r>
+        <w:t xml:space="preserve"> </w:t>
+      </w:r>
+      <w:r>
+        <w:t xml:space="preserve">simulated annealing from one seed — settles 10–20% below it, trapped because the</w:t>
+      </w:r>
+      <w:r>
+        <w:t xml:space="preserve"> </w:t>
+      </w:r>
+      <w:r>
+        <w:t xml:space="preserve">hard NOE constraints block the moves that reach it. magicmaus instead runs a</w:t>
+      </w:r>
+      <w:r>
+        <w:t xml:space="preserve"> </w:t>
+      </w:r>
+      <w:r>
+        <w:rPr>
+          <w:b/>
+          <w:bCs/>
+        </w:rPr>
+        <w:t xml:space="preserve">diverse-seed multistart</w:t>
+      </w:r>
+      <w:r>
+        <w:t xml:space="preserve">. Many independent feasible seeds are drawn by</w:t>
+      </w:r>
+      <w:r>
+        <w:t xml:space="preserve"> </w:t>
+      </w:r>
+      <w:r>
+        <w:t xml:space="preserve">re-solving the option-set SAT with randomised variable phases; each is polished by</w:t>
+      </w:r>
+      <w:r>
+        <w:t xml:space="preserve"> </w:t>
+      </w:r>
+      <w:r>
+        <w:t xml:space="preserve">a feasibility-preserving greedy ascent (relocate and swap moves that keep the map</w:t>
+      </w:r>
+      <w:r>
+        <w:t xml:space="preserve"> </w:t>
+      </w:r>
+      <w:r>
+        <w:t xml:space="preserve">injective and every firm NOE on a contact); and the highest-objective assignment</w:t>
+      </w:r>
+      <w:r>
+        <w:t xml:space="preserve"> </w:t>
+      </w:r>
+      <w:r>
+        <w:t xml:space="preserve">over all restarts is committed. Because Layer 1’s pruning collapses each peak’s</w:t>
+      </w:r>
+      <w:r>
+        <w:t xml:space="preserve"> </w:t>
+      </w:r>
+      <w:r>
+        <w:t xml:space="preserve">domain to 1–3 candidates, a few dozen diverse restarts reach the objective’s</w:t>
+      </w:r>
+      <w:r>
+        <w:t xml:space="preserve"> </w:t>
+      </w:r>
+      <w:r>
+        <w:t xml:space="preserve">optimum inside the truth-containing space — the decisive difference from MAGIC,</w:t>
+      </w:r>
+      <w:r>
+        <w:t xml:space="preserve"> </w:t>
+      </w:r>
+      <w:r>
+        <w:t xml:space="preserve">whose un-pruned domains leave astronomically many near-flat basins the same</w:t>
+      </w:r>
+      <w:r>
+        <w:t xml:space="preserve"> </w:t>
+      </w:r>
+      <w:r>
+        <w:t xml:space="preserve">multistart cannot escape. The whole pipeline completes in seconds for 192 methyls.</w:t>
       </w:r>
     </w:p>
     <w:p>
@@ -1226,19 +1340,7 @@
         <w:pStyle w:val="BodyText"/>
       </w:pPr>
       <w:r>
-        <w:t xml:space="preserve">Each peak is reported three ways (Fig. 1A): the committed single call; its MAUS</w:t>
-      </w:r>
-      <w:r>
-        <w:t xml:space="preserve"> </w:t>
-      </w:r>
-      <w:r>
-        <w:t xml:space="preserve">option set, retained as an explicit ambiguity envelope; and a confidence tier</w:t>
-      </w:r>
-      <w:r>
-        <w:t xml:space="preserve"> </w:t>
-      </w:r>
-      <w:r>
-        <w:t xml:space="preserve">from the local scoring margin —</w:t>
+        <w:t xml:space="preserve">We report accuracy</w:t>
       </w:r>
       <w:r>
         <w:t xml:space="preserve"> </w:t>
@@ -1248,13 +1350,66 @@
           <w:b/>
           <w:bCs/>
         </w:rPr>
-        <w:t xml:space="preserve">unique</w:t>
-      </w:r>
-      <w:r>
-        <w:t xml:space="preserve"> </w:t>
-      </w:r>
-      <w:r>
-        <w:t xml:space="preserve">(forced by hard constraints),</w:t>
+        <w:t xml:space="preserve">residue-wise</w:t>
+      </w:r>
+      <w:r>
+        <w:t xml:space="preserve">: a committed call is correct if it names the</w:t>
+      </w:r>
+      <w:r>
+        <w:t xml:space="preserve"> </w:t>
+      </w:r>
+      <w:r>
+        <w:t xml:space="preserve">right residue, independent of which of the two prochiral methyls (Leu δ1/δ2, Val</w:t>
+      </w:r>
+      <w:r>
+        <w:t xml:space="preserve"> </w:t>
+      </w:r>
+      <w:r>
+        <w:t xml:space="preserve">γ1/γ2) it assigns. The geminal orientation is a near-symmetric coin flip an achiral</w:t>
+      </w:r>
+      <w:r>
+        <w:t xml:space="preserve"> </w:t>
+      </w:r>
+      <w:r>
+        <w:t xml:space="preserve">NOE network cannot settle for pairs whose two methyls make similar contacts, and</w:t>
+      </w:r>
+      <w:r>
+        <w:t xml:space="preserve"> </w:t>
+      </w:r>
+      <w:r>
+        <w:t xml:space="preserve">the residue — not the individual methyl — is the assignment problem’s hard part and</w:t>
+      </w:r>
+      <w:r>
+        <w:t xml:space="preserve"> </w:t>
+      </w:r>
+      <w:r>
+        <w:t xml:space="preserve">the unit that downstream analysis consumes. We additionally report methyl-level</w:t>
+      </w:r>
+      <w:r>
+        <w:t xml:space="preserve"> </w:t>
+      </w:r>
+      <w:r>
+        <w:t xml:space="preserve">(atom-exact) accuracy to expose the residual geminal swaps (Table 3).</w:t>
+      </w:r>
+    </w:p>
+    <w:p>
+      <w:pPr>
+        <w:pStyle w:val="BodyText"/>
+      </w:pPr>
+      <w:r>
+        <w:t xml:space="preserve">Each peak is reported three ways (Fig. 1A): the committed single call; its MAUS</w:t>
+      </w:r>
+      <w:r>
+        <w:t xml:space="preserve"> </w:t>
+      </w:r>
+      <w:r>
+        <w:t xml:space="preserve">option set, retained as an explicit ambiguity envelope; and a confidence tier from</w:t>
+      </w:r>
+      <w:r>
+        <w:t xml:space="preserve"> </w:t>
+      </w:r>
+      <w:r>
+        <w:t xml:space="preserve">the local scoring margin —</w:t>
       </w:r>
       <w:r>
         <w:t xml:space="preserve"> </w:t>
@@ -1264,13 +1419,13 @@
           <w:b/>
           <w:bCs/>
         </w:rPr>
-        <w:t xml:space="preserve">scored</w:t>
-      </w:r>
-      <w:r>
-        <w:t xml:space="preserve"> </w:t>
-      </w:r>
-      <w:r>
-        <w:t xml:space="preserve">(resolved by the NOE score), or</w:t>
+        <w:t xml:space="preserve">unique</w:t>
+      </w:r>
+      <w:r>
+        <w:t xml:space="preserve"> </w:t>
+      </w:r>
+      <w:r>
+        <w:t xml:space="preserve">(forced by hard constraints),</w:t>
       </w:r>
       <w:r>
         <w:t xml:space="preserve"> </w:t>
@@ -1280,25 +1435,50 @@
           <w:b/>
           <w:bCs/>
         </w:rPr>
+        <w:t xml:space="preserve">scored</w:t>
+      </w:r>
+      <w:r>
+        <w:t xml:space="preserve"> </w:t>
+      </w:r>
+      <w:r>
+        <w:t xml:space="preserve">(resolved by the NOE score), or</w:t>
+      </w:r>
+      <w:r>
+        <w:t xml:space="preserve"> </w:t>
+      </w:r>
+      <w:r>
+        <w:rPr>
+          <w:b/>
+          <w:bCs/>
+        </w:rPr>
         <w:t xml:space="preserve">ambiguous</w:t>
       </w:r>
       <w:r>
         <w:t xml:space="preserve"> </w:t>
       </w:r>
       <w:r>
-        <w:t xml:space="preserve">(a tied alternative</w:t>
-      </w:r>
-      <w:r>
-        <w:t xml:space="preserve"> </w:t>
-      </w:r>
-      <w:r>
-        <w:t xml:space="preserve">exists, i.e. a genuine symmetry). Because the scored search runs only over the</w:t>
-      </w:r>
-      <w:r>
-        <w:t xml:space="preserve"> </w:t>
-      </w:r>
-      <w:r>
-        <w:t xml:space="preserve">tiny pruned domains, the whole pipeline completes in ~0.3 s for 192 methyls.</w:t>
+        <w:t xml:space="preserve">(a tied alternative exists, i.e. a</w:t>
+      </w:r>
+      <w:r>
+        <w:t xml:space="preserve"> </w:t>
+      </w:r>
+      <w:r>
+        <w:t xml:space="preserve">genuine symmetry). Optionally, the ambiguous NOE cross peaks Layer 1 discards are</w:t>
+      </w:r>
+      <w:r>
+        <w:t xml:space="preserve"> </w:t>
+      </w:r>
+      <w:r>
+        <w:t xml:space="preserve">folded back in as diluted, intensity-weighted soft evidence (</w:t>
+      </w:r>
+      <w:r>
+        <w:rPr>
+          <w:rStyle w:val="VerbatimChar"/>
+        </w:rPr>
+        <w:t xml:space="preserve">--soft-ambiguous</w:t>
+      </w:r>
+      <w:r>
+        <w:t xml:space="preserve">).</w:t>
       </w:r>
     </w:p>
     <w:bookmarkEnd w:id="12"/>
@@ -1326,58 +1506,85 @@
         <w:t xml:space="preserve"> </w:t>
       </w:r>
       <w:r>
-        <w:t xml:space="preserve">All inputs are built by</w:t>
-      </w:r>
-      <w:r>
-        <w:t xml:space="preserve"> </w:t>
-      </w:r>
-      <w:r>
-        <w:rPr>
-          <w:rStyle w:val="VerbatimChar"/>
-        </w:rPr>
-        <w:t xml:space="preserve">make_peaklists.py</w:t>
-      </w:r>
-      <w:r>
-        <w:t xml:space="preserve"> </w:t>
-      </w:r>
-      <w:r>
-        <w:t xml:space="preserve">from a</w:t>
-      </w:r>
-      <w:r>
-        <w:t xml:space="preserve"> </w:t>
-      </w:r>
-      <w:r>
-        <w:t xml:space="preserve">PDB structure and the matching BMRB chemical-shift deposition: methyl carbon</w:t>
-      </w:r>
-      <w:r>
-        <w:t xml:space="preserve"> </w:t>
-      </w:r>
-      <w:r>
-        <w:t xml:space="preserve">shifts are the deposited carbon values, methyl proton shifts the mean of the</w:t>
-      </w:r>
-      <w:r>
-        <w:t xml:space="preserve"> </w:t>
-      </w:r>
-      <w:r>
-        <w:t xml:space="preserve">three methyl protons, and each observed methyl becomes an anonymous HMQC peak</w:t>
-      </w:r>
-      <w:r>
-        <w:t xml:space="preserve"> </w:t>
-      </w:r>
-      <w:r>
-        <w:t xml:space="preserve">(P1…Pn) whose structural identity is written only to a separate truth key.</w:t>
-      </w:r>
-      <w:r>
-        <w:t xml:space="preserve"> </w:t>
-      </w:r>
-      <w:r>
-        <w:t xml:space="preserve">Because BMRB deposits no NOESY peak list, a methyl–methyl (H)CCH NOESY network</w:t>
-      </w:r>
-      <w:r>
-        <w:t xml:space="preserve"> </w:t>
-      </w:r>
-      <w:r>
-        <w:t xml:space="preserve">(Rossi</w:t>
+        <w:t xml:space="preserve">For the seven simulated targets, all inputs are built</w:t>
+      </w:r>
+      <w:r>
+        <w:t xml:space="preserve"> </w:t>
+      </w:r>
+      <w:r>
+        <w:t xml:space="preserve">from a PDB (or mmCIF) structure and the matching BMRB chemical-shift deposition:</w:t>
+      </w:r>
+      <w:r>
+        <w:t xml:space="preserve"> </w:t>
+      </w:r>
+      <w:r>
+        <w:t xml:space="preserve">methyl carbon shifts are the deposited carbon values, methyl proton shifts the mean</w:t>
+      </w:r>
+      <w:r>
+        <w:t xml:space="preserve"> </w:t>
+      </w:r>
+      <w:r>
+        <w:t xml:space="preserve">of the three methyl protons. To model realistic measurement scatter, each methyl’s</w:t>
+      </w:r>
+      <w:r>
+        <w:t xml:space="preserve"> </w:t>
+      </w:r>
+      <w:r>
+        <w:t xml:space="preserve">shift is drawn once from a normal distribution about its deposited value —</w:t>
+      </w:r>
+      <w:r>
+        <w:t xml:space="preserve"> </w:t>
+      </w:r>
+      <w:r>
+        <w:t xml:space="preserve">σ = 0.02 ppm for</w:t>
+      </w:r>
+      <w:r>
+        <w:t xml:space="preserve"> </w:t>
+      </w:r>
+      <w:r>
+        <w:rPr>
+          <w:vertAlign w:val="superscript"/>
+        </w:rPr>
+        <w:t xml:space="preserve">1</w:t>
+      </w:r>
+      <w:r>
+        <w:t xml:space="preserve">H and 0.10 ppm for</w:t>
+      </w:r>
+      <w:r>
+        <w:t xml:space="preserve"> </w:t>
+      </w:r>
+      <w:r>
+        <w:rPr>
+          <w:vertAlign w:val="superscript"/>
+        </w:rPr>
+        <w:t xml:space="preserve">13</w:t>
+      </w:r>
+      <w:r>
+        <w:t xml:space="preserve">C — and this one measured shift is used</w:t>
+      </w:r>
+      <w:r>
+        <w:t xml:space="preserve"> </w:t>
+      </w:r>
+      <w:r>
+        <w:t xml:space="preserve">consistently across all experiments, so the frequency degeneracy that drives</w:t>
+      </w:r>
+      <w:r>
+        <w:t xml:space="preserve"> </w:t>
+      </w:r>
+      <w:r>
+        <w:t xml:space="preserve">assignment ambiguity is realistic. Each observed methyl becomes an anonymous HMQC</w:t>
+      </w:r>
+      <w:r>
+        <w:t xml:space="preserve"> </w:t>
+      </w:r>
+      <w:r>
+        <w:t xml:space="preserve">peak (P1…Pn) whose structural identity is written only to a separate truth key.</w:t>
+      </w:r>
+      <w:r>
+        <w:t xml:space="preserve"> </w:t>
+      </w:r>
+      <w:r>
+        <w:t xml:space="preserve">Because BMRB deposits no NOESY, a methyl–methyl (H)CCH NOESY network (Rossi</w:t>
       </w:r>
       <w:r>
         <w:t xml:space="preserve"> </w:t>
@@ -1387,61 +1594,13 @@
           <w:i/>
           <w:iCs/>
         </w:rPr>
-        <w:t xml:space="preserve">et al.</w:t>
-      </w:r>
-      <w:r>
-        <w:t xml:space="preserve">, 2016; Wen</w:t>
-      </w:r>
-      <w:r>
-        <w:t xml:space="preserve"> </w:t>
+        <w:t xml:space="preserve">et</w:t>
       </w:r>
       <w:r>
         <w:rPr>
           <w:i/>
           <w:iCs/>
         </w:rPr>
-        <w:t xml:space="preserve">et al.</w:t>
-      </w:r>
-      <w:r>
-        <w:t xml:space="preserve">, 2012) is simulated from the structure (a cross peak for every methyl</w:t>
-      </w:r>
-      <w:r>
-        <w:t xml:space="preserve"> </w:t>
-      </w:r>
-      <w:r>
-        <w:t xml:space="preserve">pair within 7.9 Å, both directions)</w:t>
-      </w:r>
-      <w:r>
-        <w:t xml:space="preserve"> </w:t>
-      </w:r>
-      <w:r>
-        <w:t xml:space="preserve">with 1/r</w:t>
-      </w:r>
-      <w:r>
-        <w:rPr>
-          <w:vertAlign w:val="superscript"/>
-        </w:rPr>
-        <w:t xml:space="preserve">6</w:t>
-      </w:r>
-      <w:r>
-        <w:t xml:space="preserve"> </w:t>
-      </w:r>
-      <w:r>
-        <w:t xml:space="preserve">intensities; the identical network is supplied to all three engines.</w:t>
-      </w:r>
-      <w:r>
-        <w:t xml:space="preserve"> </w:t>
-      </w:r>
-      <w:r>
-        <w:t xml:space="preserve">We benchmark seven targets: ubiquitin (BMRB 6457, PDB 1UBQ; the reference protein</w:t>
-      </w:r>
-      <w:r>
-        <w:t xml:space="preserve"> </w:t>
-      </w:r>
-      <w:r>
-        <w:t xml:space="preserve">of biomolecular NMR),</w:t>
-      </w:r>
-      <w:r>
         <w:t xml:space="preserve"> </w:t>
       </w:r>
       <w:r>
@@ -1449,19 +1608,10 @@
           <w:i/>
           <w:iCs/>
         </w:rPr>
-        <w:t xml:space="preserve">E. coli</w:t>
-      </w:r>
-      <w:r>
-        <w:t xml:space="preserve"> </w:t>
-      </w:r>
-      <w:r>
-        <w:t xml:space="preserve">maltose-binding protein (MBP; BMRB 7114, PDB</w:t>
-      </w:r>
-      <w:r>
-        <w:t xml:space="preserve"> </w:t>
-      </w:r>
-      <w:r>
-        <w:t xml:space="preserve">1ANF; Ulrich</w:t>
+        <w:t xml:space="preserve">al.</w:t>
+      </w:r>
+      <w:r>
+        <w:t xml:space="preserve">, 2016; Wen</w:t>
       </w:r>
       <w:r>
         <w:t xml:space="preserve"> </w:t>
@@ -1474,7 +1624,37 @@
         <w:t xml:space="preserve">et al.</w:t>
       </w:r>
       <w:r>
-        <w:t xml:space="preserve">, 2008; Spurlino</w:t>
+        <w:t xml:space="preserve">, 2012) is simulated from the structure (a cross peak for</w:t>
+      </w:r>
+      <w:r>
+        <w:t xml:space="preserve"> </w:t>
+      </w:r>
+      <w:r>
+        <w:t xml:space="preserve">every methyl pair within 8 Å, both directions) with 1/r</w:t>
+      </w:r>
+      <w:r>
+        <w:rPr>
+          <w:vertAlign w:val="superscript"/>
+        </w:rPr>
+        <w:t xml:space="preserve">6</w:t>
+      </w:r>
+      <w:r>
+        <w:t xml:space="preserve"> </w:t>
+      </w:r>
+      <w:r>
+        <w:t xml:space="preserve">intensities; the</w:t>
+      </w:r>
+      <w:r>
+        <w:t xml:space="preserve"> </w:t>
+      </w:r>
+      <w:r>
+        <w:t xml:space="preserve">identical network is supplied to all three engines. We benchmark seven targets:</w:t>
+      </w:r>
+      <w:r>
+        <w:t xml:space="preserve"> </w:t>
+      </w:r>
+      <w:r>
+        <w:t xml:space="preserve">ubiquitin (BMRB 6457, PDB 1UBQ),</w:t>
       </w:r>
       <w:r>
         <w:t xml:space="preserve"> </w:t>
@@ -1484,16 +1664,25 @@
           <w:i/>
           <w:iCs/>
         </w:rPr>
-        <w:t xml:space="preserve">et al.</w:t>
-      </w:r>
-      <w:r>
-        <w:t xml:space="preserve">, 1991; 192 methyls), the four</w:t>
-      </w:r>
-      <w:r>
-        <w:t xml:space="preserve"> </w:t>
-      </w:r>
-      <w:r>
-        <w:t xml:space="preserve">de-novo blind targets of the MAUS study (Nerli</w:t>
+        <w:t xml:space="preserve">E. coli</w:t>
+      </w:r>
+      <w:r>
+        <w:t xml:space="preserve"> </w:t>
+      </w:r>
+      <w:r>
+        <w:t xml:space="preserve">maltose-binding protein (MBP; BMRB 7114,</w:t>
+      </w:r>
+      <w:r>
+        <w:t xml:space="preserve"> </w:t>
+      </w:r>
+      <w:r>
+        <w:t xml:space="preserve">PDB 1ANF; 192 methyls), the four de-novo blind targets of the MAUS study — IL-2 and</w:t>
+      </w:r>
+      <w:r>
+        <w:t xml:space="preserve"> </w:t>
+      </w:r>
+      <w:r>
+        <w:t xml:space="preserve">the HNH, REC2 and REC3 domains of</w:t>
       </w:r>
       <w:r>
         <w:t xml:space="preserve"> </w:t>
@@ -1503,107 +1692,67 @@
           <w:i/>
           <w:iCs/>
         </w:rPr>
-        <w:t xml:space="preserve">et al.</w:t>
-      </w:r>
-      <w:r>
-        <w:t xml:space="preserve">, 2021) — interleukin-2</w:t>
-      </w:r>
-      <w:r>
-        <w:t xml:space="preserve"> </w:t>
-      </w:r>
-      <w:r>
-        <w:t xml:space="preserve">and the HNH, REC2 and REC3 domains of</w:t>
-      </w:r>
-      <w:r>
-        <w:t xml:space="preserve"> </w:t>
-      </w:r>
-      <w:r>
-        <w:rPr>
-          <w:i/>
-          <w:iCs/>
-        </w:rPr>
         <w:t xml:space="preserve">S. pyogenes</w:t>
       </w:r>
       <w:r>
         <w:t xml:space="preserve"> </w:t>
       </w:r>
       <w:r>
-        <w:t xml:space="preserve">Cas9 — and malate synthase G</w:t>
-      </w:r>
-      <w:r>
-        <w:t xml:space="preserve"> </w:t>
-      </w:r>
-      <w:r>
-        <w:t xml:space="preserve">(MSG; PDB 1D8C), at 257 methyls the largest single-chain protein whose Ile/Leu/Val</w:t>
-      </w:r>
-      <w:r>
-        <w:t xml:space="preserve"> </w:t>
-      </w:r>
-      <w:r>
-        <w:t xml:space="preserve">methyls have been assigned by solution NMR and the classic large-protein methyl</w:t>
-      </w:r>
-      <w:r>
-        <w:t xml:space="preserve"> </w:t>
-      </w:r>
-      <w:r>
-        <w:t xml:space="preserve">benchmark, spanning 43–257 observed methyls (Table 1). To test the method on</w:t>
-      </w:r>
-      <w:r>
-        <w:t xml:space="preserve"> </w:t>
-      </w:r>
-      <w:r>
-        <w:t xml:space="preserve">genuine spectra rather than a simulated network we add one real-experimental</w:t>
-      </w:r>
-      <w:r>
-        <w:t xml:space="preserve"> </w:t>
-      </w:r>
-      <w:r>
-        <w:t xml:space="preserve">target: measured AILTV methyl HMQC, 3D (H)CCH NOESY-HMQC and HMBC-HMQC peak lists</w:t>
-      </w:r>
-      <w:r>
-        <w:t xml:space="preserve"> </w:t>
-      </w:r>
-      <w:r>
-        <w:t xml:space="preserve">of the tumour-necrosis-factor-α homotrimer (85 assigned methyls), scored against</w:t>
-      </w:r>
-      <w:r>
-        <w:t xml:space="preserve"> </w:t>
-      </w:r>
-      <w:r>
-        <w:t xml:space="preserve">an AlphaFold3 model of the trimer. This target is also our only multimer; because</w:t>
-      </w:r>
-      <w:r>
-        <w:t xml:space="preserve"> </w:t>
-      </w:r>
-      <w:r>
-        <w:t xml:space="preserve">the three protomers are magnetically equivalent, each residue gives one HMQC peak</w:t>
-      </w:r>
-      <w:r>
-        <w:t xml:space="preserve"> </w:t>
-      </w:r>
-      <w:r>
-        <w:t xml:space="preserve">whose NOE partners may lie in the same or a neighbouring subunit, so</w:t>
-      </w:r>
-      <w:r>
-        <w:t xml:space="preserve"> </w:t>
-      </w:r>
-      <w:r>
-        <w:rPr>
-          <w:rStyle w:val="VerbatimChar"/>
-        </w:rPr>
-        <w:t xml:space="preserve">parse_structure</w:t>
-      </w:r>
-      <w:r>
-        <w:t xml:space="preserve"> </w:t>
-      </w:r>
-      <w:r>
-        <w:t xml:space="preserve">retains all three chains as symmetry images of each methyl and scores every</w:t>
-      </w:r>
-      <w:r>
-        <w:t xml:space="preserve"> </w:t>
-      </w:r>
-      <w:r>
-        <w:t xml:space="preserve">structural contact by the minimum distance over subunit pairs.</w:t>
+        <w:t xml:space="preserve">Cas9 — and malate synthase G (MSG;</w:t>
+      </w:r>
+      <w:r>
+        <w:t xml:space="preserve"> </w:t>
+      </w:r>
+      <w:r>
+        <w:t xml:space="preserve">PDB 1D8C; 257 methyls, the classic large-protein methyl benchmark), spanning 43–257</w:t>
+      </w:r>
+      <w:r>
+        <w:t xml:space="preserve"> </w:t>
+      </w:r>
+      <w:r>
+        <w:t xml:space="preserve">observed methyls (Table 1). To test the method on genuine spectra we add one</w:t>
+      </w:r>
+      <w:r>
+        <w:t xml:space="preserve"> </w:t>
+      </w:r>
+      <w:r>
+        <w:t xml:space="preserve">real-experimental target: measured AILTV methyl HMQC, 3D (H)CCH NOESY-HMQC and</w:t>
+      </w:r>
+      <w:r>
+        <w:t xml:space="preserve"> </w:t>
+      </w:r>
+      <w:r>
+        <w:t xml:space="preserve">HMBC-HMQC peak lists of the tumour-necrosis-factor-α homotrimer (85 assigned</w:t>
+      </w:r>
+      <w:r>
+        <w:t xml:space="preserve"> </w:t>
+      </w:r>
+      <w:r>
+        <w:t xml:space="preserve">methyls), scored against an AlphaFold3 model of the trimer. This is also our only</w:t>
+      </w:r>
+      <w:r>
+        <w:t xml:space="preserve"> </w:t>
+      </w:r>
+      <w:r>
+        <w:t xml:space="preserve">multimer; because the three protomers are magnetically equivalent, each residue</w:t>
+      </w:r>
+      <w:r>
+        <w:t xml:space="preserve"> </w:t>
+      </w:r>
+      <w:r>
+        <w:t xml:space="preserve">gives one HMQC peak whose NOE partners may lie in the same or a neighbouring</w:t>
+      </w:r>
+      <w:r>
+        <w:t xml:space="preserve"> </w:t>
+      </w:r>
+      <w:r>
+        <w:t xml:space="preserve">subunit, so the structure is parsed with all three chains retained as symmetry</w:t>
+      </w:r>
+      <w:r>
+        <w:t xml:space="preserve"> </w:t>
+      </w:r>
+      <w:r>
+        <w:t xml:space="preserve">images and every contact scored by the minimum distance over subunit pairs.</w:t>
       </w:r>
     </w:p>
     <w:p>
@@ -1615,61 +1764,61 @@
           <w:b/>
           <w:bCs/>
         </w:rPr>
-        <w:t xml:space="preserve">Results.</w:t>
-      </w:r>
-      <w:r>
-        <w:t xml:space="preserve"> </w:t>
-      </w:r>
-      <w:r>
-        <w:t xml:space="preserve">MAGIC, scoring over the full type-matched space, assigned 6–12% of</w:t>
-      </w:r>
-      <w:r>
-        <w:t xml:space="preserve"> </w:t>
-      </w:r>
-      <w:r>
-        <w:t xml:space="preserve">methyls correctly where it converged (Table 1) — consistent with its reported</w:t>
-      </w:r>
-      <w:r>
-        <w:t xml:space="preserve"> </w:t>
-      </w:r>
-      <w:r>
-        <w:t xml:space="preserve">4–10% on structure-simulated NOESY and with the near-flat-landscape limitation of</w:t>
-      </w:r>
-      <w:r>
-        <w:t xml:space="preserve"> </w:t>
-      </w:r>
-      <w:r>
-        <w:t xml:space="preserve">full-space scoring; on the two Leu-dense Cas9 domains and on MSG it did not return</w:t>
-      </w:r>
-      <w:r>
-        <w:t xml:space="preserve"> </w:t>
-      </w:r>
-      <w:r>
-        <w:t xml:space="preserve">within a 15-min budget, itself illustrating the cost of unbounded scoring. MAUS</w:t>
-      </w:r>
-      <w:r>
-        <w:t xml:space="preserve"> </w:t>
-      </w:r>
-      <w:r>
-        <w:t xml:space="preserve">resolved 2–35% of peaks uniquely (all correct) and abstained on the rest, with the</w:t>
-      </w:r>
-      <w:r>
-        <w:t xml:space="preserve"> </w:t>
-      </w:r>
-      <w:r>
-        <w:t xml:space="preserve">truth in the option set for 100% of peaks on every target; its result was unchanged by</w:t>
-      </w:r>
-      <w:r>
-        <w:t xml:space="preserve"> </w:t>
-      </w:r>
-      <w:r>
-        <w:t xml:space="preserve">the intensity column, as its boolean constraints cannot use it. magicmaus</w:t>
-      </w:r>
-      <w:r>
-        <w:t xml:space="preserve"> </w:t>
-      </w:r>
-      <w:r>
-        <w:t xml:space="preserve">committed a single answer for every peak while preserving that</w:t>
+        <w:t xml:space="preserve">The three engines, residue-wise (Table 1).</w:t>
+      </w:r>
+      <w:r>
+        <w:t xml:space="preserve"> </w:t>
+      </w:r>
+      <w:r>
+        <w:t xml:space="preserve">MAGIC, scoring over the full</w:t>
+      </w:r>
+      <w:r>
+        <w:t xml:space="preserve"> </w:t>
+      </w:r>
+      <w:r>
+        <w:t xml:space="preserve">type-matched space, assigned 0–79% of peaks to the correct residue: it does well</w:t>
+      </w:r>
+      <w:r>
+        <w:t xml:space="preserve"> </w:t>
+      </w:r>
+      <w:r>
+        <w:t xml:space="preserve">where the space is small and the intensities clean (ubiquitin 79.1%) but collapses</w:t>
+      </w:r>
+      <w:r>
+        <w:t xml:space="preserve"> </w:t>
+      </w:r>
+      <w:r>
+        <w:t xml:space="preserve">as the space grows and the network sparsens (REC2 1.6%, REC3 0.0%), the near-flat</w:t>
+      </w:r>
+      <w:r>
+        <w:t xml:space="preserve"> </w:t>
+      </w:r>
+      <w:r>
+        <w:t xml:space="preserve">full-space landscape leaving its multistart in a wrong basin. MAUS, forced to</w:t>
+      </w:r>
+      <w:r>
+        <w:t xml:space="preserve"> </w:t>
+      </w:r>
+      <w:r>
+        <w:t xml:space="preserve">commit a single residue where its option set does not pin one (it cannot rank</w:t>
+      </w:r>
+      <w:r>
+        <w:t xml:space="preserve"> </w:t>
+      </w:r>
+      <w:r>
+        <w:t xml:space="preserve">within a set), reached 2.3–84.2%; its envelope held the truth for 100% of peaks on</w:t>
+      </w:r>
+      <w:r>
+        <w:t xml:space="preserve"> </w:t>
+      </w:r>
+      <w:r>
+        <w:t xml:space="preserve">every simulated target. magicmaus committed a single answer for every peak while</w:t>
+      </w:r>
+      <w:r>
+        <w:t xml:space="preserve"> </w:t>
+      </w:r>
+      <w:r>
+        <w:t xml:space="preserve">preserving that</w:t>
       </w:r>
       <w:r>
         <w:t xml:space="preserve"> </w:t>
@@ -1685,7 +1834,13 @@
         <w:t xml:space="preserve"> </w:t>
       </w:r>
       <w:r>
-        <w:t xml:space="preserve">never-exclude envelope throughout, at</w:t>
+        <w:t xml:space="preserve">envelope, and was the most accurate of the three on every</w:t>
+      </w:r>
+      <w:r>
+        <w:t xml:space="preserve"> </w:t>
+      </w:r>
+      <w:r>
+        <w:t xml:space="preserve">target whose bounds it could enumerate tightly:</w:t>
       </w:r>
       <w:r>
         <w:t xml:space="preserve"> </w:t>
@@ -1695,19 +1850,19 @@
           <w:b/>
           <w:bCs/>
         </w:rPr>
-        <w:t xml:space="preserve">82–100%</w:t>
-      </w:r>
-      <w:r>
-        <w:t xml:space="preserve"> </w:t>
-      </w:r>
-      <w:r>
-        <w:t xml:space="preserve">methyl-level accuracy on the</w:t>
-      </w:r>
-      <w:r>
-        <w:t xml:space="preserve"> </w:t>
-      </w:r>
-      <w:r>
-        <w:t xml:space="preserve">smaller non-hard-case targets (a perfect 43/43 on ubiquitin) and</w:t>
+        <w:t xml:space="preserve">56.5–100%</w:t>
+      </w:r>
+      <w:r>
+        <w:t xml:space="preserve"> </w:t>
+      </w:r>
+      <w:r>
+        <w:t xml:space="preserve">residue-wise, a</w:t>
+      </w:r>
+      <w:r>
+        <w:t xml:space="preserve"> </w:t>
+      </w:r>
+      <w:r>
+        <w:t xml:space="preserve">perfect 43/43 on ubiquitin and</w:t>
       </w:r>
       <w:r>
         <w:t xml:space="preserve"> </w:t>
@@ -1717,382 +1872,73 @@
           <w:b/>
           <w:bCs/>
         </w:rPr>
-        <w:t xml:space="preserve">87.0%</w:t>
-      </w:r>
-      <w:r>
-        <w:t xml:space="preserve"> </w:t>
-      </w:r>
-      <w:r>
-        <w:t xml:space="preserve">on MBP —</w:t>
-      </w:r>
-      <w:r>
-        <w:t xml:space="preserve"> </w:t>
-      </w:r>
-      <w:r>
-        <w:t xml:space="preserve">up to an order of magnitude above scoring over the full space. This accuracy comes</w:t>
-      </w:r>
-      <w:r>
-        <w:t xml:space="preserve"> </w:t>
-      </w:r>
-      <w:r>
-        <w:t xml:space="preserve">from the scoring layer’s 3-cycle simulated-annealing search: on a simulated intensity</w:t>
-      </w:r>
-      <w:r>
-        <w:t xml:space="preserve"> </w:t>
-      </w:r>
-      <w:r>
-        <w:t xml:space="preserve">network built from the true structure, the NOE objective’s global optimum is the truth</w:t>
-      </w:r>
-      <w:r>
-        <w:t xml:space="preserve"> </w:t>
-      </w:r>
-      <w:r>
-        <w:t xml:space="preserve">(a truth-seeded search scores ~96%),</w:t>
-      </w:r>
-      <w:r>
-        <w:t xml:space="preserve"> </w:t>
-      </w:r>
-      <w:r>
-        <w:t xml:space="preserve">and annealing reaches it where a plain greedy ascent stalls 10–20% short — the</w:t>
-      </w:r>
-      <w:r>
-        <w:t xml:space="preserve"> </w:t>
-      </w:r>
-      <w:r>
-        <w:t xml:space="preserve">rotational moves cross the tightly coupled Leu/Val option graphs that pairwise</w:t>
-      </w:r>
-      <w:r>
-        <w:t xml:space="preserve"> </w:t>
-      </w:r>
-      <w:r>
-        <w:t xml:space="preserve">swaps cannot. That objective is trustworthy only when it is well-determined, which</w:t>
-      </w:r>
-      <w:r>
-        <w:t xml:space="preserve"> </w:t>
-      </w:r>
-      <w:r>
-        <w:t xml:space="preserve">requires two conditions, and magicmaus withholds the annealer — falling back to the</w:t>
-      </w:r>
-      <w:r>
-        <w:t xml:space="preserve"> </w:t>
-      </w:r>
-      <w:r>
-        <w:t xml:space="preserve">plain greedy ascent — when either fails: (i) the NOESY must carry real intensities</w:t>
-      </w:r>
-      <w:r>
-        <w:t xml:space="preserve"> </w:t>
-      </w:r>
-      <w:r>
-        <w:t xml:space="preserve">that pin each contact to its distance (on a boolean network the annealer would</w:t>
-      </w:r>
-      <w:r>
-        <w:t xml:space="preserve"> </w:t>
-      </w:r>
-      <w:r>
-        <w:t xml:space="preserve">merely overfit to structural-contact density), and (ii) most of the peaks being</w:t>
-      </w:r>
-      <w:r>
-        <w:t xml:space="preserve"> </w:t>
-      </w:r>
-      <w:r>
-        <w:t xml:space="preserve">optimised must actually carry a firm NOE. A third condition surfaces only on real</w:t>
-      </w:r>
-      <w:r>
-        <w:t xml:space="preserve"> </w:t>
-      </w:r>
-      <w:r>
-        <w:t xml:space="preserve">data: the reference structure must itself be accurate. Scored against a</w:t>
-      </w:r>
-      <w:r>
-        <w:t xml:space="preserve"> </w:t>
-      </w:r>
-      <w:r>
-        <w:rPr>
-          <w:i/>
-          <w:iCs/>
-        </w:rPr>
-        <w:t xml:space="preserve">predicted</w:t>
-      </w:r>
-      <w:r>
-        <w:t xml:space="preserve"> </w:t>
-      </w:r>
-      <w:r>
-        <w:t xml:space="preserve">fold (TNF-α, Section 3) the objective’s optimum can sit off the truth even with real</w:t>
-      </w:r>
-      <w:r>
-        <w:t xml:space="preserve"> </w:t>
-      </w:r>
-      <w:r>
-        <w:t xml:space="preserve">intensities — climbing it harder then lowers accuracy — so there magicmaus orients</w:t>
-      </w:r>
-      <w:r>
-        <w:t xml:space="preserve"> </w:t>
-      </w:r>
-      <w:r>
-        <w:t xml:space="preserve">δ1/δ2 with a deterministic local geminal resolver (Section 3) rather than by climbing</w:t>
-      </w:r>
-      <w:r>
-        <w:t xml:space="preserve"> </w:t>
-      </w:r>
-      <w:r>
-        <w:t xml:space="preserve">the global score. The hard cases are the targets whose 3D</w:t>
-      </w:r>
-      <w:r>
-        <w:t xml:space="preserve"> </w:t>
-      </w:r>
-      <w:r>
-        <w:t xml:space="preserve">(H)CCH network yields few firm NOEs: REC3 (60.0%; 50 of 85 methyls Leu) and above</w:t>
-      </w:r>
-      <w:r>
-        <w:t xml:space="preserve"> </w:t>
-      </w:r>
-      <w:r>
-        <w:t xml:space="preserve">all MSG, where only 262 cross peaks resolve to a firm constraint so 95 of 257 peaks</w:t>
-      </w:r>
-      <w:r>
-        <w:t xml:space="preserve"> </w:t>
-      </w:r>
-      <w:r>
-        <w:t xml:space="preserve">carry none — below magicmaus’s 75% firm-NOE coverage cut, so the annealer is</w:t>
-      </w:r>
-      <w:r>
-        <w:t xml:space="preserve"> </w:t>
-      </w:r>
-      <w:r>
-        <w:t xml:space="preserve">withheld and the greedy ascent commits 29.6% (38.5% with HMBC) where MAGIC does not</w:t>
-      </w:r>
-      <w:r>
-        <w:t xml:space="preserve"> </w:t>
-      </w:r>
-      <w:r>
-        <w:t xml:space="preserve">converge at all, still under the 100% envelope. On these, an achiral NOE network</w:t>
-      </w:r>
-      <w:r>
-        <w:t xml:space="preserve"> </w:t>
-      </w:r>
-      <w:r>
-        <w:t xml:space="preserve">leaves many geminal pairs and</w:t>
-      </w:r>
-      <w:r>
-        <w:t xml:space="preserve"> </w:t>
-      </w:r>
-      <w:r>
-        <w:t xml:space="preserve">shift-degenerate peaks genuinely unresolvable, which magicmaus flags as</w:t>
-      </w:r>
-      <w:r>
-        <w:t xml:space="preserve"> </w:t>
-      </w:r>
-      <w:r>
-        <w:rPr>
-          <w:rStyle w:val="VerbatimChar"/>
-        </w:rPr>
-        <w:t xml:space="preserve">ambiguous</w:t>
-      </w:r>
-      <w:r>
-        <w:t xml:space="preserve"> </w:t>
-      </w:r>
-      <w:r>
-        <w:t xml:space="preserve">and reports as full option sets rather than guessing. Folding the discarded</w:t>
-      </w:r>
-      <w:r>
-        <w:t xml:space="preserve"> </w:t>
-      </w:r>
-      <w:r>
-        <w:t xml:space="preserve">ambiguous NOEs back in as soft evidence (</w:t>
-      </w:r>
-      <w:r>
-        <w:rPr>
-          <w:rStyle w:val="VerbatimChar"/>
-        </w:rPr>
-        <w:t xml:space="preserve">--soft-ambiguous</w:t>
-      </w:r>
-      <w:r>
-        <w:t xml:space="preserve">) helped on most targets</w:t>
-      </w:r>
-      <w:r>
-        <w:t xml:space="preserve"> </w:t>
-      </w:r>
-      <w:r>
-        <w:t xml:space="preserve">(IL-2 +8.5, HNH +3.5, REC2 +1.6 points) but was a wash on the densely degenerate</w:t>
-      </w:r>
-      <w:r>
-        <w:t xml:space="preserve"> </w:t>
-      </w:r>
-      <w:r>
-        <w:t xml:space="preserve">REC3, so it is offered as an option, not a default. Adding one further optional</w:t>
-      </w:r>
-      <w:r>
-        <w:t xml:space="preserve"> </w:t>
-      </w:r>
-      <w:r>
-        <w:t xml:space="preserve">input — an HMBC-HMQC experiment (</w:t>
-      </w:r>
-      <w:r>
-        <w:rPr>
-          <w:rStyle w:val="VerbatimChar"/>
-        </w:rPr>
-        <w:t xml:space="preserve">--hmbc</w:t>
-      </w:r>
-      <w:r>
-        <w:t xml:space="preserve">; Siemons</w:t>
-      </w:r>
-      <w:r>
-        <w:t xml:space="preserve"> </w:t>
-      </w:r>
-      <w:r>
-        <w:rPr>
-          <w:i/>
-          <w:iCs/>
-        </w:rPr>
-        <w:t xml:space="preserve">et al.</w:t>
-      </w:r>
-      <w:r>
-        <w:t xml:space="preserve">, 2019) that identifies</w:t>
-      </w:r>
-      <w:r>
-        <w:t xml:space="preserve"> </w:t>
-      </w:r>
-      <w:r>
-        <w:t xml:space="preserve">which two HMQC peaks are the geminal pair of one residue — enters as a hard</w:t>
-      </w:r>
-      <w:r>
-        <w:t xml:space="preserve"> </w:t>
-      </w:r>
-      <w:r>
-        <w:t xml:space="preserve">constraint tying that pair to a single structural residue. It does not by itself</w:t>
-      </w:r>
-      <w:r>
-        <w:t xml:space="preserve"> </w:t>
-      </w:r>
-      <w:r>
-        <w:t xml:space="preserve">orient δ1 versus δ2 (the constraint admits both orderings); it collapses</w:t>
-      </w:r>
-      <w:r>
-        <w:t xml:space="preserve"> </w:t>
-      </w:r>
-      <w:r>
-        <w:rPr>
-          <w:i/>
-          <w:iCs/>
-        </w:rPr>
-        <w:t xml:space="preserve">cross-residue</w:t>
-      </w:r>
-      <w:r>
-        <w:t xml:space="preserve"> </w:t>
-      </w:r>
-      <w:r>
-        <w:t xml:space="preserve">ambiguity by coupling the pair’s NOE evidence, and hands the</w:t>
-      </w:r>
-      <w:r>
-        <w:t xml:space="preserve"> </w:t>
-      </w:r>
-      <w:r>
-        <w:t xml:space="preserve">orientation to the score (or, on a predicted fold, to the local resolver below). Its</w:t>
-      </w:r>
-      <w:r>
-        <w:t xml:space="preserve"> </w:t>
-      </w:r>
-      <w:r>
-        <w:t xml:space="preserve">net effect on accuracy is target-dependent: it helps</w:t>
-      </w:r>
-      <w:r>
-        <w:t xml:space="preserve"> </w:t>
-      </w:r>
-      <w:r>
-        <w:t xml:space="preserve">MBP (87.5% → 93.2%; Table 1, +HMBC) but on the crowded REC2/REC3 domains the extra</w:t>
-      </w:r>
-      <w:r>
-        <w:t xml:space="preserve"> </w:t>
-      </w:r>
-      <w:r>
-        <w:t xml:space="preserve">hard links reshape the constrained landscape into a different equal-scoring optimum</w:t>
-      </w:r>
-      <w:r>
-        <w:t xml:space="preserve"> </w:t>
-      </w:r>
-      <w:r>
-        <w:t xml:space="preserve">that scores lower, so it too is opt-in. A third lever addresses the δ1/δ2 swap the</w:t>
-      </w:r>
-      <w:r>
-        <w:t xml:space="preserve"> </w:t>
-      </w:r>
-      <w:r>
-        <w:t xml:space="preserve">HMBC link leaves open, for the regime where the global score cannot (above): the</w:t>
-      </w:r>
-      <w:r>
-        <w:t xml:space="preserve"> </w:t>
-      </w:r>
-      <w:r>
-        <w:t xml:space="preserve">intensity signal is applied locally instead of globally. For each geminal pair whose</w:t>
-      </w:r>
-      <w:r>
-        <w:t xml:space="preserve"> </w:t>
-      </w:r>
-      <w:r>
-        <w:t xml:space="preserve">two methyls are both committed, a shared NOE partner Q votes by</w:t>
-      </w:r>
-      <w:r>
-        <w:t xml:space="preserve"> </w:t>
-      </w:r>
-      <w:r>
-        <w:rPr>
-          <w:rStyle w:val="VerbatimChar"/>
-        </w:rPr>
-        <w:t xml:space="preserve">sign(I(P_a,Q) − I(P_b,Q)) · sign(1/r⁶(g_1,Q) − 1/r⁶(g_2,Q))</w:t>
-      </w:r>
-      <w:r>
-        <w:t xml:space="preserve"> </w:t>
-      </w:r>
-      <w:r>
-        <w:t xml:space="preserve">— the stronger cross</w:t>
-      </w:r>
-      <w:r>
-        <w:t xml:space="preserve"> </w:t>
-      </w:r>
-      <w:r>
-        <w:t xml:space="preserve">peak belongs to the methyl closer to Q — and the pair is flipped if the firm-edge</w:t>
-      </w:r>
-      <w:r>
-        <w:t xml:space="preserve"> </w:t>
-      </w:r>
-      <w:r>
-        <w:t xml:space="preserve">majority disagrees. This deterministic post-step orients δ1/δ2 for the subset of pairs</w:t>
-      </w:r>
-      <w:r>
-        <w:t xml:space="preserve"> </w:t>
-      </w:r>
-      <w:r>
-        <w:t xml:space="preserve">with a separating shared firm partner (the rest stay coin flips), without disturbing</w:t>
-      </w:r>
-      <w:r>
-        <w:t xml:space="preserve"> </w:t>
-      </w:r>
-      <w:r>
-        <w:t xml:space="preserve">the residue assignment or the envelope, and on TNF-α is what breaks the geminal swaps</w:t>
-      </w:r>
-      <w:r>
-        <w:t xml:space="preserve"> </w:t>
-      </w:r>
-      <w:r>
-        <w:t xml:space="preserve">the global score leaves (Section 3). Running the same scoring inside the MAUS bounds</w:t>
-      </w:r>
-      <w:r>
-        <w:t xml:space="preserve"> </w:t>
-      </w:r>
-      <w:r>
-        <w:t xml:space="preserve">thus yields roughly an order of magnitude more single-answer accuracy than scoring</w:t>
-      </w:r>
-      <w:r>
-        <w:t xml:space="preserve"> </w:t>
-      </w:r>
-      <w:r>
-        <w:t xml:space="preserve">over the full space, at no cost to the certainty guarantee, and improves with added</w:t>
-      </w:r>
-      <w:r>
-        <w:t xml:space="preserve"> </w:t>
-      </w:r>
-      <w:r>
-        <w:t xml:space="preserve">experimental input where that input is informative.</w:t>
+        <w:t xml:space="preserve">60.9%</w:t>
+      </w:r>
+      <w:r>
+        <w:t xml:space="preserve"> </w:t>
+      </w:r>
+      <w:r>
+        <w:t xml:space="preserve">on MBP — beating full-space scoring on</w:t>
+      </w:r>
+      <w:r>
+        <w:t xml:space="preserve"> </w:t>
+      </w:r>
+      <w:r>
+        <w:t xml:space="preserve">seven of eight targets and the constraint-forced baseline on all eight. This comes</w:t>
+      </w:r>
+      <w:r>
+        <w:t xml:space="preserve"> </w:t>
+      </w:r>
+      <w:r>
+        <w:t xml:space="preserve">from the multistart search: on a simulated intensity network built from the true</w:t>
+      </w:r>
+      <w:r>
+        <w:t xml:space="preserve"> </w:t>
+      </w:r>
+      <w:r>
+        <w:t xml:space="preserve">structure the NOE objective’s global optimum is the truth (a truth-seeded ascent</w:t>
+      </w:r>
+      <w:r>
+        <w:t xml:space="preserve"> </w:t>
+      </w:r>
+      <w:r>
+        <w:t xml:space="preserve">scores ~100% on ubiquitin), and the diverse-seed multistart reaches it inside the</w:t>
+      </w:r>
+      <w:r>
+        <w:t xml:space="preserve"> </w:t>
+      </w:r>
+      <w:r>
+        <w:t xml:space="preserve">pruned space where a single-seed ascent or annealer stalls 10–20% short. The</w:t>
+      </w:r>
+      <w:r>
+        <w:t xml:space="preserve"> </w:t>
+      </w:r>
+      <w:r>
+        <w:t xml:space="preserve">optional soft-ambiguous evidence is a genuine but two-sided lever: it helps where</w:t>
+      </w:r>
+      <w:r>
+        <w:t xml:space="preserve"> </w:t>
+      </w:r>
+      <w:r>
+        <w:t xml:space="preserve">the discarded NOEs carry residue information (IL-2 64.4→86.4, HNH 86.0→93.0, MBP</w:t>
+      </w:r>
+      <w:r>
+        <w:t xml:space="preserve"> </w:t>
+      </w:r>
+      <w:r>
+        <w:t xml:space="preserve">60.9→64.6) and hurts where they mostly add noise (REC2 71.4→58.7, REC3 56.5→51.8,</w:t>
+      </w:r>
+      <w:r>
+        <w:t xml:space="preserve"> </w:t>
+      </w:r>
+      <w:r>
+        <w:t xml:space="preserve">TNF-α 30.6→28.2), so it is offered as an option, not a default, and the tables</w:t>
+      </w:r>
+      <w:r>
+        <w:t xml:space="preserve"> </w:t>
+      </w:r>
+      <w:r>
+        <w:t xml:space="preserve">below report the base configuration.</w:t>
       </w:r>
     </w:p>
     <w:p>
@@ -2100,151 +1946,59 @@
         <w:pStyle w:val="BodyText"/>
       </w:pPr>
       <w:r>
-        <w:t xml:space="preserve">On the real-experimental TNF-α homotrimer (matched at H±0.01/C±0.05 with reciprocal</w:t>
-      </w:r>
-      <w:r>
-        <w:t xml:space="preserve"> </w:t>
-      </w:r>
-      <w:r>
-        <w:t xml:space="preserve">symmetric NOESY pairing) the method behaves consistently with the</w:t>
-      </w:r>
-      <w:r>
-        <w:t xml:space="preserve"> </w:t>
-      </w:r>
-      <w:r>
-        <w:t xml:space="preserve">simulated targets while exposing two properties only genuine data reveals</w:t>
-      </w:r>
-      <w:r>
-        <w:t xml:space="preserve"> </w:t>
-      </w:r>
-      <w:r>
-        <w:t xml:space="preserve">(Table 1). First, multimer handling is load-bearing: with the same reciprocal</w:t>
-      </w:r>
-      <w:r>
-        <w:t xml:space="preserve"> </w:t>
-      </w:r>
-      <w:r>
-        <w:t xml:space="preserve">symmetric NOE edges, parsing the structure as a single protomer leaves 10 measured</w:t>
-      </w:r>
-      <w:r>
-        <w:t xml:space="preserve"> </w:t>
-      </w:r>
-      <w:r>
-        <w:t xml:space="preserve">inter-subunit contacts without a structural home and drops them from the envelope</w:t>
-      </w:r>
-      <w:r>
-        <w:t xml:space="preserve"> </w:t>
-      </w:r>
-      <w:r>
-        <w:t xml:space="preserve">(75/85 = 88.2%); retaining the three chains as symmetry images (contact = minimum</w:t>
-      </w:r>
-      <w:r>
-        <w:t xml:space="preserve"> </w:t>
-      </w:r>
-      <w:r>
-        <w:t xml:space="preserve">distance over subunits) explains 9 of them and recovers a 98.8% envelope (84/85).</w:t>
-      </w:r>
-      <w:r>
-        <w:t xml:space="preserve"> </w:t>
-      </w:r>
-      <w:r>
-        <w:t xml:space="preserve">Second, the never-exclude guarantee is conditional on the NOEs being consistent with</w:t>
-      </w:r>
-      <w:r>
-        <w:t xml:space="preserve"> </w:t>
-      </w:r>
-      <w:r>
-        <w:t xml:space="preserve">the structure — a condition simulated data satisfies by construction. Measured</w:t>
-      </w:r>
-      <w:r>
-        <w:t xml:space="preserve"> </w:t>
-      </w:r>
-      <w:r>
-        <w:t xml:space="preserve">against an AlphaFold3 model, one peak (Leu76δ2) carries a symmetric-confirmed NOE the</w:t>
-      </w:r>
-      <w:r>
-        <w:t xml:space="preserve"> </w:t>
-      </w:r>
-      <w:r>
-        <w:t xml:space="preserve">predicted structure does not support at the 6/10 Å cutoffs and falls out of the</w:t>
-      </w:r>
-      <w:r>
-        <w:t xml:space="preserve"> </w:t>
-      </w:r>
-      <w:r>
-        <w:t xml:space="preserve">envelope, so the real-world figure is 98.8%, not 100%. (Reciprocal symmetric pairing</w:t>
-      </w:r>
-      <w:r>
-        <w:t xml:space="preserve"> </w:t>
-      </w:r>
-      <w:r>
-        <w:t xml:space="preserve">is what makes even this bound attainable: the plain carbon-only firm match — resolving</w:t>
-      </w:r>
-      <w:r>
-        <w:t xml:space="preserve"> </w:t>
-      </w:r>
-      <w:r>
-        <w:t xml:space="preserve">the partner by carbon alone — collects mutually inconsistent hard edges on this dense</w:t>
-      </w:r>
-      <w:r>
-        <w:t xml:space="preserve"> </w:t>
-      </w:r>
-      <w:r>
-        <w:t xml:space="preserve">trimer and is UNSAT outright, so it commits nothing; pairing each row with its</w:t>
-      </w:r>
-      <w:r>
-        <w:t xml:space="preserve"> </w:t>
-      </w:r>
-      <w:r>
-        <w:t xml:space="preserve">reciprocal resolves both ends by full (C,H) and every retained edge is a real</w:t>
-      </w:r>
-      <w:r>
-        <w:t xml:space="preserve"> </w:t>
-      </w:r>
-      <w:r>
-        <w:t xml:space="preserve">methyl–methyl contact.) Committed accuracy is 37.6% methyl and 55.3% at residue level</w:t>
-      </w:r>
-      <w:r>
-        <w:t xml:space="preserve"> </w:t>
-      </w:r>
-      <w:r>
-        <w:t xml:space="preserve">— short of the simulated targets, as expected for a boolean-dominated (H)CCH network</w:t>
-      </w:r>
-      <w:r>
-        <w:t xml:space="preserve"> </w:t>
-      </w:r>
-      <w:r>
-        <w:t xml:space="preserve">scored against a predicted fold. It decomposes into three composable steps: the greedy</w:t>
-      </w:r>
-      <w:r>
-        <w:t xml:space="preserve"> </w:t>
-      </w:r>
-      <w:r>
-        <w:t xml:space="preserve">max-feasible commit alone is 31.8%; soft ambiguous-NOE evidence and the geminal</w:t>
-      </w:r>
-      <w:r>
-        <w:t xml:space="preserve"> </w:t>
-      </w:r>
-      <w:r>
-        <w:t xml:space="preserve">resolver each add ~2–3.5 points and compose to 37.6% (35.3% with the resolver but no</w:t>
-      </w:r>
-      <w:r>
-        <w:t xml:space="preserve"> </w:t>
-      </w:r>
-      <w:r>
-        <w:t xml:space="preserve">soft; 34.1% with soft but no resolver). The methyl-vs-residue gap is entirely geminal</w:t>
-      </w:r>
-      <w:r>
-        <w:t xml:space="preserve"> </w:t>
-      </w:r>
-      <w:r>
-        <w:t xml:space="preserve">swaps: right residue, wrong δ1/δ2 or γ1/γ2 (Table 3). The resolver’s specific job is</w:t>
-      </w:r>
-      <w:r>
-        <w:t xml:space="preserve"> </w:t>
-      </w:r>
-      <w:r>
-        <w:t xml:space="preserve">that orientation, and it matters here because the scoring objective’s global optimum is</w:t>
+        <w:rPr>
+          <w:b/>
+          <w:bCs/>
+        </w:rPr>
+        <w:t xml:space="preserve">The scale limit (MSG).</w:t>
+      </w:r>
+      <w:r>
+        <w:t xml:space="preserve"> </w:t>
+      </w:r>
+      <w:r>
+        <w:t xml:space="preserve">MSG is reported honestly as the point where the method’s</w:t>
+      </w:r>
+      <w:r>
+        <w:t xml:space="preserve"> </w:t>
+      </w:r>
+      <w:r>
+        <w:t xml:space="preserve">bounding step becomes impractical. Its Leu/Val domains are 138 methyls wide and the</w:t>
+      </w:r>
+      <w:r>
+        <w:t xml:space="preserve"> </w:t>
+      </w:r>
+      <w:r>
+        <w:t xml:space="preserve">simulated (H)CCH network resolves only ~85 cross peaks to a firm constraint, so</w:t>
+      </w:r>
+      <w:r>
+        <w:t xml:space="preserve"> </w:t>
+      </w:r>
+      <w:r>
+        <w:t xml:space="preserve">(i) the exact per-candidate option enumeration does not finish within a 20-min</w:t>
+      </w:r>
+      <w:r>
+        <w:t xml:space="preserve"> </w:t>
+      </w:r>
+      <w:r>
+        <w:t xml:space="preserve">budget even with the propagation pre-filter, and (ii) the tractable fall-back —</w:t>
+      </w:r>
+      <w:r>
+        <w:t xml:space="preserve"> </w:t>
+      </w:r>
+      <w:r>
+        <w:t xml:space="preserve">scoring over the arc-consistency-pruned domains, which stay wide — leaves the bounds</w:t>
+      </w:r>
+      <w:r>
+        <w:t xml:space="preserve"> </w:t>
+      </w:r>
+      <w:r>
+        <w:t xml:space="preserve">too loose and the network too sparse for the scoring layer to disambiguate:</w:t>
+      </w:r>
+      <w:r>
+        <w:t xml:space="preserve"> </w:t>
+      </w:r>
+      <w:r>
+        <w:t xml:space="preserve">magicmaus commits 14.8%,</w:t>
       </w:r>
       <w:r>
         <w:t xml:space="preserve"> </w:t>
@@ -2254,89 +2008,37 @@
           <w:i/>
           <w:iCs/>
         </w:rPr>
-        <w:t xml:space="preserve">not</w:t>
-      </w:r>
-      <w:r>
-        <w:t xml:space="preserve"> </w:t>
-      </w:r>
-      <w:r>
-        <w:t xml:space="preserve">the truth on this target (climbing it — more annealing restarts, or a normalized</w:t>
-      </w:r>
-      <w:r>
-        <w:t xml:space="preserve"> </w:t>
-      </w:r>
-      <w:r>
-        <w:t xml:space="preserve">objective — lowers accuracy, since real intensities against a predicted fold do not pin</w:t>
-      </w:r>
-      <w:r>
-        <w:t xml:space="preserve"> </w:t>
-      </w:r>
-      <w:r>
-        <w:t xml:space="preserve">the true distances). So the swaps are broken locally instead: for each Leu/Val pair</w:t>
-      </w:r>
-      <w:r>
-        <w:t xml:space="preserve"> </w:t>
-      </w:r>
-      <w:r>
-        <w:t xml:space="preserve">whose two methyls are both committed, the peak with the stronger NOE cross peak to a</w:t>
-      </w:r>
-      <w:r>
-        <w:t xml:space="preserve"> </w:t>
-      </w:r>
-      <w:r>
-        <w:t xml:space="preserve">shared partner Q takes the methyl structurally closer to Q (I ~ 1/r⁶), a deterministic</w:t>
-      </w:r>
-      <w:r>
-        <w:t xml:space="preserve"> </w:t>
-      </w:r>
-      <w:r>
-        <w:t xml:space="preserve">2-way flip that lifts Leu/Val methyl accuracy from 22.6% to 27.4% (Leu 25→33%) for the</w:t>
-      </w:r>
-      <w:r>
-        <w:t xml:space="preserve"> </w:t>
-      </w:r>
-      <w:r>
-        <w:t xml:space="preserve">subset of pairs with a separating shared firm partner, without disturbing the residue</w:t>
-      </w:r>
-      <w:r>
-        <w:t xml:space="preserve"> </w:t>
-      </w:r>
-      <w:r>
-        <w:t xml:space="preserve">assignment or the envelope; pairs with no such partner stay coin flips. The optional</w:t>
-      </w:r>
-      <w:r>
-        <w:t xml:space="preserve"> </w:t>
-      </w:r>
-      <w:r>
-        <w:t xml:space="preserve">HMBC lever does</w:t>
-      </w:r>
-      <w:r>
-        <w:t xml:space="preserve"> </w:t>
-      </w:r>
-      <w:r>
-        <w:rPr>
-          <w:i/>
-          <w:iCs/>
-        </w:rPr>
-        <w:t xml:space="preserve">not</w:t>
-      </w:r>
-      <w:r>
-        <w:t xml:space="preserve"> </w:t>
-      </w:r>
-      <w:r>
-        <w:t xml:space="preserve">help this run — only one geminal link matches the peaks at</w:t>
-      </w:r>
-      <w:r>
-        <w:t xml:space="preserve"> </w:t>
-      </w:r>
-      <w:r>
-        <w:t xml:space="preserve">H±0.01/C±0.05, and adding it to the already max-feasible commit set tips the SAT</w:t>
-      </w:r>
-      <w:r>
-        <w:t xml:space="preserve"> </w:t>
-      </w:r>
-      <w:r>
-        <w:t xml:space="preserve">infeasible rather than orienting the pairs (Table 1, n.r.).</w:t>
+        <w:t xml:space="preserve">below</w:t>
+      </w:r>
+      <w:r>
+        <w:t xml:space="preserve"> </w:t>
+      </w:r>
+      <w:r>
+        <w:t xml:space="preserve">full-space MAGIC’s 30.0%, though still under the</w:t>
+      </w:r>
+      <w:r>
+        <w:t xml:space="preserve"> </w:t>
+      </w:r>
+      <w:r>
+        <w:t xml:space="preserve">100% envelope. MSG thus delimits where the synthesis pays off: magicmaus’s advantage</w:t>
+      </w:r>
+      <w:r>
+        <w:t xml:space="preserve"> </w:t>
+      </w:r>
+      <w:r>
+        <w:t xml:space="preserve">requires either tractable tight bounds or a dense-enough NOE network, and MSG at</w:t>
+      </w:r>
+      <w:r>
+        <w:t xml:space="preserve"> </w:t>
+      </w:r>
+      <w:r>
+        <w:t xml:space="preserve">this scale offers neither. This is a property of the method, not a defect of the</w:t>
+      </w:r>
+      <w:r>
+        <w:t xml:space="preserve"> </w:t>
+      </w:r>
+      <w:r>
+        <w:t xml:space="preserve">implementation, and we state it rather than omit the target.</w:t>
       </w:r>
     </w:p>
     <w:p>
@@ -2348,19 +2050,502 @@
           <w:b/>
           <w:bCs/>
         </w:rPr>
+        <w:t xml:space="preserve">Residue type shapes difficulty (Table 2).</w:t>
+      </w:r>
+      <w:r>
+        <w:t xml:space="preserve"> </w:t>
+      </w:r>
+      <w:r>
+        <w:t xml:space="preserve">The labeling scheme shapes the problem</w:t>
+      </w:r>
+      <w:r>
+        <w:t xml:space="preserve"> </w:t>
+      </w:r>
+      <w:r>
+        <w:t xml:space="preserve">in two ways the type-resolved accuracy makes explicit. First, the number of labeled</w:t>
+      </w:r>
+      <w:r>
+        <w:t xml:space="preserve"> </w:t>
+      </w:r>
+      <w:r>
+        <w:t xml:space="preserve">types sets the granularity of the candidate partition: a peak competes only against</w:t>
+      </w:r>
+      <w:r>
+        <w:t xml:space="preserve"> </w:t>
+      </w:r>
+      <w:r>
+        <w:t xml:space="preserve">methyls of its own residue type, so the two AILMTV targets (ubiquitin, MBP) spread</w:t>
+      </w:r>
+      <w:r>
+        <w:t xml:space="preserve"> </w:t>
+      </w:r>
+      <w:r>
+        <w:t xml:space="preserve">their peaks over six types while a three-type ILV set concentrates competition.</w:t>
+      </w:r>
+      <w:r>
+        <w:t xml:space="preserve"> </w:t>
+      </w:r>
+      <w:r>
+        <w:t xml:space="preserve">Second, labeling sets the irreducible geminal load: Leu and Val carry prochiral</w:t>
+      </w:r>
+      <w:r>
+        <w:t xml:space="preserve"> </w:t>
+      </w:r>
+      <w:r>
+        <w:t xml:space="preserve">methyl pairs, whereas Ile contributes a single δ1 methyl. Ile is accordingly the</w:t>
+      </w:r>
+      <w:r>
+        <w:t xml:space="preserve"> </w:t>
+      </w:r>
+      <w:r>
+        <w:t xml:space="preserve">most reliably assigned type — 100% on four targets and 73–89% on the mid-size ones —</w:t>
+      </w:r>
+      <w:r>
+        <w:t xml:space="preserve"> </w:t>
+      </w:r>
+      <w:r>
+        <w:t xml:space="preserve">because it is single-methyl and, being typically buried, NOE-rich; Leu and Val are</w:t>
+      </w:r>
+      <w:r>
+        <w:t xml:space="preserve"> </w:t>
+      </w:r>
+      <w:r>
+        <w:t xml:space="preserve">the bottleneck, at 100% only where the network is dense (ubiquitin) and falling to</w:t>
+      </w:r>
+      <w:r>
+        <w:t xml:space="preserve"> </w:t>
+      </w:r>
+      <w:r>
+        <w:t xml:space="preserve">~30–70% on the sparser REC3/MBP networks. Being single-methyl is necessary but not</w:t>
+      </w:r>
+      <w:r>
+        <w:t xml:space="preserve"> </w:t>
+      </w:r>
+      <w:r>
+        <w:t xml:space="preserve">sufficient: on MBP, Ala Cβ (43%) and Thr Cγ2 (60%) are among the least accurate</w:t>
+      </w:r>
+      <w:r>
+        <w:t xml:space="preserve"> </w:t>
+      </w:r>
+      <w:r>
+        <w:t xml:space="preserve">types despite no prochiral degeneracy, because these often surface-exposed methyls</w:t>
+      </w:r>
+      <w:r>
+        <w:t xml:space="preserve"> </w:t>
+      </w:r>
+      <w:r>
+        <w:t xml:space="preserve">simply make too few NOEs to be pinned — whereas Ile on the same protein reaches 73%.</w:t>
+      </w:r>
+      <w:r>
+        <w:t xml:space="preserve"> </w:t>
+      </w:r>
+      <w:r>
+        <w:t xml:space="preserve">Difficulty is therefore the interaction of labeling with NOE information content,</w:t>
+      </w:r>
+      <w:r>
+        <w:t xml:space="preserve"> </w:t>
+      </w:r>
+      <w:r>
+        <w:t xml:space="preserve">not labeling alone.</w:t>
+      </w:r>
+    </w:p>
+    <w:p>
+      <w:pPr>
+        <w:pStyle w:val="BodyText"/>
+      </w:pPr>
+      <w:r>
+        <w:rPr>
+          <w:b/>
+          <w:bCs/>
+        </w:rPr>
+        <w:t xml:space="preserve">The residual error is a geminal swap (Table 3).</w:t>
+      </w:r>
+      <w:r>
+        <w:t xml:space="preserve"> </w:t>
+      </w:r>
+      <w:r>
+        <w:t xml:space="preserve">Resolving accuracy to the</w:t>
+      </w:r>
+      <w:r>
+        <w:t xml:space="preserve"> </w:t>
+      </w:r>
+      <w:r>
+        <w:t xml:space="preserve">individual prochiral methyl confirms that the residue-vs-methyl gap for Leu/Val is a</w:t>
+      </w:r>
+      <w:r>
+        <w:t xml:space="preserve"> </w:t>
+      </w:r>
+      <w:r>
+        <w:t xml:space="preserve">geminal swap, not random misassignment: on nearly every target the two members of</w:t>
+      </w:r>
+      <w:r>
+        <w:t xml:space="preserve"> </w:t>
+      </w:r>
+      <w:r>
+        <w:t xml:space="preserve">each pair degrade in near-lockstep — REC2 Leu δ1/δ2 at 58%/62%, REC3 at 48%/44%, HNH</w:t>
+      </w:r>
+      <w:r>
+        <w:t xml:space="preserve"> </w:t>
+      </w:r>
+      <w:r>
+        <w:t xml:space="preserve">Val γ1/γ2 both 50% — the signature of the achiral network placing the pair on the</w:t>
+      </w:r>
+      <w:r>
+        <w:t xml:space="preserve"> </w:t>
+      </w:r>
+      <w:r>
+        <w:t xml:space="preserve">right</w:t>
+      </w:r>
+      <w:r>
+        <w:t xml:space="preserve"> </w:t>
+      </w:r>
+      <w:r>
+        <w:rPr>
+          <w:i/>
+          <w:iCs/>
+        </w:rPr>
+        <w:t xml:space="preserve">residue</w:t>
+      </w:r>
+      <w:r>
+        <w:t xml:space="preserve"> </w:t>
+      </w:r>
+      <w:r>
+        <w:t xml:space="preserve">but the wrong</w:t>
+      </w:r>
+      <w:r>
+        <w:t xml:space="preserve"> </w:t>
+      </w:r>
+      <w:r>
+        <w:rPr>
+          <w:i/>
+          <w:iCs/>
+        </w:rPr>
+        <w:t xml:space="preserve">methyl</w:t>
+      </w:r>
+      <w:r>
+        <w:t xml:space="preserve">. Both members stay inside the MAUS envelope</w:t>
+      </w:r>
+      <w:r>
+        <w:t xml:space="preserve"> </w:t>
+      </w:r>
+      <w:r>
+        <w:t xml:space="preserve">(the truth is never excluded), so the swap is a calibrated coin flip the confidence</w:t>
+      </w:r>
+      <w:r>
+        <w:t xml:space="preserve"> </w:t>
+      </w:r>
+      <w:r>
+        <w:t xml:space="preserve">tier flags as</w:t>
+      </w:r>
+      <w:r>
+        <w:t xml:space="preserve"> </w:t>
+      </w:r>
+      <w:r>
+        <w:rPr>
+          <w:rStyle w:val="VerbatimChar"/>
+        </w:rPr>
+        <w:t xml:space="preserve">ambiguous</w:t>
+      </w:r>
+      <w:r>
+        <w:t xml:space="preserve">; only a signal able to tell δ1 from δ2 — the intensity</w:t>
+      </w:r>
+      <w:r>
+        <w:t xml:space="preserve"> </w:t>
+      </w:r>
+      <w:r>
+        <w:t xml:space="preserve">score where the two methyls’ contacts differ, or an independent stereospecific</w:t>
+      </w:r>
+      <w:r>
+        <w:t xml:space="preserve"> </w:t>
+      </w:r>
+      <w:r>
+        <w:t xml:space="preserve">assignment where they do not — can break it. This is exactly why residue-wise is the</w:t>
+      </w:r>
+      <w:r>
+        <w:t xml:space="preserve"> </w:t>
+      </w:r>
+      <w:r>
+        <w:t xml:space="preserve">meaningful metric: the methyl-level totals (Table 1,</w:t>
+      </w:r>
+      <w:r>
+        <w:t xml:space="preserve"> </w:t>
+      </w:r>
+      <w:r>
+        <w:t xml:space="preserve">“methyl”</w:t>
+      </w:r>
+      <w:r>
+        <w:t xml:space="preserve">) sit below the</w:t>
+      </w:r>
+      <w:r>
+        <w:t xml:space="preserve"> </w:t>
+      </w:r>
+      <w:r>
+        <w:t xml:space="preserve">residue-wise ones by precisely the unresolved-swap fraction (ubiquitin 95.3 vs 100,</w:t>
+      </w:r>
+      <w:r>
+        <w:t xml:space="preserve"> </w:t>
+      </w:r>
+      <w:r>
+        <w:t xml:space="preserve">MBP 56.8 vs 60.9, HNH 80.7 vs 86.0).</w:t>
+      </w:r>
+    </w:p>
+    <w:p>
+      <w:pPr>
+        <w:pStyle w:val="BodyText"/>
+      </w:pPr>
+      <w:r>
+        <w:rPr>
+          <w:b/>
+          <w:bCs/>
+        </w:rPr>
+        <w:t xml:space="preserve">MAUS is more residue-decisive than it looks.</w:t>
+      </w:r>
+      <w:r>
+        <w:t xml:space="preserve"> </w:t>
+      </w:r>
+      <w:r>
+        <w:t xml:space="preserve">MAUS’s decisive fraction counts</w:t>
+      </w:r>
+      <w:r>
+        <w:t xml:space="preserve"> </w:t>
+      </w:r>
+      <w:r>
+        <w:t xml:space="preserve">only peaks pinned to a single</w:t>
+      </w:r>
+      <w:r>
+        <w:t xml:space="preserve"> </w:t>
+      </w:r>
+      <w:r>
+        <w:rPr>
+          <w:i/>
+          <w:iCs/>
+        </w:rPr>
+        <w:t xml:space="preserve">methyl</w:t>
+      </w:r>
+      <w:r>
+        <w:t xml:space="preserve">, booking every geminal-unresolved pair as an</w:t>
+      </w:r>
+      <w:r>
+        <w:t xml:space="preserve"> </w:t>
+      </w:r>
+      <w:r>
+        <w:t xml:space="preserve">abstention — yet such a pair is already decisive at the residue level. Collapsing</w:t>
+      </w:r>
+      <w:r>
+        <w:t xml:space="preserve"> </w:t>
+      </w:r>
+      <w:r>
+        <w:t xml:space="preserve">each option set to its residues, MAUS is residue-decisive (and, by never-exclude,</w:t>
+      </w:r>
+      <w:r>
+        <w:t xml:space="preserve"> </w:t>
+      </w:r>
+      <w:r>
+        <w:t xml:space="preserve">correct) on far more peaks than its methyl-unique count: 55.8% on ubiquitin, 68.4%</w:t>
+      </w:r>
+      <w:r>
+        <w:t xml:space="preserve"> </w:t>
+      </w:r>
+      <w:r>
+        <w:t xml:space="preserve">on HNH, 44.4% on REC2, versus low-single-digit methyl-unique fractions. The</w:t>
+      </w:r>
+      <w:r>
+        <w:t xml:space="preserve"> </w:t>
+      </w:r>
+      <w:r>
+        <w:t xml:space="preserve">complement — option sets still spanning more than one residue — is the</w:t>
+      </w:r>
+      <w:r>
+        <w:t xml:space="preserve"> </w:t>
+      </w:r>
+      <w:r>
+        <w:rPr>
+          <w:i/>
+          <w:iCs/>
+        </w:rPr>
+        <w:t xml:space="preserve">cross-residue</w:t>
+      </w:r>
+      <w:r>
+        <w:t xml:space="preserve"> </w:t>
+      </w:r>
+      <w:r>
+        <w:t xml:space="preserve">ambiguity that dominates the Leu-crowded ILV targets (IL-2, MSG) and that an</w:t>
+      </w:r>
+      <w:r>
+        <w:t xml:space="preserve"> </w:t>
+      </w:r>
+      <w:r>
+        <w:t xml:space="preserve">HMBC-HMQC geminal link collapses by tying each pair to one residue.</w:t>
+      </w:r>
+    </w:p>
+    <w:p>
+      <w:pPr>
+        <w:pStyle w:val="BodyText"/>
+      </w:pPr>
+      <w:r>
+        <w:rPr>
+          <w:b/>
+          <w:bCs/>
+        </w:rPr>
+        <w:t xml:space="preserve">Real-experimental TNF-α.</w:t>
+      </w:r>
+      <w:r>
+        <w:t xml:space="preserve"> </w:t>
+      </w:r>
+      <w:r>
+        <w:t xml:space="preserve">On the real homotrimer, matched at H±0.02/C±0.10, the</w:t>
+      </w:r>
+      <w:r>
+        <w:t xml:space="preserve"> </w:t>
+      </w:r>
+      <w:r>
+        <w:t xml:space="preserve">method behaves consistently with the simulated targets while exposing two properties</w:t>
+      </w:r>
+      <w:r>
+        <w:t xml:space="preserve"> </w:t>
+      </w:r>
+      <w:r>
+        <w:t xml:space="preserve">only genuine data reveals. First, multimer handling is load-bearing: the measured</w:t>
+      </w:r>
+      <w:r>
+        <w:t xml:space="preserve"> </w:t>
+      </w:r>
+      <w:r>
+        <w:t xml:space="preserve">NOEs include inter-subunit contacts that have no structural home unless the three</w:t>
+      </w:r>
+      <w:r>
+        <w:t xml:space="preserve"> </w:t>
+      </w:r>
+      <w:r>
+        <w:t xml:space="preserve">chains are treated as symmetry images (contact = minimum distance over subunits),</w:t>
+      </w:r>
+      <w:r>
+        <w:t xml:space="preserve"> </w:t>
+      </w:r>
+      <w:r>
+        <w:t xml:space="preserve">and the reciprocal (H)CCH rows resolve both NOE ends by full (C, H) so every firm</w:t>
+      </w:r>
+      <w:r>
+        <w:t xml:space="preserve"> </w:t>
+      </w:r>
+      <w:r>
+        <w:t xml:space="preserve">edge is a real methyl–methyl contact. Second, the never-exclude guarantee is</w:t>
+      </w:r>
+      <w:r>
+        <w:t xml:space="preserve"> </w:t>
+      </w:r>
+      <w:r>
+        <w:t xml:space="preserve">conditional on the NOEs being consistent with the structure — a condition simulated</w:t>
+      </w:r>
+      <w:r>
+        <w:t xml:space="preserve"> </w:t>
+      </w:r>
+      <w:r>
+        <w:t xml:space="preserve">data satisfies by construction but a</w:t>
+      </w:r>
+      <w:r>
+        <w:t xml:space="preserve"> </w:t>
+      </w:r>
+      <w:r>
+        <w:rPr>
+          <w:i/>
+          <w:iCs/>
+        </w:rPr>
+        <w:t xml:space="preserve">predicted</w:t>
+      </w:r>
+      <w:r>
+        <w:t xml:space="preserve"> </w:t>
+      </w:r>
+      <w:r>
+        <w:t xml:space="preserve">fold does not: three truths carry a</w:t>
+      </w:r>
+      <w:r>
+        <w:t xml:space="preserve"> </w:t>
+      </w:r>
+      <w:r>
+        <w:t xml:space="preserve">firm NOE the AlphaFold3 model does not support at the cutoffs and fall out, so the</w:t>
+      </w:r>
+      <w:r>
+        <w:t xml:space="preserve"> </w:t>
+      </w:r>
+      <w:r>
+        <w:t xml:space="preserve">envelope is 96.5%, not 100%. No peak is uniquely pinned on this sparse, wide-domain</w:t>
+      </w:r>
+      <w:r>
+        <w:t xml:space="preserve"> </w:t>
+      </w:r>
+      <w:r>
+        <w:t xml:space="preserve">target, so the constraint-forced baseline is near-random (10.6%); full-space scoring</w:t>
+      </w:r>
+      <w:r>
+        <w:t xml:space="preserve"> </w:t>
+      </w:r>
+      <w:r>
+        <w:t xml:space="preserve">reaches 20.0%; and magicmaus is the best of the three at</w:t>
+      </w:r>
+      <w:r>
+        <w:t xml:space="preserve"> </w:t>
+      </w:r>
+      <w:r>
+        <w:rPr>
+          <w:b/>
+          <w:bCs/>
+        </w:rPr>
+        <w:t xml:space="preserve">30.6%</w:t>
+      </w:r>
+      <w:r>
+        <w:t xml:space="preserve"> </w:t>
+      </w:r>
+      <w:r>
+        <w:t xml:space="preserve">residue-wise. Its</w:t>
+      </w:r>
+      <w:r>
+        <w:t xml:space="preserve"> </w:t>
+      </w:r>
+      <w:r>
+        <w:t xml:space="preserve">gap to the 24.7% methyl-level figure is entirely geminal swaps (Table 3, TNF-α: Ile</w:t>
+      </w:r>
+      <w:r>
+        <w:t xml:space="preserve"> </w:t>
+      </w:r>
+      <w:r>
+        <w:t xml:space="preserve">75% but Leu/Val ≤31%), the orientation the global objective cannot fix here because,</w:t>
+      </w:r>
+      <w:r>
+        <w:t xml:space="preserve"> </w:t>
+      </w:r>
+      <w:r>
+        <w:t xml:space="preserve">scored against a predicted fold, its optimum no longer sits exactly at the truth.</w:t>
+      </w:r>
+    </w:p>
+    <w:p>
+      <w:pPr>
+        <w:pStyle w:val="BodyText"/>
+      </w:pPr>
+      <w:r>
+        <w:rPr>
+          <w:b/>
+          <w:bCs/>
+        </w:rPr>
         <w:t xml:space="preserve">Table 1.</w:t>
       </w:r>
       <w:r>
         <w:t xml:space="preserve"> </w:t>
       </w:r>
       <w:r>
-        <w:t xml:space="preserve">Methyl-level accuracy on seven structure-simulated targets plus one</w:t>
-      </w:r>
-      <w:r>
-        <w:t xml:space="preserve"> </w:t>
-      </w:r>
-      <w:r>
-        <w:t xml:space="preserve">real-experimental multimer (TNF-α), all engines scored on the same 1/r</w:t>
+        <w:t xml:space="preserve">Residue-wise accuracy (correct residue, geminal δ1/δ2 orientation</w:t>
+      </w:r>
+      <w:r>
+        <w:t xml:space="preserve"> </w:t>
+      </w:r>
+      <w:r>
+        <w:t xml:space="preserve">ignored) on seven structure-simulated targets plus one real-experimental multimer</w:t>
+      </w:r>
+      <w:r>
+        <w:t xml:space="preserve"> </w:t>
+      </w:r>
+      <w:r>
+        <w:t xml:space="preserve">(TNF-α), all engines scored on the same 1/r</w:t>
       </w:r>
       <w:r>
         <w:rPr>
@@ -2372,25 +2557,43 @@
         <w:t xml:space="preserve"> </w:t>
       </w:r>
       <w:r>
-        <w:t xml:space="preserve">intensity NOESY. Envelope = fraction of peaks whose MAUS option set contains the</w:t>
-      </w:r>
-      <w:r>
-        <w:t xml:space="preserve"> </w:t>
-      </w:r>
-      <w:r>
-        <w:t xml:space="preserve">truth (never-exclude guarantee). n.c. = did not converge within a 15-min budget;</w:t>
-      </w:r>
-      <w:r>
-        <w:t xml:space="preserve"> </w:t>
-      </w:r>
-      <w:r>
-        <w:t xml:space="preserve">n.r. = not reported (the single matched HMBC link over-constrains TNF-α’s</w:t>
-      </w:r>
-      <w:r>
-        <w:t xml:space="preserve"> </w:t>
-      </w:r>
-      <w:r>
-        <w:t xml:space="preserve">max-feasible commit set, tipping the SAT infeasible).</w:t>
+        <w:t xml:space="preserve">intensity NOESY. MAGIC = full-space</w:t>
+      </w:r>
+      <w:r>
+        <w:t xml:space="preserve"> </w:t>
+      </w:r>
+      <w:r>
+        <w:t xml:space="preserve">scoring; MAUS = constraint layer forced to commit a single residue (it cannot rank</w:t>
+      </w:r>
+      <w:r>
+        <w:t xml:space="preserve"> </w:t>
+      </w:r>
+      <w:r>
+        <w:t xml:space="preserve">within an option set); magicmaus = base configuration (HMQC + 3D NOESY + 3D HMBC);</w:t>
+      </w:r>
+      <w:r>
+        <w:t xml:space="preserve"> </w:t>
+      </w:r>
+      <w:r>
+        <w:t xml:space="preserve">+soft = with soft-ambiguous evidence; methyl = magicmaus base at the atom-exact</w:t>
+      </w:r>
+      <w:r>
+        <w:t xml:space="preserve"> </w:t>
+      </w:r>
+      <w:r>
+        <w:t xml:space="preserve">level; Envelope = fraction of peaks whose MAUS option set contains the true residue</w:t>
+      </w:r>
+      <w:r>
+        <w:t xml:space="preserve"> </w:t>
+      </w:r>
+      <w:r>
+        <w:t xml:space="preserve">(never-exclude). MSG† uses the arc-consistency-pruned bounds (exact enumeration</w:t>
+      </w:r>
+      <w:r>
+        <w:t xml:space="preserve"> </w:t>
+      </w:r>
+      <w:r>
+        <w:t xml:space="preserve">intractable at 257 methyls); TNF-α‡ is the real-experimental, only multimeric target.</w:t>
       </w:r>
     </w:p>
     <w:tbl>
@@ -2517,7 +2720,7 @@
               <w:jc w:val="right"/>
             </w:pPr>
             <w:r>
-              <w:t xml:space="preserve">+HMBC</w:t>
+              <w:t xml:space="preserve">methyl</w:t>
             </w:r>
           </w:p>
         </w:tc>
@@ -2588,7 +2791,7 @@
               <w:jc w:val="right"/>
             </w:pPr>
             <w:r>
-              <w:t xml:space="preserve">9.3%</w:t>
+              <w:t xml:space="preserve">79.1%</w:t>
             </w:r>
           </w:p>
         </w:tc>
@@ -2600,7 +2803,7 @@
               <w:jc w:val="right"/>
             </w:pPr>
             <w:r>
-              <w:t xml:space="preserve">34.9%</w:t>
+              <w:t xml:space="preserve">72.1%</w:t>
             </w:r>
           </w:p>
         </w:tc>
@@ -2612,7 +2815,11 @@
               <w:jc w:val="right"/>
             </w:pPr>
             <w:r>
-              <w:t xml:space="preserve">100%</w:t>
+              <w:rPr>
+                <w:b/>
+                <w:bCs/>
+              </w:rPr>
+              <w:t xml:space="preserve">100.0%</w:t>
             </w:r>
           </w:p>
         </w:tc>
@@ -2636,7 +2843,7 @@
               <w:jc w:val="right"/>
             </w:pPr>
             <w:r>
-              <w:t xml:space="preserve">100.0%</w:t>
+              <w:t xml:space="preserve">95.3%</w:t>
             </w:r>
           </w:p>
         </w:tc>
@@ -2707,7 +2914,7 @@
               <w:jc w:val="right"/>
             </w:pPr>
             <w:r>
-              <w:t xml:space="preserve">8.5%</w:t>
+              <w:t xml:space="preserve">54.2%</w:t>
             </w:r>
           </w:p>
         </w:tc>
@@ -2719,7 +2926,7 @@
               <w:jc w:val="right"/>
             </w:pPr>
             <w:r>
-              <w:t xml:space="preserve">8.5%</w:t>
+              <w:t xml:space="preserve">39.0%</w:t>
             </w:r>
           </w:p>
         </w:tc>
@@ -2731,7 +2938,11 @@
               <w:jc w:val="right"/>
             </w:pPr>
             <w:r>
-              <w:t xml:space="preserve">88.1%</w:t>
+              <w:rPr>
+                <w:b/>
+                <w:bCs/>
+              </w:rPr>
+              <w:t xml:space="preserve">64.4%</w:t>
             </w:r>
           </w:p>
         </w:tc>
@@ -2743,7 +2954,7 @@
               <w:jc w:val="right"/>
             </w:pPr>
             <w:r>
-              <w:t xml:space="preserve">96.6%</w:t>
+              <w:t xml:space="preserve">86.4%</w:t>
             </w:r>
           </w:p>
         </w:tc>
@@ -2755,7 +2966,7 @@
               <w:jc w:val="right"/>
             </w:pPr>
             <w:r>
-              <w:t xml:space="preserve">96.6%</w:t>
+              <w:t xml:space="preserve">57.6%</w:t>
             </w:r>
           </w:p>
         </w:tc>
@@ -2826,7 +3037,7 @@
               <w:jc w:val="right"/>
             </w:pPr>
             <w:r>
-              <w:t xml:space="preserve">12.3%</w:t>
+              <w:t xml:space="preserve">54.4%</w:t>
             </w:r>
           </w:p>
         </w:tc>
@@ -2838,7 +3049,7 @@
               <w:jc w:val="right"/>
             </w:pPr>
             <w:r>
-              <w:t xml:space="preserve">26.3%</w:t>
+              <w:t xml:space="preserve">84.2%</w:t>
             </w:r>
           </w:p>
         </w:tc>
@@ -2850,7 +3061,11 @@
               <w:jc w:val="right"/>
             </w:pPr>
             <w:r>
-              <w:t xml:space="preserve">82.5%</w:t>
+              <w:rPr>
+                <w:b/>
+                <w:bCs/>
+              </w:rPr>
+              <w:t xml:space="preserve">86.0%</w:t>
             </w:r>
           </w:p>
         </w:tc>
@@ -2862,7 +3077,7 @@
               <w:jc w:val="right"/>
             </w:pPr>
             <w:r>
-              <w:t xml:space="preserve">86.0%</w:t>
+              <w:t xml:space="preserve">93.0%</w:t>
             </w:r>
           </w:p>
         </w:tc>
@@ -2874,7 +3089,7 @@
               <w:jc w:val="right"/>
             </w:pPr>
             <w:r>
-              <w:t xml:space="preserve">86.0%</w:t>
+              <w:t xml:space="preserve">80.7%</w:t>
             </w:r>
           </w:p>
         </w:tc>
@@ -2945,7 +3160,7 @@
               <w:jc w:val="right"/>
             </w:pPr>
             <w:r>
-              <w:t xml:space="preserve">n.c.</w:t>
+              <w:t xml:space="preserve">1.6%</w:t>
             </w:r>
           </w:p>
         </w:tc>
@@ -2957,7 +3172,7 @@
               <w:jc w:val="right"/>
             </w:pPr>
             <w:r>
-              <w:t xml:space="preserve">12.7%</w:t>
+              <w:t xml:space="preserve">54.0%</w:t>
             </w:r>
           </w:p>
         </w:tc>
@@ -2969,7 +3184,11 @@
               <w:jc w:val="right"/>
             </w:pPr>
             <w:r>
-              <w:t xml:space="preserve">88.9%</w:t>
+              <w:rPr>
+                <w:b/>
+                <w:bCs/>
+              </w:rPr>
+              <w:t xml:space="preserve">71.4%</w:t>
             </w:r>
           </w:p>
         </w:tc>
@@ -2981,7 +3200,7 @@
               <w:jc w:val="right"/>
             </w:pPr>
             <w:r>
-              <w:t xml:space="preserve">90.5%</w:t>
+              <w:t xml:space="preserve">58.7%</w:t>
             </w:r>
           </w:p>
         </w:tc>
@@ -2993,7 +3212,7 @@
               <w:jc w:val="right"/>
             </w:pPr>
             <w:r>
-              <w:t xml:space="preserve">76.2%</w:t>
+              <w:t xml:space="preserve">68.3%</w:t>
             </w:r>
           </w:p>
         </w:tc>
@@ -3064,7 +3283,7 @@
               <w:jc w:val="right"/>
             </w:pPr>
             <w:r>
-              <w:t xml:space="preserve">n.c.</w:t>
+              <w:t xml:space="preserve">0.0%</w:t>
             </w:r>
           </w:p>
         </w:tc>
@@ -3076,7 +3295,7 @@
               <w:jc w:val="right"/>
             </w:pPr>
             <w:r>
-              <w:t xml:space="preserve">8.2%</w:t>
+              <w:t xml:space="preserve">41.2%</w:t>
             </w:r>
           </w:p>
         </w:tc>
@@ -3088,7 +3307,11 @@
               <w:jc w:val="right"/>
             </w:pPr>
             <w:r>
-              <w:t xml:space="preserve">60.0%</w:t>
+              <w:rPr>
+                <w:b/>
+                <w:bCs/>
+              </w:rPr>
+              <w:t xml:space="preserve">56.5%</w:t>
             </w:r>
           </w:p>
         </w:tc>
@@ -3100,7 +3323,7 @@
               <w:jc w:val="right"/>
             </w:pPr>
             <w:r>
-              <w:t xml:space="preserve">57.6%</w:t>
+              <w:t xml:space="preserve">51.8%</w:t>
             </w:r>
           </w:p>
         </w:tc>
@@ -3112,7 +3335,7 @@
               <w:jc w:val="right"/>
             </w:pPr>
             <w:r>
-              <w:t xml:space="preserve">52.9%</w:t>
+              <w:t xml:space="preserve">50.6%</w:t>
             </w:r>
           </w:p>
         </w:tc>
@@ -3183,7 +3406,7 @@
               <w:jc w:val="right"/>
             </w:pPr>
             <w:r>
-              <w:t xml:space="preserve">5.7%</w:t>
+              <w:t xml:space="preserve">34.4%</w:t>
             </w:r>
           </w:p>
         </w:tc>
@@ -3195,7 +3418,7 @@
               <w:jc w:val="right"/>
             </w:pPr>
             <w:r>
-              <w:t xml:space="preserve">26.6%</w:t>
+              <w:t xml:space="preserve">35.4%</w:t>
             </w:r>
           </w:p>
         </w:tc>
@@ -3207,7 +3430,11 @@
               <w:jc w:val="right"/>
             </w:pPr>
             <w:r>
-              <w:t xml:space="preserve">87.0%</w:t>
+              <w:rPr>
+                <w:b/>
+                <w:bCs/>
+              </w:rPr>
+              <w:t xml:space="preserve">60.9%</w:t>
             </w:r>
           </w:p>
         </w:tc>
@@ -3219,7 +3446,7 @@
               <w:jc w:val="right"/>
             </w:pPr>
             <w:r>
-              <w:t xml:space="preserve">87.5%</w:t>
+              <w:t xml:space="preserve">64.6%</w:t>
             </w:r>
           </w:p>
         </w:tc>
@@ -3231,7 +3458,7 @@
               <w:jc w:val="right"/>
             </w:pPr>
             <w:r>
-              <w:t xml:space="preserve">93.2%</w:t>
+              <w:t xml:space="preserve">56.8%</w:t>
             </w:r>
           </w:p>
         </w:tc>
@@ -3256,18 +3483,18 @@
               <w:pStyle w:val="Compact"/>
             </w:pPr>
             <w:r>
-              <w:t xml:space="preserve">MSG</w:t>
-            </w:r>
-          </w:p>
-        </w:tc>
-        <w:tc>
-          <w:tcPr/>
-          <w:p>
-            <w:pPr>
-              <w:pStyle w:val="Compact"/>
-            </w:pPr>
-            <w:r>
-              <w:t xml:space="preserve">SI† / 1D8C</w:t>
+              <w:t xml:space="preserve">MSG†</w:t>
+            </w:r>
+          </w:p>
+        </w:tc>
+        <w:tc>
+          <w:tcPr/>
+          <w:p>
+            <w:pPr>
+              <w:pStyle w:val="Compact"/>
+            </w:pPr>
+            <w:r>
+              <w:t xml:space="preserve">SI / 1D8C</w:t>
             </w:r>
           </w:p>
         </w:tc>
@@ -3302,7 +3529,11 @@
               <w:jc w:val="right"/>
             </w:pPr>
             <w:r>
-              <w:t xml:space="preserve">n.c.</w:t>
+              <w:rPr>
+                <w:b/>
+                <w:bCs/>
+              </w:rPr>
+              <w:t xml:space="preserve">30.0%</w:t>
             </w:r>
           </w:p>
         </w:tc>
@@ -3314,7 +3545,7 @@
               <w:jc w:val="right"/>
             </w:pPr>
             <w:r>
-              <w:t xml:space="preserve">1.6%</w:t>
+              <w:t xml:space="preserve">2.3%</w:t>
             </w:r>
           </w:p>
         </w:tc>
@@ -3326,7 +3557,7 @@
               <w:jc w:val="right"/>
             </w:pPr>
             <w:r>
-              <w:t xml:space="preserve">29.6%</w:t>
+              <w:t xml:space="preserve">14.8%</w:t>
             </w:r>
           </w:p>
         </w:tc>
@@ -3338,7 +3569,7 @@
               <w:jc w:val="right"/>
             </w:pPr>
             <w:r>
-              <w:t xml:space="preserve">33.5%</w:t>
+              <w:t xml:space="preserve">17.9%</w:t>
             </w:r>
           </w:p>
         </w:tc>
@@ -3350,7 +3581,7 @@
               <w:jc w:val="right"/>
             </w:pPr>
             <w:r>
-              <w:t xml:space="preserve">38.5%</w:t>
+              <w:t xml:space="preserve">13.6%</w:t>
             </w:r>
           </w:p>
         </w:tc>
@@ -3421,7 +3652,7 @@
               <w:jc w:val="right"/>
             </w:pPr>
             <w:r>
-              <w:t xml:space="preserve">2.4%</w:t>
+              <w:t xml:space="preserve">20.0%</w:t>
             </w:r>
           </w:p>
         </w:tc>
@@ -3433,7 +3664,7 @@
               <w:jc w:val="right"/>
             </w:pPr>
             <w:r>
-              <w:t xml:space="preserve">0.0%</w:t>
+              <w:t xml:space="preserve">10.6%</w:t>
             </w:r>
           </w:p>
         </w:tc>
@@ -3445,7 +3676,11 @@
               <w:jc w:val="right"/>
             </w:pPr>
             <w:r>
-              <w:t xml:space="preserve">35.3%</w:t>
+              <w:rPr>
+                <w:b/>
+                <w:bCs/>
+              </w:rPr>
+              <w:t xml:space="preserve">30.6%</w:t>
             </w:r>
           </w:p>
         </w:tc>
@@ -3457,7 +3692,7 @@
               <w:jc w:val="right"/>
             </w:pPr>
             <w:r>
-              <w:t xml:space="preserve">37.6%</w:t>
+              <w:t xml:space="preserve">28.2%</w:t>
             </w:r>
           </w:p>
         </w:tc>
@@ -3469,7 +3704,7 @@
               <w:jc w:val="right"/>
             </w:pPr>
             <w:r>
-              <w:t xml:space="preserve">n.r.</w:t>
+              <w:t xml:space="preserve">24.7%</w:t>
             </w:r>
           </w:p>
         </w:tc>
@@ -3481,7 +3716,7 @@
               <w:jc w:val="right"/>
             </w:pPr>
             <w:r>
-              <w:t xml:space="preserve">98.8%</w:t>
+              <w:t xml:space="preserve">96.5%</w:t>
             </w:r>
           </w:p>
         </w:tc>
@@ -3492,13 +3727,7 @@
         <w:pStyle w:val="BodyText"/>
       </w:pPr>
       <w:r>
-        <w:t xml:space="preserve">†MSG methyl shifts have no BMRB deposit; they are digitised from the reference</w:t>
-      </w:r>
-      <w:r>
-        <w:t xml:space="preserve"> </w:t>
-      </w:r>
-      <w:r>
-        <w:t xml:space="preserve">assignment table in the open-access Supplementary Information of Pritišanac</w:t>
+        <w:t xml:space="preserve">†MSG methyl shifts are digitised from the reference assignment table of Pritišanac</w:t>
       </w:r>
       <w:r>
         <w:t xml:space="preserve"> </w:t>
@@ -3508,191 +3737,77 @@
           <w:i/>
           <w:iCs/>
         </w:rPr>
-        <w:t xml:space="preserve">et</w:t>
+        <w:t xml:space="preserve">et al.</w:t>
+      </w:r>
+      <w:r>
+        <w:t xml:space="preserve"> </w:t>
+      </w:r>
+      <w:r>
+        <w:t xml:space="preserve">(2019); its exact option-set enumeration is intractable, so the bounds are</w:t>
+      </w:r>
+      <w:r>
+        <w:t xml:space="preserve"> </w:t>
+      </w:r>
+      <w:r>
+        <w:t xml:space="preserve">the arc-consistency-pruned domains — still 138 wide — and with only ~85 firm NOEs</w:t>
+      </w:r>
+      <w:r>
+        <w:t xml:space="preserve"> </w:t>
+      </w:r>
+      <w:r>
+        <w:t xml:space="preserve">the sparse network leaves magicmaus below full-space scoring, the method’s scale</w:t>
+      </w:r>
+      <w:r>
+        <w:t xml:space="preserve"> </w:t>
+      </w:r>
+      <w:r>
+        <w:t xml:space="preserve">limit. ‡TNF-α: genuine methyl-NMR HMQC/NOESY/HMBC peak lists of the homotrimer,</w:t>
+      </w:r>
+      <w:r>
+        <w:t xml:space="preserve"> </w:t>
+      </w:r>
+      <w:r>
+        <w:t xml:space="preserve">scored against an AlphaFold3 model, matched at H±0.02/C±0.10 like the rest. Its</w:t>
+      </w:r>
+      <w:r>
+        <w:t xml:space="preserve"> </w:t>
+      </w:r>
+      <w:r>
+        <w:t xml:space="preserve">reciprocal (H)CCH rows resolve both NOE ends by full (C, H); treating the three</w:t>
+      </w:r>
+      <w:r>
+        <w:t xml:space="preserve"> </w:t>
+      </w:r>
+      <w:r>
+        <w:t xml:space="preserve">chains as symmetry images explains the inter-subunit NOEs; three truths carry an NOE</w:t>
+      </w:r>
+      <w:r>
+        <w:t xml:space="preserve"> </w:t>
+      </w:r>
+      <w:r>
+        <w:t xml:space="preserve">the</w:t>
+      </w:r>
+      <w:r>
+        <w:t xml:space="preserve"> </w:t>
       </w:r>
       <w:r>
         <w:rPr>
           <w:i/>
           <w:iCs/>
         </w:rPr>
-        <w:t xml:space="preserve"> </w:t>
-      </w:r>
-      <w:r>
-        <w:rPr>
-          <w:i/>
-          <w:iCs/>
-        </w:rPr>
-        <w:t xml:space="preserve">al.</w:t>
-      </w:r>
-      <w:r>
-        <w:t xml:space="preserve"> </w:t>
-      </w:r>
-      <w:r>
-        <w:t xml:space="preserve">(2019). ‡TNF-α is the only real-experimental and only multimeric target:</w:t>
-      </w:r>
-      <w:r>
-        <w:t xml:space="preserve"> </w:t>
-      </w:r>
-      <w:r>
-        <w:t xml:space="preserve">genuine methyl-NMR HMQC/NOESY/HMBC peak lists of the tumour-necrosis-factor-α</w:t>
-      </w:r>
-      <w:r>
-        <w:t xml:space="preserve"> </w:t>
-      </w:r>
-      <w:r>
-        <w:t xml:space="preserve">homotrimer, scored against an AlphaFold3 trimer model, and matched at H±0.01/C±0.05</w:t>
-      </w:r>
-      <w:r>
-        <w:t xml:space="preserve"> </w:t>
-      </w:r>
-      <w:r>
-        <w:t xml:space="preserve">like the rest. Its NOESY match uses</w:t>
-      </w:r>
-      <w:r>
-        <w:t xml:space="preserve"> </w:t>
-      </w:r>
-      <w:r>
-        <w:rPr>
-          <w:b/>
-          <w:bCs/>
-        </w:rPr>
-        <w:t xml:space="preserve">reciprocal symmetric pairing</w:t>
-      </w:r>
-      <w:r>
-        <w:t xml:space="preserve">: a 3D (H)CCH row</w:t>
-      </w:r>
-      <w:r>
-        <w:t xml:space="preserve"> </w:t>
-      </w:r>
-      <w:r>
-        <w:t xml:space="preserve">gives the partner only by carbon, but the reciprocal row supplies the partner’s</w:t>
-      </w:r>
-      <w:r>
-        <w:t xml:space="preserve"> </w:t>
-      </w:r>
-      <w:r>
-        <w:t xml:space="preserve">proton, so pairing the two resolves both NOE ends by full (C,H) and every firm edge</w:t>
-      </w:r>
-      <w:r>
-        <w:t xml:space="preserve"> </w:t>
-      </w:r>
-      <w:r>
-        <w:t xml:space="preserve">is a correct methyl–methyl contact — the envelope reaches 98.8% with no wrong hard</w:t>
-      </w:r>
-      <w:r>
-        <w:t xml:space="preserve"> </w:t>
-      </w:r>
-      <w:r>
-        <w:t xml:space="preserve">constraint (the plain carbon-only firm match is UNSAT on this dense trimer). Multimer</w:t>
-      </w:r>
-      <w:r>
-        <w:t xml:space="preserve"> </w:t>
-      </w:r>
-      <w:r>
-        <w:t xml:space="preserve">handling is load-bearing: treating the three chains as symmetry images (a contact is</w:t>
-      </w:r>
-      <w:r>
-        <w:t xml:space="preserve"> </w:t>
-      </w:r>
-      <w:r>
-        <w:t xml:space="preserve">the minimum distance over subunits) explains the inter-subunit NOEs; with the same</w:t>
-      </w:r>
-      <w:r>
-        <w:t xml:space="preserve"> </w:t>
-      </w:r>
-      <w:r>
-        <w:t xml:space="preserve">symmetric edges the trimer parse recovers 84/85 vs 75/85 single-protomer, and the one</w:t>
-      </w:r>
-      <w:r>
-        <w:t xml:space="preserve"> </w:t>
-      </w:r>
-      <w:r>
-        <w:t xml:space="preserve">remaining peak (Leu76δ2) carries an NOE the</w:t>
-      </w:r>
-      <w:r>
-        <w:t xml:space="preserve"> </w:t>
-      </w:r>
-      <w:r>
-        <w:rPr>
-          <w:i/>
-          <w:iCs/>
-        </w:rPr>
         <w:t xml:space="preserve">predicted</w:t>
       </w:r>
       <w:r>
         <w:t xml:space="preserve"> </w:t>
       </w:r>
       <w:r>
-        <w:t xml:space="preserve">structure does not support</w:t>
-      </w:r>
-      <w:r>
-        <w:t xml:space="preserve"> </w:t>
-      </w:r>
-      <w:r>
-        <w:t xml:space="preserve">(the conditional-envelope caveat below). The commit engine grows a max-feasible hard</w:t>
-      </w:r>
-      <w:r>
-        <w:t xml:space="preserve"> </w:t>
-      </w:r>
-      <w:r>
-        <w:t xml:space="preserve">set — the symmetric seed plus the carbon-only firm edges that keep the SAT feasible —</w:t>
-      </w:r>
-      <w:r>
-        <w:t xml:space="preserve"> </w:t>
-      </w:r>
-      <w:r>
-        <w:t xml:space="preserve">so it prunes enough to commit (its own envelope drops, but the reported Envelope column</w:t>
-      </w:r>
-      <w:r>
-        <w:t xml:space="preserve"> </w:t>
-      </w:r>
-      <w:r>
-        <w:t xml:space="preserve">is engE’s 98.8%), and the committed map is finished with the deterministic geminal</w:t>
-      </w:r>
-      <w:r>
-        <w:t xml:space="preserve"> </w:t>
-      </w:r>
-      <w:r>
-        <w:t xml:space="preserve">intensity-ratio resolver (Section 3), applied to this real-experimental row only. The</w:t>
-      </w:r>
-      <w:r>
-        <w:t xml:space="preserve"> </w:t>
-      </w:r>
-      <w:r>
-        <w:t xml:space="preserve">MAUS column is the fraction of peaks committed uniquely (all correct); none is uniquely</w:t>
-      </w:r>
-      <w:r>
-        <w:t xml:space="preserve"> </w:t>
-      </w:r>
-      <w:r>
-        <w:t xml:space="preserve">forced here, so its coverage is entirely the Envelope column. The +HMBC column would add the optional HMBC-HMQC geminal-link experiment</w:t>
-      </w:r>
-      <w:r>
-        <w:t xml:space="preserve"> </w:t>
-      </w:r>
-      <w:r>
-        <w:t xml:space="preserve">(</w:t>
-      </w:r>
-      <w:r>
-        <w:rPr>
-          <w:rStyle w:val="VerbatimChar"/>
-        </w:rPr>
-        <w:t xml:space="preserve">--hmbc</w:t>
-      </w:r>
-      <w:r>
-        <w:t xml:space="preserve">) on top of +soft; only one geminal link matches at this tolerance and adding</w:t>
-      </w:r>
-      <w:r>
-        <w:t xml:space="preserve"> </w:t>
-      </w:r>
-      <w:r>
-        <w:t xml:space="preserve">it to the already max-feasible commit set tips the SAT infeasible, so it is not reported</w:t>
-      </w:r>
-      <w:r>
-        <w:t xml:space="preserve"> </w:t>
-      </w:r>
-      <w:r>
-        <w:t xml:space="preserve">(n.r.).</w:t>
+        <w:t xml:space="preserve">structure cannot support, so the envelope is 96.5%. No peak is</w:t>
+      </w:r>
+      <w:r>
+        <w:t xml:space="preserve"> </w:t>
+      </w:r>
+      <w:r>
+        <w:t xml:space="preserve">uniquely forced, so the MAUS column is entirely arbitrary-tiebreak.</w:t>
       </w:r>
     </w:p>
     <w:p>
@@ -3700,239 +3815,6 @@
         <w:pStyle w:val="BodyText"/>
       </w:pPr>
       <w:r>
-        <w:t xml:space="preserve">The labeling scheme (Table 1) shapes the assignment problem in two ways that the</w:t>
-      </w:r>
-      <w:r>
-        <w:t xml:space="preserve"> </w:t>
-      </w:r>
-      <w:r>
-        <w:t xml:space="preserve">residue-resolved accuracy of Table 2 makes explicit. First, because a peak competes</w:t>
-      </w:r>
-      <w:r>
-        <w:t xml:space="preserve"> </w:t>
-      </w:r>
-      <w:r>
-        <w:t xml:space="preserve">only with methyls of its own residue type, the number of labeled types sets the</w:t>
-      </w:r>
-      <w:r>
-        <w:t xml:space="preserve"> </w:t>
-      </w:r>
-      <w:r>
-        <w:t xml:space="preserve">granularity of the candidate partition: the two AILMTV targets (ubiquitin, MBP)</w:t>
-      </w:r>
-      <w:r>
-        <w:t xml:space="preserve"> </w:t>
-      </w:r>
-      <w:r>
-        <w:t xml:space="preserve">spread their peaks over six types, so each peak competes against fewer same-type</w:t>
-      </w:r>
-      <w:r>
-        <w:t xml:space="preserve"> </w:t>
-      </w:r>
-      <w:r>
-        <w:t xml:space="preserve">methyls than in a three-type ILV set. Second, labeling sets the irreducible geminal</w:t>
-      </w:r>
-      <w:r>
-        <w:t xml:space="preserve"> </w:t>
-      </w:r>
-      <w:r>
-        <w:t xml:space="preserve">load: Leu (δ1/δ2) and Val (γ1/γ2) carry prochiral methyl pairs that an achiral NOE</w:t>
-      </w:r>
-      <w:r>
-        <w:t xml:space="preserve"> </w:t>
-      </w:r>
-      <w:r>
-        <w:t xml:space="preserve">network cannot orient, whereas Ile contributes a single δ1 methyl. Table 2 shows the</w:t>
-      </w:r>
-      <w:r>
-        <w:t xml:space="preserve"> </w:t>
-      </w:r>
-      <w:r>
-        <w:t xml:space="preserve">two effects: Ile is the most reliably assigned type — 100% on five of seven targets</w:t>
-      </w:r>
-      <w:r>
-        <w:t xml:space="preserve"> </w:t>
-      </w:r>
-      <w:r>
-        <w:t xml:space="preserve">— because it is single-methyl and, being typically buried, NOE-rich; Leu and Val</w:t>
-      </w:r>
-      <w:r>
-        <w:t xml:space="preserve"> </w:t>
-      </w:r>
-      <w:r>
-        <w:t xml:space="preserve">are the bottleneck, at 100% only where the network is dense (ubiquitin, IL-2) and</w:t>
-      </w:r>
-      <w:r>
-        <w:t xml:space="preserve"> </w:t>
-      </w:r>
-      <w:r>
-        <w:t xml:space="preserve">falling to ~30–50% on the sparse REC3/MSG networks. This is why the residual</w:t>
-      </w:r>
-      <w:r>
-        <w:t xml:space="preserve"> </w:t>
-      </w:r>
-      <w:r>
-        <w:rPr>
-          <w:rStyle w:val="VerbatimChar"/>
-        </w:rPr>
-        <w:t xml:space="preserve">ambiguous</w:t>
-      </w:r>
-      <w:r>
-        <w:t xml:space="preserve"> </w:t>
-      </w:r>
-      <w:r>
-        <w:t xml:space="preserve">tier is dominated by Leu/Val pairs — an orientation resolved only when the</w:t>
-      </w:r>
-      <w:r>
-        <w:t xml:space="preserve"> </w:t>
-      </w:r>
-      <w:r>
-        <w:t xml:space="preserve">two methyls make sufficiently different structural contacts (by the global intensity</w:t>
-      </w:r>
-      <w:r>
-        <w:t xml:space="preserve"> </w:t>
-      </w:r>
-      <w:r>
-        <w:t xml:space="preserve">score on a true structure, or the local geminal resolver on a predicted one), and</w:t>
-      </w:r>
-      <w:r>
-        <w:t xml:space="preserve"> </w:t>
-      </w:r>
-      <w:r>
-        <w:t xml:space="preserve">reported as a coin flip when they do not.</w:t>
-      </w:r>
-    </w:p>
-    <w:p>
-      <w:pPr>
-        <w:pStyle w:val="BodyText"/>
-      </w:pPr>
-      <w:r>
-        <w:t xml:space="preserve">Being single-methyl, however, is necessary but not sufficient: removing geminal</w:t>
-      </w:r>
-      <w:r>
-        <w:t xml:space="preserve"> </w:t>
-      </w:r>
-      <w:r>
-        <w:t xml:space="preserve">ambiguity and carrying NOE information are independent. On MBP, Ala Cβ (68%) and Thr</w:t>
-      </w:r>
-      <w:r>
-        <w:t xml:space="preserve"> </w:t>
-      </w:r>
-      <w:r>
-        <w:t xml:space="preserve">Cγ2 (70%) are the</w:t>
-      </w:r>
-      <w:r>
-        <w:t xml:space="preserve"> </w:t>
-      </w:r>
-      <w:r>
-        <w:rPr>
-          <w:i/>
-          <w:iCs/>
-        </w:rPr>
-        <w:t xml:space="preserve">least</w:t>
-      </w:r>
-      <w:r>
-        <w:t xml:space="preserve"> </w:t>
-      </w:r>
-      <w:r>
-        <w:t xml:space="preserve">accurately assigned types (Table 2) despite no prochiral</w:t>
-      </w:r>
-      <w:r>
-        <w:t xml:space="preserve"> </w:t>
-      </w:r>
-      <w:r>
-        <w:t xml:space="preserve">degeneracy, because these often surface-exposed, shift-clustered methyls simply make</w:t>
-      </w:r>
-      <w:r>
-        <w:t xml:space="preserve"> </w:t>
-      </w:r>
-      <w:r>
-        <w:t xml:space="preserve">too few methyl–methyl NOEs to be pinned — whereas Ile on the same protein is 100%.</w:t>
-      </w:r>
-      <w:r>
-        <w:t xml:space="preserve"> </w:t>
-      </w:r>
-      <w:r>
-        <w:t xml:space="preserve">Labeling is therefore not the sole determinant of difficulty; it interacts with NOE</w:t>
-      </w:r>
-      <w:r>
-        <w:t xml:space="preserve"> </w:t>
-      </w:r>
-      <w:r>
-        <w:t xml:space="preserve">information content. IL-2 and REC2 are Leu-rich (71% and 76% Leu) yet reach ~88–90%</w:t>
-      </w:r>
-      <w:r>
-        <w:t xml:space="preserve"> </w:t>
-      </w:r>
-      <w:r>
-        <w:t xml:space="preserve">because their networks are dense, while REC3 and MSG fall to 60% and 30% not from</w:t>
-      </w:r>
-      <w:r>
-        <w:t xml:space="preserve"> </w:t>
-      </w:r>
-      <w:r>
-        <w:t xml:space="preserve">their labeling alone but because sparse carbon-only matching leaves too few firm NOEs</w:t>
-      </w:r>
-      <w:r>
-        <w:t xml:space="preserve"> </w:t>
-      </w:r>
-      <w:r>
-        <w:t xml:space="preserve">to pin the enlarged ILV domains (Section 3, coverage gate). In practice the levers</w:t>
-      </w:r>
-      <w:r>
-        <w:t xml:space="preserve"> </w:t>
-      </w:r>
-      <w:r>
-        <w:t xml:space="preserve">attack different bottlenecks: extending the labeling beyond ILV partitions the</w:t>
-      </w:r>
-      <w:r>
-        <w:t xml:space="preserve"> </w:t>
-      </w:r>
-      <w:r>
-        <w:t xml:space="preserve">problem into finer type classes, an HMBC geminal-link experiment collapses the</w:t>
-      </w:r>
-      <w:r>
-        <w:t xml:space="preserve"> </w:t>
-      </w:r>
-      <w:r>
-        <w:t xml:space="preserve">cross-residue ambiguity by tying each geminal pair to one residue, and the</w:t>
-      </w:r>
-      <w:r>
-        <w:t xml:space="preserve"> </w:t>
-      </w:r>
-      <w:r>
-        <w:t xml:space="preserve">intensity-weighted score orients δ1/δ2 within the pair — globally where the objective</w:t>
-      </w:r>
-      <w:r>
-        <w:t xml:space="preserve"> </w:t>
-      </w:r>
-      <w:r>
-        <w:t xml:space="preserve">tracks the truth (the simulated targets), or, when it does not (real intensities on a</w:t>
-      </w:r>
-      <w:r>
-        <w:t xml:space="preserve"> </w:t>
-      </w:r>
-      <w:r>
-        <w:t xml:space="preserve">predicted fold, where the global optimum drifts off the truth), by the deterministic</w:t>
-      </w:r>
-      <w:r>
-        <w:t xml:space="preserve"> </w:t>
-      </w:r>
-      <w:r>
-        <w:t xml:space="preserve">local geminal resolver that compares the two members’ NOE intensities to a shared</w:t>
-      </w:r>
-      <w:r>
-        <w:t xml:space="preserve"> </w:t>
-      </w:r>
-      <w:r>
-        <w:t xml:space="preserve">partner. None is a universal fix, and the last three are opt-in.</w:t>
-      </w:r>
-    </w:p>
-    <w:p>
-      <w:pPr>
-        <w:pStyle w:val="BodyText"/>
-      </w:pPr>
-      <w:r>
         <w:rPr>
           <w:b/>
           <w:bCs/>
@@ -3943,7 +3825,7 @@
         <w:t xml:space="preserve"> </w:t>
       </w:r>
       <w:r>
-        <w:t xml:space="preserve">Methyl-level accuracy of the committed magicmaus call (+soft) resolved</w:t>
+        <w:t xml:space="preserve">Residue-wise accuracy of the committed magicmaus call (base) resolved</w:t>
       </w:r>
       <w:r>
         <w:t xml:space="preserve"> </w:t>
@@ -3955,25 +3837,13 @@
         <w:t xml:space="preserve"> </w:t>
       </w:r>
       <w:r>
-        <w:t xml:space="preserve">absent from the target’s labeling. Ile is near-perfect except on the sparse</w:t>
-      </w:r>
-      <w:r>
-        <w:t xml:space="preserve"> </w:t>
-      </w:r>
-      <w:r>
-        <w:t xml:space="preserve">REC3/MSG networks; Leu/Val carry the geminal degeneracy; Ala/Thr, though</w:t>
-      </w:r>
-      <w:r>
-        <w:t xml:space="preserve"> </w:t>
-      </w:r>
-      <w:r>
-        <w:t xml:space="preserve">single-methyl, are NOE-poor on MBP. The TNF-α row additionally has the deterministic</w:t>
-      </w:r>
-      <w:r>
-        <w:t xml:space="preserve"> </w:t>
-      </w:r>
-      <w:r>
-        <w:t xml:space="preserve">geminal intensity-ratio resolver applied (real-experimental target only).</w:t>
+        <w:t xml:space="preserve">absent from the target’s labeling. Ile leads (single-methyl, NOE-rich); Leu/Val</w:t>
+      </w:r>
+      <w:r>
+        <w:t xml:space="preserve"> </w:t>
+      </w:r>
+      <w:r>
+        <w:t xml:space="preserve">carry the geminal degeneracy; Ala/Thr, though single-methyl, are NOE-poor on MBP.</w:t>
       </w:r>
     </w:p>
     <w:tbl>
@@ -4195,18 +4065,18 @@
               <w:pStyle w:val="Compact"/>
             </w:pPr>
             <w:r>
-              <w:t xml:space="preserve">100% (9/9)</w:t>
-            </w:r>
-          </w:p>
-        </w:tc>
-        <w:tc>
-          <w:tcPr/>
-          <w:p>
-            <w:pPr>
-              <w:pStyle w:val="Compact"/>
-            </w:pPr>
-            <w:r>
-              <w:t xml:space="preserve">100% (42/42)</w:t>
+              <w:t xml:space="preserve">78% (7/9)</w:t>
+            </w:r>
+          </w:p>
+        </w:tc>
+        <w:tc>
+          <w:tcPr/>
+          <w:p>
+            <w:pPr>
+              <w:pStyle w:val="Compact"/>
+            </w:pPr>
+            <w:r>
+              <w:t xml:space="preserve">60% (25/42)</w:t>
             </w:r>
           </w:p>
         </w:tc>
@@ -4261,7 +4131,7 @@
               <w:pStyle w:val="Compact"/>
             </w:pPr>
             <w:r>
-              <w:t xml:space="preserve">97% (57/59)</w:t>
+              <w:t xml:space="preserve">64% (38/59)</w:t>
             </w:r>
           </w:p>
         </w:tc>
@@ -4296,18 +4166,18 @@
               <w:pStyle w:val="Compact"/>
             </w:pPr>
             <w:r>
-              <w:t xml:space="preserve">86% (24/28)</w:t>
-            </w:r>
-          </w:p>
-        </w:tc>
-        <w:tc>
-          <w:tcPr/>
-          <w:p>
-            <w:pPr>
-              <w:pStyle w:val="Compact"/>
-            </w:pPr>
-            <w:r>
-              <w:t xml:space="preserve">75% (12/16)</w:t>
+              <w:t xml:space="preserve">93% (26/28)</w:t>
+            </w:r>
+          </w:p>
+        </w:tc>
+        <w:tc>
+          <w:tcPr/>
+          <w:p>
+            <w:pPr>
+              <w:pStyle w:val="Compact"/>
+            </w:pPr>
+            <w:r>
+              <w:t xml:space="preserve">62% (10/16)</w:t>
             </w:r>
           </w:p>
         </w:tc>
@@ -4375,18 +4245,18 @@
               <w:pStyle w:val="Compact"/>
             </w:pPr>
             <w:r>
-              <w:t xml:space="preserve">100% (9/9)</w:t>
-            </w:r>
-          </w:p>
-        </w:tc>
-        <w:tc>
-          <w:tcPr/>
-          <w:p>
-            <w:pPr>
-              <w:pStyle w:val="Compact"/>
-            </w:pPr>
-            <w:r>
-              <w:t xml:space="preserve">88% (42/48)</w:t>
+              <w:t xml:space="preserve">89% (8/9)</w:t>
+            </w:r>
+          </w:p>
+        </w:tc>
+        <w:tc>
+          <w:tcPr/>
+          <w:p>
+            <w:pPr>
+              <w:pStyle w:val="Compact"/>
+            </w:pPr>
+            <w:r>
+              <w:t xml:space="preserve">65% (31/48)</w:t>
             </w:r>
           </w:p>
         </w:tc>
@@ -4441,7 +4311,7 @@
               <w:pStyle w:val="Compact"/>
             </w:pPr>
             <w:r>
-              <w:t xml:space="preserve">90% (57/63)</w:t>
+              <w:t xml:space="preserve">71% (45/63)</w:t>
             </w:r>
           </w:p>
         </w:tc>
@@ -4476,7 +4346,7 @@
               <w:pStyle w:val="Compact"/>
             </w:pPr>
             <w:r>
-              <w:t xml:space="preserve">52% (26/50)</w:t>
+              <w:t xml:space="preserve">50% (25/50)</w:t>
             </w:r>
           </w:p>
         </w:tc>
@@ -4531,7 +4401,7 @@
               <w:pStyle w:val="Compact"/>
             </w:pPr>
             <w:r>
-              <w:t xml:space="preserve">58% (49/85)</w:t>
+              <w:t xml:space="preserve">56% (48/85)</w:t>
             </w:r>
           </w:p>
         </w:tc>
@@ -4555,73 +4425,73 @@
               <w:pStyle w:val="Compact"/>
             </w:pPr>
             <w:r>
-              <w:t xml:space="preserve">100% (22/22)</w:t>
-            </w:r>
-          </w:p>
-        </w:tc>
-        <w:tc>
-          <w:tcPr/>
-          <w:p>
-            <w:pPr>
-              <w:pStyle w:val="Compact"/>
-            </w:pPr>
-            <w:r>
-              <w:t xml:space="preserve">97% (58/60)</w:t>
-            </w:r>
-          </w:p>
-        </w:tc>
-        <w:tc>
-          <w:tcPr/>
-          <w:p>
-            <w:pPr>
-              <w:pStyle w:val="Compact"/>
-            </w:pPr>
-            <w:r>
-              <w:t xml:space="preserve">95% (38/40)</w:t>
-            </w:r>
-          </w:p>
-        </w:tc>
-        <w:tc>
-          <w:tcPr/>
-          <w:p>
-            <w:pPr>
-              <w:pStyle w:val="Compact"/>
-            </w:pPr>
-            <w:r>
-              <w:t xml:space="preserve">68% (30/44)</w:t>
-            </w:r>
-          </w:p>
-        </w:tc>
-        <w:tc>
-          <w:tcPr/>
-          <w:p>
-            <w:pPr>
-              <w:pStyle w:val="Compact"/>
-            </w:pPr>
-            <w:r>
-              <w:t xml:space="preserve">70% (14/20)</w:t>
-            </w:r>
-          </w:p>
-        </w:tc>
-        <w:tc>
-          <w:tcPr/>
-          <w:p>
-            <w:pPr>
-              <w:pStyle w:val="Compact"/>
-            </w:pPr>
-            <w:r>
-              <w:t xml:space="preserve">100% (6/6)</w:t>
-            </w:r>
-          </w:p>
-        </w:tc>
-        <w:tc>
-          <w:tcPr/>
-          <w:p>
-            <w:pPr>
-              <w:pStyle w:val="Compact"/>
-            </w:pPr>
-            <w:r>
-              <w:t xml:space="preserve">88% (168/192)</w:t>
+              <w:t xml:space="preserve">73% (16/22)</w:t>
+            </w:r>
+          </w:p>
+        </w:tc>
+        <w:tc>
+          <w:tcPr/>
+          <w:p>
+            <w:pPr>
+              <w:pStyle w:val="Compact"/>
+            </w:pPr>
+            <w:r>
+              <w:t xml:space="preserve">62% (37/60)</w:t>
+            </w:r>
+          </w:p>
+        </w:tc>
+        <w:tc>
+          <w:tcPr/>
+          <w:p>
+            <w:pPr>
+              <w:pStyle w:val="Compact"/>
+            </w:pPr>
+            <w:r>
+              <w:t xml:space="preserve">72% (29/40)</w:t>
+            </w:r>
+          </w:p>
+        </w:tc>
+        <w:tc>
+          <w:tcPr/>
+          <w:p>
+            <w:pPr>
+              <w:pStyle w:val="Compact"/>
+            </w:pPr>
+            <w:r>
+              <w:t xml:space="preserve">43% (19/44)</w:t>
+            </w:r>
+          </w:p>
+        </w:tc>
+        <w:tc>
+          <w:tcPr/>
+          <w:p>
+            <w:pPr>
+              <w:pStyle w:val="Compact"/>
+            </w:pPr>
+            <w:r>
+              <w:t xml:space="preserve">60% (12/20)</w:t>
+            </w:r>
+          </w:p>
+        </w:tc>
+        <w:tc>
+          <w:tcPr/>
+          <w:p>
+            <w:pPr>
+              <w:pStyle w:val="Compact"/>
+            </w:pPr>
+            <w:r>
+              <w:t xml:space="preserve">67% (4/6)</w:t>
+            </w:r>
+          </w:p>
+        </w:tc>
+        <w:tc>
+          <w:tcPr/>
+          <w:p>
+            <w:pPr>
+              <w:pStyle w:val="Compact"/>
+            </w:pPr>
+            <w:r>
+              <w:t xml:space="preserve">61% (117/192)</w:t>
             </w:r>
           </w:p>
         </w:tc>
@@ -4645,29 +4515,29 @@
               <w:pStyle w:val="Compact"/>
             </w:pPr>
             <w:r>
-              <w:t xml:space="preserve">44% (18/41)</w:t>
-            </w:r>
-          </w:p>
-        </w:tc>
-        <w:tc>
-          <w:tcPr/>
-          <w:p>
-            <w:pPr>
-              <w:pStyle w:val="Compact"/>
-            </w:pPr>
-            <w:r>
-              <w:t xml:space="preserve">32% (42/133)</w:t>
-            </w:r>
-          </w:p>
-        </w:tc>
-        <w:tc>
-          <w:tcPr/>
-          <w:p>
-            <w:pPr>
-              <w:pStyle w:val="Compact"/>
-            </w:pPr>
-            <w:r>
-              <w:t xml:space="preserve">31% (26/83)</w:t>
+              <w:t xml:space="preserve">22% (9/41)</w:t>
+            </w:r>
+          </w:p>
+        </w:tc>
+        <w:tc>
+          <w:tcPr/>
+          <w:p>
+            <w:pPr>
+              <w:pStyle w:val="Compact"/>
+            </w:pPr>
+            <w:r>
+              <w:t xml:space="preserve">14% (18/133)</w:t>
+            </w:r>
+          </w:p>
+        </w:tc>
+        <w:tc>
+          <w:tcPr/>
+          <w:p>
+            <w:pPr>
+              <w:pStyle w:val="Compact"/>
+            </w:pPr>
+            <w:r>
+              <w:t xml:space="preserve">13% (11/83)</w:t>
             </w:r>
           </w:p>
         </w:tc>
@@ -4711,7 +4581,7 @@
               <w:pStyle w:val="Compact"/>
             </w:pPr>
             <w:r>
-              <w:t xml:space="preserve">33% (86/257)</w:t>
+              <w:t xml:space="preserve">15% (38/257)</w:t>
             </w:r>
           </w:p>
         </w:tc>
@@ -4735,18 +4605,18 @@
               <w:pStyle w:val="Compact"/>
             </w:pPr>
             <w:r>
-              <w:t xml:space="preserve">100% (8/8)</w:t>
-            </w:r>
-          </w:p>
-        </w:tc>
-        <w:tc>
-          <w:tcPr/>
-          <w:p>
-            <w:pPr>
-              <w:pStyle w:val="Compact"/>
-            </w:pPr>
-            <w:r>
-              <w:t xml:space="preserve">33% (12/36)</w:t>
+              <w:t xml:space="preserve">75% (6/8)</w:t>
+            </w:r>
+          </w:p>
+        </w:tc>
+        <w:tc>
+          <w:tcPr/>
+          <w:p>
+            <w:pPr>
+              <w:pStyle w:val="Compact"/>
+            </w:pPr>
+            <w:r>
+              <w:t xml:space="preserve">31% (11/36)</w:t>
             </w:r>
           </w:p>
         </w:tc>
@@ -4768,18 +4638,18 @@
               <w:pStyle w:val="Compact"/>
             </w:pPr>
             <w:r>
-              <w:t xml:space="preserve">50% (6/12)</w:t>
-            </w:r>
-          </w:p>
-        </w:tc>
-        <w:tc>
-          <w:tcPr/>
-          <w:p>
-            <w:pPr>
-              <w:pStyle w:val="Compact"/>
-            </w:pPr>
-            <w:r>
-              <w:t xml:space="preserve">33% (1/3)</w:t>
+              <w:t xml:space="preserve">33% (4/12)</w:t>
+            </w:r>
+          </w:p>
+        </w:tc>
+        <w:tc>
+          <w:tcPr/>
+          <w:p>
+            <w:pPr>
+              <w:pStyle w:val="Compact"/>
+            </w:pPr>
+            <w:r>
+              <w:t xml:space="preserve">0% (0/3)</w:t>
             </w:r>
           </w:p>
         </w:tc>
@@ -4801,7 +4671,7 @@
               <w:pStyle w:val="Compact"/>
             </w:pPr>
             <w:r>
-              <w:t xml:space="preserve">38% (32/85)</w:t>
+              <w:t xml:space="preserve">31% (26/85)</w:t>
             </w:r>
           </w:p>
         </w:tc>
@@ -4812,244 +4682,6 @@
         <w:pStyle w:val="BodyText"/>
       </w:pPr>
       <w:r>
-        <w:t xml:space="preserve">The real-data TNF-α row (symmetric-NOESY engine at H±0.01/C±0.05, with the geminal</w:t>
-      </w:r>
-      <w:r>
-        <w:t xml:space="preserve"> </w:t>
-      </w:r>
-      <w:r>
-        <w:t xml:space="preserve">intensity-ratio resolver) makes the type dependence stark even as overall accuracy is</w:t>
-      </w:r>
-      <w:r>
-        <w:t xml:space="preserve"> </w:t>
-      </w:r>
-      <w:r>
-        <w:t xml:space="preserve">modest on this sparse network: Ile (no geminal partner) is assigned outright at 100%</w:t>
-      </w:r>
-      <w:r>
-        <w:t xml:space="preserve"> </w:t>
-      </w:r>
-      <w:r>
-        <w:t xml:space="preserve">(8/8), while Leu (33%) and Val (19%) lag — the firm NOEs cannot fully orient the</w:t>
-      </w:r>
-      <w:r>
-        <w:t xml:space="preserve"> </w:t>
-      </w:r>
-      <w:r>
-        <w:t xml:space="preserve">geminal pairs. The geminal resolver (I ~ 1/r⁶: the stronger NOE to a shared partner</w:t>
-      </w:r>
-      <w:r>
-        <w:t xml:space="preserve"> </w:t>
-      </w:r>
-      <w:r>
-        <w:t xml:space="preserve">belongs to the closer methyl) lifts Leu from 25 to 33% and Leu/Val together from 22.6</w:t>
-      </w:r>
-      <w:r>
-        <w:t xml:space="preserve"> </w:t>
-      </w:r>
-      <w:r>
-        <w:t xml:space="preserve">to 27.4%; the residual is where no shared firm partner separates δ1/δ2 (or γ1/γ2),</w:t>
-      </w:r>
-      <w:r>
-        <w:t xml:space="preserve"> </w:t>
-      </w:r>
-      <w:r>
-        <w:t xml:space="preserve">which stays inside the MAUS envelope as a genuine coin flip. The residue-level accuracy</w:t>
-      </w:r>
-      <w:r>
-        <w:t xml:space="preserve"> </w:t>
-      </w:r>
-      <w:r>
-        <w:t xml:space="preserve">is 55% (47/85): the gap to the 38% methyl-level figure is entirely these unresolved</w:t>
-      </w:r>
-      <w:r>
-        <w:t xml:space="preserve"> </w:t>
-      </w:r>
-      <w:r>
-        <w:t xml:space="preserve">geminal swaps — right residue, wrong δ1/δ2 or γ1/γ2.</w:t>
-      </w:r>
-    </w:p>
-    <w:p>
-      <w:pPr>
-        <w:pStyle w:val="BodyText"/>
-      </w:pPr>
-      <w:r>
-        <w:t xml:space="preserve">Resolving the accuracy to the individual prochiral methyl (Table 3) confirms that</w:t>
-      </w:r>
-      <w:r>
-        <w:t xml:space="preserve"> </w:t>
-      </w:r>
-      <w:r>
-        <w:t xml:space="preserve">the residual Leu/Val error is a geminal swap rather than random misassignment: on</w:t>
-      </w:r>
-      <w:r>
-        <w:t xml:space="preserve"> </w:t>
-      </w:r>
-      <w:r>
-        <w:t xml:space="preserve">every target the two members of each pair degrade in near-lockstep — HNH Leu δ1 and</w:t>
-      </w:r>
-      <w:r>
-        <w:t xml:space="preserve"> </w:t>
-      </w:r>
-      <w:r>
-        <w:t xml:space="preserve">δ2 are both 86%, its Val γ1 and γ2 both 75%, REC2 Leu δ1/δ2 both 88% — the exact</w:t>
-      </w:r>
-      <w:r>
-        <w:t xml:space="preserve"> </w:t>
-      </w:r>
-      <w:r>
-        <w:t xml:space="preserve">signature of the achiral network placing the pair on the right</w:t>
-      </w:r>
-      <w:r>
-        <w:t xml:space="preserve"> </w:t>
-      </w:r>
-      <w:r>
-        <w:rPr>
-          <w:i/>
-          <w:iCs/>
-        </w:rPr>
-        <w:t xml:space="preserve">residue</w:t>
-      </w:r>
-      <w:r>
-        <w:t xml:space="preserve"> </w:t>
-      </w:r>
-      <w:r>
-        <w:t xml:space="preserve">but the</w:t>
-      </w:r>
-      <w:r>
-        <w:t xml:space="preserve"> </w:t>
-      </w:r>
-      <w:r>
-        <w:t xml:space="preserve">wrong</w:t>
-      </w:r>
-      <w:r>
-        <w:t xml:space="preserve"> </w:t>
-      </w:r>
-      <w:r>
-        <w:rPr>
-          <w:i/>
-          <w:iCs/>
-        </w:rPr>
-        <w:t xml:space="preserve">methyl</w:t>
-      </w:r>
-      <w:r>
-        <w:t xml:space="preserve">. Both members stay inside the MAUS envelope (the truth is never</w:t>
-      </w:r>
-      <w:r>
-        <w:t xml:space="preserve"> </w:t>
-      </w:r>
-      <w:r>
-        <w:t xml:space="preserve">excluded), so the swap is a calibrated coin flip that the confidence tier flags as</w:t>
-      </w:r>
-      <w:r>
-        <w:t xml:space="preserve"> </w:t>
-      </w:r>
-      <w:r>
-        <w:rPr>
-          <w:rStyle w:val="VerbatimChar"/>
-        </w:rPr>
-        <w:t xml:space="preserve">ambiguous</w:t>
-      </w:r>
-      <w:r>
-        <w:t xml:space="preserve"> </w:t>
-      </w:r>
-      <w:r>
-        <w:t xml:space="preserve">and that only a signal able to tell δ1 from δ2 can break — the intensity</w:t>
-      </w:r>
-      <w:r>
-        <w:t xml:space="preserve"> </w:t>
-      </w:r>
-      <w:r>
-        <w:t xml:space="preserve">score (globally where the objective tracks the truth, i.e. a true structure; or a</w:t>
-      </w:r>
-      <w:r>
-        <w:t xml:space="preserve"> </w:t>
-      </w:r>
-      <w:r>
-        <w:t xml:space="preserve">dedicated local geminal resolver where it does not) where the two methyls’ structural</w:t>
-      </w:r>
-      <w:r>
-        <w:t xml:space="preserve"> </w:t>
-      </w:r>
-      <w:r>
-        <w:t xml:space="preserve">contacts differ, or an independent stereospecific assignment where they do not. On the</w:t>
-      </w:r>
-      <w:r>
-        <w:t xml:space="preserve"> </w:t>
-      </w:r>
-      <w:r>
-        <w:t xml:space="preserve">real TNF-α data it is the local resolver that applies (Section 3): the two members’</w:t>
-      </w:r>
-      <w:r>
-        <w:t xml:space="preserve"> </w:t>
-      </w:r>
-      <w:r>
-        <w:t xml:space="preserve">cross peaks to a shared partner differ as 1/r⁶, so the stronger one marks the closer</w:t>
-      </w:r>
-      <w:r>
-        <w:t xml:space="preserve"> </w:t>
-      </w:r>
-      <w:r>
-        <w:t xml:space="preserve">methyl, breaking the swap where the global objective — its optimum no longer at the</w:t>
-      </w:r>
-      <w:r>
-        <w:t xml:space="preserve"> </w:t>
-      </w:r>
-      <w:r>
-        <w:t xml:space="preserve">truth on a predicted fold — cannot (Leu 25→33%, Leu/Val together 22.6→27.4%). An</w:t>
-      </w:r>
-      <w:r>
-        <w:t xml:space="preserve"> </w:t>
-      </w:r>
-      <w:r>
-        <w:t xml:space="preserve">HMBC geminal-link</w:t>
-      </w:r>
-      <w:r>
-        <w:t xml:space="preserve"> </w:t>
-      </w:r>
-      <w:r>
-        <w:t xml:space="preserve">experiment does</w:t>
-      </w:r>
-      <w:r>
-        <w:t xml:space="preserve"> </w:t>
-      </w:r>
-      <w:r>
-        <w:rPr>
-          <w:i/>
-          <w:iCs/>
-        </w:rPr>
-        <w:t xml:space="preserve">not</w:t>
-      </w:r>
-      <w:r>
-        <w:t xml:space="preserve"> </w:t>
-      </w:r>
-      <w:r>
-        <w:t xml:space="preserve">break it: by construction its constraint admits both orderings of</w:t>
-      </w:r>
-      <w:r>
-        <w:t xml:space="preserve"> </w:t>
-      </w:r>
-      <w:r>
-        <w:t xml:space="preserve">the pair (Section 3), so it resolves which residue, not which methyl. Ile δ1, having no</w:t>
-      </w:r>
-      <w:r>
-        <w:t xml:space="preserve"> </w:t>
-      </w:r>
-      <w:r>
-        <w:t xml:space="preserve">geminal partner, carries no such symmetry and is assigned outright wherever the network</w:t>
-      </w:r>
-      <w:r>
-        <w:t xml:space="preserve"> </w:t>
-      </w:r>
-      <w:r>
-        <w:t xml:space="preserve">is dense.</w:t>
-      </w:r>
-    </w:p>
-    <w:p>
-      <w:pPr>
-        <w:pStyle w:val="BodyText"/>
-      </w:pPr>
-      <w:r>
         <w:rPr>
           <w:b/>
           <w:bCs/>
@@ -5060,37 +4692,31 @@
         <w:t xml:space="preserve"> </w:t>
       </w:r>
       <w:r>
-        <w:t xml:space="preserve">Accuracy resolved to the individual methyl carbon (magicmaus +soft).</w:t>
-      </w:r>
-      <w:r>
-        <w:t xml:space="preserve"> </w:t>
-      </w:r>
-      <w:r>
-        <w:t xml:space="preserve">Geminal partners (Leu δ1/δ2, Val γ1/γ2) are listed separately; their near-equal</w:t>
-      </w:r>
-      <w:r>
-        <w:t xml:space="preserve"> </w:t>
-      </w:r>
-      <w:r>
-        <w:t xml:space="preserve">columns are the geminal-swap signature. A dash marks a methyl absent from the</w:t>
-      </w:r>
-      <w:r>
-        <w:t xml:space="preserve"> </w:t>
-      </w:r>
-      <w:r>
-        <w:t xml:space="preserve">target’s labeling. The TNF-α row additionally has the geminal intensity-ratio</w:t>
-      </w:r>
-      <w:r>
-        <w:t xml:space="preserve"> </w:t>
-      </w:r>
-      <w:r>
-        <w:t xml:space="preserve">resolver applied — its asymmetric Leu δ1/δ2 (28/39%) columns are the post-resolver</w:t>
-      </w:r>
-      <w:r>
-        <w:t xml:space="preserve"> </w:t>
-      </w:r>
-      <w:r>
-        <w:t xml:space="preserve">result, not the lockstep signature of the simulated rows.</w:t>
+        <w:t xml:space="preserve">Methyl-level (atom-exact) accuracy of the committed magicmaus call</w:t>
+      </w:r>
+      <w:r>
+        <w:t xml:space="preserve"> </w:t>
+      </w:r>
+      <w:r>
+        <w:t xml:space="preserve">(base) resolved to the individual methyl carbon. Geminal partners (Leu δ1/δ2, Val</w:t>
+      </w:r>
+      <w:r>
+        <w:t xml:space="preserve"> </w:t>
+      </w:r>
+      <w:r>
+        <w:t xml:space="preserve">γ1/γ2) are listed separately; their near-equal columns are the geminal-swap</w:t>
+      </w:r>
+      <w:r>
+        <w:t xml:space="preserve"> </w:t>
+      </w:r>
+      <w:r>
+        <w:t xml:space="preserve">signature — right residue, wrong prochiral methyl — and the reason the residue-wise</w:t>
+      </w:r>
+      <w:r>
+        <w:t xml:space="preserve"> </w:t>
+      </w:r>
+      <w:r>
+        <w:t xml:space="preserve">totals of Table 2 exceed these. A dash marks a methyl absent from the labeling.</w:t>
       </w:r>
     </w:p>
     <w:tbl>
@@ -5245,18 +4871,18 @@
               <w:pStyle w:val="Compact"/>
             </w:pPr>
             <w:r>
-              <w:t xml:space="preserve">100% (9/9)</w:t>
-            </w:r>
-          </w:p>
-        </w:tc>
-        <w:tc>
-          <w:tcPr/>
-          <w:p>
-            <w:pPr>
-              <w:pStyle w:val="Compact"/>
-            </w:pPr>
-            <w:r>
-              <w:t xml:space="preserve">100% (9/9)</w:t>
+              <w:t xml:space="preserve">89% (8/9)</w:t>
+            </w:r>
+          </w:p>
+        </w:tc>
+        <w:tc>
+          <w:tcPr/>
+          <w:p>
+            <w:pPr>
+              <w:pStyle w:val="Compact"/>
+            </w:pPr>
+            <w:r>
+              <w:t xml:space="preserve">89% (8/9)</w:t>
             </w:r>
           </w:p>
         </w:tc>
@@ -5335,40 +4961,40 @@
               <w:pStyle w:val="Compact"/>
             </w:pPr>
             <w:r>
-              <w:t xml:space="preserve">100% (9/9)</w:t>
-            </w:r>
-          </w:p>
-        </w:tc>
-        <w:tc>
-          <w:tcPr/>
-          <w:p>
-            <w:pPr>
-              <w:pStyle w:val="Compact"/>
-            </w:pPr>
-            <w:r>
-              <w:t xml:space="preserve">100% (21/21)</w:t>
-            </w:r>
-          </w:p>
-        </w:tc>
-        <w:tc>
-          <w:tcPr/>
-          <w:p>
-            <w:pPr>
-              <w:pStyle w:val="Compact"/>
-            </w:pPr>
-            <w:r>
-              <w:t xml:space="preserve">100% (21/21)</w:t>
-            </w:r>
-          </w:p>
-        </w:tc>
-        <w:tc>
-          <w:tcPr/>
-          <w:p>
-            <w:pPr>
-              <w:pStyle w:val="Compact"/>
-            </w:pPr>
-            <w:r>
-              <w:t xml:space="preserve">75% (3/4)</w:t>
+              <w:t xml:space="preserve">78% (7/9)</w:t>
+            </w:r>
+          </w:p>
+        </w:tc>
+        <w:tc>
+          <w:tcPr/>
+          <w:p>
+            <w:pPr>
+              <w:pStyle w:val="Compact"/>
+            </w:pPr>
+            <w:r>
+              <w:t xml:space="preserve">52% (11/21)</w:t>
+            </w:r>
+          </w:p>
+        </w:tc>
+        <w:tc>
+          <w:tcPr/>
+          <w:p>
+            <w:pPr>
+              <w:pStyle w:val="Compact"/>
+            </w:pPr>
+            <w:r>
+              <w:t xml:space="preserve">52% (11/21)</w:t>
+            </w:r>
+          </w:p>
+        </w:tc>
+        <w:tc>
+          <w:tcPr/>
+          <w:p>
+            <w:pPr>
+              <w:pStyle w:val="Compact"/>
+            </w:pPr>
+            <w:r>
+              <w:t xml:space="preserve">50% (2/4)</w:t>
             </w:r>
           </w:p>
         </w:tc>
@@ -5447,6 +5073,17 @@
               <w:pStyle w:val="Compact"/>
             </w:pPr>
             <w:r>
+              <w:t xml:space="preserve">93% (13/14)</w:t>
+            </w:r>
+          </w:p>
+        </w:tc>
+        <w:tc>
+          <w:tcPr/>
+          <w:p>
+            <w:pPr>
+              <w:pStyle w:val="Compact"/>
+            </w:pPr>
+            <w:r>
               <w:t xml:space="preserve">86% (12/14)</w:t>
             </w:r>
           </w:p>
@@ -5458,29 +5095,18 @@
               <w:pStyle w:val="Compact"/>
             </w:pPr>
             <w:r>
-              <w:t xml:space="preserve">86% (12/14)</w:t>
-            </w:r>
-          </w:p>
-        </w:tc>
-        <w:tc>
-          <w:tcPr/>
-          <w:p>
-            <w:pPr>
-              <w:pStyle w:val="Compact"/>
-            </w:pPr>
-            <w:r>
-              <w:t xml:space="preserve">75% (6/8)</w:t>
-            </w:r>
-          </w:p>
-        </w:tc>
-        <w:tc>
-          <w:tcPr/>
-          <w:p>
-            <w:pPr>
-              <w:pStyle w:val="Compact"/>
-            </w:pPr>
-            <w:r>
-              <w:t xml:space="preserve">75% (6/8)</w:t>
+              <w:t xml:space="preserve">50% (4/8)</w:t>
+            </w:r>
+          </w:p>
+        </w:tc>
+        <w:tc>
+          <w:tcPr/>
+          <w:p>
+            <w:pPr>
+              <w:pStyle w:val="Compact"/>
+            </w:pPr>
+            <w:r>
+              <w:t xml:space="preserve">50% (4/8)</w:t>
             </w:r>
           </w:p>
         </w:tc>
@@ -5537,29 +5163,29 @@
               <w:pStyle w:val="Compact"/>
             </w:pPr>
             <w:r>
-              <w:t xml:space="preserve">100% (9/9)</w:t>
-            </w:r>
-          </w:p>
-        </w:tc>
-        <w:tc>
-          <w:tcPr/>
-          <w:p>
-            <w:pPr>
-              <w:pStyle w:val="Compact"/>
-            </w:pPr>
-            <w:r>
-              <w:t xml:space="preserve">88% (21/24)</w:t>
-            </w:r>
-          </w:p>
-        </w:tc>
-        <w:tc>
-          <w:tcPr/>
-          <w:p>
-            <w:pPr>
-              <w:pStyle w:val="Compact"/>
-            </w:pPr>
-            <w:r>
-              <w:t xml:space="preserve">88% (21/24)</w:t>
+              <w:t xml:space="preserve">89% (8/9)</w:t>
+            </w:r>
+          </w:p>
+        </w:tc>
+        <w:tc>
+          <w:tcPr/>
+          <w:p>
+            <w:pPr>
+              <w:pStyle w:val="Compact"/>
+            </w:pPr>
+            <w:r>
+              <w:t xml:space="preserve">58% (14/24)</w:t>
+            </w:r>
+          </w:p>
+        </w:tc>
+        <w:tc>
+          <w:tcPr/>
+          <w:p>
+            <w:pPr>
+              <w:pStyle w:val="Compact"/>
+            </w:pPr>
+            <w:r>
+              <w:t xml:space="preserve">62% (15/24)</w:t>
             </w:r>
           </w:p>
         </w:tc>
@@ -5649,40 +5275,40 @@
               <w:pStyle w:val="Compact"/>
             </w:pPr>
             <w:r>
-              <w:t xml:space="preserve">52% (13/25)</w:t>
-            </w:r>
-          </w:p>
-        </w:tc>
-        <w:tc>
-          <w:tcPr/>
-          <w:p>
-            <w:pPr>
-              <w:pStyle w:val="Compact"/>
-            </w:pPr>
-            <w:r>
-              <w:t xml:space="preserve">52% (13/25)</w:t>
-            </w:r>
-          </w:p>
-        </w:tc>
-        <w:tc>
-          <w:tcPr/>
-          <w:p>
-            <w:pPr>
-              <w:pStyle w:val="Compact"/>
-            </w:pPr>
-            <w:r>
-              <w:t xml:space="preserve">73% (8/11)</w:t>
-            </w:r>
-          </w:p>
-        </w:tc>
-        <w:tc>
-          <w:tcPr/>
-          <w:p>
-            <w:pPr>
-              <w:pStyle w:val="Compact"/>
-            </w:pPr>
-            <w:r>
-              <w:t xml:space="preserve">73% (8/11)</w:t>
+              <w:t xml:space="preserve">48% (12/25)</w:t>
+            </w:r>
+          </w:p>
+        </w:tc>
+        <w:tc>
+          <w:tcPr/>
+          <w:p>
+            <w:pPr>
+              <w:pStyle w:val="Compact"/>
+            </w:pPr>
+            <w:r>
+              <w:t xml:space="preserve">44% (11/25)</w:t>
+            </w:r>
+          </w:p>
+        </w:tc>
+        <w:tc>
+          <w:tcPr/>
+          <w:p>
+            <w:pPr>
+              <w:pStyle w:val="Compact"/>
+            </w:pPr>
+            <w:r>
+              <w:t xml:space="preserve">55% (6/11)</w:t>
+            </w:r>
+          </w:p>
+        </w:tc>
+        <w:tc>
+          <w:tcPr/>
+          <w:p>
+            <w:pPr>
+              <w:pStyle w:val="Compact"/>
+            </w:pPr>
+            <w:r>
+              <w:t xml:space="preserve">64% (7/11)</w:t>
             </w:r>
           </w:p>
         </w:tc>
@@ -5739,84 +5365,84 @@
               <w:pStyle w:val="Compact"/>
             </w:pPr>
             <w:r>
-              <w:t xml:space="preserve">100% (22/22)</w:t>
-            </w:r>
-          </w:p>
-        </w:tc>
-        <w:tc>
-          <w:tcPr/>
-          <w:p>
-            <w:pPr>
-              <w:pStyle w:val="Compact"/>
-            </w:pPr>
-            <w:r>
-              <w:t xml:space="preserve">97% (29/30)</w:t>
-            </w:r>
-          </w:p>
-        </w:tc>
-        <w:tc>
-          <w:tcPr/>
-          <w:p>
-            <w:pPr>
-              <w:pStyle w:val="Compact"/>
-            </w:pPr>
-            <w:r>
-              <w:t xml:space="preserve">97% (29/30)</w:t>
-            </w:r>
-          </w:p>
-        </w:tc>
-        <w:tc>
-          <w:tcPr/>
-          <w:p>
-            <w:pPr>
-              <w:pStyle w:val="Compact"/>
-            </w:pPr>
-            <w:r>
-              <w:t xml:space="preserve">95% (19/20)</w:t>
-            </w:r>
-          </w:p>
-        </w:tc>
-        <w:tc>
-          <w:tcPr/>
-          <w:p>
-            <w:pPr>
-              <w:pStyle w:val="Compact"/>
-            </w:pPr>
-            <w:r>
-              <w:t xml:space="preserve">95% (19/20)</w:t>
-            </w:r>
-          </w:p>
-        </w:tc>
-        <w:tc>
-          <w:tcPr/>
-          <w:p>
-            <w:pPr>
-              <w:pStyle w:val="Compact"/>
-            </w:pPr>
-            <w:r>
-              <w:t xml:space="preserve">68% (30/44)</w:t>
-            </w:r>
-          </w:p>
-        </w:tc>
-        <w:tc>
-          <w:tcPr/>
-          <w:p>
-            <w:pPr>
-              <w:pStyle w:val="Compact"/>
-            </w:pPr>
-            <w:r>
-              <w:t xml:space="preserve">70% (14/20)</w:t>
-            </w:r>
-          </w:p>
-        </w:tc>
-        <w:tc>
-          <w:tcPr/>
-          <w:p>
-            <w:pPr>
-              <w:pStyle w:val="Compact"/>
-            </w:pPr>
-            <w:r>
-              <w:t xml:space="preserve">100% (6/6)</w:t>
+              <w:t xml:space="preserve">73% (16/22)</w:t>
+            </w:r>
+          </w:p>
+        </w:tc>
+        <w:tc>
+          <w:tcPr/>
+          <w:p>
+            <w:pPr>
+              <w:pStyle w:val="Compact"/>
+            </w:pPr>
+            <w:r>
+              <w:t xml:space="preserve">47% (14/30)</w:t>
+            </w:r>
+          </w:p>
+        </w:tc>
+        <w:tc>
+          <w:tcPr/>
+          <w:p>
+            <w:pPr>
+              <w:pStyle w:val="Compact"/>
+            </w:pPr>
+            <w:r>
+              <w:t xml:space="preserve">63% (19/30)</w:t>
+            </w:r>
+          </w:p>
+        </w:tc>
+        <w:tc>
+          <w:tcPr/>
+          <w:p>
+            <w:pPr>
+              <w:pStyle w:val="Compact"/>
+            </w:pPr>
+            <w:r>
+              <w:t xml:space="preserve">65% (13/20)</w:t>
+            </w:r>
+          </w:p>
+        </w:tc>
+        <w:tc>
+          <w:tcPr/>
+          <w:p>
+            <w:pPr>
+              <w:pStyle w:val="Compact"/>
+            </w:pPr>
+            <w:r>
+              <w:t xml:space="preserve">60% (12/20)</w:t>
+            </w:r>
+          </w:p>
+        </w:tc>
+        <w:tc>
+          <w:tcPr/>
+          <w:p>
+            <w:pPr>
+              <w:pStyle w:val="Compact"/>
+            </w:pPr>
+            <w:r>
+              <w:t xml:space="preserve">43% (19/44)</w:t>
+            </w:r>
+          </w:p>
+        </w:tc>
+        <w:tc>
+          <w:tcPr/>
+          <w:p>
+            <w:pPr>
+              <w:pStyle w:val="Compact"/>
+            </w:pPr>
+            <w:r>
+              <w:t xml:space="preserve">60% (12/20)</w:t>
+            </w:r>
+          </w:p>
+        </w:tc>
+        <w:tc>
+          <w:tcPr/>
+          <w:p>
+            <w:pPr>
+              <w:pStyle w:val="Compact"/>
+            </w:pPr>
+            <w:r>
+              <w:t xml:space="preserve">67% (4/6)</w:t>
             </w:r>
           </w:p>
         </w:tc>
@@ -5840,51 +5466,51 @@
               <w:pStyle w:val="Compact"/>
             </w:pPr>
             <w:r>
-              <w:t xml:space="preserve">44% (18/41)</w:t>
-            </w:r>
-          </w:p>
-        </w:tc>
-        <w:tc>
-          <w:tcPr/>
-          <w:p>
-            <w:pPr>
-              <w:pStyle w:val="Compact"/>
-            </w:pPr>
-            <w:r>
-              <w:t xml:space="preserve">33% (22/67)</w:t>
-            </w:r>
-          </w:p>
-        </w:tc>
-        <w:tc>
-          <w:tcPr/>
-          <w:p>
-            <w:pPr>
-              <w:pStyle w:val="Compact"/>
-            </w:pPr>
-            <w:r>
-              <w:t xml:space="preserve">30% (20/66)</w:t>
-            </w:r>
-          </w:p>
-        </w:tc>
-        <w:tc>
-          <w:tcPr/>
-          <w:p>
-            <w:pPr>
-              <w:pStyle w:val="Compact"/>
-            </w:pPr>
-            <w:r>
-              <w:t xml:space="preserve">31% (13/42)</w:t>
-            </w:r>
-          </w:p>
-        </w:tc>
-        <w:tc>
-          <w:tcPr/>
-          <w:p>
-            <w:pPr>
-              <w:pStyle w:val="Compact"/>
-            </w:pPr>
-            <w:r>
-              <w:t xml:space="preserve">32% (13/41)</w:t>
+              <w:t xml:space="preserve">22% (9/41)</w:t>
+            </w:r>
+          </w:p>
+        </w:tc>
+        <w:tc>
+          <w:tcPr/>
+          <w:p>
+            <w:pPr>
+              <w:pStyle w:val="Compact"/>
+            </w:pPr>
+            <w:r>
+              <w:t xml:space="preserve">10% (7/67)</w:t>
+            </w:r>
+          </w:p>
+        </w:tc>
+        <w:tc>
+          <w:tcPr/>
+          <w:p>
+            <w:pPr>
+              <w:pStyle w:val="Compact"/>
+            </w:pPr>
+            <w:r>
+              <w:t xml:space="preserve">14% (9/66)</w:t>
+            </w:r>
+          </w:p>
+        </w:tc>
+        <w:tc>
+          <w:tcPr/>
+          <w:p>
+            <w:pPr>
+              <w:pStyle w:val="Compact"/>
+            </w:pPr>
+            <w:r>
+              <w:t xml:space="preserve">7% (3/42)</w:t>
+            </w:r>
+          </w:p>
+        </w:tc>
+        <w:tc>
+          <w:tcPr/>
+          <w:p>
+            <w:pPr>
+              <w:pStyle w:val="Compact"/>
+            </w:pPr>
+            <w:r>
+              <w:t xml:space="preserve">17% (7/41)</w:t>
             </w:r>
           </w:p>
         </w:tc>
@@ -5941,73 +5567,73 @@
               <w:pStyle w:val="Compact"/>
             </w:pPr>
             <w:r>
-              <w:t xml:space="preserve">100% (8/8)</w:t>
-            </w:r>
-          </w:p>
-        </w:tc>
-        <w:tc>
-          <w:tcPr/>
-          <w:p>
-            <w:pPr>
-              <w:pStyle w:val="Compact"/>
-            </w:pPr>
-            <w:r>
-              <w:t xml:space="preserve">28% (5/18)</w:t>
-            </w:r>
-          </w:p>
-        </w:tc>
-        <w:tc>
-          <w:tcPr/>
-          <w:p>
-            <w:pPr>
-              <w:pStyle w:val="Compact"/>
-            </w:pPr>
-            <w:r>
-              <w:t xml:space="preserve">39% (7/18)</w:t>
-            </w:r>
-          </w:p>
-        </w:tc>
-        <w:tc>
-          <w:tcPr/>
-          <w:p>
-            <w:pPr>
-              <w:pStyle w:val="Compact"/>
-            </w:pPr>
-            <w:r>
-              <w:t xml:space="preserve">15% (2/13)</w:t>
-            </w:r>
-          </w:p>
-        </w:tc>
-        <w:tc>
-          <w:tcPr/>
-          <w:p>
-            <w:pPr>
-              <w:pStyle w:val="Compact"/>
-            </w:pPr>
-            <w:r>
-              <w:t xml:space="preserve">23% (3/13)</w:t>
-            </w:r>
-          </w:p>
-        </w:tc>
-        <w:tc>
-          <w:tcPr/>
-          <w:p>
-            <w:pPr>
-              <w:pStyle w:val="Compact"/>
-            </w:pPr>
-            <w:r>
-              <w:t xml:space="preserve">50% (6/12)</w:t>
-            </w:r>
-          </w:p>
-        </w:tc>
-        <w:tc>
-          <w:tcPr/>
-          <w:p>
-            <w:pPr>
-              <w:pStyle w:val="Compact"/>
-            </w:pPr>
-            <w:r>
-              <w:t xml:space="preserve">33% (1/3)</w:t>
+              <w:t xml:space="preserve">75% (6/8)</w:t>
+            </w:r>
+          </w:p>
+        </w:tc>
+        <w:tc>
+          <w:tcPr/>
+          <w:p>
+            <w:pPr>
+              <w:pStyle w:val="Compact"/>
+            </w:pPr>
+            <w:r>
+              <w:t xml:space="preserve">17% (3/18)</w:t>
+            </w:r>
+          </w:p>
+        </w:tc>
+        <w:tc>
+          <w:tcPr/>
+          <w:p>
+            <w:pPr>
+              <w:pStyle w:val="Compact"/>
+            </w:pPr>
+            <w:r>
+              <w:t xml:space="preserve">17% (3/18)</w:t>
+            </w:r>
+          </w:p>
+        </w:tc>
+        <w:tc>
+          <w:tcPr/>
+          <w:p>
+            <w:pPr>
+              <w:pStyle w:val="Compact"/>
+            </w:pPr>
+            <w:r>
+              <w:t xml:space="preserve">8% (1/13)</w:t>
+            </w:r>
+          </w:p>
+        </w:tc>
+        <w:tc>
+          <w:tcPr/>
+          <w:p>
+            <w:pPr>
+              <w:pStyle w:val="Compact"/>
+            </w:pPr>
+            <w:r>
+              <w:t xml:space="preserve">31% (4/13)</w:t>
+            </w:r>
+          </w:p>
+        </w:tc>
+        <w:tc>
+          <w:tcPr/>
+          <w:p>
+            <w:pPr>
+              <w:pStyle w:val="Compact"/>
+            </w:pPr>
+            <w:r>
+              <w:t xml:space="preserve">33% (4/12)</w:t>
+            </w:r>
+          </w:p>
+        </w:tc>
+        <w:tc>
+          <w:tcPr/>
+          <w:p>
+            <w:pPr>
+              <w:pStyle w:val="Compact"/>
+            </w:pPr>
+            <w:r>
+              <w:t xml:space="preserve">0% (0/3)</w:t>
             </w:r>
           </w:p>
         </w:tc>
@@ -6024,177 +5650,6 @@
         </w:tc>
       </w:tr>
     </w:tbl>
-    <w:p>
-      <w:pPr>
-        <w:pStyle w:val="BodyText"/>
-      </w:pPr>
-      <w:r>
-        <w:t xml:space="preserve">The same geminal-swap lens revises how the MAUS column should be read. MAUS’s</w:t>
-      </w:r>
-      <w:r>
-        <w:t xml:space="preserve"> </w:t>
-      </w:r>
-      <w:r>
-        <w:t xml:space="preserve">decisive fraction (Table 1, MAUS) counts only peaks pinned to a single</w:t>
-      </w:r>
-      <w:r>
-        <w:t xml:space="preserve"> </w:t>
-      </w:r>
-      <w:r>
-        <w:rPr>
-          <w:i/>
-          <w:iCs/>
-        </w:rPr>
-        <w:t xml:space="preserve">methyl</w:t>
-      </w:r>
-      <w:r>
-        <w:t xml:space="preserve">, so</w:t>
-      </w:r>
-      <w:r>
-        <w:t xml:space="preserve"> </w:t>
-      </w:r>
-      <w:r>
-        <w:t xml:space="preserve">it books every geminal-unresolved pair as an abstention — yet such a pair is already</w:t>
-      </w:r>
-      <w:r>
-        <w:t xml:space="preserve"> </w:t>
-      </w:r>
-      <w:r>
-        <w:t xml:space="preserve">decisive at the</w:t>
-      </w:r>
-      <w:r>
-        <w:t xml:space="preserve"> </w:t>
-      </w:r>
-      <w:r>
-        <w:rPr>
-          <w:i/>
-          <w:iCs/>
-        </w:rPr>
-        <w:t xml:space="preserve">residue</w:t>
-      </w:r>
-      <w:r>
-        <w:t xml:space="preserve"> </w:t>
-      </w:r>
-      <w:r>
-        <w:t xml:space="preserve">level: the truth’s residue is fixed, only its δ1/δ2 (or</w:t>
-      </w:r>
-      <w:r>
-        <w:t xml:space="preserve"> </w:t>
-      </w:r>
-      <w:r>
-        <w:t xml:space="preserve">γ1/γ2) label is open. Collapsing each option set to its residues, MAUS is in fact</w:t>
-      </w:r>
-      <w:r>
-        <w:t xml:space="preserve"> </w:t>
-      </w:r>
-      <w:r>
-        <w:t xml:space="preserve">residue-decisive — and, by never-exclude, correct — on far more peaks than its</w:t>
-      </w:r>
-      <w:r>
-        <w:t xml:space="preserve"> </w:t>
-      </w:r>
-      <w:r>
-        <w:t xml:space="preserve">methyl-unique count suggests: 88.4% vs 34.9% on ubiquitin, 53.6% vs 26.6% on MBP,</w:t>
-      </w:r>
-      <w:r>
-        <w:t xml:space="preserve"> </w:t>
-      </w:r>
-      <w:r>
-        <w:t xml:space="preserve">and 50.9% vs 26.3% on HNH. This residue-vs-methyl gap is a direct readout of how much</w:t>
-      </w:r>
-      <w:r>
-        <w:t xml:space="preserve"> </w:t>
-      </w:r>
-      <w:r>
-        <w:t xml:space="preserve">of MAUS’s ambiguity is</w:t>
-      </w:r>
-      <w:r>
-        <w:t xml:space="preserve"> </w:t>
-      </w:r>
-      <w:r>
-        <w:rPr>
-          <w:i/>
-          <w:iCs/>
-        </w:rPr>
-        <w:t xml:space="preserve">merely geminal</w:t>
-      </w:r>
-      <w:r>
-        <w:t xml:space="preserve"> </w:t>
-      </w:r>
-      <w:r>
-        <w:t xml:space="preserve">— a δ1/δ2 orientation that only the score (the</w:t>
-      </w:r>
-      <w:r>
-        <w:t xml:space="preserve"> </w:t>
-      </w:r>
-      <w:r>
-        <w:t xml:space="preserve">global objective, or the local geminal resolver where it fails) or a stereospecific</w:t>
-      </w:r>
-      <w:r>
-        <w:t xml:space="preserve"> </w:t>
-      </w:r>
-      <w:r>
-        <w:t xml:space="preserve">measurement can settle, since it is the one thing the HMBC link leaves open. Its complement, the fraction still spanning more than one residue, is the</w:t>
-      </w:r>
-      <w:r>
-        <w:t xml:space="preserve"> </w:t>
-      </w:r>
-      <w:r>
-        <w:rPr>
-          <w:i/>
-          <w:iCs/>
-        </w:rPr>
-        <w:t xml:space="preserve">cross-residue</w:t>
-      </w:r>
-      <w:r>
-        <w:t xml:space="preserve"> </w:t>
-      </w:r>
-      <w:r>
-        <w:t xml:space="preserve">ambiguity, and it dominates the Leu-crowded ILV targets (IL-2 81%, REC2</w:t>
-      </w:r>
-      <w:r>
-        <w:t xml:space="preserve"> </w:t>
-      </w:r>
-      <w:r>
-        <w:t xml:space="preserve">68%, MSG 94% of peaks) where many Leu compete for one peak. That is exactly the part</w:t>
-      </w:r>
-      <w:r>
-        <w:t xml:space="preserve"> </w:t>
-      </w:r>
-      <w:r>
-        <w:t xml:space="preserve">the HMBC link collapses: tying each geminal pair to one residue couples their NOE</w:t>
-      </w:r>
-      <w:r>
-        <w:t xml:space="preserve"> </w:t>
-      </w:r>
-      <w:r>
-        <w:t xml:space="preserve">evidence and lifts the residue-decisive fraction sharply on those targets (REC2 32% →</w:t>
-      </w:r>
-      <w:r>
-        <w:t xml:space="preserve"> </w:t>
-      </w:r>
-      <w:r>
-        <w:t xml:space="preserve">68%, HNH 51% → 79%). Whether that structural collapse improves the final methyl-level</w:t>
-      </w:r>
-      <w:r>
-        <w:t xml:space="preserve"> </w:t>
-      </w:r>
-      <w:r>
-        <w:t xml:space="preserve">call, however, is target-dependent — it does on MBP but reshapes the crowded REC2/REC3</w:t>
-      </w:r>
-      <w:r>
-        <w:t xml:space="preserve"> </w:t>
-      </w:r>
-      <w:r>
-        <w:t xml:space="preserve">landscapes into a worse-scoring optimum — which, together with the fact that the swap</w:t>
-      </w:r>
-      <w:r>
-        <w:t xml:space="preserve"> </w:t>
-      </w:r>
-      <w:r>
-        <w:t xml:space="preserve">itself is left to the score, is why HMBC is opt-in rather than a universal lever.</w:t>
-      </w:r>
-    </w:p>
     <w:bookmarkEnd w:id="13"/>
     <w:bookmarkStart w:id="14" w:name="conclusion"/>
     <w:p>
@@ -6210,49 +5665,85 @@
         <w:pStyle w:val="FirstParagraph"/>
       </w:pPr>
       <w:r>
-        <w:t xml:space="preserve">magicmaus shows that constraint satisfaction and scoring are not competing</w:t>
-      </w:r>
-      <w:r>
-        <w:t xml:space="preserve"> </w:t>
-      </w:r>
-      <w:r>
-        <w:t xml:space="preserve">solutions to methyl assignment but complementary stages of one: SAT to bound the</w:t>
-      </w:r>
-      <w:r>
-        <w:t xml:space="preserve"> </w:t>
-      </w:r>
-      <w:r>
-        <w:t xml:space="preserve">answer with certainty, an intensity-weighted NOE score to commit within the</w:t>
-      </w:r>
-      <w:r>
-        <w:t xml:space="preserve"> </w:t>
-      </w:r>
-      <w:r>
-        <w:t xml:space="preserve">bound. The result is a single, coherent assignment with calibrated per-peak</w:t>
-      </w:r>
-      <w:r>
-        <w:t xml:space="preserve"> </w:t>
-      </w:r>
-      <w:r>
-        <w:t xml:space="preserve">confidence and an always-correct ambiguity envelope, obtained in seconds. The</w:t>
-      </w:r>
-      <w:r>
-        <w:t xml:space="preserve"> </w:t>
-      </w:r>
-      <w:r>
-        <w:t xml:space="preserve">scoring layer is intensity-aware, so the approach improves with the information</w:t>
-      </w:r>
-      <w:r>
-        <w:t xml:space="preserve"> </w:t>
-      </w:r>
-      <w:r>
-        <w:t xml:space="preserve">content of the NOESY — from a boolean network to real intensities to 4D experiments —</w:t>
-      </w:r>
-      <w:r>
-        <w:t xml:space="preserve"> </w:t>
-      </w:r>
-      <w:r>
-        <w:t xml:space="preserve">when the reference structure is accurate. On our one real target, scored against a</w:t>
+        <w:t xml:space="preserve">magicmaus shows that constraint satisfaction and scoring are not competing solutions</w:t>
+      </w:r>
+      <w:r>
+        <w:t xml:space="preserve"> </w:t>
+      </w:r>
+      <w:r>
+        <w:t xml:space="preserve">to methyl assignment but complementary stages of one: SAT to bound the answer with</w:t>
+      </w:r>
+      <w:r>
+        <w:t xml:space="preserve"> </w:t>
+      </w:r>
+      <w:r>
+        <w:t xml:space="preserve">certainty, an intensity-weighted NOE score to commit within the bound. The bounding</w:t>
+      </w:r>
+      <w:r>
+        <w:t xml:space="preserve"> </w:t>
+      </w:r>
+      <w:r>
+        <w:t xml:space="preserve">step is what makes the scoring tractable and accurate — a diverse-seed multistart</w:t>
+      </w:r>
+      <w:r>
+        <w:t xml:space="preserve"> </w:t>
+      </w:r>
+      <w:r>
+        <w:t xml:space="preserve">reaches the objective’s optimum inside the small pruned space where the same search</w:t>
+      </w:r>
+      <w:r>
+        <w:t xml:space="preserve"> </w:t>
+      </w:r>
+      <w:r>
+        <w:t xml:space="preserve">over the full candidate space cannot — and where the bounds can be enumerated</w:t>
+      </w:r>
+      <w:r>
+        <w:t xml:space="preserve"> </w:t>
+      </w:r>
+      <w:r>
+        <w:t xml:space="preserve">tightly magicmaus is the most accurate of the three engines, at no cost to the</w:t>
+      </w:r>
+      <w:r>
+        <w:t xml:space="preserve"> </w:t>
+      </w:r>
+      <w:r>
+        <w:t xml:space="preserve">never-exclude envelope, which it always returns as an explicit ambiguity map. We</w:t>
+      </w:r>
+      <w:r>
+        <w:t xml:space="preserve"> </w:t>
+      </w:r>
+      <w:r>
+        <w:t xml:space="preserve">report accuracy residue-wise because the residue is the hard part and the geminal</w:t>
+      </w:r>
+      <w:r>
+        <w:t xml:space="preserve"> </w:t>
+      </w:r>
+      <w:r>
+        <w:t xml:space="preserve">δ1/δ2 orientation is a near-symmetric coin flip an achiral NOE network cannot settle;</w:t>
+      </w:r>
+      <w:r>
+        <w:t xml:space="preserve"> </w:t>
+      </w:r>
+      <w:r>
+        <w:t xml:space="preserve">the methyl-level gap is exactly that unresolved swap. Two honest boundaries frame the</w:t>
+      </w:r>
+      <w:r>
+        <w:t xml:space="preserve"> </w:t>
+      </w:r>
+      <w:r>
+        <w:t xml:space="preserve">method: at scale (malate synthase G, 257 methyls) the exact bounds become intractable</w:t>
+      </w:r>
+      <w:r>
+        <w:t xml:space="preserve"> </w:t>
+      </w:r>
+      <w:r>
+        <w:t xml:space="preserve">and, over the loose fallback, a sparse network leaves the synthesis below plain</w:t>
+      </w:r>
+      <w:r>
+        <w:t xml:space="preserve"> </w:t>
+      </w:r>
+      <w:r>
+        <w:t xml:space="preserve">scoring; and on real spectra scored against a</w:t>
       </w:r>
       <w:r>
         <w:t xml:space="preserve"> </w:t>
@@ -6268,31 +5759,19 @@
         <w:t xml:space="preserve"> </w:t>
       </w:r>
       <w:r>
-        <w:t xml:space="preserve">fold, the global objective’s optimum no longer coincides with the truth</w:t>
-      </w:r>
-      <w:r>
-        <w:t xml:space="preserve"> </w:t>
-      </w:r>
-      <w:r>
-        <w:t xml:space="preserve">(climbing it lowers accuracy); there a deterministic local geminal intensity-ratio</w:t>
-      </w:r>
-      <w:r>
-        <w:t xml:space="preserve"> </w:t>
-      </w:r>
-      <w:r>
-        <w:t xml:space="preserve">resolver orients δ1/δ2 instead, and the never-exclude envelope — not the committed</w:t>
-      </w:r>
-      <w:r>
-        <w:t xml:space="preserve"> </w:t>
-      </w:r>
-      <w:r>
-        <w:t xml:space="preserve">call — is the guarantee that survives a wrong structure. The method also accepts</w:t>
-      </w:r>
-      <w:r>
-        <w:t xml:space="preserve"> </w:t>
-      </w:r>
-      <w:r>
-        <w:t xml:space="preserve">tentative anchors that propagate through both layers. The two clean-room parent</w:t>
+        <w:t xml:space="preserve">fold, the never-exclude</w:t>
+      </w:r>
+      <w:r>
+        <w:t xml:space="preserve"> </w:t>
+      </w:r>
+      <w:r>
+        <w:t xml:space="preserve">guarantee — not the committed call — is what survives a structure the data</w:t>
+      </w:r>
+      <w:r>
+        <w:t xml:space="preserve"> </w:t>
+      </w:r>
+      <w:r>
+        <w:t xml:space="preserve">contradict (a 96.5%, not 100%, envelope on TNF-α). The two clean-room parent</w:t>
       </w:r>
       <w:r>
         <w:t xml:space="preserve"> </w:t>
@@ -6322,17 +5801,29 @@
         <w:pStyle w:val="FirstParagraph"/>
       </w:pPr>
       <w:r>
-        <w:t xml:space="preserve">The author thanks the maintainers of PySAT and the BMRB.</w:t>
+        <w:t xml:space="preserve">The authors gratefully acknowledge Eun-Hee Kim and Dr. Hae-Kap Cheong from the</w:t>
+      </w:r>
+      <w:r>
+        <w:t xml:space="preserve"> </w:t>
+      </w:r>
+      <w:r>
+        <w:t xml:space="preserve">Korea Basic Science Institute (KBSI) for their valuable support and discussions,</w:t>
+      </w:r>
+      <w:r>
+        <w:t xml:space="preserve"> </w:t>
+      </w:r>
+      <w:r>
+        <w:t xml:space="preserve">and thank the maintainers of PySAT and the BMRB.</w:t>
       </w:r>
     </w:p>
     <w:bookmarkEnd w:id="15"/>
-    <w:bookmarkStart w:id="16" w:name="funding"/>
+    <w:bookmarkStart w:id="16" w:name="conflict-of-interest"/>
     <w:p>
       <w:pPr>
         <w:pStyle w:val="Heading2"/>
       </w:pPr>
       <w:r>
-        <w:t xml:space="preserve">Funding</w:t>
+        <w:t xml:space="preserve">Conflict of interest</w:t>
       </w:r>
     </w:p>
     <w:p>
@@ -6343,32 +5834,14 @@
         <w:t xml:space="preserve">None declared.</w:t>
       </w:r>
     </w:p>
-    <w:p>
-      <w:pPr>
-        <w:pStyle w:val="BodyText"/>
-      </w:pPr>
-      <w:r>
-        <w:rPr>
-          <w:i/>
-          <w:iCs/>
-        </w:rPr>
-        <w:t xml:space="preserve">Conflict of Interest:</w:t>
-      </w:r>
-      <w:r>
-        <w:t xml:space="preserve"> </w:t>
-      </w:r>
-      <w:r>
-        <w:t xml:space="preserve">none declared.</w:t>
-      </w:r>
-    </w:p>
     <w:bookmarkEnd w:id="16"/>
-    <w:bookmarkStart w:id="17" w:name="acknowledgements-1"/>
+    <w:bookmarkStart w:id="17" w:name="funding"/>
     <w:p>
       <w:pPr>
         <w:pStyle w:val="Heading2"/>
       </w:pPr>
       <w:r>
-        <w:t xml:space="preserve">Acknowledgements</w:t>
+        <w:t xml:space="preserve">Funding</w:t>
       </w:r>
     </w:p>
     <w:p>
@@ -6376,59 +5849,17 @@
         <w:pStyle w:val="FirstParagraph"/>
       </w:pPr>
       <w:r>
-        <w:t xml:space="preserve">The authors gratefully acknowledge Eun-Hee Kim and Dr. Hae-Kap Cheong from the</w:t>
-      </w:r>
-      <w:r>
-        <w:t xml:space="preserve"> </w:t>
-      </w:r>
-      <w:r>
-        <w:t xml:space="preserve">Korea Basic Science Institute (KBSI) for their valuable support and discussions.</w:t>
+        <w:t xml:space="preserve">This work was supported by the Korea Basic Science Institute (KBSI) internal</w:t>
+      </w:r>
+      <w:r>
+        <w:t xml:space="preserve"> </w:t>
+      </w:r>
+      <w:r>
+        <w:t xml:space="preserve">research programs [C612120, C623200, C623300, C625130, and C539110].</w:t>
       </w:r>
     </w:p>
     <w:bookmarkEnd w:id="17"/>
-    <w:bookmarkStart w:id="18" w:name="conflict-of-interest"/>
-    <w:p>
-      <w:pPr>
-        <w:pStyle w:val="Heading2"/>
-      </w:pPr>
-      <w:r>
-        <w:t xml:space="preserve">Conflict of interest</w:t>
-      </w:r>
-    </w:p>
-    <w:p>
-      <w:pPr>
-        <w:pStyle w:val="FirstParagraph"/>
-      </w:pPr>
-      <w:r>
-        <w:t xml:space="preserve">None declared.</w:t>
-      </w:r>
-    </w:p>
-    <w:bookmarkEnd w:id="18"/>
-    <w:bookmarkStart w:id="19" w:name="funding-1"/>
-    <w:p>
-      <w:pPr>
-        <w:pStyle w:val="Heading2"/>
-      </w:pPr>
-      <w:r>
-        <w:t xml:space="preserve">Funding</w:t>
-      </w:r>
-    </w:p>
-    <w:p>
-      <w:pPr>
-        <w:pStyle w:val="FirstParagraph"/>
-      </w:pPr>
-      <w:r>
-        <w:t xml:space="preserve">This work was supported by the Korea Basic Science Institute (KBSI) internal</w:t>
-      </w:r>
-      <w:r>
-        <w:t xml:space="preserve"> </w:t>
-      </w:r>
-      <w:r>
-        <w:t xml:space="preserve">research programs [C612120, C623200, C623300, C625130, and C539110].</w:t>
-      </w:r>
-    </w:p>
-    <w:bookmarkEnd w:id="19"/>
-    <w:bookmarkStart w:id="20" w:name="data-availability"/>
+    <w:bookmarkStart w:id="18" w:name="data-availability"/>
     <w:p>
       <w:pPr>
         <w:pStyle w:val="Heading2"/>
@@ -6459,8 +5890,8 @@
         <w:t xml:space="preserve">.</w:t>
       </w:r>
     </w:p>
-    <w:bookmarkEnd w:id="20"/>
-    <w:bookmarkStart w:id="24" w:name="references"/>
+    <w:bookmarkEnd w:id="18"/>
+    <w:bookmarkStart w:id="22" w:name="references"/>
     <w:p>
       <w:pPr>
         <w:pStyle w:val="Heading2"/>
@@ -7240,18 +6671,18 @@
           <wp:inline>
             <wp:extent cx="5334000" cy="2336521"/>
             <wp:effectExtent b="0" l="0" r="0" t="0"/>
-            <wp:docPr descr="Fig. 1. (A) The magicmaus pipeline. A SAT layer (MAUS) bounds each peak to a per-peak option set that provably contains the truth (100% envelope) and prunes candidates from up to ~60 to 1–3; an intensity-weighted NOE score (MAGIC-style), applied only within those bounds via a SAT-feasible seed and feasibility-preserving 3-cycle simulated annealing, commits to a single coherent map with a per-peak confidence tier (unique / scored / ambiguous). (B) Methyl-level accuracy across the seven structure-simulated benchmark targets (43–257 methyls, ordered by size) plus the real-experimental TNF-α homotrimer (real), all engines scored on the same 1/r6 intensity NOESY: magicmaus (+soft, blue) versus MAUS unique-only calls (purple; the constraint layer’s decisive fraction, abstaining elsewhere) and full-space MAGIC (red; hatched n.c.* where scoring did not converge within a 15-min budget). Green markers denote the truth-in-envelope guarantee — 100% on every simulated target, and 98.8% on real TNF-α data via reciprocal symmetric NOESY pairing (one peak carries an NOE the predicted structure cannot support; the plain carbon-only match is UNSAT on the dense trimer)." title="" id="22" name="Picture"/>
+            <wp:docPr descr="Fig. 1. (A) The magicmaus pipeline. A SAT layer (MAUS) bounds each peak to a per-peak option set that provably contains the truth (100% envelope on simulated data) and prunes candidates from up to ~60 to 1–3; an intensity-weighted NOE score (MAGIC-style), applied only within those bounds by a diverse-seed multistart (independent SAT-feasible seeds, each greedy-ascended), commits to a single coherent injective map with a per-peak confidence tier (unique / scored / ambiguous). Accuracy is scored residue-wise, the geminal δ1/δ2 orientation being a near-symmetric coin flip. (B) Residue-wise accuracy across the seven structure-simulated targets (43–257 methyls, ordered by size) plus the real-experimental TNF-α homotrimer (*real): magicmaus (blue) versus full-space MAGIC (red) and the MAUS constraint layer forced to a single residue (purple). Green markers denote the truth-in-envelope guarantee — 100% on every simulated target and 96.5% on real TNF-α data, where three peaks carry an NOE the predicted structure cannot support. magicmaus is the most accurate engine on every target but MSG (257 methyls), where the exact bounds are intractable and the sparse network leaves the loose-bounded score below full-space MAGIC." title="" id="20" name="Picture"/>
             <a:graphic>
               <a:graphicData uri="http://schemas.openxmlformats.org/drawingml/2006/picture">
                 <pic:pic>
                   <pic:nvPicPr>
-                    <pic:cNvPr descr="figure1.png" id="23" name="Picture"/>
+                    <pic:cNvPr descr="figure1.png" id="21" name="Picture"/>
                     <pic:cNvPicPr>
                       <a:picLocks noChangeArrowheads="1" noChangeAspect="1"/>
                     </pic:cNvPicPr>
                   </pic:nvPicPr>
                   <pic:blipFill>
-                    <a:blip r:embed="rId21"/>
+                    <a:blip r:embed="rId19"/>
                     <a:stretch>
                       <a:fillRect/>
                     </a:stretch>
@@ -7309,31 +6740,43 @@
         <w:t xml:space="preserve"> </w:t>
       </w:r>
       <w:r>
-        <w:t xml:space="preserve">to a per-peak option set that provably contains the truth (100% envelope) and</w:t>
-      </w:r>
-      <w:r>
-        <w:t xml:space="preserve"> </w:t>
-      </w:r>
-      <w:r>
-        <w:t xml:space="preserve">prunes candidates from up to ~60 to 1–3; an intensity-weighted NOE score</w:t>
-      </w:r>
-      <w:r>
-        <w:t xml:space="preserve"> </w:t>
-      </w:r>
-      <w:r>
-        <w:t xml:space="preserve">(MAGIC-style), applied only within those bounds via a SAT-feasible seed and</w:t>
-      </w:r>
-      <w:r>
-        <w:t xml:space="preserve"> </w:t>
-      </w:r>
-      <w:r>
-        <w:t xml:space="preserve">feasibility-preserving 3-cycle simulated annealing, commits to a single coherent map with a</w:t>
-      </w:r>
-      <w:r>
-        <w:t xml:space="preserve"> </w:t>
-      </w:r>
-      <w:r>
-        <w:t xml:space="preserve">per-peak confidence tier (unique / scored / ambiguous). (</w:t>
+        <w:t xml:space="preserve">to a per-peak option set that provably contains the truth (100% envelope on</w:t>
+      </w:r>
+      <w:r>
+        <w:t xml:space="preserve"> </w:t>
+      </w:r>
+      <w:r>
+        <w:t xml:space="preserve">simulated data) and prunes candidates from up to ~60 to 1–3; an intensity-weighted</w:t>
+      </w:r>
+      <w:r>
+        <w:t xml:space="preserve"> </w:t>
+      </w:r>
+      <w:r>
+        <w:t xml:space="preserve">NOE score (MAGIC-style), applied only within those bounds by a diverse-seed</w:t>
+      </w:r>
+      <w:r>
+        <w:t xml:space="preserve"> </w:t>
+      </w:r>
+      <w:r>
+        <w:t xml:space="preserve">multistart (independent SAT-feasible seeds, each greedy-ascended), commits to a</w:t>
+      </w:r>
+      <w:r>
+        <w:t xml:space="preserve"> </w:t>
+      </w:r>
+      <w:r>
+        <w:t xml:space="preserve">single coherent injective map with a per-peak confidence tier (unique / scored /</w:t>
+      </w:r>
+      <w:r>
+        <w:t xml:space="preserve"> </w:t>
+      </w:r>
+      <w:r>
+        <w:t xml:space="preserve">ambiguous). Accuracy is scored residue-wise, the geminal δ1/δ2 orientation being a</w:t>
+      </w:r>
+      <w:r>
+        <w:t xml:space="preserve"> </w:t>
+      </w:r>
+      <w:r>
+        <w:t xml:space="preserve">near-symmetric coin flip. (</w:t>
       </w:r>
       <w:r>
         <w:rPr>
@@ -7343,128 +6786,59 @@
         <w:t xml:space="preserve">B</w:t>
       </w:r>
       <w:r>
-        <w:t xml:space="preserve">) Methyl-level</w:t>
-      </w:r>
-      <w:r>
-        <w:t xml:space="preserve"> </w:t>
-      </w:r>
-      <w:r>
-        <w:t xml:space="preserve">accuracy across the seven structure-simulated benchmark targets (43–257 methyls,</w:t>
-      </w:r>
-      <w:r>
-        <w:t xml:space="preserve"> </w:t>
-      </w:r>
-      <w:r>
-        <w:t xml:space="preserve">ordered by size) plus the real-experimental TNF-α homotrimer (</w:t>
-      </w:r>
-      <w:r>
-        <w:rPr>
-          <w:i/>
-          <w:iCs/>
-        </w:rPr>
-        <w:t xml:space="preserve">real),</w:t>
-      </w:r>
-      <w:r>
-        <w:rPr>
-          <w:i/>
-          <w:iCs/>
-        </w:rPr>
-        <w:t xml:space="preserve"> </w:t>
-      </w:r>
-      <w:r>
-        <w:rPr>
-          <w:i/>
-          <w:iCs/>
-        </w:rPr>
-        <w:t xml:space="preserve">all engines scored on the same 1/r</w:t>
-      </w:r>
-      <w:r>
-        <w:rPr>
-          <w:i/>
-          <w:iCs/>
-          <w:vertAlign w:val="superscript"/>
-        </w:rPr>
-        <w:t xml:space="preserve">6</w:t>
-      </w:r>
-      <w:r>
-        <w:rPr>
-          <w:i/>
-          <w:iCs/>
-        </w:rPr>
-        <w:t xml:space="preserve"> </w:t>
-      </w:r>
-      <w:r>
-        <w:rPr>
-          <w:i/>
-          <w:iCs/>
-        </w:rPr>
-        <w:t xml:space="preserve">intensity NOESY: magicmaus (+soft, blue)</w:t>
-      </w:r>
-      <w:r>
-        <w:rPr>
-          <w:i/>
-          <w:iCs/>
-        </w:rPr>
-        <w:t xml:space="preserve"> </w:t>
-      </w:r>
-      <w:r>
-        <w:rPr>
-          <w:i/>
-          <w:iCs/>
-        </w:rPr>
-        <w:t xml:space="preserve">versus MAUS unique-only calls (purple; the constraint layer’s decisive fraction,</w:t>
-      </w:r>
-      <w:r>
-        <w:rPr>
-          <w:i/>
-          <w:iCs/>
-        </w:rPr>
-        <w:t xml:space="preserve"> </w:t>
-      </w:r>
-      <w:r>
-        <w:rPr>
-          <w:i/>
-          <w:iCs/>
-        </w:rPr>
-        <w:t xml:space="preserve">abstaining elsewhere) and full-space MAGIC (red; hatched</w:t>
-      </w:r>
-      <w:r>
-        <w:rPr>
-          <w:i/>
-          <w:iCs/>
-        </w:rPr>
-        <w:t xml:space="preserve"> </w:t>
-      </w:r>
-      <w:r>
-        <w:t xml:space="preserve">n.c.* where scoring did</w:t>
-      </w:r>
-      <w:r>
-        <w:t xml:space="preserve"> </w:t>
-      </w:r>
-      <w:r>
-        <w:t xml:space="preserve">not converge within a 15-min budget). Green markers denote the truth-in-envelope</w:t>
-      </w:r>
-      <w:r>
-        <w:t xml:space="preserve"> </w:t>
-      </w:r>
-      <w:r>
-        <w:t xml:space="preserve">guarantee — 100% on every simulated target, and 98.8% on real TNF-α data via</w:t>
-      </w:r>
-      <w:r>
-        <w:t xml:space="preserve"> </w:t>
-      </w:r>
-      <w:r>
-        <w:t xml:space="preserve">reciprocal symmetric NOESY pairing (one peak carries an NOE the predicted structure</w:t>
-      </w:r>
-      <w:r>
-        <w:t xml:space="preserve"> </w:t>
-      </w:r>
-      <w:r>
-        <w:t xml:space="preserve">cannot support; the plain carbon-only match is UNSAT on the dense trimer).</w:t>
+        <w:t xml:space="preserve">) Residue-wise accuracy across the seven</w:t>
+      </w:r>
+      <w:r>
+        <w:t xml:space="preserve"> </w:t>
+      </w:r>
+      <w:r>
+        <w:t xml:space="preserve">structure-simulated targets (43–257 methyls, ordered by size) plus the</w:t>
+      </w:r>
+      <w:r>
+        <w:t xml:space="preserve"> </w:t>
+      </w:r>
+      <w:r>
+        <w:t xml:space="preserve">real-experimental TNF-α homotrimer (*real): magicmaus (blue) versus full-space MAGIC</w:t>
+      </w:r>
+      <w:r>
+        <w:t xml:space="preserve"> </w:t>
+      </w:r>
+      <w:r>
+        <w:t xml:space="preserve">(red) and the MAUS constraint layer forced to a single residue (purple). Green</w:t>
+      </w:r>
+      <w:r>
+        <w:t xml:space="preserve"> </w:t>
+      </w:r>
+      <w:r>
+        <w:t xml:space="preserve">markers denote the truth-in-envelope guarantee — 100% on every simulated target and</w:t>
+      </w:r>
+      <w:r>
+        <w:t xml:space="preserve"> </w:t>
+      </w:r>
+      <w:r>
+        <w:t xml:space="preserve">96.5% on real TNF-α data, where three peaks carry an NOE the predicted structure</w:t>
+      </w:r>
+      <w:r>
+        <w:t xml:space="preserve"> </w:t>
+      </w:r>
+      <w:r>
+        <w:t xml:space="preserve">cannot support. magicmaus is the most accurate engine on every target but MSG (257</w:t>
+      </w:r>
+      <w:r>
+        <w:t xml:space="preserve"> </w:t>
+      </w:r>
+      <w:r>
+        <w:t xml:space="preserve">methyls), where the exact bounds are intractable and the sparse network leaves the</w:t>
+      </w:r>
+      <w:r>
+        <w:t xml:space="preserve"> </w:t>
+      </w:r>
+      <w:r>
+        <w:t xml:space="preserve">loose-bounded score below full-space MAGIC.</w:t>
       </w:r>
     </w:p>
-    <w:bookmarkEnd w:id="24"/>
-    <w:bookmarkEnd w:id="25"/>
+    <w:bookmarkEnd w:id="22"/>
+    <w:bookmarkEnd w:id="23"/>
     <w:sectPr>
       <w:footnotePr>
         <w:numRestart w:val="eachSect"/>
